--- a/zht/docx/163.content.docx
+++ b/zht/docx/163.content.docx
@@ -149,7 +149,7 @@
         <w:rPr>
           <w:lang w:val="zh_TW" w:bidi="zh_TW"/>
         </w:rPr>
-        <w:t>xue</w:t>
+        <w:t>xiong</w:t>
       </w:r>
       <w:r>
         <w:rPr>
@@ -212,275 +212,12 @@
         <w:rPr>
           <w:lang w:val="zh_TW" w:bidi="zh_TW"/>
         </w:rPr>
-        <w:t>血漏</w:t>
-      </w:r>
-      <w:r>
-        <w:rPr>
-          <w:lang w:val="zh_TW" w:bidi="zh_TW"/>
-        </w:rPr>
-      </w:r>
-    </w:p>
-    <w:p>
-      <w:pPr>
-        <w:pStyle w:val="ListNumber"/>
-        <w:numPr>
-          <w:ilvl w:val="0"/>
-          <w:numId w:val="14"/>
-        </w:numPr>
-        <w:spacing w:line="240" w:lineRule="auto"/>
-        <w:ind w:left="720"/>
-      </w:pPr>
-      <w:r>
-        <w:rPr>
-          <w:lang w:val="zh_TW" w:bidi="zh_TW"/>
-        </w:rPr>
-      </w:r>
-      <w:r>
-        <w:rPr>
-          <w:lang w:val="zh_TW" w:bidi="zh_TW"/>
-        </w:rPr>
-        <w:t>女性在月經期間陰道出血。</w:t>
-      </w:r>
-      <w:hyperlink r:id="rId13">
-        <w:r>
-          <w:rPr>
-            <w:lang w:val="zh_TW" w:bidi="zh_TW"/>
-          </w:rPr>
-          <w:rPr>
-            <w:color w:val="0000EE"/>
-            <w:u w:val="single"/>
-          </w:rPr>
-          <w:t>利未記十五章</w:t>
-        </w:r>
-      </w:hyperlink>
-      <w:r>
-        <w:rPr>
-          <w:lang w:val="zh_TW" w:bidi="zh_TW"/>
-        </w:rPr>
-        <w:t>記載神藉摩西頒布的有關生殖器分泌物的律法。一個陰道出血的婦人，在出血期間以及之後的七天內，被視為禮儀上的不潔。在此期間，她不得參加會幕或聖殿中的敬拜，也不得上街或進入市場。任何觸碰她或她物品的人也被視為不潔（</w:t>
-      </w:r>
-      <w:hyperlink r:id="rId14">
-        <w:r>
-          <w:rPr>
-            <w:lang w:val="zh_TW" w:bidi="zh_TW"/>
-          </w:rPr>
-          <w:rPr>
-            <w:color w:val="0000EE"/>
-            <w:u w:val="single"/>
-          </w:rPr>
-          <w:t>利15:19</w:t>
-        </w:r>
-      </w:hyperlink>
-      <w:r>
-        <w:rPr>
-          <w:lang w:val="zh_TW" w:bidi="zh_TW"/>
-        </w:rPr>
-        <w:t>–</w:t>
-      </w:r>
-      <w:hyperlink r:id="rId14">
-        <w:r>
-          <w:rPr>
-            <w:lang w:val="zh_TW" w:bidi="zh_TW"/>
-          </w:rPr>
-          <w:rPr>
-            <w:color w:val="0000EE"/>
-            <w:u w:val="single"/>
-          </w:rPr>
-          <w:t>28</w:t>
-        </w:r>
-      </w:hyperlink>
-      <w:r>
-        <w:rPr>
-          <w:lang w:val="zh_TW" w:bidi="zh_TW"/>
-        </w:rPr>
-        <w:t>）。在婦人不潔期間，禁止發生性行為。她出血停止後七天，可以獻上兩隻斑鳩或雛鴿作為祭物，由祭司為她贖罪，以潔淨她的不潔時期（</w:t>
-      </w:r>
-      <w:hyperlink r:id="rId15">
-        <w:r>
-          <w:rPr>
-            <w:lang w:val="zh_TW" w:bidi="zh_TW"/>
-          </w:rPr>
-          <w:rPr>
-            <w:color w:val="0000EE"/>
-            <w:u w:val="single"/>
-          </w:rPr>
-          <w:t>利15:29</w:t>
-        </w:r>
-      </w:hyperlink>
-      <w:r>
-        <w:rPr>
-          <w:lang w:val="zh_TW" w:bidi="zh_TW"/>
-        </w:rPr>
-        <w:t>–</w:t>
-      </w:r>
-      <w:hyperlink r:id="rId15">
-        <w:r>
-          <w:rPr>
-            <w:lang w:val="zh_TW" w:bidi="zh_TW"/>
-          </w:rPr>
-          <w:rPr>
-            <w:color w:val="0000EE"/>
-            <w:u w:val="single"/>
-          </w:rPr>
-          <w:t>30</w:t>
-        </w:r>
-      </w:hyperlink>
-      <w:r>
-        <w:rPr>
-          <w:lang w:val="zh_TW" w:bidi="zh_TW"/>
-        </w:rPr>
-        <w:t>）。</w:t>
-        <w:br/>
-      </w:r>
-      <w:r>
-        <w:rPr>
-          <w:lang w:val="zh_TW" w:bidi="zh_TW"/>
-        </w:rPr>
-        <w:t>耶穌醫治一個患血漏12年的女人的事蹟，記載在三卷福音書中（</w:t>
-      </w:r>
-      <w:hyperlink r:id="rId16">
-        <w:r>
-          <w:rPr>
-            <w:lang w:val="zh_TW" w:bidi="zh_TW"/>
-          </w:rPr>
-          <w:rPr>
-            <w:color w:val="0000EE"/>
-            <w:u w:val="single"/>
-          </w:rPr>
-          <w:t>太9:20–22</w:t>
-        </w:r>
-      </w:hyperlink>
-      <w:r>
-        <w:rPr>
-          <w:lang w:val="zh_TW" w:bidi="zh_TW"/>
-        </w:rPr>
-        <w:t>；</w:t>
-      </w:r>
-      <w:hyperlink r:id="rId17">
-        <w:r>
-          <w:rPr>
-            <w:lang w:val="zh_TW" w:bidi="zh_TW"/>
-          </w:rPr>
-          <w:rPr>
-            <w:color w:val="0000EE"/>
-            <w:u w:val="single"/>
-          </w:rPr>
-          <w:t>可5:25</w:t>
-        </w:r>
-      </w:hyperlink>
-      <w:r>
-        <w:rPr>
-          <w:lang w:val="zh_TW" w:bidi="zh_TW"/>
-        </w:rPr>
-        <w:t>–</w:t>
-      </w:r>
-      <w:hyperlink r:id="rId17">
-        <w:r>
-          <w:rPr>
-            <w:lang w:val="zh_TW" w:bidi="zh_TW"/>
-          </w:rPr>
-          <w:rPr>
-            <w:color w:val="0000EE"/>
-            <w:u w:val="single"/>
-          </w:rPr>
-          <w:t>34</w:t>
-        </w:r>
-      </w:hyperlink>
-      <w:r>
-        <w:rPr>
-          <w:lang w:val="zh_TW" w:bidi="zh_TW"/>
-        </w:rPr>
-        <w:t>；</w:t>
-      </w:r>
-      <w:hyperlink r:id="rId18">
-        <w:r>
-          <w:rPr>
-            <w:lang w:val="zh_TW" w:bidi="zh_TW"/>
-          </w:rPr>
-          <w:rPr>
-            <w:color w:val="0000EE"/>
-            <w:u w:val="single"/>
-          </w:rPr>
-          <w:t>路8:43</w:t>
-        </w:r>
-      </w:hyperlink>
-      <w:r>
-        <w:rPr>
-          <w:lang w:val="zh_TW" w:bidi="zh_TW"/>
-        </w:rPr>
-        <w:t>–</w:t>
-      </w:r>
-      <w:hyperlink r:id="rId18">
-        <w:r>
-          <w:rPr>
-            <w:lang w:val="zh_TW" w:bidi="zh_TW"/>
-          </w:rPr>
-          <w:rPr>
-            <w:color w:val="0000EE"/>
-            <w:u w:val="single"/>
-          </w:rPr>
-          <w:t>48</w:t>
-        </w:r>
-      </w:hyperlink>
-      <w:r>
-        <w:rPr>
-          <w:lang w:val="zh_TW" w:bidi="zh_TW"/>
-        </w:rPr>
-        <w:t>）。如果她是陰道出血，那麼她長期的不潔狀態（以及因此與他人隔離）必然非常艱難。她除了焦慮和不適，還可能因此無法懷孕。經文記載她「在好些醫生手裡受了許多的苦，又花盡了她所有的，一點也不見好，病勢反倒更重了」（</w:t>
-      </w:r>
-      <w:hyperlink r:id="rId19">
-        <w:r>
-          <w:rPr>
-            <w:lang w:val="zh_TW" w:bidi="zh_TW"/>
-          </w:rPr>
-          <w:rPr>
-            <w:color w:val="0000EE"/>
-            <w:u w:val="single"/>
-          </w:rPr>
-          <w:t>可5:26</w:t>
-        </w:r>
-      </w:hyperlink>
-      <w:r>
-        <w:rPr>
-          <w:lang w:val="zh_TW" w:bidi="zh_TW"/>
-        </w:rPr>
-        <w:t>）。最後，她無視有關不潔的規定，穿過人群觸摸耶穌。當她觸摸耶穌時，她的血漏立刻止住了。</w:t>
-      </w:r>
-    </w:p>
-    <w:p>
-      <w:pPr>
-        <w:pStyle w:val="ListNumber"/>
-        <w:spacing w:line="240" w:lineRule="auto"/>
-        <w:ind w:left="720"/>
-      </w:pPr>
-      <w:r>
-        <w:rPr>
-          <w:lang w:val="zh_TW" w:bidi="zh_TW"/>
-        </w:rPr>
-      </w:r>
-      <w:r>
-        <w:rPr>
-          <w:lang w:val="zh_TW" w:bidi="zh_TW"/>
-        </w:rPr>
-        <w:t>血便。部百流的父親患有某種形式的痢疾（</w:t>
-      </w:r>
-      <w:hyperlink r:id="rId20">
-        <w:r>
-          <w:rPr>
-            <w:lang w:val="zh_TW" w:bidi="zh_TW"/>
-          </w:rPr>
-          <w:rPr>
-            <w:color w:val="0000EE"/>
-            <w:u w:val="single"/>
-          </w:rPr>
-          <w:t>徒28:8</w:t>
-        </w:r>
-      </w:hyperlink>
-      <w:r>
-        <w:rPr>
-          <w:lang w:val="zh_TW" w:bidi="zh_TW"/>
-        </w:rPr>
-        <w:t>）。</w:t>
+        <w:t>兄弟</w:t>
+      </w:r>
+      <w:r>
+        <w:rPr>
+          <w:lang w:val="zh_TW" w:bidi="zh_TW"/>
+        </w:rPr>
       </w:r>
     </w:p>
     <w:p>
@@ -492,50 +229,75 @@
       </w:r>
       <w:r>
         <w:rPr>
-          <w:i/>
-          <w:lang w:val="zh_TW" w:bidi="zh_TW"/>
-        </w:rPr>
-        <w:t>另見</w:t>
-      </w:r>
-      <w:r>
-        <w:rPr>
-          <w:lang w:val="zh_TW" w:bidi="zh_TW"/>
-        </w:rPr>
-        <w:t xml:space="preserve"> </w:t>
-      </w:r>
-      <w:r>
-        <w:rPr>
-          <w:lang w:val="zh_TW" w:bidi="zh_TW"/>
-        </w:rPr>
-        <w:t>藥物與醫療實踐</w:t>
-      </w:r>
-      <w:r>
-        <w:rPr>
-          <w:lang w:val="zh_TW" w:bidi="zh_TW"/>
-        </w:rPr>
-        <w:t>；</w:t>
-      </w:r>
-      <w:r>
-        <w:rPr>
-          <w:lang w:val="zh_TW" w:bidi="zh_TW"/>
-        </w:rPr>
-        <w:t>出血</w:t>
-      </w:r>
-      <w:r>
-        <w:rPr>
-          <w:lang w:val="zh_TW" w:bidi="zh_TW"/>
-        </w:rPr>
-        <w:t>。</w:t>
-      </w:r>
-      <w:r>
-        <w:rPr>
-          <w:lang w:val="zh_TW" w:bidi="zh_TW"/>
-        </w:rPr>
-      </w:r>
-      <w:r>
-        <w:rPr>
-          <w:lang w:val="zh_TW" w:bidi="zh_TW"/>
-        </w:rPr>
+          <w:lang w:val="zh_TW" w:bidi="zh_TW"/>
+        </w:rPr>
+        <w:t>「兄弟」一詞可以指：</w:t>
+      </w:r>
+    </w:p>
+    <w:p>
+      <w:pPr>
+        <w:pStyle w:val="ListBullet"/>
+        <w:spacing w:line="240" w:lineRule="auto"/>
+        <w:ind w:left="720"/>
+      </w:pPr>
+      <w:r>
+        <w:rPr>
+          <w:lang w:val="zh_TW" w:bidi="zh_TW"/>
+        </w:rPr>
+      </w:r>
+      <w:r>
+        <w:rPr>
+          <w:lang w:val="zh_TW" w:bidi="zh_TW"/>
+        </w:rPr>
+        <w:t>與自己有兄弟關係的男性</w:t>
+      </w:r>
+    </w:p>
+    <w:p>
+      <w:pPr>
+        <w:pStyle w:val="ListBullet"/>
+        <w:spacing w:line="240" w:lineRule="auto"/>
+        <w:ind w:left="720"/>
+      </w:pPr>
+      <w:r>
+        <w:rPr>
+          <w:lang w:val="zh_TW" w:bidi="zh_TW"/>
+        </w:rPr>
+      </w:r>
+      <w:r>
+        <w:rPr>
+          <w:lang w:val="zh_TW" w:bidi="zh_TW"/>
+        </w:rPr>
+        <w:t>親密的男性朋友</w:t>
+      </w:r>
+    </w:p>
+    <w:p>
+      <w:pPr>
+        <w:pStyle w:val="ListBullet"/>
+        <w:spacing w:line="240" w:lineRule="auto"/>
+        <w:ind w:left="720"/>
+      </w:pPr>
+      <w:r>
+        <w:rPr>
+          <w:lang w:val="zh_TW" w:bidi="zh_TW"/>
+        </w:rPr>
+      </w:r>
+      <w:r>
+        <w:rPr>
+          <w:lang w:val="zh_TW" w:bidi="zh_TW"/>
+        </w:rPr>
+        <w:t>同種族、信仰、職業或組織的成員。</w:t>
+      </w:r>
+    </w:p>
+    <w:p>
+      <w:pPr>
+        <w:pStyle w:val="Heading3"/>
+      </w:pPr>
+      <w:r>
+        <w:rPr>
+          <w:b/>
+          <w:lang w:val="zh_TW" w:bidi="zh_TW"/>
+        </w:rPr>
+        <w:t>「兄弟」在舊約中的意思是什麼？</w:t>
       </w:r>
     </w:p>
     <w:p>
@@ -545,21 +307,47 @@
           <w:lang w:val="zh_TW" w:bidi="zh_TW"/>
         </w:rPr>
       </w:r>
-    </w:p>
-    <w:p>
-      <w:pPr>
-        <w:pStyle w:val="Heading2"/>
-      </w:pPr>
-      <w:r>
-        <w:rPr>
-          <w:lang w:val="zh_TW" w:bidi="zh_TW"/>
-        </w:rPr>
-        <w:t>血漏</w:t>
-      </w:r>
-      <w:r>
-        <w:rPr>
-          <w:lang w:val="zh_TW" w:bidi="zh_TW"/>
-        </w:rPr>
+      <w:r>
+        <w:rPr>
+          <w:lang w:val="zh_TW" w:bidi="zh_TW"/>
+        </w:rPr>
+        <w:t>在舊約聖經中，「兄弟」的希伯來文指的是至少有一個共同父親或母親的男性。約瑟和便雅憫都是雅各和拉結的孩子（</w:t>
+      </w:r>
+      <w:hyperlink r:id="rId13">
+        <w:r>
+          <w:rPr>
+            <w:lang w:val="zh_TW" w:bidi="zh_TW"/>
+          </w:rPr>
+          <w:rPr>
+            <w:color w:val="0000EE"/>
+            <w:u w:val="single"/>
+          </w:rPr>
+          <w:t>創35:24</w:t>
+        </w:r>
+      </w:hyperlink>
+      <w:r>
+        <w:rPr>
+          <w:lang w:val="zh_TW" w:bidi="zh_TW"/>
+        </w:rPr>
+        <w:t>）。然而，雅各其他的兒子也被稱為約瑟的兄弟（</w:t>
+      </w:r>
+      <w:hyperlink r:id="rId14">
+        <w:r>
+          <w:rPr>
+            <w:lang w:val="zh_TW" w:bidi="zh_TW"/>
+          </w:rPr>
+          <w:rPr>
+            <w:color w:val="0000EE"/>
+            <w:u w:val="single"/>
+          </w:rPr>
+          <w:t>創42:6</w:t>
+        </w:r>
+      </w:hyperlink>
+      <w:r>
+        <w:rPr>
+          <w:lang w:val="zh_TW" w:bidi="zh_TW"/>
+        </w:rPr>
+        <w:t>）。</w:t>
       </w:r>
     </w:p>
     <w:p>
@@ -573,9 +361,9 @@
         <w:rPr>
           <w:lang w:val="zh_TW" w:bidi="zh_TW"/>
         </w:rPr>
-        <w:t>也可解作從割傷或流鼻血中流出來的血（</w:t>
-      </w:r>
-      <w:hyperlink r:id="rId21">
+        <w:t>約瑟對便雅憫的愛是特別的，但兄弟之間並非總有這種愛。該隱殺害了他的兄弟亞伯（</w:t>
+      </w:r>
+      <w:hyperlink r:id="rId15">
         <w:r>
           <w:rPr>
             <w:lang w:val="zh_TW" w:bidi="zh_TW"/>
@@ -584,7 +372,109 @@
             <w:color w:val="0000EE"/>
             <w:u w:val="single"/>
           </w:rPr>
-          <w:t>箴言30:33</w:t>
+          <w:t>創4:8</w:t>
+        </w:r>
+      </w:hyperlink>
+      <w:r>
+        <w:rPr>
+          <w:lang w:val="zh_TW" w:bidi="zh_TW"/>
+        </w:rPr>
+        <w:t>），以掃恨他的兄弟雅各（</w:t>
+      </w:r>
+      <w:hyperlink r:id="rId16">
+        <w:r>
+          <w:rPr>
+            <w:lang w:val="zh_TW" w:bidi="zh_TW"/>
+          </w:rPr>
+          <w:rPr>
+            <w:color w:val="0000EE"/>
+            <w:u w:val="single"/>
+          </w:rPr>
+          <w:t>27:41</w:t>
+        </w:r>
+      </w:hyperlink>
+      <w:r>
+        <w:rPr>
+          <w:lang w:val="zh_TW" w:bidi="zh_TW"/>
+        </w:rPr>
+        <w:t>）。兄弟可能帶來壞的影響（</w:t>
+      </w:r>
+      <w:hyperlink r:id="rId17">
+        <w:r>
+          <w:rPr>
+            <w:lang w:val="zh_TW" w:bidi="zh_TW"/>
+          </w:rPr>
+          <w:rPr>
+            <w:color w:val="0000EE"/>
+            <w:u w:val="single"/>
+          </w:rPr>
+          <w:t>申13:6</w:t>
+        </w:r>
+      </w:hyperlink>
+      <w:r>
+        <w:rPr>
+          <w:lang w:val="zh_TW" w:bidi="zh_TW"/>
+        </w:rPr>
+        <w:t>–</w:t>
+      </w:r>
+      <w:hyperlink r:id="rId17">
+        <w:r>
+          <w:rPr>
+            <w:lang w:val="zh_TW" w:bidi="zh_TW"/>
+          </w:rPr>
+          <w:rPr>
+            <w:color w:val="0000EE"/>
+            <w:u w:val="single"/>
+          </w:rPr>
+          <w:t>7</w:t>
+        </w:r>
+      </w:hyperlink>
+      <w:r>
+        <w:rPr>
+          <w:lang w:val="zh_TW" w:bidi="zh_TW"/>
+        </w:rPr>
+        <w:t>），但理想中，兄弟應該在需要時幫助對方（</w:t>
+      </w:r>
+      <w:hyperlink r:id="rId18">
+        <w:r>
+          <w:rPr>
+            <w:lang w:val="zh_TW" w:bidi="zh_TW"/>
+          </w:rPr>
+          <w:rPr>
+            <w:color w:val="0000EE"/>
+            <w:u w:val="single"/>
+          </w:rPr>
+          <w:t>箴17:17</w:t>
+        </w:r>
+      </w:hyperlink>
+      <w:r>
+        <w:rPr>
+          <w:lang w:val="zh_TW" w:bidi="zh_TW"/>
+        </w:rPr>
+        <w:t>）。</w:t>
+      </w:r>
+      <w:r>
+        <w:rPr>
+          <w:lang w:val="zh_TW" w:bidi="zh_TW"/>
+        </w:rPr>
+        <w:t>娶寡嫂婚的</w:t>
+      </w:r>
+      <w:r>
+        <w:rPr>
+          <w:lang w:val="zh_TW" w:bidi="zh_TW"/>
+        </w:rPr>
+        <w:t>律法規定，如果一個男人死後遺下無子的寡婦，他的兄弟必須娶這位寡婦，為其生子以延續兄弟的家族名字（</w:t>
+      </w:r>
+      <w:hyperlink r:id="rId19">
+        <w:r>
+          <w:rPr>
+            <w:lang w:val="zh_TW" w:bidi="zh_TW"/>
+          </w:rPr>
+          <w:rPr>
+            <w:color w:val="0000EE"/>
+            <w:u w:val="single"/>
+          </w:rPr>
+          <w:t>申25:5</w:t>
         </w:r>
       </w:hyperlink>
       <w:r>
@@ -605,9 +495,9 @@
         <w:rPr>
           <w:lang w:val="zh_TW" w:bidi="zh_TW"/>
         </w:rPr>
-        <w:t>在聖經中，它大多指月經。在</w:t>
-      </w:r>
-      <w:hyperlink r:id="rId22">
+        <w:t>大衛稱約拿單為「兄弟」，即使他們沒有血緣關係（</w:t>
+      </w:r>
+      <w:hyperlink r:id="rId20">
         <w:r>
           <w:rPr>
             <w:lang w:val="zh_TW" w:bidi="zh_TW"/>
@@ -616,16 +506,16 @@
             <w:color w:val="0000EE"/>
             <w:u w:val="single"/>
           </w:rPr>
-          <w:t>利未記15:19</w:t>
+          <w:t>撒下1:26</w:t>
         </w:r>
       </w:hyperlink>
       <w:r>
         <w:rPr>
           <w:lang w:val="zh_TW" w:bidi="zh_TW"/>
         </w:rPr>
-        <w:t>–</w:t>
-      </w:r>
-      <w:hyperlink r:id="rId22">
+        <w:t>）。一個以色列同胞也可以被稱為兄弟，這種關係帶有某些義務：例如，兄弟之間不能收取利息，也不能將他變為奴隸（</w:t>
+      </w:r>
+      <w:hyperlink r:id="rId21">
         <w:r>
           <w:rPr>
             <w:lang w:val="zh_TW" w:bidi="zh_TW"/>
@@ -634,14 +524,43 @@
             <w:color w:val="0000EE"/>
             <w:u w:val="single"/>
           </w:rPr>
-          <w:t>30，</w:t>
+          <w:t>利25:35</w:t>
         </w:r>
       </w:hyperlink>
       <w:r>
         <w:rPr>
           <w:lang w:val="zh_TW" w:bidi="zh_TW"/>
         </w:rPr>
-        <w:t>記載了有關正常和異常月經的法律記載：一位正常月經的婦女不潔淨七天，以及她所接觸的任何東西；任何流血超過七天的婦女在流血期間不潔淨，還要再加七天。</w:t>
+        <w:t>–</w:t>
+      </w:r>
+      <w:hyperlink r:id="rId21">
+        <w:r>
+          <w:rPr>
+            <w:lang w:val="zh_TW" w:bidi="zh_TW"/>
+          </w:rPr>
+          <w:rPr>
+            <w:color w:val="0000EE"/>
+            <w:u w:val="single"/>
+          </w:rPr>
+          <w:t>43</w:t>
+        </w:r>
+      </w:hyperlink>
+      <w:r>
+        <w:rPr>
+          <w:lang w:val="zh_TW" w:bidi="zh_TW"/>
+        </w:rPr>
+        <w:t>）。</w:t>
+      </w:r>
+    </w:p>
+    <w:p>
+      <w:pPr>
+        <w:pStyle w:val="Heading3"/>
+      </w:pPr>
+      <w:r>
+        <w:rPr>
+          <w:lang w:val="zh_TW" w:bidi="zh_TW"/>
+        </w:rPr>
+        <w:t>「兄弟」在新約中是什麼意思？</w:t>
       </w:r>
     </w:p>
     <w:p>
@@ -655,9 +574,9 @@
         <w:rPr>
           <w:lang w:val="zh_TW" w:bidi="zh_TW"/>
         </w:rPr>
-        <w:t>除了約翰福音以外，其它三本福音書都講述了耶穌奇蹟般地治癒了一位血漏12年的婦女的故事（</w:t>
-      </w:r>
-      <w:hyperlink r:id="rId16">
+        <w:t>在新約聖經中，希臘文的「兄弟」指親生兄弟，例如安得烈和彼得（</w:t>
+      </w:r>
+      <w:hyperlink r:id="rId22">
         <w:r>
           <w:rPr>
             <w:lang w:val="zh_TW" w:bidi="zh_TW"/>
@@ -666,16 +585,16 @@
             <w:color w:val="0000EE"/>
             <w:u w:val="single"/>
           </w:rPr>
-          <w:t>太9:20</w:t>
+          <w:t>約1:41</w:t>
         </w:r>
       </w:hyperlink>
       <w:r>
         <w:rPr>
           <w:lang w:val="zh_TW" w:bidi="zh_TW"/>
         </w:rPr>
-        <w:t>–</w:t>
-      </w:r>
-      <w:hyperlink r:id="rId16">
+        <w:t>）。耶穌有四個兄弟（</w:t>
+      </w:r>
+      <w:hyperlink r:id="rId23">
         <w:r>
           <w:rPr>
             <w:lang w:val="zh_TW" w:bidi="zh_TW"/>
@@ -684,16 +603,16 @@
             <w:color w:val="0000EE"/>
             <w:u w:val="single"/>
           </w:rPr>
-          <w:t>22</w:t>
+          <w:t>可6:3</w:t>
         </w:r>
       </w:hyperlink>
       <w:r>
         <w:rPr>
           <w:lang w:val="zh_TW" w:bidi="zh_TW"/>
         </w:rPr>
-        <w:t>，</w:t>
-      </w:r>
-      <w:hyperlink r:id="rId17">
+        <w:t>）。（羅馬天主教徒認為他們是耶穌的表兄弟，但希臘文並未使用表兄弟的詞語。）耶穌的兄弟起初不信祂（</w:t>
+      </w:r>
+      <w:hyperlink r:id="rId24">
         <w:r>
           <w:rPr>
             <w:lang w:val="zh_TW" w:bidi="zh_TW"/>
@@ -702,16 +621,16 @@
             <w:color w:val="0000EE"/>
             <w:u w:val="single"/>
           </w:rPr>
-          <w:t>可5:25</w:t>
+          <w:t>約7:5</w:t>
         </w:r>
       </w:hyperlink>
       <w:r>
         <w:rPr>
           <w:lang w:val="zh_TW" w:bidi="zh_TW"/>
         </w:rPr>
-        <w:t>–</w:t>
-      </w:r>
-      <w:hyperlink r:id="rId17">
+        <w:t>）。然而，在耶穌復活後，他們加入了基督教群體（</w:t>
+      </w:r>
+      <w:hyperlink r:id="rId25">
         <w:r>
           <w:rPr>
             <w:lang w:val="zh_TW" w:bidi="zh_TW"/>
@@ -720,16 +639,16 @@
             <w:color w:val="0000EE"/>
             <w:u w:val="single"/>
           </w:rPr>
-          <w:t>34</w:t>
+          <w:t>徒1:14</w:t>
         </w:r>
       </w:hyperlink>
       <w:r>
         <w:rPr>
           <w:lang w:val="zh_TW" w:bidi="zh_TW"/>
         </w:rPr>
-        <w:t>，</w:t>
-      </w:r>
-      <w:hyperlink r:id="rId18">
+        <w:t>）。耶穌教導祂的門徒，他們只有一位父（神），因此彼此皆為兄弟（</w:t>
+      </w:r>
+      <w:hyperlink r:id="rId26">
         <w:r>
           <w:rPr>
             <w:lang w:val="zh_TW" w:bidi="zh_TW"/>
@@ -738,7 +657,7 @@
             <w:color w:val="0000EE"/>
             <w:u w:val="single"/>
           </w:rPr>
-          <w:t>路8:43</w:t>
+          <w:t>太23:8</w:t>
         </w:r>
       </w:hyperlink>
       <w:r>
@@ -747,7 +666,7 @@
         </w:rPr>
         <w:t>–</w:t>
       </w:r>
-      <w:hyperlink r:id="rId18">
+      <w:hyperlink r:id="rId26">
         <w:r>
           <w:rPr>
             <w:lang w:val="zh_TW" w:bidi="zh_TW"/>
@@ -756,16 +675,16 @@
             <w:color w:val="0000EE"/>
             <w:u w:val="single"/>
           </w:rPr>
-          <w:t>48</w:t>
+          <w:t>9</w:t>
         </w:r>
       </w:hyperlink>
       <w:r>
         <w:rPr>
           <w:lang w:val="zh_TW" w:bidi="zh_TW"/>
         </w:rPr>
-        <w:t>）。通過觸摸耶穌的衣服，這位婦女違反了舊約聖經中關於月經的律法，因為她使耶穌的衣服不潔淨（</w:t>
-      </w:r>
-      <w:hyperlink r:id="rId13">
+        <w:t>）。他也稱自己是他們的兄弟（</w:t>
+      </w:r>
+      <w:hyperlink r:id="rId27">
         <w:r>
           <w:rPr>
             <w:lang w:val="zh_TW" w:bidi="zh_TW"/>
@@ -774,14 +693,14 @@
             <w:color w:val="0000EE"/>
             <w:u w:val="single"/>
           </w:rPr>
-          <w:t>利未記15</w:t>
+          <w:t>太28:10</w:t>
         </w:r>
       </w:hyperlink>
       <w:r>
         <w:rPr>
           <w:lang w:val="zh_TW" w:bidi="zh_TW"/>
         </w:rPr>
-        <w:t>），然而，她對耶穌的信心醫治了她。</w:t>
+        <w:t>）。</w:t>
       </w:r>
     </w:p>
     <w:p>
@@ -793,38 +712,309 @@
       </w:r>
       <w:r>
         <w:rPr>
-          <w:i/>
-          <w:lang w:val="zh_TW" w:bidi="zh_TW"/>
-        </w:rPr>
-        <w:t>另見</w:t>
-      </w:r>
-      <w:r>
-        <w:rPr>
-          <w:lang w:val="zh_TW" w:bidi="zh_TW"/>
-        </w:rPr>
-        <w:t xml:space="preserve"> </w:t>
-      </w:r>
-      <w:r>
-        <w:rPr>
-          <w:lang w:val="zh_TW" w:bidi="zh_TW"/>
-        </w:rPr>
-        <w:t>藥物與醫療實踐</w:t>
-      </w:r>
-      <w:r>
-        <w:rPr>
-          <w:lang w:val="zh_TW" w:bidi="zh_TW"/>
-        </w:rPr>
-        <w:t>。</w:t>
-      </w:r>
-      <w:r>
-        <w:rPr>
-          <w:lang w:val="zh_TW" w:bidi="zh_TW"/>
-        </w:rPr>
-      </w:r>
-      <w:r>
-        <w:rPr>
-          <w:lang w:val="zh_TW" w:bidi="zh_TW"/>
-        </w:rPr>
+          <w:lang w:val="zh_TW" w:bidi="zh_TW"/>
+        </w:rPr>
+        <w:t>早期基督徒互稱「弟兄」（</w:t>
+      </w:r>
+      <w:hyperlink r:id="rId28">
+        <w:r>
+          <w:rPr>
+            <w:lang w:val="zh_TW" w:bidi="zh_TW"/>
+          </w:rPr>
+          <w:rPr>
+            <w:color w:val="0000EE"/>
+            <w:u w:val="single"/>
+          </w:rPr>
+          <w:t>徒9:17</w:t>
+        </w:r>
+      </w:hyperlink>
+      <w:r>
+        <w:rPr>
+          <w:lang w:val="zh_TW" w:bidi="zh_TW"/>
+        </w:rPr>
+        <w:t>；</w:t>
+      </w:r>
+      <w:hyperlink r:id="rId29">
+        <w:r>
+          <w:rPr>
+            <w:lang w:val="zh_TW" w:bidi="zh_TW"/>
+          </w:rPr>
+          <w:rPr>
+            <w:color w:val="0000EE"/>
+            <w:u w:val="single"/>
+          </w:rPr>
+          <w:t>西1:1</w:t>
+        </w:r>
+      </w:hyperlink>
+      <w:r>
+        <w:rPr>
+          <w:lang w:val="zh_TW" w:bidi="zh_TW"/>
+        </w:rPr>
+        <w:t>）。基督徒群體兩次被稱為「弟兄或眾弟兄（the brotherhood）」（</w:t>
+      </w:r>
+      <w:hyperlink r:id="rId30">
+        <w:r>
+          <w:rPr>
+            <w:lang w:val="zh_TW" w:bidi="zh_TW"/>
+          </w:rPr>
+          <w:rPr>
+            <w:color w:val="0000EE"/>
+            <w:u w:val="single"/>
+          </w:rPr>
+          <w:t>彼前2:17，</w:t>
+        </w:r>
+      </w:hyperlink>
+      <w:hyperlink r:id="rId31">
+        <w:r>
+          <w:rPr>
+            <w:lang w:val="zh_TW" w:bidi="zh_TW"/>
+          </w:rPr>
+          <w:rPr>
+            <w:color w:val="0000EE"/>
+            <w:u w:val="single"/>
+          </w:rPr>
+          <w:t>5:9</w:t>
+        </w:r>
+      </w:hyperlink>
+      <w:r>
+        <w:rPr>
+          <w:lang w:val="zh_TW" w:bidi="zh_TW"/>
+        </w:rPr>
+        <w:t>）。成為基督徒弟兄的一員需要負上某些責任：</w:t>
+      </w:r>
+    </w:p>
+    <w:p>
+      <w:pPr>
+        <w:pStyle w:val="ListBullet"/>
+        <w:spacing w:line="240" w:lineRule="auto"/>
+        <w:ind w:left="720"/>
+      </w:pPr>
+      <w:r>
+        <w:rPr>
+          <w:lang w:val="zh_TW" w:bidi="zh_TW"/>
+        </w:rPr>
+      </w:r>
+      <w:r>
+        <w:rPr>
+          <w:lang w:val="zh_TW" w:bidi="zh_TW"/>
+        </w:rPr>
+        <w:t>節制情慾（</w:t>
+      </w:r>
+      <w:hyperlink r:id="rId32">
+        <w:r>
+          <w:rPr>
+            <w:lang w:val="zh_TW" w:bidi="zh_TW"/>
+          </w:rPr>
+          <w:rPr>
+            <w:color w:val="0000EE"/>
+            <w:u w:val="single"/>
+          </w:rPr>
+          <w:t>帖前4:6</w:t>
+        </w:r>
+      </w:hyperlink>
+      <w:r>
+        <w:rPr>
+          <w:lang w:val="zh_TW" w:bidi="zh_TW"/>
+        </w:rPr>
+        <w:t>）</w:t>
+      </w:r>
+    </w:p>
+    <w:p>
+      <w:pPr>
+        <w:pStyle w:val="ListBullet"/>
+        <w:spacing w:line="240" w:lineRule="auto"/>
+        <w:ind w:left="720"/>
+      </w:pPr>
+      <w:r>
+        <w:rPr>
+          <w:lang w:val="zh_TW" w:bidi="zh_TW"/>
+        </w:rPr>
+      </w:r>
+      <w:r>
+        <w:rPr>
+          <w:lang w:val="zh_TW" w:bidi="zh_TW"/>
+        </w:rPr>
+        <w:t>在需要時提供物質幫助（</w:t>
+      </w:r>
+      <w:hyperlink r:id="rId33">
+        <w:r>
+          <w:rPr>
+            <w:lang w:val="zh_TW" w:bidi="zh_TW"/>
+          </w:rPr>
+          <w:rPr>
+            <w:color w:val="0000EE"/>
+            <w:u w:val="single"/>
+          </w:rPr>
+          <w:t>雅2:15</w:t>
+        </w:r>
+      </w:hyperlink>
+      <w:r>
+        <w:rPr>
+          <w:lang w:val="zh_TW" w:bidi="zh_TW"/>
+        </w:rPr>
+        <w:t>–</w:t>
+      </w:r>
+      <w:hyperlink r:id="rId33">
+        <w:r>
+          <w:rPr>
+            <w:lang w:val="zh_TW" w:bidi="zh_TW"/>
+          </w:rPr>
+          <w:rPr>
+            <w:color w:val="0000EE"/>
+            <w:u w:val="single"/>
+          </w:rPr>
+          <w:t>16</w:t>
+        </w:r>
+      </w:hyperlink>
+      <w:r>
+        <w:rPr>
+          <w:lang w:val="zh_TW" w:bidi="zh_TW"/>
+        </w:rPr>
+        <w:t>）</w:t>
+      </w:r>
+    </w:p>
+    <w:p>
+      <w:pPr>
+        <w:pStyle w:val="ListBullet"/>
+        <w:spacing w:line="240" w:lineRule="auto"/>
+        <w:ind w:left="720"/>
+      </w:pPr>
+      <w:r>
+        <w:rPr>
+          <w:lang w:val="zh_TW" w:bidi="zh_TW"/>
+        </w:rPr>
+      </w:r>
+      <w:r>
+        <w:rPr>
+          <w:lang w:val="zh_TW" w:bidi="zh_TW"/>
+        </w:rPr>
+        <w:t>避免引起冒犯（</w:t>
+      </w:r>
+      <w:hyperlink r:id="rId34">
+        <w:r>
+          <w:rPr>
+            <w:lang w:val="zh_TW" w:bidi="zh_TW"/>
+          </w:rPr>
+          <w:rPr>
+            <w:color w:val="0000EE"/>
+            <w:u w:val="single"/>
+          </w:rPr>
+          <w:t>羅14:13</w:t>
+        </w:r>
+      </w:hyperlink>
+      <w:r>
+        <w:rPr>
+          <w:lang w:val="zh_TW" w:bidi="zh_TW"/>
+        </w:rPr>
+        <w:t>）。</w:t>
+      </w:r>
+    </w:p>
+    <w:p>
+      <w:pPr>
+        <w:pStyle w:val="ListBullet"/>
+        <w:spacing w:line="240" w:lineRule="auto"/>
+        <w:ind w:left="720"/>
+      </w:pPr>
+      <w:r>
+        <w:rPr>
+          <w:lang w:val="zh_TW" w:bidi="zh_TW"/>
+        </w:rPr>
+      </w:r>
+      <w:r>
+        <w:rPr>
+          <w:lang w:val="zh_TW" w:bidi="zh_TW"/>
+        </w:rPr>
+        <w:t>基督徒不應該「訴諸法律」或控告他們的弟兄（</w:t>
+      </w:r>
+      <w:hyperlink r:id="rId35">
+        <w:r>
+          <w:rPr>
+            <w:lang w:val="zh_TW" w:bidi="zh_TW"/>
+          </w:rPr>
+          <w:rPr>
+            <w:color w:val="0000EE"/>
+            <w:u w:val="single"/>
+          </w:rPr>
+          <w:t>林前6:5</w:t>
+        </w:r>
+      </w:hyperlink>
+      <w:r>
+        <w:rPr>
+          <w:lang w:val="zh_TW" w:bidi="zh_TW"/>
+        </w:rPr>
+        <w:t>–</w:t>
+      </w:r>
+      <w:hyperlink r:id="rId35">
+        <w:r>
+          <w:rPr>
+            <w:lang w:val="zh_TW" w:bidi="zh_TW"/>
+          </w:rPr>
+          <w:rPr>
+            <w:color w:val="0000EE"/>
+            <w:u w:val="single"/>
+          </w:rPr>
+          <w:t>6</w:t>
+        </w:r>
+      </w:hyperlink>
+      <w:r>
+        <w:rPr>
+          <w:lang w:val="zh_TW" w:bidi="zh_TW"/>
+        </w:rPr>
+        <w:t>）</w:t>
+      </w:r>
+    </w:p>
+    <w:p>
+      <w:pPr>
+        <w:pStyle w:val="ListBullet"/>
+        <w:spacing w:line="240" w:lineRule="auto"/>
+        <w:ind w:left="720"/>
+      </w:pPr>
+      <w:r>
+        <w:rPr>
+          <w:lang w:val="zh_TW" w:bidi="zh_TW"/>
+        </w:rPr>
+      </w:r>
+      <w:r>
+        <w:rPr>
+          <w:lang w:val="zh_TW" w:bidi="zh_TW"/>
+        </w:rPr>
+        <w:t>必須在教會內或個人之間解決問題（</w:t>
+      </w:r>
+      <w:hyperlink r:id="rId36">
+        <w:r>
+          <w:rPr>
+            <w:lang w:val="zh_TW" w:bidi="zh_TW"/>
+          </w:rPr>
+          <w:rPr>
+            <w:color w:val="0000EE"/>
+            <w:u w:val="single"/>
+          </w:rPr>
+          <w:t>太18:15</w:t>
+        </w:r>
+      </w:hyperlink>
+      <w:r>
+        <w:rPr>
+          <w:lang w:val="zh_TW" w:bidi="zh_TW"/>
+        </w:rPr>
+        <w:t>–</w:t>
+      </w:r>
+      <w:hyperlink r:id="rId36">
+        <w:r>
+          <w:rPr>
+            <w:lang w:val="zh_TW" w:bidi="zh_TW"/>
+          </w:rPr>
+          <w:rPr>
+            <w:color w:val="0000EE"/>
+            <w:u w:val="single"/>
+          </w:rPr>
+          <w:t>17</w:t>
+        </w:r>
+      </w:hyperlink>
+      <w:r>
+        <w:rPr>
+          <w:lang w:val="zh_TW" w:bidi="zh_TW"/>
+        </w:rPr>
+        <w:t>）</w:t>
       </w:r>
     </w:p>
     <w:p>
@@ -834,21 +1024,47 @@
           <w:lang w:val="zh_TW" w:bidi="zh_TW"/>
         </w:rPr>
       </w:r>
-    </w:p>
-    <w:p>
-      <w:pPr>
-        <w:pStyle w:val="Heading2"/>
-      </w:pPr>
-      <w:r>
-        <w:rPr>
-          <w:lang w:val="zh_TW" w:bidi="zh_TW"/>
-        </w:rPr>
-        <w:t>血漏的問題</w:t>
-      </w:r>
-      <w:r>
-        <w:rPr>
-          <w:lang w:val="zh_TW" w:bidi="zh_TW"/>
-        </w:rPr>
+      <w:r>
+        <w:rPr>
+          <w:lang w:val="zh_TW" w:bidi="zh_TW"/>
+        </w:rPr>
+        <w:t>基督徒與弟兄的關係很重要，因為如果他與弟兄不和，就無法敬拜神（</w:t>
+      </w:r>
+      <w:hyperlink r:id="rId37">
+        <w:r>
+          <w:rPr>
+            <w:lang w:val="zh_TW" w:bidi="zh_TW"/>
+          </w:rPr>
+          <w:rPr>
+            <w:color w:val="0000EE"/>
+            <w:u w:val="single"/>
+          </w:rPr>
+          <w:t>太5:23</w:t>
+        </w:r>
+      </w:hyperlink>
+      <w:r>
+        <w:rPr>
+          <w:lang w:val="zh_TW" w:bidi="zh_TW"/>
+        </w:rPr>
+        <w:t>–</w:t>
+      </w:r>
+      <w:hyperlink r:id="rId37">
+        <w:r>
+          <w:rPr>
+            <w:lang w:val="zh_TW" w:bidi="zh_TW"/>
+          </w:rPr>
+          <w:rPr>
+            <w:color w:val="0000EE"/>
+            <w:u w:val="single"/>
+          </w:rPr>
+          <w:t>24</w:t>
+        </w:r>
+      </w:hyperlink>
+      <w:r>
+        <w:rPr>
+          <w:lang w:val="zh_TW" w:bidi="zh_TW"/>
+        </w:rPr>
+        <w:t>）。</w:t>
       </w:r>
     </w:p>
     <w:p>
@@ -860,11 +1076,84 @@
       </w:r>
       <w:r>
         <w:rPr>
-          <w:lang w:val="zh_TW" w:bidi="zh_TW"/>
-        </w:rPr>
-        <w:t>「血漏」在</w:t>
-      </w:r>
-      <w:hyperlink r:id="rId23">
+          <w:i/>
+          <w:lang w:val="zh_TW" w:bidi="zh_TW"/>
+        </w:rPr>
+        <w:t>另見</w:t>
+      </w:r>
+      <w:r>
+        <w:rPr>
+          <w:lang w:val="zh_TW" w:bidi="zh_TW"/>
+        </w:rPr>
+        <w:t xml:space="preserve"> </w:t>
+      </w:r>
+      <w:r>
+        <w:rPr>
+          <w:lang w:val="zh_TW" w:bidi="zh_TW"/>
+        </w:rPr>
+        <w:t>家庭生活和關係</w:t>
+      </w:r>
+      <w:r>
+        <w:rPr>
+          <w:lang w:val="zh_TW" w:bidi="zh_TW"/>
+        </w:rPr>
+        <w:t>；</w:t>
+      </w:r>
+      <w:r>
+        <w:rPr>
+          <w:lang w:val="zh_TW" w:bidi="zh_TW"/>
+        </w:rPr>
+        <w:t>兄弟（和姐妹）</w:t>
+      </w:r>
+      <w:r>
+        <w:rPr>
+          <w:lang w:val="zh_TW" w:bidi="zh_TW"/>
+        </w:rPr>
+      </w:r>
+      <w:r>
+        <w:rPr>
+          <w:lang w:val="zh_TW" w:bidi="zh_TW"/>
+        </w:rPr>
+      </w:r>
+    </w:p>
+    <w:p>
+      <w:pPr/>
+      <w:r>
+        <w:rPr>
+          <w:lang w:val="zh_TW" w:bidi="zh_TW"/>
+        </w:rPr>
+      </w:r>
+    </w:p>
+    <w:p>
+      <w:pPr>
+        <w:pStyle w:val="Heading2"/>
+      </w:pPr>
+      <w:r>
+        <w:rPr>
+          <w:lang w:val="zh_TW" w:bidi="zh_TW"/>
+        </w:rPr>
+        <w:t>兄弟（和姐妹）</w:t>
+      </w:r>
+      <w:r>
+        <w:rPr>
+          <w:lang w:val="zh_TW" w:bidi="zh_TW"/>
+        </w:rPr>
+      </w:r>
+    </w:p>
+    <w:p>
+      <w:pPr/>
+      <w:r>
+        <w:rPr>
+          <w:lang w:val="zh_TW" w:bidi="zh_TW"/>
+        </w:rPr>
+      </w:r>
+      <w:r>
+        <w:rPr>
+          <w:lang w:val="zh_TW" w:bidi="zh_TW"/>
+        </w:rPr>
+        <w:t>對神家中的成員的稱呼。有充分的證據表明，耶穌時代的猶太人經常自稱為弟兄（</w:t>
+      </w:r>
+      <w:hyperlink r:id="rId38">
         <w:r>
           <w:rPr>
             <w:lang w:val="zh_TW" w:bidi="zh_TW"/>
@@ -873,16 +1162,10 @@
             <w:color w:val="0000EE"/>
             <w:u w:val="single"/>
           </w:rPr>
-          <w:t>太9:20</w:t>
+          <w:t>徒2:29、37，</w:t>
         </w:r>
       </w:hyperlink>
-      <w:r>
-        <w:rPr>
-          <w:lang w:val="zh_TW" w:bidi="zh_TW"/>
-        </w:rPr>
-        <w:t>和</w:t>
-      </w:r>
-      <w:hyperlink r:id="rId24">
+      <w:hyperlink r:id="rId39">
         <w:r>
           <w:rPr>
             <w:lang w:val="zh_TW" w:bidi="zh_TW"/>
@@ -891,33 +1174,220 @@
             <w:color w:val="0000EE"/>
             <w:u w:val="single"/>
           </w:rPr>
-          <w:t>可5:25</w:t>
+          <w:t>7:2，</w:t>
         </w:r>
       </w:hyperlink>
-      <w:r>
-        <w:rPr>
-          <w:lang w:val="zh_TW" w:bidi="zh_TW"/>
-        </w:rPr>
-        <w:t>的翻譯。</w:t>
-      </w:r>
-      <w:r>
-        <w:rPr>
-          <w:i/>
-          <w:lang w:val="zh_TW" w:bidi="zh_TW"/>
-        </w:rPr>
-        <w:t>見</w:t>
-      </w:r>
-      <w:r>
-        <w:rPr>
-          <w:lang w:val="zh_TW" w:bidi="zh_TW"/>
-        </w:rPr>
-        <w:t>血漏</w:t>
-      </w:r>
-      <w:r>
-        <w:rPr>
-          <w:lang w:val="zh_TW" w:bidi="zh_TW"/>
-        </w:rPr>
-        <w:t>。</w:t>
+      <w:hyperlink r:id="rId40">
+        <w:r>
+          <w:rPr>
+            <w:lang w:val="zh_TW" w:bidi="zh_TW"/>
+          </w:rPr>
+          <w:rPr>
+            <w:color w:val="0000EE"/>
+            <w:u w:val="single"/>
+          </w:rPr>
+          <w:t>22:5，</w:t>
+        </w:r>
+      </w:hyperlink>
+      <w:hyperlink r:id="rId41">
+        <w:r>
+          <w:rPr>
+            <w:lang w:val="zh_TW" w:bidi="zh_TW"/>
+          </w:rPr>
+          <w:rPr>
+            <w:color w:val="0000EE"/>
+            <w:u w:val="single"/>
+          </w:rPr>
+          <w:t>28:21</w:t>
+        </w:r>
+      </w:hyperlink>
+      <w:r>
+        <w:rPr>
+          <w:lang w:val="zh_TW" w:bidi="zh_TW"/>
+        </w:rPr>
+        <w:t>；</w:t>
+      </w:r>
+      <w:hyperlink r:id="rId42">
+        <w:r>
+          <w:rPr>
+            <w:lang w:val="zh_TW" w:bidi="zh_TW"/>
+          </w:rPr>
+          <w:rPr>
+            <w:color w:val="0000EE"/>
+            <w:u w:val="single"/>
+          </w:rPr>
+          <w:t>羅9:3</w:t>
+        </w:r>
+      </w:hyperlink>
+      <w:r>
+        <w:rPr>
+          <w:lang w:val="zh_TW" w:bidi="zh_TW"/>
+        </w:rPr>
+        <w:t>）。因此，對猶太基督徒來說，從一開始就自然地互稱為「弟兄」（即「弟兄姐妹」——這個詞包括男性和女性；</w:t>
+      </w:r>
+      <w:hyperlink r:id="rId43">
+        <w:r>
+          <w:rPr>
+            <w:lang w:val="zh_TW" w:bidi="zh_TW"/>
+          </w:rPr>
+          <w:rPr>
+            <w:color w:val="0000EE"/>
+            <w:u w:val="single"/>
+          </w:rPr>
+          <w:t>徒1:15–16，</w:t>
+        </w:r>
+      </w:hyperlink>
+      <w:hyperlink r:id="rId44">
+        <w:r>
+          <w:rPr>
+            <w:lang w:val="zh_TW" w:bidi="zh_TW"/>
+          </w:rPr>
+          <w:rPr>
+            <w:color w:val="0000EE"/>
+            <w:u w:val="single"/>
+          </w:rPr>
+          <w:t>9:30，</w:t>
+        </w:r>
+      </w:hyperlink>
+      <w:hyperlink r:id="rId45">
+        <w:r>
+          <w:rPr>
+            <w:lang w:val="zh_TW" w:bidi="zh_TW"/>
+          </w:rPr>
+          <w:rPr>
+            <w:color w:val="0000EE"/>
+            <w:u w:val="single"/>
+          </w:rPr>
+          <w:t>11:1</w:t>
+        </w:r>
+      </w:hyperlink>
+      <w:r>
+        <w:rPr>
+          <w:lang w:val="zh_TW" w:bidi="zh_TW"/>
+        </w:rPr>
+        <w:t>）。外邦的宗教群體成員也互稱兄弟，因此這一稱呼同樣在外邦教會中被接受（</w:t>
+      </w:r>
+      <w:hyperlink r:id="rId46">
+        <w:r>
+          <w:rPr>
+            <w:lang w:val="zh_TW" w:bidi="zh_TW"/>
+          </w:rPr>
+          <w:rPr>
+            <w:color w:val="0000EE"/>
+            <w:u w:val="single"/>
+          </w:rPr>
+          <w:t>徒17:14</w:t>
+        </w:r>
+      </w:hyperlink>
+      <w:r>
+        <w:rPr>
+          <w:lang w:val="zh_TW" w:bidi="zh_TW"/>
+        </w:rPr>
+        <w:t>；</w:t>
+      </w:r>
+      <w:hyperlink r:id="rId47">
+        <w:r>
+          <w:rPr>
+            <w:lang w:val="zh_TW" w:bidi="zh_TW"/>
+          </w:rPr>
+          <w:rPr>
+            <w:color w:val="0000EE"/>
+            <w:u w:val="single"/>
+          </w:rPr>
+          <w:t>羅1:13</w:t>
+        </w:r>
+      </w:hyperlink>
+      <w:r>
+        <w:rPr>
+          <w:lang w:val="zh_TW" w:bidi="zh_TW"/>
+        </w:rPr>
+        <w:t>；</w:t>
+      </w:r>
+      <w:hyperlink r:id="rId48">
+        <w:r>
+          <w:rPr>
+            <w:lang w:val="zh_TW" w:bidi="zh_TW"/>
+          </w:rPr>
+          <w:rPr>
+            <w:color w:val="0000EE"/>
+            <w:u w:val="single"/>
+          </w:rPr>
+          <w:t>林前1:1、10</w:t>
+        </w:r>
+      </w:hyperlink>
+      <w:r>
+        <w:rPr>
+          <w:lang w:val="zh_TW" w:bidi="zh_TW"/>
+        </w:rPr>
+        <w:t>；以及保羅寫給外邦人教會的書信中其它多處）。事實上，與「門徒」（在使徒行傳中）和「聖徒」（在保羅書信及啟示錄中總是以複數形式出現）一樣，「弟兄」是基督徒最常用的稱號之一，並且是雅各書和約翰一書中主要使用的稱號。</w:t>
+      </w:r>
+    </w:p>
+    <w:p>
+      <w:pPr/>
+      <w:r>
+        <w:rPr>
+          <w:lang w:val="zh_TW" w:bidi="zh_TW"/>
+        </w:rPr>
+      </w:r>
+      <w:r>
+        <w:rPr>
+          <w:lang w:val="zh_TW" w:bidi="zh_TW"/>
+        </w:rPr>
+        <w:t>每個基督徒都被稱為「弟兄」，而基督徒群體整體則被稱為「弟兄們」。此稱號強調基督徒群體的親密性，即信徒之間的關係如同血親般親近（甚至更親密——</w:t>
+      </w:r>
+      <w:hyperlink r:id="rId49">
+        <w:r>
+          <w:rPr>
+            <w:lang w:val="zh_TW" w:bidi="zh_TW"/>
+          </w:rPr>
+          <w:rPr>
+            <w:color w:val="0000EE"/>
+            <w:u w:val="single"/>
+          </w:rPr>
+          <w:t>可10:23–31</w:t>
+        </w:r>
+      </w:hyperlink>
+      <w:r>
+        <w:rPr>
+          <w:lang w:val="zh_TW" w:bidi="zh_TW"/>
+        </w:rPr>
+        <w:t>）。在約翰一書和雅各書中，這一稱呼突顯出貧窮基督徒對富裕基督徒的要求（</w:t>
+      </w:r>
+      <w:hyperlink r:id="rId50">
+        <w:r>
+          <w:rPr>
+            <w:lang w:val="zh_TW" w:bidi="zh_TW"/>
+          </w:rPr>
+          <w:rPr>
+            <w:color w:val="0000EE"/>
+            <w:u w:val="single"/>
+          </w:rPr>
+          <w:t>雅2:15</w:t>
+        </w:r>
+      </w:hyperlink>
+      <w:r>
+        <w:rPr>
+          <w:lang w:val="zh_TW" w:bidi="zh_TW"/>
+        </w:rPr>
+        <w:t>；</w:t>
+      </w:r>
+      <w:hyperlink r:id="rId51">
+        <w:r>
+          <w:rPr>
+            <w:lang w:val="zh_TW" w:bidi="zh_TW"/>
+          </w:rPr>
+          <w:rPr>
+            <w:color w:val="0000EE"/>
+            <w:u w:val="single"/>
+          </w:rPr>
+          <w:t>約壹3:10–18</w:t>
+        </w:r>
+      </w:hyperlink>
+      <w:r>
+        <w:rPr>
+          <w:lang w:val="zh_TW" w:bidi="zh_TW"/>
+        </w:rPr>
+        <w:t>）。它也表明基督徒群體成員之間的平等關係。</w:t>
       </w:r>
       <w:r>
         <w:rPr>
@@ -2819,12 +3289,6 @@
   </w:num>
   <w:num w:numId="13" w16cid:durableId="592781308">
     <w:abstractNumId w:val="11"/>
-  </w:num>
-  <w:num w:numId="14">
-    <w:abstractNumId w:val="3"/>
-    <w:lvlOverride w:ilvl="0">
-      <w:startOverride w:val="1"/>
-    </w:lvlOverride>
   </w:num>
   <w:numIdMacAtCleanup w:val="10"/>
 </w:numbering>

--- a/zht/docx/163.content.docx
+++ b/zht/docx/163.content.docx
@@ -149,7 +149,7 @@
         <w:rPr>
           <w:lang w:val="zh_TW" w:bidi="zh_TW"/>
         </w:rPr>
-        <w:t>xiong</w:t>
+        <w:t>tuo</w:t>
       </w:r>
       <w:r>
         <w:rPr>
@@ -212,7 +212,7 @@
         <w:rPr>
           <w:lang w:val="zh_TW" w:bidi="zh_TW"/>
         </w:rPr>
-        <w:t>兄弟</w:t>
+        <w:t>陀斐特</w:t>
       </w:r>
       <w:r>
         <w:rPr>
@@ -231,87 +231,7 @@
         <w:rPr>
           <w:lang w:val="zh_TW" w:bidi="zh_TW"/>
         </w:rPr>
-        <w:t>「兄弟」一詞可以指：</w:t>
-      </w:r>
-    </w:p>
-    <w:p>
-      <w:pPr>
-        <w:pStyle w:val="ListBullet"/>
-        <w:spacing w:line="240" w:lineRule="auto"/>
-        <w:ind w:left="720"/>
-      </w:pPr>
-      <w:r>
-        <w:rPr>
-          <w:lang w:val="zh_TW" w:bidi="zh_TW"/>
-        </w:rPr>
-      </w:r>
-      <w:r>
-        <w:rPr>
-          <w:lang w:val="zh_TW" w:bidi="zh_TW"/>
-        </w:rPr>
-        <w:t>與自己有兄弟關係的男性</w:t>
-      </w:r>
-    </w:p>
-    <w:p>
-      <w:pPr>
-        <w:pStyle w:val="ListBullet"/>
-        <w:spacing w:line="240" w:lineRule="auto"/>
-        <w:ind w:left="720"/>
-      </w:pPr>
-      <w:r>
-        <w:rPr>
-          <w:lang w:val="zh_TW" w:bidi="zh_TW"/>
-        </w:rPr>
-      </w:r>
-      <w:r>
-        <w:rPr>
-          <w:lang w:val="zh_TW" w:bidi="zh_TW"/>
-        </w:rPr>
-        <w:t>親密的男性朋友</w:t>
-      </w:r>
-    </w:p>
-    <w:p>
-      <w:pPr>
-        <w:pStyle w:val="ListBullet"/>
-        <w:spacing w:line="240" w:lineRule="auto"/>
-        <w:ind w:left="720"/>
-      </w:pPr>
-      <w:r>
-        <w:rPr>
-          <w:lang w:val="zh_TW" w:bidi="zh_TW"/>
-        </w:rPr>
-      </w:r>
-      <w:r>
-        <w:rPr>
-          <w:lang w:val="zh_TW" w:bidi="zh_TW"/>
-        </w:rPr>
-        <w:t>同種族、信仰、職業或組織的成員。</w:t>
-      </w:r>
-    </w:p>
-    <w:p>
-      <w:pPr>
-        <w:pStyle w:val="Heading3"/>
-      </w:pPr>
-      <w:r>
-        <w:rPr>
-          <w:b/>
-          <w:lang w:val="zh_TW" w:bidi="zh_TW"/>
-        </w:rPr>
-        <w:t>「兄弟」在舊約中的意思是什麼？</w:t>
-      </w:r>
-    </w:p>
-    <w:p>
-      <w:pPr/>
-      <w:r>
-        <w:rPr>
-          <w:lang w:val="zh_TW" w:bidi="zh_TW"/>
-        </w:rPr>
-      </w:r>
-      <w:r>
-        <w:rPr>
-          <w:lang w:val="zh_TW" w:bidi="zh_TW"/>
-        </w:rPr>
-        <w:t>在舊約聖經中，「兄弟」的希伯來文指的是至少有一個共同父親或母親的男性。約瑟和便雅憫都是雅各和拉結的孩子（</w:t>
+        <w:t>欣嫩谷中的一處地方。欣嫩山谷位於耶路撒冷外，是以色列人向摩洛以人獻祭，褻瀆耶和華的地方。作為宗教改革的一部分，約西亞污穢了陀斐特並拆毀了祭壇（</w:t>
       </w:r>
       <w:hyperlink r:id="rId13">
         <w:r>
@@ -322,14 +242,14 @@
             <w:color w:val="0000EE"/>
             <w:u w:val="single"/>
           </w:rPr>
-          <w:t>創35:24</w:t>
+          <w:t>列王紀下23:10</w:t>
         </w:r>
       </w:hyperlink>
       <w:r>
         <w:rPr>
           <w:lang w:val="zh_TW" w:bidi="zh_TW"/>
         </w:rPr>
-        <w:t>）。然而，雅各其他的兒子也被稱為約瑟的兄弟（</w:t>
+        <w:t>）。這些改革推翻了他祖父瑪拿西先前所推行的習俗。在約西亞的時代，先知耶利米也曾指出並譴責這些做法的死灰復燃（</w:t>
       </w:r>
       <w:hyperlink r:id="rId14">
         <w:r>
@@ -340,7 +260,7 @@
             <w:color w:val="0000EE"/>
             <w:u w:val="single"/>
           </w:rPr>
-          <w:t>創42:6</w:t>
+          <w:t>耶利米書7:31–32</w:t>
         </w:r>
       </w:hyperlink>
       <w:r>
@@ -361,7 +281,7 @@
         <w:rPr>
           <w:lang w:val="zh_TW" w:bidi="zh_TW"/>
         </w:rPr>
-        <w:t>約瑟對便雅憫的愛是特別的，但兄弟之間並非總有這種愛。該隱殺害了他的兄弟亞伯（</w:t>
+        <w:t>耶利米預言這個谷將被重新命名為「屠殺谷」，因為這裡將成為巴比倫人在圍攻耶路撒冷期間擊潰猶大的地點。耶利米在陶匠的比喻中重複了這個預言，強調耶路撒冷將被徹底摧毀，以至於它會像陀斐特（</w:t>
       </w:r>
       <w:hyperlink r:id="rId15">
         <w:r>
@@ -372,14 +292,14 @@
             <w:color w:val="0000EE"/>
             <w:u w:val="single"/>
           </w:rPr>
-          <w:t>創4:8</w:t>
+          <w:t>19:12</w:t>
         </w:r>
       </w:hyperlink>
       <w:r>
         <w:rPr>
           <w:lang w:val="zh_TW" w:bidi="zh_TW"/>
         </w:rPr>
-        <w:t>），以掃恨他的兄弟雅各（</w:t>
+        <w:t>）一樣。那時，陀斐特顯然已經成為城市裡的垃圾場，破碎的陶器被丟棄在那裡，無法在任何城市的墓地進行的安葬，也會在那裡進行（第</w:t>
       </w:r>
       <w:hyperlink r:id="rId16">
         <w:r>
@@ -390,14 +310,28 @@
             <w:color w:val="0000EE"/>
             <w:u w:val="single"/>
           </w:rPr>
-          <w:t>27:41</w:t>
+          <w:t>11</w:t>
         </w:r>
       </w:hyperlink>
       <w:r>
         <w:rPr>
           <w:lang w:val="zh_TW" w:bidi="zh_TW"/>
         </w:rPr>
-        <w:t>）。兄弟可能帶來壞的影響（</w:t>
+        <w:t>節）。</w:t>
+      </w:r>
+    </w:p>
+    <w:p>
+      <w:pPr/>
+      <w:r>
+        <w:rPr>
+          <w:lang w:val="zh_TW" w:bidi="zh_TW"/>
+        </w:rPr>
+      </w:r>
+      <w:r>
+        <w:rPr>
+          <w:lang w:val="zh_TW" w:bidi="zh_TW"/>
+        </w:rPr>
+        <w:t>雖然陀斐特在新約聖經中沒有被提及，但它與磯漢拿（Gehenna ，「欣嫩谷」的亞蘭文形式）有關。磯漢拿指的是毀滅之地，通常在新約聖經中被翻譯為「地獄」（</w:t>
       </w:r>
       <w:hyperlink r:id="rId17">
         <w:r>
@@ -408,32 +342,14 @@
             <w:color w:val="0000EE"/>
             <w:u w:val="single"/>
           </w:rPr>
-          <w:t>申13:6</w:t>
+          <w:t>馬太福音5:22、29–30</w:t>
         </w:r>
       </w:hyperlink>
       <w:r>
         <w:rPr>
           <w:lang w:val="zh_TW" w:bidi="zh_TW"/>
         </w:rPr>
-        <w:t>–</w:t>
-      </w:r>
-      <w:hyperlink r:id="rId17">
-        <w:r>
-          <w:rPr>
-            <w:lang w:val="zh_TW" w:bidi="zh_TW"/>
-          </w:rPr>
-          <w:rPr>
-            <w:color w:val="0000EE"/>
-            <w:u w:val="single"/>
-          </w:rPr>
-          <w:t>7</w:t>
-        </w:r>
-      </w:hyperlink>
-      <w:r>
-        <w:rPr>
-          <w:lang w:val="zh_TW" w:bidi="zh_TW"/>
-        </w:rPr>
-        <w:t>），但理想中，兄弟應該在需要時幫助對方（</w:t>
+        <w:t>，</w:t>
       </w:r>
       <w:hyperlink r:id="rId18">
         <w:r>
@@ -444,26 +360,14 @@
             <w:color w:val="0000EE"/>
             <w:u w:val="single"/>
           </w:rPr>
-          <w:t>箴17:17</w:t>
+          <w:t>10:28</w:t>
         </w:r>
       </w:hyperlink>
       <w:r>
         <w:rPr>
           <w:lang w:val="zh_TW" w:bidi="zh_TW"/>
         </w:rPr>
-        <w:t>）。</w:t>
-      </w:r>
-      <w:r>
-        <w:rPr>
-          <w:lang w:val="zh_TW" w:bidi="zh_TW"/>
-        </w:rPr>
-        <w:t>娶寡嫂婚的</w:t>
-      </w:r>
-      <w:r>
-        <w:rPr>
-          <w:lang w:val="zh_TW" w:bidi="zh_TW"/>
-        </w:rPr>
-        <w:t>律法規定，如果一個男人死後遺下無子的寡婦，他的兄弟必須娶這位寡婦，為其生子以延續兄弟的家族名字（</w:t>
+        <w:t>，</w:t>
       </w:r>
       <w:hyperlink r:id="rId19">
         <w:r>
@@ -474,28 +378,14 @@
             <w:color w:val="0000EE"/>
             <w:u w:val="single"/>
           </w:rPr>
-          <w:t>申25:5</w:t>
+          <w:t>18:9</w:t>
         </w:r>
       </w:hyperlink>
       <w:r>
         <w:rPr>
           <w:lang w:val="zh_TW" w:bidi="zh_TW"/>
         </w:rPr>
-        <w:t>）。</w:t>
-      </w:r>
-    </w:p>
-    <w:p>
-      <w:pPr/>
-      <w:r>
-        <w:rPr>
-          <w:lang w:val="zh_TW" w:bidi="zh_TW"/>
-        </w:rPr>
-      </w:r>
-      <w:r>
-        <w:rPr>
-          <w:lang w:val="zh_TW" w:bidi="zh_TW"/>
-        </w:rPr>
-        <w:t>大衛稱約拿單為「兄弟」，即使他們沒有血緣關係（</w:t>
+        <w:t>；</w:t>
       </w:r>
       <w:hyperlink r:id="rId20">
         <w:r>
@@ -506,14 +396,14 @@
             <w:color w:val="0000EE"/>
             <w:u w:val="single"/>
           </w:rPr>
-          <w:t>撒下1:26</w:t>
+          <w:t>馬可福音9:43–47</w:t>
         </w:r>
       </w:hyperlink>
       <w:r>
         <w:rPr>
           <w:lang w:val="zh_TW" w:bidi="zh_TW"/>
         </w:rPr>
-        <w:t>）。一個以色列同胞也可以被稱為兄弟，這種關係帶有某些義務：例如，兄弟之間不能收取利息，也不能將他變為奴隸（</w:t>
+        <w:t>；</w:t>
       </w:r>
       <w:hyperlink r:id="rId21">
         <w:r>
@@ -524,43 +414,24 @@
             <w:color w:val="0000EE"/>
             <w:u w:val="single"/>
           </w:rPr>
-          <w:t>利25:35</w:t>
+          <w:t>路加福音12:5</w:t>
         </w:r>
       </w:hyperlink>
       <w:r>
         <w:rPr>
           <w:lang w:val="zh_TW" w:bidi="zh_TW"/>
         </w:rPr>
-        <w:t>–</w:t>
-      </w:r>
-      <w:hyperlink r:id="rId21">
-        <w:r>
-          <w:rPr>
-            <w:lang w:val="zh_TW" w:bidi="zh_TW"/>
-          </w:rPr>
-          <w:rPr>
-            <w:color w:val="0000EE"/>
-            <w:u w:val="single"/>
-          </w:rPr>
-          <w:t>43</w:t>
-        </w:r>
-      </w:hyperlink>
-      <w:r>
-        <w:rPr>
-          <w:lang w:val="zh_TW" w:bidi="zh_TW"/>
-        </w:rPr>
         <w:t>）。</w:t>
       </w:r>
-    </w:p>
-    <w:p>
-      <w:pPr>
-        <w:pStyle w:val="Heading3"/>
-      </w:pPr>
-      <w:r>
-        <w:rPr>
-          <w:lang w:val="zh_TW" w:bidi="zh_TW"/>
-        </w:rPr>
-        <w:t>「兄弟」在新約中是什麼意思？</w:t>
+      <w:r>
+        <w:rPr>
+          <w:lang w:val="zh_TW" w:bidi="zh_TW"/>
+        </w:rPr>
+      </w:r>
+      <w:r>
+        <w:rPr>
+          <w:lang w:val="zh_TW" w:bidi="zh_TW"/>
+        </w:rPr>
       </w:r>
     </w:p>
     <w:p>
@@ -570,11 +441,35 @@
           <w:lang w:val="zh_TW" w:bidi="zh_TW"/>
         </w:rPr>
       </w:r>
-      <w:r>
-        <w:rPr>
-          <w:lang w:val="zh_TW" w:bidi="zh_TW"/>
-        </w:rPr>
-        <w:t>在新約聖經中，希臘文的「兄弟」指親生兄弟，例如安得烈和彼得（</w:t>
+    </w:p>
+    <w:p>
+      <w:pPr>
+        <w:pStyle w:val="Heading2"/>
+      </w:pPr>
+      <w:r>
+        <w:rPr>
+          <w:lang w:val="zh_TW" w:bidi="zh_TW"/>
+        </w:rPr>
+        <w:t>陀迦瑪</w:t>
+      </w:r>
+      <w:r>
+        <w:rPr>
+          <w:lang w:val="zh_TW" w:bidi="zh_TW"/>
+        </w:rPr>
+      </w:r>
+    </w:p>
+    <w:p>
+      <w:pPr/>
+      <w:r>
+        <w:rPr>
+          <w:lang w:val="zh_TW" w:bidi="zh_TW"/>
+        </w:rPr>
+      </w:r>
+      <w:r>
+        <w:rPr>
+          <w:lang w:val="zh_TW" w:bidi="zh_TW"/>
+        </w:rPr>
+        <w:t>歌篾的第三個兒子，雅弗的後裔（</w:t>
       </w:r>
       <w:hyperlink r:id="rId22">
         <w:r>
@@ -585,14 +480,14 @@
             <w:color w:val="0000EE"/>
             <w:u w:val="single"/>
           </w:rPr>
-          <w:t>約1:41</w:t>
+          <w:t>創10:3</w:t>
         </w:r>
       </w:hyperlink>
       <w:r>
         <w:rPr>
           <w:lang w:val="zh_TW" w:bidi="zh_TW"/>
         </w:rPr>
-        <w:t>）。耶穌有四個兄弟（</w:t>
+        <w:t>；</w:t>
       </w:r>
       <w:hyperlink r:id="rId23">
         <w:r>
@@ -603,14 +498,14 @@
             <w:color w:val="0000EE"/>
             <w:u w:val="single"/>
           </w:rPr>
-          <w:t>可6:3</w:t>
+          <w:t>代上1:6</w:t>
         </w:r>
       </w:hyperlink>
       <w:r>
         <w:rPr>
           <w:lang w:val="zh_TW" w:bidi="zh_TW"/>
         </w:rPr>
-        <w:t>）。（羅馬天主教徒認為他們是耶穌的表兄弟，但希臘文並未使用表兄弟的詞語。）耶穌的兄弟起初不信祂（</w:t>
+        <w:t>）。陀迦瑪人（Beth-togarmah，意為「陀迦瑪之家」）出現在以西結對抗那些敵對以色列之國家的預言中（</w:t>
       </w:r>
       <w:hyperlink r:id="rId24">
         <w:r>
@@ -621,14 +516,14 @@
             <w:color w:val="0000EE"/>
             <w:u w:val="single"/>
           </w:rPr>
-          <w:t>約7:5</w:t>
+          <w:t>結27:14</w:t>
         </w:r>
       </w:hyperlink>
       <w:r>
         <w:rPr>
           <w:lang w:val="zh_TW" w:bidi="zh_TW"/>
         </w:rPr>
-        <w:t>）。然而，在耶穌復活後，他們加入了基督教群體（</w:t>
+        <w:t>，</w:t>
       </w:r>
       <w:hyperlink r:id="rId25">
         <w:r>
@@ -639,14 +534,14 @@
             <w:color w:val="0000EE"/>
             <w:u w:val="single"/>
           </w:rPr>
-          <w:t>徒1:14</w:t>
+          <w:t>38:6</w:t>
         </w:r>
       </w:hyperlink>
       <w:r>
         <w:rPr>
           <w:lang w:val="zh_TW" w:bidi="zh_TW"/>
         </w:rPr>
-        <w:t>）。耶穌教導祂的門徒，他們只有一位父（神），因此彼此皆為兄弟（</w:t>
+        <w:t>）。陀迦瑪人曾是泰爾的主要貿易夥伴之一，負責供應戰馬和騾子。由於陀迦瑪經常與雅完、土巴、米設、底但和他施聯繫在一起，所以以西結在寫作時很可能參考了</w:t>
       </w:r>
       <w:hyperlink r:id="rId26">
         <w:r>
@@ -657,32 +552,113 @@
             <w:color w:val="0000EE"/>
             <w:u w:val="single"/>
           </w:rPr>
-          <w:t>太23:8</w:t>
+          <w:t>創世記十章</w:t>
         </w:r>
       </w:hyperlink>
       <w:r>
         <w:rPr>
           <w:lang w:val="zh_TW" w:bidi="zh_TW"/>
         </w:rPr>
-        <w:t>–</w:t>
-      </w:r>
-      <w:hyperlink r:id="rId26">
-        <w:r>
-          <w:rPr>
-            <w:lang w:val="zh_TW" w:bidi="zh_TW"/>
-          </w:rPr>
-          <w:rPr>
-            <w:color w:val="0000EE"/>
-            <w:u w:val="single"/>
-          </w:rPr>
-          <w:t>9</w:t>
-        </w:r>
-      </w:hyperlink>
-      <w:r>
-        <w:rPr>
-          <w:lang w:val="zh_TW" w:bidi="zh_TW"/>
-        </w:rPr>
-        <w:t>）。他也稱自己是他們的兄弟（</w:t>
+        <w:t>中的民族名單。作為一個民族學術語，大多數人將陀迦瑪辨識為亞美尼亞人（Armenia）。亞美尼亞人則將陀迦瑪人（Thorgon）視為他們民族的起源。</w:t>
+      </w:r>
+      <w:r>
+        <w:rPr>
+          <w:lang w:val="zh_TW" w:bidi="zh_TW"/>
+        </w:rPr>
+      </w:r>
+      <w:r>
+        <w:rPr>
+          <w:lang w:val="zh_TW" w:bidi="zh_TW"/>
+        </w:rPr>
+      </w:r>
+    </w:p>
+    <w:p>
+      <w:pPr/>
+      <w:r>
+        <w:rPr>
+          <w:lang w:val="zh_TW" w:bidi="zh_TW"/>
+        </w:rPr>
+      </w:r>
+    </w:p>
+    <w:p>
+      <w:pPr>
+        <w:pStyle w:val="Heading2"/>
+      </w:pPr>
+      <w:r>
+        <w:rPr>
+          <w:lang w:val="zh_TW" w:bidi="zh_TW"/>
+        </w:rPr>
+        <w:t>妥拉</w:t>
+      </w:r>
+      <w:r>
+        <w:rPr>
+          <w:lang w:val="zh_TW" w:bidi="zh_TW"/>
+        </w:rPr>
+      </w:r>
+    </w:p>
+    <w:p>
+      <w:pPr/>
+      <w:r>
+        <w:rPr>
+          <w:lang w:val="zh_TW" w:bidi="zh_TW"/>
+        </w:rPr>
+      </w:r>
+      <w:r>
+        <w:rPr>
+          <w:lang w:val="zh_TW" w:bidi="zh_TW"/>
+        </w:rPr>
+        <w:t>在舊約聖經中被翻譯為「律法」的詞。「妥拉」來自希伯來語動詞根</w:t>
+      </w:r>
+      <w:r>
+        <w:rPr>
+          <w:i/>
+          <w:lang w:val="zh_TW" w:bidi="zh_TW"/>
+        </w:rPr>
+        <w:t>yarah</w:t>
+      </w:r>
+      <w:r>
+        <w:rPr>
+          <w:lang w:val="zh_TW" w:bidi="zh_TW"/>
+        </w:rPr>
+        <w:t>，意思是「投擲」或「射擊」。這個詞背後的概念是告知、指示、指導或引導。在猶太傳統中，妥拉是聖經前五卷書的經文，也稱為摩西五經。</w:t>
+      </w:r>
+    </w:p>
+    <w:p>
+      <w:pPr>
+        <w:pStyle w:val="Heading3"/>
+      </w:pPr>
+      <w:r>
+        <w:rPr>
+          <w:lang w:val="zh_TW" w:bidi="zh_TW"/>
+        </w:rPr>
+        <w:t>成文妥拉</w:t>
+      </w:r>
+    </w:p>
+    <w:p>
+      <w:pPr/>
+      <w:r>
+        <w:rPr>
+          <w:lang w:val="zh_TW" w:bidi="zh_TW"/>
+        </w:rPr>
+      </w:r>
+      <w:r>
+        <w:rPr>
+          <w:lang w:val="zh_TW" w:bidi="zh_TW"/>
+        </w:rPr>
+        <w:t>妥拉這個詞不僅僅指聖經的前五卷書。在舊約聖經中，妥拉指的是神對祂子民的所有教導和指示。新約聖經延續了妥拉的這種廣泛意義。當翻譯成希臘文時，「妥拉」變成</w:t>
+      </w:r>
+      <w:r>
+        <w:rPr>
+          <w:i/>
+          <w:lang w:val="zh_TW" w:bidi="zh_TW"/>
+        </w:rPr>
+        <w:t>nomos</w:t>
+      </w:r>
+      <w:r>
+        <w:rPr>
+          <w:lang w:val="zh_TW" w:bidi="zh_TW"/>
+        </w:rPr>
+        <w:t>，可能指摩西律法或廣泛的行為原則（</w:t>
       </w:r>
       <w:hyperlink r:id="rId27">
         <w:r>
@@ -693,28 +669,14 @@
             <w:color w:val="0000EE"/>
             <w:u w:val="single"/>
           </w:rPr>
-          <w:t>太28:10</w:t>
+          <w:t>羅馬書7:14</w:t>
         </w:r>
       </w:hyperlink>
       <w:r>
         <w:rPr>
           <w:lang w:val="zh_TW" w:bidi="zh_TW"/>
         </w:rPr>
-        <w:t>）。</w:t>
-      </w:r>
-    </w:p>
-    <w:p>
-      <w:pPr/>
-      <w:r>
-        <w:rPr>
-          <w:lang w:val="zh_TW" w:bidi="zh_TW"/>
-        </w:rPr>
-      </w:r>
-      <w:r>
-        <w:rPr>
-          <w:lang w:val="zh_TW" w:bidi="zh_TW"/>
-        </w:rPr>
-        <w:t>早期基督徒互稱「弟兄」（</w:t>
+        <w:t>，</w:t>
       </w:r>
       <w:hyperlink r:id="rId28">
         <w:r>
@@ -725,14 +687,68 @@
             <w:color w:val="0000EE"/>
             <w:u w:val="single"/>
           </w:rPr>
-          <w:t>徒9:17</w:t>
+          <w:t>9:31</w:t>
         </w:r>
       </w:hyperlink>
       <w:r>
         <w:rPr>
           <w:lang w:val="zh_TW" w:bidi="zh_TW"/>
         </w:rPr>
-        <w:t>；</w:t>
+        <w:t>）。</w:t>
+      </w:r>
+    </w:p>
+    <w:p>
+      <w:pPr>
+        <w:pStyle w:val="Heading3"/>
+      </w:pPr>
+      <w:r>
+        <w:rPr>
+          <w:b/>
+          <w:lang w:val="zh_TW" w:bidi="zh_TW"/>
+        </w:rPr>
+        <w:t>口傳妥拉</w:t>
+      </w:r>
+    </w:p>
+    <w:p>
+      <w:pPr/>
+      <w:r>
+        <w:rPr>
+          <w:lang w:val="zh_TW" w:bidi="zh_TW"/>
+        </w:rPr>
+      </w:r>
+      <w:r>
+        <w:rPr>
+          <w:lang w:val="zh_TW" w:bidi="zh_TW"/>
+        </w:rPr>
+        <w:t>猶太教師也遵循一種稱為「口傳妥拉」的東西。這是一系列來自古代猶太宗教領袖和學者的教導，通過口耳相傳下來。雖然這些教導不屬於舊約聖經的一部分，但它們有助於解釋如何在日常生活中遵循神的律法。</w:t>
+      </w:r>
+    </w:p>
+    <w:p>
+      <w:pPr/>
+      <w:r>
+        <w:rPr>
+          <w:lang w:val="zh_TW" w:bidi="zh_TW"/>
+        </w:rPr>
+      </w:r>
+      <w:r>
+        <w:rPr>
+          <w:lang w:val="zh_TW" w:bidi="zh_TW"/>
+        </w:rPr>
+        <w:t>這些口傳教導有時以新的方式解釋，使神的律法更容易遵循。這在耶路撒冷的聖殿被毀後變得尤為重要。聖殿是猶太人敬拜神、獻祭、與祭司會面的地方——這些都是神在妥拉中所命令的事情。當他們無法再做這些事情時，他們需要新的方式來遵循神的律法。</w:t>
+      </w:r>
+    </w:p>
+    <w:p>
+      <w:pPr/>
+      <w:r>
+        <w:rPr>
+          <w:lang w:val="zh_TW" w:bidi="zh_TW"/>
+        </w:rPr>
+      </w:r>
+      <w:r>
+        <w:rPr>
+          <w:lang w:val="zh_TW" w:bidi="zh_TW"/>
+        </w:rPr>
+        <w:t>到耶穌出生的時候，許多猶太人相信這些口傳教導與成文的妥拉同樣重要（參</w:t>
       </w:r>
       <w:hyperlink r:id="rId29">
         <w:r>
@@ -743,14 +759,53 @@
             <w:color w:val="0000EE"/>
             <w:u w:val="single"/>
           </w:rPr>
-          <w:t>西1:1</w:t>
+          <w:t>馬可福音7:3</w:t>
         </w:r>
       </w:hyperlink>
       <w:r>
         <w:rPr>
           <w:lang w:val="zh_TW" w:bidi="zh_TW"/>
         </w:rPr>
-        <w:t>）。基督徒群體兩次被稱為「弟兄或眾弟兄（the brotherhood）」（</w:t>
+        <w:t>）。他們認為神將這些教導與成文的律法一起賜給了摩西。</w:t>
+      </w:r>
+    </w:p>
+    <w:p>
+      <w:pPr>
+        <w:pStyle w:val="Heading3"/>
+      </w:pPr>
+      <w:r>
+        <w:rPr>
+          <w:lang w:val="zh_TW" w:bidi="zh_TW"/>
+        </w:rPr>
+        <w:t>不同群體如何理解妥拉</w:t>
+      </w:r>
+    </w:p>
+    <w:p>
+      <w:pPr/>
+      <w:r>
+        <w:rPr>
+          <w:lang w:val="zh_TW" w:bidi="zh_TW"/>
+        </w:rPr>
+      </w:r>
+      <w:r>
+        <w:rPr>
+          <w:lang w:val="zh_TW" w:bidi="zh_TW"/>
+        </w:rPr>
+        <w:t>法利賽人是猶太宗教領袖中的一個重要團體。他們相信神懲罰了猶太人，在公元前七世紀讓巴比倫人俘虜他們並將他們從家園帶走。他們認為這是因為人們沒有足夠仔細地遵守神在妥拉中的律法。許多法利賽人也相信，神所應許的救主（彌賽亞）不會來，直到所有猶太人完美地遵循妥拉的規定。</w:t>
+      </w:r>
+    </w:p>
+    <w:p>
+      <w:pPr/>
+      <w:r>
+        <w:rPr>
+          <w:lang w:val="zh_TW" w:bidi="zh_TW"/>
+        </w:rPr>
+      </w:r>
+      <w:r>
+        <w:rPr>
+          <w:lang w:val="zh_TW" w:bidi="zh_TW"/>
+        </w:rPr>
+        <w:t>撒都該人是另一個重要的猶太宗教領袖群體。與其它猶太教群體不同，他們只接受妥拉為神的話語。他們不信神蹟或其他超自然事件，即使這些在妥拉中有描述。撒都該人也不相信人死後能夠再活。但耶穌用妥拉的話來顯示死後有生命（參</w:t>
       </w:r>
       <w:hyperlink r:id="rId30">
         <w:r>
@@ -761,9 +816,263 @@
             <w:color w:val="0000EE"/>
             <w:u w:val="single"/>
           </w:rPr>
-          <w:t>彼前2:17，</w:t>
+          <w:t>馬太福音22:31–32</w:t>
         </w:r>
       </w:hyperlink>
+      <w:r>
+        <w:rPr>
+          <w:lang w:val="zh_TW" w:bidi="zh_TW"/>
+        </w:rPr>
+        <w:t>）。</w:t>
+      </w:r>
+    </w:p>
+    <w:p>
+      <w:pPr>
+        <w:pStyle w:val="Heading3"/>
+      </w:pPr>
+      <w:r>
+        <w:rPr>
+          <w:b/>
+          <w:lang w:val="zh_TW" w:bidi="zh_TW"/>
+        </w:rPr>
+        <w:t>在崇拜和儀式中的妥拉</w:t>
+      </w:r>
+    </w:p>
+    <w:p>
+      <w:pPr/>
+      <w:r>
+        <w:rPr>
+          <w:lang w:val="zh_TW" w:bidi="zh_TW"/>
+        </w:rPr>
+      </w:r>
+      <w:r>
+        <w:rPr>
+          <w:lang w:val="zh_TW" w:bidi="zh_TW"/>
+        </w:rPr>
+        <w:t>在猶太人的禮拜場所（稱為會堂）中誦讀妥拉是一個非常特別的儀式，已經實行了數千年。被邀請誦讀妥拉被視為一種極大的榮譽。</w:t>
+      </w:r>
+    </w:p>
+    <w:p>
+      <w:pPr/>
+      <w:r>
+        <w:rPr>
+          <w:lang w:val="zh_TW" w:bidi="zh_TW"/>
+        </w:rPr>
+      </w:r>
+      <w:r>
+        <w:rPr>
+          <w:lang w:val="zh_TW" w:bidi="zh_TW"/>
+        </w:rPr>
+        <w:t>妥拉書卷是由一位經過專門訓練的書寫者，稱為抄寫員（或文士），用希伯來文仔細手寫而成。這些書卷是用根據猶太宗教規則準備的動物皮製成的。書卷被纏繞在兩根木製、銀製或象牙製的桿子上。</w:t>
+      </w:r>
+    </w:p>
+    <w:p>
+      <w:pPr/>
+      <w:r>
+        <w:rPr>
+          <w:lang w:val="zh_TW" w:bidi="zh_TW"/>
+        </w:rPr>
+      </w:r>
+      <w:r>
+        <w:rPr>
+          <w:lang w:val="zh_TW" w:bidi="zh_TW"/>
+        </w:rPr>
+        <w:t>這些杆子的末端通常用貴金屬和寶石精美地裝飾。當有人誦讀妥拉時，他們使用一種稱為雅德（yad）的特殊指針來保持在經文中的位置。這個指針有助於保護卷軸，因為用手指直接觸摸文字可能會因著時間的推移損壞脆弱的經卷。指針還幫助讀者正確地跟著文字，而不會跳過任何神的信息。</w:t>
+      </w:r>
+    </w:p>
+    <w:p>
+      <w:pPr>
+        <w:pStyle w:val="Heading3"/>
+      </w:pPr>
+      <w:r>
+        <w:rPr>
+          <w:lang w:val="zh_TW" w:bidi="zh_TW"/>
+        </w:rPr>
+        <w:t>妥拉對非猶太人的作用</w:t>
+      </w:r>
+    </w:p>
+    <w:p>
+      <w:pPr/>
+      <w:r>
+        <w:rPr>
+          <w:lang w:val="zh_TW" w:bidi="zh_TW"/>
+        </w:rPr>
+      </w:r>
+      <w:r>
+        <w:rPr>
+          <w:lang w:val="zh_TW" w:bidi="zh_TW"/>
+        </w:rPr>
+        <w:t>傳統的猶太教師說，神尤其將妥拉賜給猶太人。這意味著非猶太人不需要遵循其所有規則。</w:t>
+      </w:r>
+    </w:p>
+    <w:p>
+      <w:pPr/>
+      <w:r>
+        <w:rPr>
+          <w:lang w:val="zh_TW" w:bidi="zh_TW"/>
+        </w:rPr>
+      </w:r>
+      <w:r>
+        <w:rPr>
+          <w:lang w:val="zh_TW" w:bidi="zh_TW"/>
+        </w:rPr>
+        <w:t>然而，一位名叫邁蒙尼德的著名猶太教師在中世紀時期教導說，非猶太人可以通過遵循七條基本原則，從而在來世獲得神的祝福。根據猶太傳統，神將這些原則賜給挪亞。它們是：</w:t>
+      </w:r>
+    </w:p>
+    <w:p>
+      <w:pPr>
+        <w:pStyle w:val="ListNumber"/>
+        <w:numPr>
+          <w:ilvl w:val="0"/>
+          <w:numId w:val="14"/>
+        </w:numPr>
+        <w:spacing w:line="240" w:lineRule="auto"/>
+        <w:ind w:left="720"/>
+      </w:pPr>
+      <w:r>
+        <w:rPr>
+          <w:lang w:val="zh_TW" w:bidi="zh_TW"/>
+        </w:rPr>
+      </w:r>
+      <w:r>
+        <w:rPr>
+          <w:lang w:val="zh_TW" w:bidi="zh_TW"/>
+        </w:rPr>
+        <w:t>不要崇拜假神。</w:t>
+      </w:r>
+    </w:p>
+    <w:p>
+      <w:pPr>
+        <w:pStyle w:val="ListNumber"/>
+        <w:spacing w:line="240" w:lineRule="auto"/>
+        <w:ind w:left="720"/>
+      </w:pPr>
+      <w:r>
+        <w:rPr>
+          <w:lang w:val="zh_TW" w:bidi="zh_TW"/>
+        </w:rPr>
+      </w:r>
+      <w:r>
+        <w:rPr>
+          <w:lang w:val="zh_TW" w:bidi="zh_TW"/>
+        </w:rPr>
+        <w:t>不可犯淫亂罪。</w:t>
+      </w:r>
+    </w:p>
+    <w:p>
+      <w:pPr>
+        <w:pStyle w:val="ListNumber"/>
+        <w:spacing w:line="240" w:lineRule="auto"/>
+        <w:ind w:left="720"/>
+      </w:pPr>
+      <w:r>
+        <w:rPr>
+          <w:lang w:val="zh_TW" w:bidi="zh_TW"/>
+        </w:rPr>
+      </w:r>
+      <w:r>
+        <w:rPr>
+          <w:lang w:val="zh_TW" w:bidi="zh_TW"/>
+        </w:rPr>
+        <w:t>不可謀殺。</w:t>
+      </w:r>
+    </w:p>
+    <w:p>
+      <w:pPr>
+        <w:pStyle w:val="ListNumber"/>
+        <w:spacing w:line="240" w:lineRule="auto"/>
+        <w:ind w:left="720"/>
+      </w:pPr>
+      <w:r>
+        <w:rPr>
+          <w:lang w:val="zh_TW" w:bidi="zh_TW"/>
+        </w:rPr>
+      </w:r>
+      <w:r>
+        <w:rPr>
+          <w:lang w:val="zh_TW" w:bidi="zh_TW"/>
+        </w:rPr>
+        <w:t>不要不尊重神的名字。</w:t>
+      </w:r>
+    </w:p>
+    <w:p>
+      <w:pPr>
+        <w:pStyle w:val="ListNumber"/>
+        <w:spacing w:line="240" w:lineRule="auto"/>
+        <w:ind w:left="720"/>
+      </w:pPr>
+      <w:r>
+        <w:rPr>
+          <w:lang w:val="zh_TW" w:bidi="zh_TW"/>
+        </w:rPr>
+      </w:r>
+      <w:r>
+        <w:rPr>
+          <w:lang w:val="zh_TW" w:bidi="zh_TW"/>
+        </w:rPr>
+        <w:t>不要不公正地行事。</w:t>
+      </w:r>
+    </w:p>
+    <w:p>
+      <w:pPr>
+        <w:pStyle w:val="ListNumber"/>
+        <w:spacing w:line="240" w:lineRule="auto"/>
+        <w:ind w:left="720"/>
+      </w:pPr>
+      <w:r>
+        <w:rPr>
+          <w:lang w:val="zh_TW" w:bidi="zh_TW"/>
+        </w:rPr>
+      </w:r>
+      <w:r>
+        <w:rPr>
+          <w:lang w:val="zh_TW" w:bidi="zh_TW"/>
+        </w:rPr>
+        <w:t>不可偷竊。</w:t>
+      </w:r>
+    </w:p>
+    <w:p>
+      <w:pPr>
+        <w:pStyle w:val="ListNumber"/>
+        <w:spacing w:line="240" w:lineRule="auto"/>
+        <w:ind w:left="720"/>
+      </w:pPr>
+      <w:r>
+        <w:rPr>
+          <w:lang w:val="zh_TW" w:bidi="zh_TW"/>
+        </w:rPr>
+      </w:r>
+      <w:r>
+        <w:rPr>
+          <w:lang w:val="zh_TW" w:bidi="zh_TW"/>
+        </w:rPr>
+        <w:t>不可吃活著的動物的肉。</w:t>
+      </w:r>
+    </w:p>
+    <w:p>
+      <w:pPr>
+        <w:pStyle w:val="Heading3"/>
+      </w:pPr>
+      <w:r>
+        <w:rPr>
+          <w:lang w:val="zh_TW" w:bidi="zh_TW"/>
+        </w:rPr>
+        <w:t>新約聖經中的妥拉</w:t>
+      </w:r>
+    </w:p>
+    <w:p>
+      <w:pPr/>
+      <w:r>
+        <w:rPr>
+          <w:lang w:val="zh_TW" w:bidi="zh_TW"/>
+        </w:rPr>
+      </w:r>
+      <w:r>
+        <w:rPr>
+          <w:lang w:val="zh_TW" w:bidi="zh_TW"/>
+        </w:rPr>
+        <w:t>新約聖經教導了關於妥拉的重要內容。雖然神在妥拉中的律法在當時是必要的，但它們並不是人們可以通過完美遵守來獲得救恩的方式。即使有一節經文似乎暗示人們可以通過遵守神的律法來與神和好，但沒有一個人能夠完美地遵守神的律法（</w:t>
+      </w:r>
       <w:hyperlink r:id="rId31">
         <w:r>
           <w:rPr>
@@ -773,32 +1082,28 @@
             <w:color w:val="0000EE"/>
             <w:u w:val="single"/>
           </w:rPr>
-          <w:t>5:9</w:t>
+          <w:t>利未記18:5</w:t>
         </w:r>
       </w:hyperlink>
       <w:r>
         <w:rPr>
           <w:lang w:val="zh_TW" w:bidi="zh_TW"/>
         </w:rPr>
-        <w:t>）。成為基督徒弟兄的一員需要負上某些責任：</w:t>
+        <w:t>）。</w:t>
       </w:r>
     </w:p>
     <w:p>
-      <w:pPr>
-        <w:pStyle w:val="ListBullet"/>
-        <w:spacing w:line="240" w:lineRule="auto"/>
-        <w:ind w:left="720"/>
-      </w:pPr>
-      <w:r>
-        <w:rPr>
-          <w:lang w:val="zh_TW" w:bidi="zh_TW"/>
-        </w:rPr>
-      </w:r>
-      <w:r>
-        <w:rPr>
-          <w:lang w:val="zh_TW" w:bidi="zh_TW"/>
-        </w:rPr>
-        <w:t>節制情慾（</w:t>
+      <w:pPr/>
+      <w:r>
+        <w:rPr>
+          <w:lang w:val="zh_TW" w:bidi="zh_TW"/>
+        </w:rPr>
+      </w:r>
+      <w:r>
+        <w:rPr>
+          <w:lang w:val="zh_TW" w:bidi="zh_TW"/>
+        </w:rPr>
+        <w:t>舊約聖經顯示，神一直以祂的恩慈拯救人，而不是藉著他們的完全行為。例如，神接受亞伯拉罕是因為他的信心，而不是因為他完美地遵循了所有規條（</w:t>
       </w:r>
       <w:hyperlink r:id="rId32">
         <w:r>
@@ -809,32 +1114,28 @@
             <w:color w:val="0000EE"/>
             <w:u w:val="single"/>
           </w:rPr>
-          <w:t>帖前4:6</w:t>
+          <w:t>創世記15</w:t>
         </w:r>
       </w:hyperlink>
       <w:r>
         <w:rPr>
           <w:lang w:val="zh_TW" w:bidi="zh_TW"/>
         </w:rPr>
-        <w:t>）</w:t>
+        <w:t>）。這發生在神賜給摩西妥拉的400年前。這向我們展示了神一直喜悅信靠他的人。</w:t>
       </w:r>
     </w:p>
     <w:p>
-      <w:pPr>
-        <w:pStyle w:val="ListBullet"/>
-        <w:spacing w:line="240" w:lineRule="auto"/>
-        <w:ind w:left="720"/>
-      </w:pPr>
-      <w:r>
-        <w:rPr>
-          <w:lang w:val="zh_TW" w:bidi="zh_TW"/>
-        </w:rPr>
-      </w:r>
-      <w:r>
-        <w:rPr>
-          <w:lang w:val="zh_TW" w:bidi="zh_TW"/>
-        </w:rPr>
-        <w:t>在需要時提供物質幫助（</w:t>
+      <w:pPr/>
+      <w:r>
+        <w:rPr>
+          <w:lang w:val="zh_TW" w:bidi="zh_TW"/>
+        </w:rPr>
+      </w:r>
+      <w:r>
+        <w:rPr>
+          <w:lang w:val="zh_TW" w:bidi="zh_TW"/>
+        </w:rPr>
+        <w:t>神律法的一個主要目的是幫助人們看到他們無法靠自己達到完全（</w:t>
       </w:r>
       <w:hyperlink r:id="rId33">
         <w:r>
@@ -845,50 +1146,14 @@
             <w:color w:val="0000EE"/>
             <w:u w:val="single"/>
           </w:rPr>
-          <w:t>雅2:15</w:t>
+          <w:t>加拉太書3:24</w:t>
         </w:r>
       </w:hyperlink>
       <w:r>
         <w:rPr>
           <w:lang w:val="zh_TW" w:bidi="zh_TW"/>
         </w:rPr>
-        <w:t>–</w:t>
-      </w:r>
-      <w:hyperlink r:id="rId33">
-        <w:r>
-          <w:rPr>
-            <w:lang w:val="zh_TW" w:bidi="zh_TW"/>
-          </w:rPr>
-          <w:rPr>
-            <w:color w:val="0000EE"/>
-            <w:u w:val="single"/>
-          </w:rPr>
-          <w:t>16</w:t>
-        </w:r>
-      </w:hyperlink>
-      <w:r>
-        <w:rPr>
-          <w:lang w:val="zh_TW" w:bidi="zh_TW"/>
-        </w:rPr>
-        <w:t>）</w:t>
-      </w:r>
-    </w:p>
-    <w:p>
-      <w:pPr>
-        <w:pStyle w:val="ListBullet"/>
-        <w:spacing w:line="240" w:lineRule="auto"/>
-        <w:ind w:left="720"/>
-      </w:pPr>
-      <w:r>
-        <w:rPr>
-          <w:lang w:val="zh_TW" w:bidi="zh_TW"/>
-        </w:rPr>
-      </w:r>
-      <w:r>
-        <w:rPr>
-          <w:lang w:val="zh_TW" w:bidi="zh_TW"/>
-        </w:rPr>
-        <w:t>避免引起冒犯（</w:t>
+        <w:t>）。當人們試圖遵循所有的神的律法時，他們會意識到自己多麼需要神的幫助和寬恕（</w:t>
       </w:r>
       <w:hyperlink r:id="rId34">
         <w:r>
@@ -899,32 +1164,28 @@
             <w:color w:val="0000EE"/>
             <w:u w:val="single"/>
           </w:rPr>
-          <w:t>羅14:13</w:t>
+          <w:t>羅馬書7:7</w:t>
         </w:r>
       </w:hyperlink>
       <w:r>
         <w:rPr>
           <w:lang w:val="zh_TW" w:bidi="zh_TW"/>
         </w:rPr>
-        <w:t>）。</w:t>
+        <w:t>）。這引導他們信靠耶穌。</w:t>
       </w:r>
     </w:p>
     <w:p>
-      <w:pPr>
-        <w:pStyle w:val="ListBullet"/>
-        <w:spacing w:line="240" w:lineRule="auto"/>
-        <w:ind w:left="720"/>
-      </w:pPr>
-      <w:r>
-        <w:rPr>
-          <w:lang w:val="zh_TW" w:bidi="zh_TW"/>
-        </w:rPr>
-      </w:r>
-      <w:r>
-        <w:rPr>
-          <w:lang w:val="zh_TW" w:bidi="zh_TW"/>
-        </w:rPr>
-        <w:t>基督徒不應該「訴諸法律」或控告他們的弟兄（</w:t>
+      <w:pPr/>
+      <w:r>
+        <w:rPr>
+          <w:lang w:val="zh_TW" w:bidi="zh_TW"/>
+        </w:rPr>
+      </w:r>
+      <w:r>
+        <w:rPr>
+          <w:lang w:val="zh_TW" w:bidi="zh_TW"/>
+        </w:rPr>
+        <w:t>耶穌非常尊重妥拉。祂生命的目的是要成就妥拉所要求的一切。當人們信靠耶穌時，他們就能享受祂對神律法的完全順服所帶來的益處。耶穌是律法的終結，使所有在祂裡面有信心的人都可以被稱義（</w:t>
       </w:r>
       <w:hyperlink r:id="rId35">
         <w:r>
@@ -935,86 +1196,14 @@
             <w:color w:val="0000EE"/>
             <w:u w:val="single"/>
           </w:rPr>
-          <w:t>林前6:5</w:t>
+          <w:t>羅馬書10:4</w:t>
         </w:r>
       </w:hyperlink>
       <w:r>
         <w:rPr>
           <w:lang w:val="zh_TW" w:bidi="zh_TW"/>
         </w:rPr>
-        <w:t>–</w:t>
-      </w:r>
-      <w:hyperlink r:id="rId35">
-        <w:r>
-          <w:rPr>
-            <w:lang w:val="zh_TW" w:bidi="zh_TW"/>
-          </w:rPr>
-          <w:rPr>
-            <w:color w:val="0000EE"/>
-            <w:u w:val="single"/>
-          </w:rPr>
-          <w:t>6</w:t>
-        </w:r>
-      </w:hyperlink>
-      <w:r>
-        <w:rPr>
-          <w:lang w:val="zh_TW" w:bidi="zh_TW"/>
-        </w:rPr>
-        <w:t>）</w:t>
-      </w:r>
-    </w:p>
-    <w:p>
-      <w:pPr>
-        <w:pStyle w:val="ListBullet"/>
-        <w:spacing w:line="240" w:lineRule="auto"/>
-        <w:ind w:left="720"/>
-      </w:pPr>
-      <w:r>
-        <w:rPr>
-          <w:lang w:val="zh_TW" w:bidi="zh_TW"/>
-        </w:rPr>
-      </w:r>
-      <w:r>
-        <w:rPr>
-          <w:lang w:val="zh_TW" w:bidi="zh_TW"/>
-        </w:rPr>
-        <w:t>必須在教會內或個人之間解決問題（</w:t>
-      </w:r>
-      <w:hyperlink r:id="rId36">
-        <w:r>
-          <w:rPr>
-            <w:lang w:val="zh_TW" w:bidi="zh_TW"/>
-          </w:rPr>
-          <w:rPr>
-            <w:color w:val="0000EE"/>
-            <w:u w:val="single"/>
-          </w:rPr>
-          <w:t>太18:15</w:t>
-        </w:r>
-      </w:hyperlink>
-      <w:r>
-        <w:rPr>
-          <w:lang w:val="zh_TW" w:bidi="zh_TW"/>
-        </w:rPr>
-        <w:t>–</w:t>
-      </w:r>
-      <w:hyperlink r:id="rId36">
-        <w:r>
-          <w:rPr>
-            <w:lang w:val="zh_TW" w:bidi="zh_TW"/>
-          </w:rPr>
-          <w:rPr>
-            <w:color w:val="0000EE"/>
-            <w:u w:val="single"/>
-          </w:rPr>
-          <w:t>17</w:t>
-        </w:r>
-      </w:hyperlink>
-      <w:r>
-        <w:rPr>
-          <w:lang w:val="zh_TW" w:bidi="zh_TW"/>
-        </w:rPr>
-        <w:t>）</w:t>
+        <w:t>）。</w:t>
       </w:r>
     </w:p>
     <w:p>
@@ -1026,56 +1215,6 @@
       </w:r>
       <w:r>
         <w:rPr>
-          <w:lang w:val="zh_TW" w:bidi="zh_TW"/>
-        </w:rPr>
-        <w:t>基督徒與弟兄的關係很重要，因為如果他與弟兄不和，就無法敬拜神（</w:t>
-      </w:r>
-      <w:hyperlink r:id="rId37">
-        <w:r>
-          <w:rPr>
-            <w:lang w:val="zh_TW" w:bidi="zh_TW"/>
-          </w:rPr>
-          <w:rPr>
-            <w:color w:val="0000EE"/>
-            <w:u w:val="single"/>
-          </w:rPr>
-          <w:t>太5:23</w:t>
-        </w:r>
-      </w:hyperlink>
-      <w:r>
-        <w:rPr>
-          <w:lang w:val="zh_TW" w:bidi="zh_TW"/>
-        </w:rPr>
-        <w:t>–</w:t>
-      </w:r>
-      <w:hyperlink r:id="rId37">
-        <w:r>
-          <w:rPr>
-            <w:lang w:val="zh_TW" w:bidi="zh_TW"/>
-          </w:rPr>
-          <w:rPr>
-            <w:color w:val="0000EE"/>
-            <w:u w:val="single"/>
-          </w:rPr>
-          <w:t>24</w:t>
-        </w:r>
-      </w:hyperlink>
-      <w:r>
-        <w:rPr>
-          <w:lang w:val="zh_TW" w:bidi="zh_TW"/>
-        </w:rPr>
-        <w:t>）。</w:t>
-      </w:r>
-    </w:p>
-    <w:p>
-      <w:pPr/>
-      <w:r>
-        <w:rPr>
-          <w:lang w:val="zh_TW" w:bidi="zh_TW"/>
-        </w:rPr>
-      </w:r>
-      <w:r>
-        <w:rPr>
           <w:i/>
           <w:lang w:val="zh_TW" w:bidi="zh_TW"/>
         </w:rPr>
@@ -1091,303 +1230,37 @@
         <w:rPr>
           <w:lang w:val="zh_TW" w:bidi="zh_TW"/>
         </w:rPr>
-        <w:t>家庭生活和關係</w:t>
-      </w:r>
-      <w:r>
-        <w:rPr>
-          <w:lang w:val="zh_TW" w:bidi="zh_TW"/>
-        </w:rPr>
-        <w:t>；</w:t>
-      </w:r>
-      <w:r>
-        <w:rPr>
-          <w:lang w:val="zh_TW" w:bidi="zh_TW"/>
-        </w:rPr>
-        <w:t>兄弟（和姐妹）</w:t>
-      </w:r>
-      <w:r>
-        <w:rPr>
-          <w:lang w:val="zh_TW" w:bidi="zh_TW"/>
-        </w:rPr>
-      </w:r>
-      <w:r>
-        <w:rPr>
-          <w:lang w:val="zh_TW" w:bidi="zh_TW"/>
-        </w:rPr>
-      </w:r>
-    </w:p>
-    <w:p>
-      <w:pPr/>
-      <w:r>
-        <w:rPr>
-          <w:lang w:val="zh_TW" w:bidi="zh_TW"/>
-        </w:rPr>
-      </w:r>
-    </w:p>
-    <w:p>
-      <w:pPr>
-        <w:pStyle w:val="Heading2"/>
-      </w:pPr>
-      <w:r>
-        <w:rPr>
-          <w:lang w:val="zh_TW" w:bidi="zh_TW"/>
-        </w:rPr>
-        <w:t>兄弟（和姐妹）</w:t>
-      </w:r>
-      <w:r>
-        <w:rPr>
-          <w:lang w:val="zh_TW" w:bidi="zh_TW"/>
-        </w:rPr>
-      </w:r>
-    </w:p>
-    <w:p>
-      <w:pPr/>
-      <w:r>
-        <w:rPr>
-          <w:lang w:val="zh_TW" w:bidi="zh_TW"/>
-        </w:rPr>
-      </w:r>
-      <w:r>
-        <w:rPr>
-          <w:lang w:val="zh_TW" w:bidi="zh_TW"/>
-        </w:rPr>
-        <w:t>對神家中的成員的稱呼。有充分的證據表明，耶穌時代的猶太人經常自稱為弟兄（</w:t>
-      </w:r>
-      <w:hyperlink r:id="rId38">
-        <w:r>
-          <w:rPr>
-            <w:lang w:val="zh_TW" w:bidi="zh_TW"/>
-          </w:rPr>
-          <w:rPr>
-            <w:color w:val="0000EE"/>
-            <w:u w:val="single"/>
-          </w:rPr>
-          <w:t>徒2:29、37，</w:t>
-        </w:r>
-      </w:hyperlink>
-      <w:hyperlink r:id="rId39">
-        <w:r>
-          <w:rPr>
-            <w:lang w:val="zh_TW" w:bidi="zh_TW"/>
-          </w:rPr>
-          <w:rPr>
-            <w:color w:val="0000EE"/>
-            <w:u w:val="single"/>
-          </w:rPr>
-          <w:t>7:2，</w:t>
-        </w:r>
-      </w:hyperlink>
-      <w:hyperlink r:id="rId40">
-        <w:r>
-          <w:rPr>
-            <w:lang w:val="zh_TW" w:bidi="zh_TW"/>
-          </w:rPr>
-          <w:rPr>
-            <w:color w:val="0000EE"/>
-            <w:u w:val="single"/>
-          </w:rPr>
-          <w:t>22:5，</w:t>
-        </w:r>
-      </w:hyperlink>
-      <w:hyperlink r:id="rId41">
-        <w:r>
-          <w:rPr>
-            <w:lang w:val="zh_TW" w:bidi="zh_TW"/>
-          </w:rPr>
-          <w:rPr>
-            <w:color w:val="0000EE"/>
-            <w:u w:val="single"/>
-          </w:rPr>
-          <w:t>28:21</w:t>
-        </w:r>
-      </w:hyperlink>
-      <w:r>
-        <w:rPr>
-          <w:lang w:val="zh_TW" w:bidi="zh_TW"/>
-        </w:rPr>
-        <w:t>；</w:t>
-      </w:r>
-      <w:hyperlink r:id="rId42">
-        <w:r>
-          <w:rPr>
-            <w:lang w:val="zh_TW" w:bidi="zh_TW"/>
-          </w:rPr>
-          <w:rPr>
-            <w:color w:val="0000EE"/>
-            <w:u w:val="single"/>
-          </w:rPr>
-          <w:t>羅9:3</w:t>
-        </w:r>
-      </w:hyperlink>
-      <w:r>
-        <w:rPr>
-          <w:lang w:val="zh_TW" w:bidi="zh_TW"/>
-        </w:rPr>
-        <w:t>）。因此，對猶太基督徒來說，從一開始就自然地互稱為「弟兄」（即「弟兄姐妹」——這個詞包括男性和女性；</w:t>
-      </w:r>
-      <w:hyperlink r:id="rId43">
-        <w:r>
-          <w:rPr>
-            <w:lang w:val="zh_TW" w:bidi="zh_TW"/>
-          </w:rPr>
-          <w:rPr>
-            <w:color w:val="0000EE"/>
-            <w:u w:val="single"/>
-          </w:rPr>
-          <w:t>徒1:15–16，</w:t>
-        </w:r>
-      </w:hyperlink>
-      <w:hyperlink r:id="rId44">
-        <w:r>
-          <w:rPr>
-            <w:lang w:val="zh_TW" w:bidi="zh_TW"/>
-          </w:rPr>
-          <w:rPr>
-            <w:color w:val="0000EE"/>
-            <w:u w:val="single"/>
-          </w:rPr>
-          <w:t>9:30，</w:t>
-        </w:r>
-      </w:hyperlink>
-      <w:hyperlink r:id="rId45">
-        <w:r>
-          <w:rPr>
-            <w:lang w:val="zh_TW" w:bidi="zh_TW"/>
-          </w:rPr>
-          <w:rPr>
-            <w:color w:val="0000EE"/>
-            <w:u w:val="single"/>
-          </w:rPr>
-          <w:t>11:1</w:t>
-        </w:r>
-      </w:hyperlink>
-      <w:r>
-        <w:rPr>
-          <w:lang w:val="zh_TW" w:bidi="zh_TW"/>
-        </w:rPr>
-        <w:t>）。外邦的宗教群體成員也互稱兄弟，因此這一稱呼同樣在外邦教會中被接受（</w:t>
-      </w:r>
-      <w:hyperlink r:id="rId46">
-        <w:r>
-          <w:rPr>
-            <w:lang w:val="zh_TW" w:bidi="zh_TW"/>
-          </w:rPr>
-          <w:rPr>
-            <w:color w:val="0000EE"/>
-            <w:u w:val="single"/>
-          </w:rPr>
-          <w:t>徒17:14</w:t>
-        </w:r>
-      </w:hyperlink>
-      <w:r>
-        <w:rPr>
-          <w:lang w:val="zh_TW" w:bidi="zh_TW"/>
-        </w:rPr>
-        <w:t>；</w:t>
-      </w:r>
-      <w:hyperlink r:id="rId47">
-        <w:r>
-          <w:rPr>
-            <w:lang w:val="zh_TW" w:bidi="zh_TW"/>
-          </w:rPr>
-          <w:rPr>
-            <w:color w:val="0000EE"/>
-            <w:u w:val="single"/>
-          </w:rPr>
-          <w:t>羅1:13</w:t>
-        </w:r>
-      </w:hyperlink>
-      <w:r>
-        <w:rPr>
-          <w:lang w:val="zh_TW" w:bidi="zh_TW"/>
-        </w:rPr>
-        <w:t>；</w:t>
-      </w:r>
-      <w:hyperlink r:id="rId48">
-        <w:r>
-          <w:rPr>
-            <w:lang w:val="zh_TW" w:bidi="zh_TW"/>
-          </w:rPr>
-          <w:rPr>
-            <w:color w:val="0000EE"/>
-            <w:u w:val="single"/>
-          </w:rPr>
-          <w:t>林前1:1、10</w:t>
-        </w:r>
-      </w:hyperlink>
-      <w:r>
-        <w:rPr>
-          <w:lang w:val="zh_TW" w:bidi="zh_TW"/>
-        </w:rPr>
-        <w:t>；以及保羅寫給外邦人教會的書信中其它多處）。事實上，與「門徒」（在使徒行傳中）和「聖徒」（在保羅書信及啟示錄中總是以複數形式出現）一樣，「弟兄」是基督徒最常用的稱號之一，並且是雅各書和約翰一書中主要使用的稱號。</w:t>
-      </w:r>
-    </w:p>
-    <w:p>
-      <w:pPr/>
-      <w:r>
-        <w:rPr>
-          <w:lang w:val="zh_TW" w:bidi="zh_TW"/>
-        </w:rPr>
-      </w:r>
-      <w:r>
-        <w:rPr>
-          <w:lang w:val="zh_TW" w:bidi="zh_TW"/>
-        </w:rPr>
-        <w:t>每個基督徒都被稱為「弟兄」，而基督徒群體整體則被稱為「弟兄們」。此稱號強調基督徒群體的親密性，即信徒之間的關係如同血親般親近（甚至更親密——</w:t>
-      </w:r>
-      <w:hyperlink r:id="rId49">
-        <w:r>
-          <w:rPr>
-            <w:lang w:val="zh_TW" w:bidi="zh_TW"/>
-          </w:rPr>
-          <w:rPr>
-            <w:color w:val="0000EE"/>
-            <w:u w:val="single"/>
-          </w:rPr>
-          <w:t>可10:23–31</w:t>
-        </w:r>
-      </w:hyperlink>
-      <w:r>
-        <w:rPr>
-          <w:lang w:val="zh_TW" w:bidi="zh_TW"/>
-        </w:rPr>
-        <w:t>）。在約翰一書和雅各書中，這一稱呼突顯出貧窮基督徒對富裕基督徒的要求（</w:t>
-      </w:r>
-      <w:hyperlink r:id="rId50">
-        <w:r>
-          <w:rPr>
-            <w:lang w:val="zh_TW" w:bidi="zh_TW"/>
-          </w:rPr>
-          <w:rPr>
-            <w:color w:val="0000EE"/>
-            <w:u w:val="single"/>
-          </w:rPr>
-          <w:t>雅2:15</w:t>
-        </w:r>
-      </w:hyperlink>
-      <w:r>
-        <w:rPr>
-          <w:lang w:val="zh_TW" w:bidi="zh_TW"/>
-        </w:rPr>
-        <w:t>；</w:t>
-      </w:r>
-      <w:hyperlink r:id="rId51">
-        <w:r>
-          <w:rPr>
-            <w:lang w:val="zh_TW" w:bidi="zh_TW"/>
-          </w:rPr>
-          <w:rPr>
-            <w:color w:val="0000EE"/>
-            <w:u w:val="single"/>
-          </w:rPr>
-          <w:t>約壹3:10–18</w:t>
-        </w:r>
-      </w:hyperlink>
-      <w:r>
-        <w:rPr>
-          <w:lang w:val="zh_TW" w:bidi="zh_TW"/>
-        </w:rPr>
-        <w:t>）。它也表明基督徒群體成員之間的平等關係。</w:t>
+        <w:t>猶太教</w:t>
+      </w:r>
+      <w:r>
+        <w:rPr>
+          <w:lang w:val="zh_TW" w:bidi="zh_TW"/>
+        </w:rPr>
+        <w:t>、</w:t>
+      </w:r>
+      <w:r>
+        <w:rPr>
+          <w:lang w:val="zh_TW" w:bidi="zh_TW"/>
+        </w:rPr>
+        <w:t>聖經中的律法概念</w:t>
+      </w:r>
+      <w:r>
+        <w:rPr>
+          <w:lang w:val="zh_TW" w:bidi="zh_TW"/>
+        </w:rPr>
+        <w:t>、</w:t>
+      </w:r>
+      <w:r>
+        <w:rPr>
+          <w:lang w:val="zh_TW" w:bidi="zh_TW"/>
+        </w:rPr>
+        <w:t>塔木德</w:t>
+      </w:r>
+      <w:r>
+        <w:rPr>
+          <w:lang w:val="zh_TW" w:bidi="zh_TW"/>
+        </w:rPr>
+        <w:t>。</w:t>
       </w:r>
       <w:r>
         <w:rPr>
@@ -3289,6 +3162,12 @@
   </w:num>
   <w:num w:numId="13" w16cid:durableId="592781308">
     <w:abstractNumId w:val="11"/>
+  </w:num>
+  <w:num w:numId="14">
+    <w:abstractNumId w:val="3"/>
+    <w:lvlOverride w:ilvl="0">
+      <w:startOverride w:val="1"/>
+    </w:lvlOverride>
   </w:num>
   <w:numIdMacAtCleanup w:val="10"/>
 </w:numbering>

--- a/zht/docx/163.content.docx
+++ b/zht/docx/163.content.docx
@@ -19,7 +19,7 @@
         <w:rPr>
           <w:lang w:val="zh_TW" w:bidi="zh_TW"/>
         </w:rPr>
-        <w:t>Resource: Tyndale Open Bible Dictionary</w:t>
+        <w:t>Resource: Aquifer Open Bible Dictionary</w:t>
       </w:r>
       <w:r>
         <w:rPr>
@@ -112,7 +112,7 @@
         <w:rPr>
           <w:lang w:val="zh_TW" w:bidi="zh_TW"/>
         </w:rPr>
-        <w:t>Tyndale Open Bible Dictionary</w:t>
+        <w:t>Aquifer Open Bible Dictionary</w:t>
       </w:r>
     </w:p>
     <w:p>
@@ -149,7 +149,7 @@
         <w:rPr>
           <w:lang w:val="zh_TW" w:bidi="zh_TW"/>
         </w:rPr>
-        <w:t>tuo</w:t>
+        <w:t>tui</w:t>
       </w:r>
       <w:r>
         <w:rPr>
@@ -212,7 +212,7 @@
         <w:rPr>
           <w:lang w:val="zh_TW" w:bidi="zh_TW"/>
         </w:rPr>
-        <w:t>陀斐特</w:t>
+        <w:t>推基古</w:t>
       </w:r>
       <w:r>
         <w:rPr>
@@ -231,7 +231,7 @@
         <w:rPr>
           <w:lang w:val="zh_TW" w:bidi="zh_TW"/>
         </w:rPr>
-        <w:t>欣嫩谷中的一處地方。欣嫩山谷位於耶路撒冷外，是以色列人向摩洛以人獻祭，褻瀆耶和華的地方。作為宗教改革的一部分，約西亞污穢了陀斐特並拆毀了祭壇（</w:t>
+        <w:t>在保羅為耶路撒冷教會收集和送交奉獻的旅行中，隨行保羅的信徒之一（</w:t>
       </w:r>
       <w:hyperlink r:id="rId13">
         <w:r>
@@ -242,14 +242,28 @@
             <w:color w:val="0000EE"/>
             <w:u w:val="single"/>
           </w:rPr>
-          <w:t>列王紀下23:10</w:t>
+          <w:t>徒20:4</w:t>
         </w:r>
       </w:hyperlink>
       <w:r>
         <w:rPr>
           <w:lang w:val="zh_TW" w:bidi="zh_TW"/>
         </w:rPr>
-        <w:t>）。這些改革推翻了他祖父瑪拿西先前所推行的習俗。在約西亞的時代，先知耶利米也曾指出並譴責這些做法的死灰復燃（</w:t>
+        <w:t>）。由於他經常與以弗所的特羅非摩一同被提及，推基古很可能也是以弗所人。</w:t>
+      </w:r>
+    </w:p>
+    <w:p>
+      <w:pPr/>
+      <w:r>
+        <w:rPr>
+          <w:lang w:val="zh_TW" w:bidi="zh_TW"/>
+        </w:rPr>
+      </w:r>
+      <w:r>
+        <w:rPr>
+          <w:lang w:val="zh_TW" w:bidi="zh_TW"/>
+        </w:rPr>
+        <w:t>推基古負責送達保羅寫給以弗所教會的書信（</w:t>
       </w:r>
       <w:hyperlink r:id="rId14">
         <w:r>
@@ -260,7 +274,43 @@
             <w:color w:val="0000EE"/>
             <w:u w:val="single"/>
           </w:rPr>
-          <w:t>耶利米書7:31–32</w:t>
+          <w:t>弗6:21</w:t>
+        </w:r>
+      </w:hyperlink>
+      <w:r>
+        <w:rPr>
+          <w:lang w:val="zh_TW" w:bidi="zh_TW"/>
+        </w:rPr>
+        <w:t>），以及保羅寫給腓利門和歌羅西教會的書信（</w:t>
+      </w:r>
+      <w:hyperlink r:id="rId15">
+        <w:r>
+          <w:rPr>
+            <w:lang w:val="zh_TW" w:bidi="zh_TW"/>
+          </w:rPr>
+          <w:rPr>
+            <w:color w:val="0000EE"/>
+            <w:u w:val="single"/>
+          </w:rPr>
+          <w:t>西4:7</w:t>
+        </w:r>
+      </w:hyperlink>
+      <w:r>
+        <w:rPr>
+          <w:lang w:val="zh_TW" w:bidi="zh_TW"/>
+        </w:rPr>
+        <w:t>）。大多數人認為他也是隨同提多送達哥林多後書的兩位基督徒之一（另一位是特羅非摩）（</w:t>
+      </w:r>
+      <w:hyperlink r:id="rId16">
+        <w:r>
+          <w:rPr>
+            <w:lang w:val="zh_TW" w:bidi="zh_TW"/>
+          </w:rPr>
+          <w:rPr>
+            <w:color w:val="0000EE"/>
+            <w:u w:val="single"/>
+          </w:rPr>
+          <w:t>林後8:16–24</w:t>
         </w:r>
       </w:hyperlink>
       <w:r>
@@ -281,57 +331,7 @@
         <w:rPr>
           <w:lang w:val="zh_TW" w:bidi="zh_TW"/>
         </w:rPr>
-        <w:t>耶利米預言這個谷將被重新命名為「屠殺谷」，因為這裡將成為巴比倫人在圍攻耶路撒冷期間擊潰猶大的地點。耶利米在陶匠的比喻中重複了這個預言，強調耶路撒冷將被徹底摧毀，以至於它會像陀斐特（</w:t>
-      </w:r>
-      <w:hyperlink r:id="rId15">
-        <w:r>
-          <w:rPr>
-            <w:lang w:val="zh_TW" w:bidi="zh_TW"/>
-          </w:rPr>
-          <w:rPr>
-            <w:color w:val="0000EE"/>
-            <w:u w:val="single"/>
-          </w:rPr>
-          <w:t>19:12</w:t>
-        </w:r>
-      </w:hyperlink>
-      <w:r>
-        <w:rPr>
-          <w:lang w:val="zh_TW" w:bidi="zh_TW"/>
-        </w:rPr>
-        <w:t>）一樣。那時，陀斐特顯然已經成為城市裡的垃圾場，破碎的陶器被丟棄在那裡，無法在任何城市的墓地進行的安葬，也會在那裡進行（第</w:t>
-      </w:r>
-      <w:hyperlink r:id="rId16">
-        <w:r>
-          <w:rPr>
-            <w:lang w:val="zh_TW" w:bidi="zh_TW"/>
-          </w:rPr>
-          <w:rPr>
-            <w:color w:val="0000EE"/>
-            <w:u w:val="single"/>
-          </w:rPr>
-          <w:t>11</w:t>
-        </w:r>
-      </w:hyperlink>
-      <w:r>
-        <w:rPr>
-          <w:lang w:val="zh_TW" w:bidi="zh_TW"/>
-        </w:rPr>
-        <w:t>節）。</w:t>
-      </w:r>
-    </w:p>
-    <w:p>
-      <w:pPr/>
-      <w:r>
-        <w:rPr>
-          <w:lang w:val="zh_TW" w:bidi="zh_TW"/>
-        </w:rPr>
-      </w:r>
-      <w:r>
-        <w:rPr>
-          <w:lang w:val="zh_TW" w:bidi="zh_TW"/>
-        </w:rPr>
-        <w:t>雖然陀斐特在新約聖經中沒有被提及，但它與磯漢拿（Gehenna ，「欣嫩谷」的亞蘭文形式）有關。磯漢拿指的是毀滅之地，通常在新約聖經中被翻譯為「地獄」（</w:t>
+        <w:t>保羅在後來的書信中兩次提到推基古。第一次是保羅派他到克里特與提多在一起（</w:t>
       </w:r>
       <w:hyperlink r:id="rId17">
         <w:r>
@@ -342,14 +342,14 @@
             <w:color w:val="0000EE"/>
             <w:u w:val="single"/>
           </w:rPr>
-          <w:t>馬太福音5:22、29–30</w:t>
+          <w:t>多3:12</w:t>
         </w:r>
       </w:hyperlink>
       <w:r>
         <w:rPr>
           <w:lang w:val="zh_TW" w:bidi="zh_TW"/>
         </w:rPr>
-        <w:t>，</w:t>
+        <w:t>）。後來保羅告訴提摩太，他已經派推基古到以弗所（</w:t>
       </w:r>
       <w:hyperlink r:id="rId18">
         <w:r>
@@ -360,907 +360,14 @@
             <w:color w:val="0000EE"/>
             <w:u w:val="single"/>
           </w:rPr>
-          <w:t>10:28</w:t>
+          <w:t>提後4:12</w:t>
         </w:r>
       </w:hyperlink>
       <w:r>
         <w:rPr>
           <w:lang w:val="zh_TW" w:bidi="zh_TW"/>
         </w:rPr>
-        <w:t>，</w:t>
-      </w:r>
-      <w:hyperlink r:id="rId19">
-        <w:r>
-          <w:rPr>
-            <w:lang w:val="zh_TW" w:bidi="zh_TW"/>
-          </w:rPr>
-          <w:rPr>
-            <w:color w:val="0000EE"/>
-            <w:u w:val="single"/>
-          </w:rPr>
-          <w:t>18:9</w:t>
-        </w:r>
-      </w:hyperlink>
-      <w:r>
-        <w:rPr>
-          <w:lang w:val="zh_TW" w:bidi="zh_TW"/>
-        </w:rPr>
-        <w:t>；</w:t>
-      </w:r>
-      <w:hyperlink r:id="rId20">
-        <w:r>
-          <w:rPr>
-            <w:lang w:val="zh_TW" w:bidi="zh_TW"/>
-          </w:rPr>
-          <w:rPr>
-            <w:color w:val="0000EE"/>
-            <w:u w:val="single"/>
-          </w:rPr>
-          <w:t>馬可福音9:43–47</w:t>
-        </w:r>
-      </w:hyperlink>
-      <w:r>
-        <w:rPr>
-          <w:lang w:val="zh_TW" w:bidi="zh_TW"/>
-        </w:rPr>
-        <w:t>；</w:t>
-      </w:r>
-      <w:hyperlink r:id="rId21">
-        <w:r>
-          <w:rPr>
-            <w:lang w:val="zh_TW" w:bidi="zh_TW"/>
-          </w:rPr>
-          <w:rPr>
-            <w:color w:val="0000EE"/>
-            <w:u w:val="single"/>
-          </w:rPr>
-          <w:t>路加福音12:5</w:t>
-        </w:r>
-      </w:hyperlink>
-      <w:r>
-        <w:rPr>
-          <w:lang w:val="zh_TW" w:bidi="zh_TW"/>
-        </w:rPr>
-        <w:t>）。</w:t>
-      </w:r>
-      <w:r>
-        <w:rPr>
-          <w:lang w:val="zh_TW" w:bidi="zh_TW"/>
-        </w:rPr>
-      </w:r>
-      <w:r>
-        <w:rPr>
-          <w:lang w:val="zh_TW" w:bidi="zh_TW"/>
-        </w:rPr>
-      </w:r>
-    </w:p>
-    <w:p>
-      <w:pPr/>
-      <w:r>
-        <w:rPr>
-          <w:lang w:val="zh_TW" w:bidi="zh_TW"/>
-        </w:rPr>
-      </w:r>
-    </w:p>
-    <w:p>
-      <w:pPr>
-        <w:pStyle w:val="Heading2"/>
-      </w:pPr>
-      <w:r>
-        <w:rPr>
-          <w:lang w:val="zh_TW" w:bidi="zh_TW"/>
-        </w:rPr>
-        <w:t>陀迦瑪</w:t>
-      </w:r>
-      <w:r>
-        <w:rPr>
-          <w:lang w:val="zh_TW" w:bidi="zh_TW"/>
-        </w:rPr>
-      </w:r>
-    </w:p>
-    <w:p>
-      <w:pPr/>
-      <w:r>
-        <w:rPr>
-          <w:lang w:val="zh_TW" w:bidi="zh_TW"/>
-        </w:rPr>
-      </w:r>
-      <w:r>
-        <w:rPr>
-          <w:lang w:val="zh_TW" w:bidi="zh_TW"/>
-        </w:rPr>
-        <w:t>歌篾的第三個兒子，雅弗的後裔（</w:t>
-      </w:r>
-      <w:hyperlink r:id="rId22">
-        <w:r>
-          <w:rPr>
-            <w:lang w:val="zh_TW" w:bidi="zh_TW"/>
-          </w:rPr>
-          <w:rPr>
-            <w:color w:val="0000EE"/>
-            <w:u w:val="single"/>
-          </w:rPr>
-          <w:t>創10:3</w:t>
-        </w:r>
-      </w:hyperlink>
-      <w:r>
-        <w:rPr>
-          <w:lang w:val="zh_TW" w:bidi="zh_TW"/>
-        </w:rPr>
-        <w:t>；</w:t>
-      </w:r>
-      <w:hyperlink r:id="rId23">
-        <w:r>
-          <w:rPr>
-            <w:lang w:val="zh_TW" w:bidi="zh_TW"/>
-          </w:rPr>
-          <w:rPr>
-            <w:color w:val="0000EE"/>
-            <w:u w:val="single"/>
-          </w:rPr>
-          <w:t>代上1:6</w:t>
-        </w:r>
-      </w:hyperlink>
-      <w:r>
-        <w:rPr>
-          <w:lang w:val="zh_TW" w:bidi="zh_TW"/>
-        </w:rPr>
-        <w:t>）。陀迦瑪人（Beth-togarmah，意為「陀迦瑪之家」）出現在以西結對抗那些敵對以色列之國家的預言中（</w:t>
-      </w:r>
-      <w:hyperlink r:id="rId24">
-        <w:r>
-          <w:rPr>
-            <w:lang w:val="zh_TW" w:bidi="zh_TW"/>
-          </w:rPr>
-          <w:rPr>
-            <w:color w:val="0000EE"/>
-            <w:u w:val="single"/>
-          </w:rPr>
-          <w:t>結27:14</w:t>
-        </w:r>
-      </w:hyperlink>
-      <w:r>
-        <w:rPr>
-          <w:lang w:val="zh_TW" w:bidi="zh_TW"/>
-        </w:rPr>
-        <w:t>，</w:t>
-      </w:r>
-      <w:hyperlink r:id="rId25">
-        <w:r>
-          <w:rPr>
-            <w:lang w:val="zh_TW" w:bidi="zh_TW"/>
-          </w:rPr>
-          <w:rPr>
-            <w:color w:val="0000EE"/>
-            <w:u w:val="single"/>
-          </w:rPr>
-          <w:t>38:6</w:t>
-        </w:r>
-      </w:hyperlink>
-      <w:r>
-        <w:rPr>
-          <w:lang w:val="zh_TW" w:bidi="zh_TW"/>
-        </w:rPr>
-        <w:t>）。陀迦瑪人曾是泰爾的主要貿易夥伴之一，負責供應戰馬和騾子。由於陀迦瑪經常與雅完、土巴、米設、底但和他施聯繫在一起，所以以西結在寫作時很可能參考了</w:t>
-      </w:r>
-      <w:hyperlink r:id="rId26">
-        <w:r>
-          <w:rPr>
-            <w:lang w:val="zh_TW" w:bidi="zh_TW"/>
-          </w:rPr>
-          <w:rPr>
-            <w:color w:val="0000EE"/>
-            <w:u w:val="single"/>
-          </w:rPr>
-          <w:t>創世記十章</w:t>
-        </w:r>
-      </w:hyperlink>
-      <w:r>
-        <w:rPr>
-          <w:lang w:val="zh_TW" w:bidi="zh_TW"/>
-        </w:rPr>
-        <w:t>中的民族名單。作為一個民族學術語，大多數人將陀迦瑪辨識為亞美尼亞人（Armenia）。亞美尼亞人則將陀迦瑪人（Thorgon）視為他們民族的起源。</w:t>
-      </w:r>
-      <w:r>
-        <w:rPr>
-          <w:lang w:val="zh_TW" w:bidi="zh_TW"/>
-        </w:rPr>
-      </w:r>
-      <w:r>
-        <w:rPr>
-          <w:lang w:val="zh_TW" w:bidi="zh_TW"/>
-        </w:rPr>
-      </w:r>
-    </w:p>
-    <w:p>
-      <w:pPr/>
-      <w:r>
-        <w:rPr>
-          <w:lang w:val="zh_TW" w:bidi="zh_TW"/>
-        </w:rPr>
-      </w:r>
-    </w:p>
-    <w:p>
-      <w:pPr>
-        <w:pStyle w:val="Heading2"/>
-      </w:pPr>
-      <w:r>
-        <w:rPr>
-          <w:lang w:val="zh_TW" w:bidi="zh_TW"/>
-        </w:rPr>
-        <w:t>妥拉</w:t>
-      </w:r>
-      <w:r>
-        <w:rPr>
-          <w:lang w:val="zh_TW" w:bidi="zh_TW"/>
-        </w:rPr>
-      </w:r>
-    </w:p>
-    <w:p>
-      <w:pPr/>
-      <w:r>
-        <w:rPr>
-          <w:lang w:val="zh_TW" w:bidi="zh_TW"/>
-        </w:rPr>
-      </w:r>
-      <w:r>
-        <w:rPr>
-          <w:lang w:val="zh_TW" w:bidi="zh_TW"/>
-        </w:rPr>
-        <w:t>在舊約聖經中被翻譯為「律法」的詞。「妥拉」來自希伯來語動詞根</w:t>
-      </w:r>
-      <w:r>
-        <w:rPr>
-          <w:i/>
-          <w:lang w:val="zh_TW" w:bidi="zh_TW"/>
-        </w:rPr>
-        <w:t>yarah</w:t>
-      </w:r>
-      <w:r>
-        <w:rPr>
-          <w:lang w:val="zh_TW" w:bidi="zh_TW"/>
-        </w:rPr>
-        <w:t>，意思是「投擲」或「射擊」。這個詞背後的概念是告知、指示、指導或引導。在猶太傳統中，妥拉是聖經前五卷書的經文，也稱為摩西五經。</w:t>
-      </w:r>
-    </w:p>
-    <w:p>
-      <w:pPr>
-        <w:pStyle w:val="Heading3"/>
-      </w:pPr>
-      <w:r>
-        <w:rPr>
-          <w:lang w:val="zh_TW" w:bidi="zh_TW"/>
-        </w:rPr>
-        <w:t>成文妥拉</w:t>
-      </w:r>
-    </w:p>
-    <w:p>
-      <w:pPr/>
-      <w:r>
-        <w:rPr>
-          <w:lang w:val="zh_TW" w:bidi="zh_TW"/>
-        </w:rPr>
-      </w:r>
-      <w:r>
-        <w:rPr>
-          <w:lang w:val="zh_TW" w:bidi="zh_TW"/>
-        </w:rPr>
-        <w:t>妥拉這個詞不僅僅指聖經的前五卷書。在舊約聖經中，妥拉指的是神對祂子民的所有教導和指示。新約聖經延續了妥拉的這種廣泛意義。當翻譯成希臘文時，「妥拉」變成</w:t>
-      </w:r>
-      <w:r>
-        <w:rPr>
-          <w:i/>
-          <w:lang w:val="zh_TW" w:bidi="zh_TW"/>
-        </w:rPr>
-        <w:t>nomos</w:t>
-      </w:r>
-      <w:r>
-        <w:rPr>
-          <w:lang w:val="zh_TW" w:bidi="zh_TW"/>
-        </w:rPr>
-        <w:t>，可能指摩西律法或廣泛的行為原則（</w:t>
-      </w:r>
-      <w:hyperlink r:id="rId27">
-        <w:r>
-          <w:rPr>
-            <w:lang w:val="zh_TW" w:bidi="zh_TW"/>
-          </w:rPr>
-          <w:rPr>
-            <w:color w:val="0000EE"/>
-            <w:u w:val="single"/>
-          </w:rPr>
-          <w:t>羅馬書7:14</w:t>
-        </w:r>
-      </w:hyperlink>
-      <w:r>
-        <w:rPr>
-          <w:lang w:val="zh_TW" w:bidi="zh_TW"/>
-        </w:rPr>
-        <w:t>，</w:t>
-      </w:r>
-      <w:hyperlink r:id="rId28">
-        <w:r>
-          <w:rPr>
-            <w:lang w:val="zh_TW" w:bidi="zh_TW"/>
-          </w:rPr>
-          <w:rPr>
-            <w:color w:val="0000EE"/>
-            <w:u w:val="single"/>
-          </w:rPr>
-          <w:t>9:31</w:t>
-        </w:r>
-      </w:hyperlink>
-      <w:r>
-        <w:rPr>
-          <w:lang w:val="zh_TW" w:bidi="zh_TW"/>
-        </w:rPr>
-        <w:t>）。</w:t>
-      </w:r>
-    </w:p>
-    <w:p>
-      <w:pPr>
-        <w:pStyle w:val="Heading3"/>
-      </w:pPr>
-      <w:r>
-        <w:rPr>
-          <w:b/>
-          <w:lang w:val="zh_TW" w:bidi="zh_TW"/>
-        </w:rPr>
-        <w:t>口傳妥拉</w:t>
-      </w:r>
-    </w:p>
-    <w:p>
-      <w:pPr/>
-      <w:r>
-        <w:rPr>
-          <w:lang w:val="zh_TW" w:bidi="zh_TW"/>
-        </w:rPr>
-      </w:r>
-      <w:r>
-        <w:rPr>
-          <w:lang w:val="zh_TW" w:bidi="zh_TW"/>
-        </w:rPr>
-        <w:t>猶太教師也遵循一種稱為「口傳妥拉」的東西。這是一系列來自古代猶太宗教領袖和學者的教導，通過口耳相傳下來。雖然這些教導不屬於舊約聖經的一部分，但它們有助於解釋如何在日常生活中遵循神的律法。</w:t>
-      </w:r>
-    </w:p>
-    <w:p>
-      <w:pPr/>
-      <w:r>
-        <w:rPr>
-          <w:lang w:val="zh_TW" w:bidi="zh_TW"/>
-        </w:rPr>
-      </w:r>
-      <w:r>
-        <w:rPr>
-          <w:lang w:val="zh_TW" w:bidi="zh_TW"/>
-        </w:rPr>
-        <w:t>這些口傳教導有時以新的方式解釋，使神的律法更容易遵循。這在耶路撒冷的聖殿被毀後變得尤為重要。聖殿是猶太人敬拜神、獻祭、與祭司會面的地方——這些都是神在妥拉中所命令的事情。當他們無法再做這些事情時，他們需要新的方式來遵循神的律法。</w:t>
-      </w:r>
-    </w:p>
-    <w:p>
-      <w:pPr/>
-      <w:r>
-        <w:rPr>
-          <w:lang w:val="zh_TW" w:bidi="zh_TW"/>
-        </w:rPr>
-      </w:r>
-      <w:r>
-        <w:rPr>
-          <w:lang w:val="zh_TW" w:bidi="zh_TW"/>
-        </w:rPr>
-        <w:t>到耶穌出生的時候，許多猶太人相信這些口傳教導與成文的妥拉同樣重要（參</w:t>
-      </w:r>
-      <w:hyperlink r:id="rId29">
-        <w:r>
-          <w:rPr>
-            <w:lang w:val="zh_TW" w:bidi="zh_TW"/>
-          </w:rPr>
-          <w:rPr>
-            <w:color w:val="0000EE"/>
-            <w:u w:val="single"/>
-          </w:rPr>
-          <w:t>馬可福音7:3</w:t>
-        </w:r>
-      </w:hyperlink>
-      <w:r>
-        <w:rPr>
-          <w:lang w:val="zh_TW" w:bidi="zh_TW"/>
-        </w:rPr>
-        <w:t>）。他們認為神將這些教導與成文的律法一起賜給了摩西。</w:t>
-      </w:r>
-    </w:p>
-    <w:p>
-      <w:pPr>
-        <w:pStyle w:val="Heading3"/>
-      </w:pPr>
-      <w:r>
-        <w:rPr>
-          <w:lang w:val="zh_TW" w:bidi="zh_TW"/>
-        </w:rPr>
-        <w:t>不同群體如何理解妥拉</w:t>
-      </w:r>
-    </w:p>
-    <w:p>
-      <w:pPr/>
-      <w:r>
-        <w:rPr>
-          <w:lang w:val="zh_TW" w:bidi="zh_TW"/>
-        </w:rPr>
-      </w:r>
-      <w:r>
-        <w:rPr>
-          <w:lang w:val="zh_TW" w:bidi="zh_TW"/>
-        </w:rPr>
-        <w:t>法利賽人是猶太宗教領袖中的一個重要團體。他們相信神懲罰了猶太人，在公元前七世紀讓巴比倫人俘虜他們並將他們從家園帶走。他們認為這是因為人們沒有足夠仔細地遵守神在妥拉中的律法。許多法利賽人也相信，神所應許的救主（彌賽亞）不會來，直到所有猶太人完美地遵循妥拉的規定。</w:t>
-      </w:r>
-    </w:p>
-    <w:p>
-      <w:pPr/>
-      <w:r>
-        <w:rPr>
-          <w:lang w:val="zh_TW" w:bidi="zh_TW"/>
-        </w:rPr>
-      </w:r>
-      <w:r>
-        <w:rPr>
-          <w:lang w:val="zh_TW" w:bidi="zh_TW"/>
-        </w:rPr>
-        <w:t>撒都該人是另一個重要的猶太宗教領袖群體。與其它猶太教群體不同，他們只接受妥拉為神的話語。他們不信神蹟或其他超自然事件，即使這些在妥拉中有描述。撒都該人也不相信人死後能夠再活。但耶穌用妥拉的話來顯示死後有生命（參</w:t>
-      </w:r>
-      <w:hyperlink r:id="rId30">
-        <w:r>
-          <w:rPr>
-            <w:lang w:val="zh_TW" w:bidi="zh_TW"/>
-          </w:rPr>
-          <w:rPr>
-            <w:color w:val="0000EE"/>
-            <w:u w:val="single"/>
-          </w:rPr>
-          <w:t>馬太福音22:31–32</w:t>
-        </w:r>
-      </w:hyperlink>
-      <w:r>
-        <w:rPr>
-          <w:lang w:val="zh_TW" w:bidi="zh_TW"/>
-        </w:rPr>
-        <w:t>）。</w:t>
-      </w:r>
-    </w:p>
-    <w:p>
-      <w:pPr>
-        <w:pStyle w:val="Heading3"/>
-      </w:pPr>
-      <w:r>
-        <w:rPr>
-          <w:b/>
-          <w:lang w:val="zh_TW" w:bidi="zh_TW"/>
-        </w:rPr>
-        <w:t>在崇拜和儀式中的妥拉</w:t>
-      </w:r>
-    </w:p>
-    <w:p>
-      <w:pPr/>
-      <w:r>
-        <w:rPr>
-          <w:lang w:val="zh_TW" w:bidi="zh_TW"/>
-        </w:rPr>
-      </w:r>
-      <w:r>
-        <w:rPr>
-          <w:lang w:val="zh_TW" w:bidi="zh_TW"/>
-        </w:rPr>
-        <w:t>在猶太人的禮拜場所（稱為會堂）中誦讀妥拉是一個非常特別的儀式，已經實行了數千年。被邀請誦讀妥拉被視為一種極大的榮譽。</w:t>
-      </w:r>
-    </w:p>
-    <w:p>
-      <w:pPr/>
-      <w:r>
-        <w:rPr>
-          <w:lang w:val="zh_TW" w:bidi="zh_TW"/>
-        </w:rPr>
-      </w:r>
-      <w:r>
-        <w:rPr>
-          <w:lang w:val="zh_TW" w:bidi="zh_TW"/>
-        </w:rPr>
-        <w:t>妥拉書卷是由一位經過專門訓練的書寫者，稱為抄寫員（或文士），用希伯來文仔細手寫而成。這些書卷是用根據猶太宗教規則準備的動物皮製成的。書卷被纏繞在兩根木製、銀製或象牙製的桿子上。</w:t>
-      </w:r>
-    </w:p>
-    <w:p>
-      <w:pPr/>
-      <w:r>
-        <w:rPr>
-          <w:lang w:val="zh_TW" w:bidi="zh_TW"/>
-        </w:rPr>
-      </w:r>
-      <w:r>
-        <w:rPr>
-          <w:lang w:val="zh_TW" w:bidi="zh_TW"/>
-        </w:rPr>
-        <w:t>這些杆子的末端通常用貴金屬和寶石精美地裝飾。當有人誦讀妥拉時，他們使用一種稱為雅德（yad）的特殊指針來保持在經文中的位置。這個指針有助於保護卷軸，因為用手指直接觸摸文字可能會因著時間的推移損壞脆弱的經卷。指針還幫助讀者正確地跟著文字，而不會跳過任何神的信息。</w:t>
-      </w:r>
-    </w:p>
-    <w:p>
-      <w:pPr>
-        <w:pStyle w:val="Heading3"/>
-      </w:pPr>
-      <w:r>
-        <w:rPr>
-          <w:lang w:val="zh_TW" w:bidi="zh_TW"/>
-        </w:rPr>
-        <w:t>妥拉對非猶太人的作用</w:t>
-      </w:r>
-    </w:p>
-    <w:p>
-      <w:pPr/>
-      <w:r>
-        <w:rPr>
-          <w:lang w:val="zh_TW" w:bidi="zh_TW"/>
-        </w:rPr>
-      </w:r>
-      <w:r>
-        <w:rPr>
-          <w:lang w:val="zh_TW" w:bidi="zh_TW"/>
-        </w:rPr>
-        <w:t>傳統的猶太教師說，神尤其將妥拉賜給猶太人。這意味著非猶太人不需要遵循其所有規則。</w:t>
-      </w:r>
-    </w:p>
-    <w:p>
-      <w:pPr/>
-      <w:r>
-        <w:rPr>
-          <w:lang w:val="zh_TW" w:bidi="zh_TW"/>
-        </w:rPr>
-      </w:r>
-      <w:r>
-        <w:rPr>
-          <w:lang w:val="zh_TW" w:bidi="zh_TW"/>
-        </w:rPr>
-        <w:t>然而，一位名叫邁蒙尼德的著名猶太教師在中世紀時期教導說，非猶太人可以通過遵循七條基本原則，從而在來世獲得神的祝福。根據猶太傳統，神將這些原則賜給挪亞。它們是：</w:t>
-      </w:r>
-    </w:p>
-    <w:p>
-      <w:pPr>
-        <w:pStyle w:val="ListNumber"/>
-        <w:numPr>
-          <w:ilvl w:val="0"/>
-          <w:numId w:val="14"/>
-        </w:numPr>
-        <w:spacing w:line="240" w:lineRule="auto"/>
-        <w:ind w:left="720"/>
-      </w:pPr>
-      <w:r>
-        <w:rPr>
-          <w:lang w:val="zh_TW" w:bidi="zh_TW"/>
-        </w:rPr>
-      </w:r>
-      <w:r>
-        <w:rPr>
-          <w:lang w:val="zh_TW" w:bidi="zh_TW"/>
-        </w:rPr>
-        <w:t>不要崇拜假神。</w:t>
-      </w:r>
-    </w:p>
-    <w:p>
-      <w:pPr>
-        <w:pStyle w:val="ListNumber"/>
-        <w:spacing w:line="240" w:lineRule="auto"/>
-        <w:ind w:left="720"/>
-      </w:pPr>
-      <w:r>
-        <w:rPr>
-          <w:lang w:val="zh_TW" w:bidi="zh_TW"/>
-        </w:rPr>
-      </w:r>
-      <w:r>
-        <w:rPr>
-          <w:lang w:val="zh_TW" w:bidi="zh_TW"/>
-        </w:rPr>
-        <w:t>不可犯淫亂罪。</w:t>
-      </w:r>
-    </w:p>
-    <w:p>
-      <w:pPr>
-        <w:pStyle w:val="ListNumber"/>
-        <w:spacing w:line="240" w:lineRule="auto"/>
-        <w:ind w:left="720"/>
-      </w:pPr>
-      <w:r>
-        <w:rPr>
-          <w:lang w:val="zh_TW" w:bidi="zh_TW"/>
-        </w:rPr>
-      </w:r>
-      <w:r>
-        <w:rPr>
-          <w:lang w:val="zh_TW" w:bidi="zh_TW"/>
-        </w:rPr>
-        <w:t>不可謀殺。</w:t>
-      </w:r>
-    </w:p>
-    <w:p>
-      <w:pPr>
-        <w:pStyle w:val="ListNumber"/>
-        <w:spacing w:line="240" w:lineRule="auto"/>
-        <w:ind w:left="720"/>
-      </w:pPr>
-      <w:r>
-        <w:rPr>
-          <w:lang w:val="zh_TW" w:bidi="zh_TW"/>
-        </w:rPr>
-      </w:r>
-      <w:r>
-        <w:rPr>
-          <w:lang w:val="zh_TW" w:bidi="zh_TW"/>
-        </w:rPr>
-        <w:t>不要不尊重神的名字。</w:t>
-      </w:r>
-    </w:p>
-    <w:p>
-      <w:pPr>
-        <w:pStyle w:val="ListNumber"/>
-        <w:spacing w:line="240" w:lineRule="auto"/>
-        <w:ind w:left="720"/>
-      </w:pPr>
-      <w:r>
-        <w:rPr>
-          <w:lang w:val="zh_TW" w:bidi="zh_TW"/>
-        </w:rPr>
-      </w:r>
-      <w:r>
-        <w:rPr>
-          <w:lang w:val="zh_TW" w:bidi="zh_TW"/>
-        </w:rPr>
-        <w:t>不要不公正地行事。</w:t>
-      </w:r>
-    </w:p>
-    <w:p>
-      <w:pPr>
-        <w:pStyle w:val="ListNumber"/>
-        <w:spacing w:line="240" w:lineRule="auto"/>
-        <w:ind w:left="720"/>
-      </w:pPr>
-      <w:r>
-        <w:rPr>
-          <w:lang w:val="zh_TW" w:bidi="zh_TW"/>
-        </w:rPr>
-      </w:r>
-      <w:r>
-        <w:rPr>
-          <w:lang w:val="zh_TW" w:bidi="zh_TW"/>
-        </w:rPr>
-        <w:t>不可偷竊。</w:t>
-      </w:r>
-    </w:p>
-    <w:p>
-      <w:pPr>
-        <w:pStyle w:val="ListNumber"/>
-        <w:spacing w:line="240" w:lineRule="auto"/>
-        <w:ind w:left="720"/>
-      </w:pPr>
-      <w:r>
-        <w:rPr>
-          <w:lang w:val="zh_TW" w:bidi="zh_TW"/>
-        </w:rPr>
-      </w:r>
-      <w:r>
-        <w:rPr>
-          <w:lang w:val="zh_TW" w:bidi="zh_TW"/>
-        </w:rPr>
-        <w:t>不可吃活著的動物的肉。</w:t>
-      </w:r>
-    </w:p>
-    <w:p>
-      <w:pPr>
-        <w:pStyle w:val="Heading3"/>
-      </w:pPr>
-      <w:r>
-        <w:rPr>
-          <w:lang w:val="zh_TW" w:bidi="zh_TW"/>
-        </w:rPr>
-        <w:t>新約聖經中的妥拉</w:t>
-      </w:r>
-    </w:p>
-    <w:p>
-      <w:pPr/>
-      <w:r>
-        <w:rPr>
-          <w:lang w:val="zh_TW" w:bidi="zh_TW"/>
-        </w:rPr>
-      </w:r>
-      <w:r>
-        <w:rPr>
-          <w:lang w:val="zh_TW" w:bidi="zh_TW"/>
-        </w:rPr>
-        <w:t>新約聖經教導了關於妥拉的重要內容。雖然神在妥拉中的律法在當時是必要的，但它們並不是人們可以通過完美遵守來獲得救恩的方式。即使有一節經文似乎暗示人們可以通過遵守神的律法來與神和好，但沒有一個人能夠完美地遵守神的律法（</w:t>
-      </w:r>
-      <w:hyperlink r:id="rId31">
-        <w:r>
-          <w:rPr>
-            <w:lang w:val="zh_TW" w:bidi="zh_TW"/>
-          </w:rPr>
-          <w:rPr>
-            <w:color w:val="0000EE"/>
-            <w:u w:val="single"/>
-          </w:rPr>
-          <w:t>利未記18:5</w:t>
-        </w:r>
-      </w:hyperlink>
-      <w:r>
-        <w:rPr>
-          <w:lang w:val="zh_TW" w:bidi="zh_TW"/>
-        </w:rPr>
-        <w:t>）。</w:t>
-      </w:r>
-    </w:p>
-    <w:p>
-      <w:pPr/>
-      <w:r>
-        <w:rPr>
-          <w:lang w:val="zh_TW" w:bidi="zh_TW"/>
-        </w:rPr>
-      </w:r>
-      <w:r>
-        <w:rPr>
-          <w:lang w:val="zh_TW" w:bidi="zh_TW"/>
-        </w:rPr>
-        <w:t>舊約聖經顯示，神一直以祂的恩慈拯救人，而不是藉著他們的完全行為。例如，神接受亞伯拉罕是因為他的信心，而不是因為他完美地遵循了所有規條（</w:t>
-      </w:r>
-      <w:hyperlink r:id="rId32">
-        <w:r>
-          <w:rPr>
-            <w:lang w:val="zh_TW" w:bidi="zh_TW"/>
-          </w:rPr>
-          <w:rPr>
-            <w:color w:val="0000EE"/>
-            <w:u w:val="single"/>
-          </w:rPr>
-          <w:t>創世記15</w:t>
-        </w:r>
-      </w:hyperlink>
-      <w:r>
-        <w:rPr>
-          <w:lang w:val="zh_TW" w:bidi="zh_TW"/>
-        </w:rPr>
-        <w:t>）。這發生在神賜給摩西妥拉的400年前。這向我們展示了神一直喜悅信靠他的人。</w:t>
-      </w:r>
-    </w:p>
-    <w:p>
-      <w:pPr/>
-      <w:r>
-        <w:rPr>
-          <w:lang w:val="zh_TW" w:bidi="zh_TW"/>
-        </w:rPr>
-      </w:r>
-      <w:r>
-        <w:rPr>
-          <w:lang w:val="zh_TW" w:bidi="zh_TW"/>
-        </w:rPr>
-        <w:t>神律法的一個主要目的是幫助人們看到他們無法靠自己達到完全（</w:t>
-      </w:r>
-      <w:hyperlink r:id="rId33">
-        <w:r>
-          <w:rPr>
-            <w:lang w:val="zh_TW" w:bidi="zh_TW"/>
-          </w:rPr>
-          <w:rPr>
-            <w:color w:val="0000EE"/>
-            <w:u w:val="single"/>
-          </w:rPr>
-          <w:t>加拉太書3:24</w:t>
-        </w:r>
-      </w:hyperlink>
-      <w:r>
-        <w:rPr>
-          <w:lang w:val="zh_TW" w:bidi="zh_TW"/>
-        </w:rPr>
-        <w:t>）。當人們試圖遵循所有的神的律法時，他們會意識到自己多麼需要神的幫助和寬恕（</w:t>
-      </w:r>
-      <w:hyperlink r:id="rId34">
-        <w:r>
-          <w:rPr>
-            <w:lang w:val="zh_TW" w:bidi="zh_TW"/>
-          </w:rPr>
-          <w:rPr>
-            <w:color w:val="0000EE"/>
-            <w:u w:val="single"/>
-          </w:rPr>
-          <w:t>羅馬書7:7</w:t>
-        </w:r>
-      </w:hyperlink>
-      <w:r>
-        <w:rPr>
-          <w:lang w:val="zh_TW" w:bidi="zh_TW"/>
-        </w:rPr>
-        <w:t>）。這引導他們信靠耶穌。</w:t>
-      </w:r>
-    </w:p>
-    <w:p>
-      <w:pPr/>
-      <w:r>
-        <w:rPr>
-          <w:lang w:val="zh_TW" w:bidi="zh_TW"/>
-        </w:rPr>
-      </w:r>
-      <w:r>
-        <w:rPr>
-          <w:lang w:val="zh_TW" w:bidi="zh_TW"/>
-        </w:rPr>
-        <w:t>耶穌非常尊重妥拉。祂生命的目的是要成就妥拉所要求的一切。當人們信靠耶穌時，他們就能享受祂對神律法的完全順服所帶來的益處。耶穌是律法的終結，使所有在祂裡面有信心的人都可以被稱義（</w:t>
-      </w:r>
-      <w:hyperlink r:id="rId35">
-        <w:r>
-          <w:rPr>
-            <w:lang w:val="zh_TW" w:bidi="zh_TW"/>
-          </w:rPr>
-          <w:rPr>
-            <w:color w:val="0000EE"/>
-            <w:u w:val="single"/>
-          </w:rPr>
-          <w:t>羅馬書10:4</w:t>
-        </w:r>
-      </w:hyperlink>
-      <w:r>
-        <w:rPr>
-          <w:lang w:val="zh_TW" w:bidi="zh_TW"/>
-        </w:rPr>
-        <w:t>）。</w:t>
-      </w:r>
-    </w:p>
-    <w:p>
-      <w:pPr/>
-      <w:r>
-        <w:rPr>
-          <w:lang w:val="zh_TW" w:bidi="zh_TW"/>
-        </w:rPr>
-      </w:r>
-      <w:r>
-        <w:rPr>
-          <w:i/>
-          <w:lang w:val="zh_TW" w:bidi="zh_TW"/>
-        </w:rPr>
-        <w:t>另見</w:t>
-      </w:r>
-      <w:r>
-        <w:rPr>
-          <w:lang w:val="zh_TW" w:bidi="zh_TW"/>
-        </w:rPr>
-        <w:t xml:space="preserve"> </w:t>
-      </w:r>
-      <w:r>
-        <w:rPr>
-          <w:lang w:val="zh_TW" w:bidi="zh_TW"/>
-        </w:rPr>
-        <w:t>猶太教</w:t>
-      </w:r>
-      <w:r>
-        <w:rPr>
-          <w:lang w:val="zh_TW" w:bidi="zh_TW"/>
-        </w:rPr>
-        <w:t>、</w:t>
-      </w:r>
-      <w:r>
-        <w:rPr>
-          <w:lang w:val="zh_TW" w:bidi="zh_TW"/>
-        </w:rPr>
-        <w:t>聖經中的律法概念</w:t>
-      </w:r>
-      <w:r>
-        <w:rPr>
-          <w:lang w:val="zh_TW" w:bidi="zh_TW"/>
-        </w:rPr>
-        <w:t>、</w:t>
-      </w:r>
-      <w:r>
-        <w:rPr>
-          <w:lang w:val="zh_TW" w:bidi="zh_TW"/>
-        </w:rPr>
-        <w:t>塔木德</w:t>
-      </w:r>
-      <w:r>
-        <w:rPr>
-          <w:lang w:val="zh_TW" w:bidi="zh_TW"/>
-        </w:rPr>
-        <w:t>。</w:t>
+        <w:t>）。顯然，推基古和保羅是親密的朋友和同工，因為保羅經常稱推基古為「親愛的兄弟」。</w:t>
       </w:r>
       <w:r>
         <w:rPr>
@@ -3162,12 +2269,6 @@
   </w:num>
   <w:num w:numId="13" w16cid:durableId="592781308">
     <w:abstractNumId w:val="11"/>
-  </w:num>
-  <w:num w:numId="14">
-    <w:abstractNumId w:val="3"/>
-    <w:lvlOverride w:ilvl="0">
-      <w:startOverride w:val="1"/>
-    </w:lvlOverride>
   </w:num>
   <w:numIdMacAtCleanup w:val="10"/>
 </w:numbering>

--- a/zht/docx/163.content.docx
+++ b/zht/docx/163.content.docx
@@ -149,7 +149,7 @@
         <w:rPr>
           <w:lang w:val="zh_TW" w:bidi="zh_TW"/>
         </w:rPr>
-        <w:t>tui</w:t>
+        <w:t>ti</w:t>
       </w:r>
       <w:r>
         <w:rPr>
@@ -212,7 +212,7 @@
         <w:rPr>
           <w:lang w:val="zh_TW" w:bidi="zh_TW"/>
         </w:rPr>
-        <w:t>推基古</w:t>
+        <w:t>提八（人物）</w:t>
       </w:r>
       <w:r>
         <w:rPr>
@@ -231,7 +231,7 @@
         <w:rPr>
           <w:lang w:val="zh_TW" w:bidi="zh_TW"/>
         </w:rPr>
-        <w:t>在保羅為耶路撒冷教會收集和送交奉獻的旅行中，隨行保羅的信徒之一（</w:t>
+        <w:t>亞伯拉罕的兄弟拿鶴的兒子（</w:t>
       </w:r>
       <w:hyperlink r:id="rId13">
         <w:r>
@@ -242,14 +242,24 @@
             <w:color w:val="0000EE"/>
             <w:u w:val="single"/>
           </w:rPr>
-          <w:t>徒20:4</w:t>
-        </w:r>
-      </w:hyperlink>
-      <w:r>
-        <w:rPr>
-          <w:lang w:val="zh_TW" w:bidi="zh_TW"/>
-        </w:rPr>
-        <w:t>）。由於他經常與以弗所的特羅非摩一同被提及，推基古很可能也是以弗所人。</w:t>
+          <w:t>創22:24</w:t>
+        </w:r>
+      </w:hyperlink>
+      <w:r>
+        <w:rPr>
+          <w:lang w:val="zh_TW" w:bidi="zh_TW"/>
+        </w:rPr>
+        <w:t>）。他的母親是拿鶴的妾流瑪。</w:t>
+      </w:r>
+      <w:r>
+        <w:rPr>
+          <w:lang w:val="zh_TW" w:bidi="zh_TW"/>
+        </w:rPr>
+      </w:r>
+      <w:r>
+        <w:rPr>
+          <w:lang w:val="zh_TW" w:bidi="zh_TW"/>
+        </w:rPr>
       </w:r>
     </w:p>
     <w:p>
@@ -259,11 +269,47 @@
           <w:lang w:val="zh_TW" w:bidi="zh_TW"/>
         </w:rPr>
       </w:r>
-      <w:r>
-        <w:rPr>
-          <w:lang w:val="zh_TW" w:bidi="zh_TW"/>
-        </w:rPr>
-        <w:t>推基古負責送達保羅寫給以弗所教會的書信（</w:t>
+    </w:p>
+    <w:p>
+      <w:pPr>
+        <w:pStyle w:val="Heading2"/>
+      </w:pPr>
+      <w:r>
+        <w:rPr>
+          <w:lang w:val="zh_TW" w:bidi="zh_TW"/>
+        </w:rPr>
+        <w:t>提達</w:t>
+      </w:r>
+      <w:r>
+        <w:rPr>
+          <w:lang w:val="zh_TW" w:bidi="zh_TW"/>
+        </w:rPr>
+      </w:r>
+    </w:p>
+    <w:p>
+      <w:pPr/>
+      <w:r>
+        <w:rPr>
+          <w:lang w:val="zh_TW" w:bidi="zh_TW"/>
+        </w:rPr>
+      </w:r>
+      <w:r>
+        <w:rPr>
+          <w:lang w:val="zh_TW" w:bidi="zh_TW"/>
+        </w:rPr>
+        <w:t>這是戈印王，他曾加入</w:t>
+      </w:r>
+      <w:r>
+        <w:rPr>
+          <w:lang w:val="zh_TW" w:bidi="zh_TW"/>
+        </w:rPr>
+        <w:t>基大老瑪</w:t>
+      </w:r>
+      <w:r>
+        <w:rPr>
+          <w:lang w:val="zh_TW" w:bidi="zh_TW"/>
+        </w:rPr>
+        <w:t>的聯軍，參與對抗所多瑪及其盟友的戰役（</w:t>
       </w:r>
       <w:hyperlink r:id="rId14">
         <w:r>
@@ -274,14 +320,70 @@
             <w:color w:val="0000EE"/>
             <w:u w:val="single"/>
           </w:rPr>
-          <w:t>弗6:21</w:t>
-        </w:r>
-      </w:hyperlink>
-      <w:r>
-        <w:rPr>
-          <w:lang w:val="zh_TW" w:bidi="zh_TW"/>
-        </w:rPr>
-        <w:t>），以及保羅寫給腓利門和歌羅西教會的書信（</w:t>
+          <w:t>創14:1–9</w:t>
+        </w:r>
+      </w:hyperlink>
+      <w:r>
+        <w:rPr>
+          <w:lang w:val="zh_TW" w:bidi="zh_TW"/>
+        </w:rPr>
+        <w:t>）。</w:t>
+      </w:r>
+      <w:r>
+        <w:rPr>
+          <w:lang w:val="zh_TW" w:bidi="zh_TW"/>
+        </w:rPr>
+      </w:r>
+      <w:r>
+        <w:rPr>
+          <w:lang w:val="zh_TW" w:bidi="zh_TW"/>
+        </w:rPr>
+      </w:r>
+    </w:p>
+    <w:p>
+      <w:pPr/>
+      <w:r>
+        <w:rPr>
+          <w:lang w:val="zh_TW" w:bidi="zh_TW"/>
+        </w:rPr>
+      </w:r>
+    </w:p>
+    <w:p>
+      <w:pPr>
+        <w:pStyle w:val="Heading2"/>
+      </w:pPr>
+      <w:r>
+        <w:rPr>
+          <w:lang w:val="zh_TW" w:bidi="zh_TW"/>
+        </w:rPr>
+        <w:t>提多（人物）</w:t>
+      </w:r>
+      <w:r>
+        <w:rPr>
+          <w:lang w:val="zh_TW" w:bidi="zh_TW"/>
+        </w:rPr>
+      </w:r>
+    </w:p>
+    <w:p>
+      <w:pPr>
+        <w:pStyle w:val="ListNumber"/>
+        <w:numPr>
+          <w:ilvl w:val="0"/>
+          <w:numId w:val="14"/>
+        </w:numPr>
+        <w:spacing w:line="240" w:lineRule="auto"/>
+        <w:ind w:left="720"/>
+      </w:pPr>
+      <w:r>
+        <w:rPr>
+          <w:lang w:val="zh_TW" w:bidi="zh_TW"/>
+        </w:rPr>
+      </w:r>
+      <w:r>
+        <w:rPr>
+          <w:lang w:val="zh_TW" w:bidi="zh_TW"/>
+        </w:rPr>
+        <w:t>保羅的門徒之一——「照著我們共信之道作我真兒子的」（</w:t>
       </w:r>
       <w:hyperlink r:id="rId15">
         <w:r>
@@ -292,14 +394,14 @@
             <w:color w:val="0000EE"/>
             <w:u w:val="single"/>
           </w:rPr>
-          <w:t>西4:7</w:t>
-        </w:r>
-      </w:hyperlink>
-      <w:r>
-        <w:rPr>
-          <w:lang w:val="zh_TW" w:bidi="zh_TW"/>
-        </w:rPr>
-        <w:t>）。大多數人認為他也是隨同提多送達哥林多後書的兩位基督徒之一（另一位是特羅非摩）（</w:t>
+          <w:t>提後1:4</w:t>
+        </w:r>
+      </w:hyperlink>
+      <w:r>
+        <w:rPr>
+          <w:lang w:val="zh_TW" w:bidi="zh_TW"/>
+        </w:rPr>
+        <w:t>）。提多是保羅的門徒和親密朋友，幫助保羅將基督教傳遍地中海世界（</w:t>
       </w:r>
       <w:hyperlink r:id="rId16">
         <w:r>
@@ -310,7 +412,162 @@
             <w:color w:val="0000EE"/>
             <w:u w:val="single"/>
           </w:rPr>
-          <w:t>林後8:16–24</w:t>
+          <w:t>林後8:23</w:t>
+        </w:r>
+      </w:hyperlink>
+      <w:r>
+        <w:rPr>
+          <w:lang w:val="zh_TW" w:bidi="zh_TW"/>
+        </w:rPr>
+        <w:t>；</w:t>
+      </w:r>
+      <w:hyperlink r:id="rId17">
+        <w:r>
+          <w:rPr>
+            <w:lang w:val="zh_TW" w:bidi="zh_TW"/>
+          </w:rPr>
+          <w:rPr>
+            <w:color w:val="0000EE"/>
+            <w:u w:val="single"/>
+          </w:rPr>
+          <w:t>提後4:10</w:t>
+        </w:r>
+      </w:hyperlink>
+      <w:r>
+        <w:rPr>
+          <w:lang w:val="zh_TW" w:bidi="zh_TW"/>
+        </w:rPr>
+        <w:t>；</w:t>
+      </w:r>
+      <w:hyperlink r:id="rId18">
+        <w:r>
+          <w:rPr>
+            <w:lang w:val="zh_TW" w:bidi="zh_TW"/>
+          </w:rPr>
+          <w:rPr>
+            <w:color w:val="0000EE"/>
+            <w:u w:val="single"/>
+          </w:rPr>
+          <w:t>多1:4–5</w:t>
+        </w:r>
+      </w:hyperlink>
+      <w:r>
+        <w:rPr>
+          <w:lang w:val="zh_TW" w:bidi="zh_TW"/>
+        </w:rPr>
+        <w:t>）。保羅在他的信中多次提到提多（在哥林多後書提到八次，在加拉太書提到兩次，在提摩太後書和提多書各提到一次）。使徒行傳沒有提及提多，學者對此原因不詳。有些人推測他是使徒行傳的作者路加的兄弟。</w:t>
+        <w:br/>
+      </w:r>
+      <w:r>
+        <w:rPr>
+          <w:lang w:val="zh_TW" w:bidi="zh_TW"/>
+        </w:rPr>
+        <w:t>提多與提摩太不同，提摩太有一位猶太母親，而提多由非猶太父母所生。我們不知道提多如何成為基督徒或如何遇見保羅。第一次提到提多，是在他與保羅和巴拿巴一起前往耶路撒冷的時候（</w:t>
+      </w:r>
+      <w:hyperlink r:id="rId19">
+        <w:r>
+          <w:rPr>
+            <w:lang w:val="zh_TW" w:bidi="zh_TW"/>
+          </w:rPr>
+          <w:rPr>
+            <w:color w:val="0000EE"/>
+            <w:u w:val="single"/>
+          </w:rPr>
+          <w:t>加2:3</w:t>
+        </w:r>
+      </w:hyperlink>
+      <w:r>
+        <w:rPr>
+          <w:lang w:val="zh_TW" w:bidi="zh_TW"/>
+        </w:rPr>
+        <w:t>）。這大概是在公元50年左右，當時教會領袖在耶路撒冷會議上討論重要問題（</w:t>
+      </w:r>
+      <w:hyperlink r:id="rId20">
+        <w:r>
+          <w:rPr>
+            <w:lang w:val="zh_TW" w:bidi="zh_TW"/>
+          </w:rPr>
+          <w:rPr>
+            <w:color w:val="0000EE"/>
+            <w:u w:val="single"/>
+          </w:rPr>
+          <w:t>徒15章</w:t>
+        </w:r>
+      </w:hyperlink>
+      <w:r>
+        <w:rPr>
+          <w:lang w:val="zh_TW" w:bidi="zh_TW"/>
+        </w:rPr>
+        <w:t>）。在保羅第一次宣教旅行之後不久，安提阿教會就差遣保羅和巴拿巴參加這次會議。</w:t>
+        <w:br/>
+      </w:r>
+      <w:r>
+        <w:rPr>
+          <w:lang w:val="zh_TW" w:bidi="zh_TW"/>
+        </w:rPr>
+        <w:t>當時，一些基督徒認為新的信徒如果不是猶太人（即不是出生於猶太信仰之家），就應該遵循猶太習俗。保羅不同意這個觀點，他帶來了不是猶太人的提多，以證明成為基督徒不需要遵循猶太習俗。教會領袖同意保羅的觀點。他們接受提多為基督徒，而不要求他遵循猶太習俗。這一決定幫助早期教會歡迎更多非猶太人。</w:t>
+        <w:br/>
+      </w:r>
+      <w:r>
+        <w:rPr>
+          <w:lang w:val="zh_TW" w:bidi="zh_TW"/>
+        </w:rPr>
+        <w:t>提多可能在此之後與保羅一起旅行，但直到保羅與哥林多教會發生問題時，我們才再次聽到提多的名字，這發生在保羅第三次宣教旅程中分享耶穌的信息時。</w:t>
+        <w:br/>
+        <w:br/>
+      </w:r>
+      <w:r>
+        <w:rPr>
+          <w:lang w:val="zh_TW" w:bidi="zh_TW"/>
+        </w:rPr>
+        <w:t>根據哥林多後書，保羅在以弗所教導了很長一段時間。在此期間，他聽說哥林多的基督徒對他感到不滿。他們不再接受保羅作為神所揀選的領袖（使徒）。保羅試圖與他們和好，但並未成功。所以保羅派提多去哥林多幫助修復關係。後來，提多在馬其頓（希臘的一個地區）見到保羅，並帶來了好消息。他說哥林多的基督徒已經改變心意，他們現在重新愛戴和尊重保羅（</w:t>
+      </w:r>
+      <w:hyperlink r:id="rId21">
+        <w:r>
+          <w:rPr>
+            <w:lang w:val="zh_TW" w:bidi="zh_TW"/>
+          </w:rPr>
+          <w:rPr>
+            <w:color w:val="0000EE"/>
+            <w:u w:val="single"/>
+          </w:rPr>
+          <w:t>林後7:6–7</w:t>
+        </w:r>
+      </w:hyperlink>
+      <w:r>
+        <w:rPr>
+          <w:lang w:val="zh_TW" w:bidi="zh_TW"/>
+        </w:rPr>
+        <w:t>）。因此，保羅讓提多帶著哥林多後書返回哥林多。這封信包括為猶太地區貧困的基督徒籌集資金的指示（</w:t>
+      </w:r>
+      <w:hyperlink r:id="rId22">
+        <w:r>
+          <w:rPr>
+            <w:lang w:val="zh_TW" w:bidi="zh_TW"/>
+          </w:rPr>
+          <w:rPr>
+            <w:color w:val="0000EE"/>
+            <w:u w:val="single"/>
+          </w:rPr>
+          <w:t>8:6、16</w:t>
+        </w:r>
+      </w:hyperlink>
+      <w:r>
+        <w:rPr>
+          <w:lang w:val="zh_TW" w:bidi="zh_TW"/>
+        </w:rPr>
+        <w:t>）。提多也成功完成了這項任務（</w:t>
+      </w:r>
+      <w:hyperlink r:id="rId23">
+        <w:r>
+          <w:rPr>
+            <w:lang w:val="zh_TW" w:bidi="zh_TW"/>
+          </w:rPr>
+          <w:rPr>
+            <w:color w:val="0000EE"/>
+            <w:u w:val="single"/>
+          </w:rPr>
+          <w:t>羅15:25–6</w:t>
         </w:r>
       </w:hyperlink>
       <w:r>
@@ -318,6 +575,232 @@
           <w:lang w:val="zh_TW" w:bidi="zh_TW"/>
         </w:rPr>
         <w:t>）。</w:t>
+        <w:br/>
+      </w:r>
+      <w:r>
+        <w:rPr>
+          <w:lang w:val="zh_TW" w:bidi="zh_TW"/>
+        </w:rPr>
+        <w:t>有些人認為保羅在羅馬監禁後被釋放。如果這是真的，提多可能與保羅一起前往克里特島。當保羅離開克里特時，他要求提多留下來幫助那裡的新基督徒群體變得更堅固（</w:t>
+      </w:r>
+      <w:hyperlink r:id="rId24">
+        <w:r>
+          <w:rPr>
+            <w:lang w:val="zh_TW" w:bidi="zh_TW"/>
+          </w:rPr>
+          <w:rPr>
+            <w:color w:val="0000EE"/>
+            <w:u w:val="single"/>
+          </w:rPr>
+          <w:t>多1:5</w:t>
+        </w:r>
+      </w:hyperlink>
+      <w:r>
+        <w:rPr>
+          <w:lang w:val="zh_TW" w:bidi="zh_TW"/>
+        </w:rPr>
+        <w:t>）。這項工作並不容易，因為克里特人難以管理，並且有假教師在給新基督徒製造麻煩（</w:t>
+      </w:r>
+      <w:hyperlink r:id="rId25">
+        <w:r>
+          <w:rPr>
+            <w:lang w:val="zh_TW" w:bidi="zh_TW"/>
+          </w:rPr>
+          <w:rPr>
+            <w:color w:val="0000EE"/>
+            <w:u w:val="single"/>
+          </w:rPr>
+          <w:t>10–16節</w:t>
+        </w:r>
+      </w:hyperlink>
+      <w:r>
+        <w:rPr>
+          <w:lang w:val="zh_TW" w:bidi="zh_TW"/>
+        </w:rPr>
+        <w:t>）。但保羅知道提多能夠應付這個困難的任務。</w:t>
+        <w:br/>
+      </w:r>
+      <w:r>
+        <w:rPr>
+          <w:lang w:val="zh_TW" w:bidi="zh_TW"/>
+        </w:rPr>
+        <w:t>後來，保羅寫了一封信給提多。這封信是保羅的三封教牧書信之一（寫給教會領袖的信）。保羅寫這封信是為了鼓勵提多在克里特與基督徒的工作。保羅在信的結尾吩咐提多在尼哥坡里與他會合，這是一個位於希臘西海岸的城，保羅計劃在那裡過冬（</w:t>
+      </w:r>
+      <w:hyperlink r:id="rId26">
+        <w:r>
+          <w:rPr>
+            <w:lang w:val="zh_TW" w:bidi="zh_TW"/>
+          </w:rPr>
+          <w:rPr>
+            <w:color w:val="0000EE"/>
+            <w:u w:val="single"/>
+          </w:rPr>
+          <w:t>多3:12</w:t>
+        </w:r>
+      </w:hyperlink>
+      <w:r>
+        <w:rPr>
+          <w:lang w:val="zh_TW" w:bidi="zh_TW"/>
+        </w:rPr>
+        <w:t>）。保羅可能從尼哥坡里派提多去撻馬太執行任務，或者保羅稍後在羅馬再次被監禁時差遣提多（見</w:t>
+      </w:r>
+      <w:hyperlink r:id="rId17">
+        <w:r>
+          <w:rPr>
+            <w:lang w:val="zh_TW" w:bidi="zh_TW"/>
+          </w:rPr>
+          <w:rPr>
+            <w:color w:val="0000EE"/>
+            <w:u w:val="single"/>
+          </w:rPr>
+          <w:t>提後4:10</w:t>
+        </w:r>
+      </w:hyperlink>
+      <w:r>
+        <w:rPr>
+          <w:lang w:val="zh_TW" w:bidi="zh_TW"/>
+        </w:rPr>
+        <w:t>）。撻馬太是現在克羅地亞的一個地區。如果後來的傳統資料是正確的話，提多後來回到克里特，並在那裡擔任監督（教會領袖）直到老年。</w:t>
+        <w:br/>
+      </w:r>
+      <w:r>
+        <w:rPr>
+          <w:i/>
+          <w:lang w:val="zh_TW" w:bidi="zh_TW"/>
+        </w:rPr>
+        <w:t>另見</w:t>
+      </w:r>
+      <w:r>
+        <w:rPr>
+          <w:lang w:val="zh_TW" w:bidi="zh_TW"/>
+        </w:rPr>
+        <w:t xml:space="preserve"> </w:t>
+      </w:r>
+      <w:r>
+        <w:rPr>
+          <w:lang w:val="zh_TW" w:bidi="zh_TW"/>
+        </w:rPr>
+        <w:t>提多書</w:t>
+      </w:r>
+      <w:r>
+        <w:rPr>
+          <w:lang w:val="zh_TW" w:bidi="zh_TW"/>
+        </w:rPr>
+        <w:t>。</w:t>
+      </w:r>
+    </w:p>
+    <w:p>
+      <w:pPr>
+        <w:pStyle w:val="ListNumber"/>
+        <w:spacing w:line="240" w:lineRule="auto"/>
+        <w:ind w:left="720"/>
+      </w:pPr>
+      <w:r>
+        <w:rPr>
+          <w:lang w:val="zh_TW" w:bidi="zh_TW"/>
+        </w:rPr>
+      </w:r>
+      <w:r>
+        <w:rPr>
+          <w:lang w:val="zh_TW" w:bidi="zh_TW"/>
+        </w:rPr>
+        <w:t>哥林多一位外邦歸信者的名字的另一種拼寫。當猶太群體拒絕保羅的信息時，保羅前往這個人的家（</w:t>
+      </w:r>
+      <w:hyperlink r:id="rId27">
+        <w:r>
+          <w:rPr>
+            <w:lang w:val="zh_TW" w:bidi="zh_TW"/>
+          </w:rPr>
+          <w:rPr>
+            <w:color w:val="0000EE"/>
+            <w:u w:val="single"/>
+          </w:rPr>
+          <w:t>徒18:7</w:t>
+        </w:r>
+      </w:hyperlink>
+      <w:r>
+        <w:rPr>
+          <w:lang w:val="zh_TW" w:bidi="zh_TW"/>
+        </w:rPr>
+        <w:t>）。更好的抄本證據稱他為提多‧猶士都。</w:t>
+      </w:r>
+      <w:r>
+        <w:rPr>
+          <w:i/>
+          <w:lang w:val="zh_TW" w:bidi="zh_TW"/>
+        </w:rPr>
+        <w:t>另見</w:t>
+      </w:r>
+      <w:r>
+        <w:rPr>
+          <w:lang w:val="zh_TW" w:bidi="zh_TW"/>
+        </w:rPr>
+        <w:t xml:space="preserve"> </w:t>
+      </w:r>
+      <w:r>
+        <w:rPr>
+          <w:lang w:val="zh_TW" w:bidi="zh_TW"/>
+        </w:rPr>
+        <w:t>猶士都#2</w:t>
+      </w:r>
+      <w:r>
+        <w:rPr>
+          <w:lang w:val="zh_TW" w:bidi="zh_TW"/>
+        </w:rPr>
+        <w:t>。</w:t>
+      </w:r>
+    </w:p>
+    <w:p>
+      <w:pPr>
+        <w:pStyle w:val="ListNumber"/>
+        <w:spacing w:line="240" w:lineRule="auto"/>
+        <w:ind w:left="720"/>
+      </w:pPr>
+      <w:r>
+        <w:rPr>
+          <w:lang w:val="zh_TW" w:bidi="zh_TW"/>
+        </w:rPr>
+      </w:r>
+      <w:r>
+        <w:rPr>
+          <w:lang w:val="zh_TW" w:bidi="zh_TW"/>
+        </w:rPr>
+        <w:t>維斯帕先（Vespasian）的兒子。他是公元79年至81年的羅馬皇帝。</w:t>
+      </w:r>
+      <w:r>
+        <w:rPr>
+          <w:i/>
+          <w:lang w:val="zh_TW" w:bidi="zh_TW"/>
+        </w:rPr>
+        <w:t>另見</w:t>
+      </w:r>
+      <w:r>
+        <w:rPr>
+          <w:lang w:val="zh_TW" w:bidi="zh_TW"/>
+        </w:rPr>
+        <w:t xml:space="preserve"> </w:t>
+      </w:r>
+      <w:r>
+        <w:rPr>
+          <w:lang w:val="zh_TW" w:bidi="zh_TW"/>
+        </w:rPr>
+        <w:t>凱撒</w:t>
+      </w:r>
+      <w:r>
+        <w:rPr>
+          <w:lang w:val="zh_TW" w:bidi="zh_TW"/>
+        </w:rPr>
+        <w:t>。</w:t>
+      </w:r>
+      <w:r>
+        <w:rPr>
+          <w:lang w:val="zh_TW" w:bidi="zh_TW"/>
+        </w:rPr>
+      </w:r>
+      <w:r>
+        <w:rPr>
+          <w:lang w:val="zh_TW" w:bidi="zh_TW"/>
+        </w:rPr>
       </w:r>
     </w:p>
     <w:p>
@@ -327,47 +810,2716 @@
           <w:lang w:val="zh_TW" w:bidi="zh_TW"/>
         </w:rPr>
       </w:r>
-      <w:r>
-        <w:rPr>
-          <w:lang w:val="zh_TW" w:bidi="zh_TW"/>
-        </w:rPr>
-        <w:t>保羅在後來的書信中兩次提到推基古。第一次是保羅派他到克里特與提多在一起（</w:t>
-      </w:r>
-      <w:hyperlink r:id="rId17">
-        <w:r>
-          <w:rPr>
-            <w:lang w:val="zh_TW" w:bidi="zh_TW"/>
-          </w:rPr>
-          <w:rPr>
-            <w:color w:val="0000EE"/>
-            <w:u w:val="single"/>
-          </w:rPr>
-          <w:t>多3:12</w:t>
-        </w:r>
-      </w:hyperlink>
-      <w:r>
-        <w:rPr>
-          <w:lang w:val="zh_TW" w:bidi="zh_TW"/>
-        </w:rPr>
-        <w:t>）。後來保羅告訴提摩太，他已經派推基古到以弗所（</w:t>
-      </w:r>
-      <w:hyperlink r:id="rId18">
-        <w:r>
-          <w:rPr>
-            <w:lang w:val="zh_TW" w:bidi="zh_TW"/>
-          </w:rPr>
-          <w:rPr>
-            <w:color w:val="0000EE"/>
-            <w:u w:val="single"/>
-          </w:rPr>
-          <w:t>提後4:12</w:t>
-        </w:r>
-      </w:hyperlink>
-      <w:r>
-        <w:rPr>
-          <w:lang w:val="zh_TW" w:bidi="zh_TW"/>
-        </w:rPr>
-        <w:t>）。顯然，推基古和保羅是親密的朋友和同工，因為保羅經常稱推基古為「親愛的兄弟」。</w:t>
+    </w:p>
+    <w:p>
+      <w:pPr>
+        <w:pStyle w:val="Heading2"/>
+      </w:pPr>
+      <w:r>
+        <w:rPr>
+          <w:lang w:val="zh_TW" w:bidi="zh_TW"/>
+        </w:rPr>
+        <w:t>提多書，信件至</w:t>
+      </w:r>
+      <w:r>
+        <w:rPr>
+          <w:lang w:val="zh_TW" w:bidi="zh_TW"/>
+        </w:rPr>
+      </w:r>
+    </w:p>
+    <w:p>
+      <w:pPr/>
+      <w:r>
+        <w:rPr>
+          <w:lang w:val="zh_TW" w:bidi="zh_TW"/>
+        </w:rPr>
+      </w:r>
+      <w:r>
+        <w:rPr>
+          <w:lang w:val="zh_TW" w:bidi="zh_TW"/>
+        </w:rPr>
+        <w:t>保羅寫給他同工提多的書信。</w:t>
+      </w:r>
+    </w:p>
+    <w:p>
+      <w:pPr/>
+      <w:r>
+        <w:rPr>
+          <w:lang w:val="zh_TW" w:bidi="zh_TW"/>
+        </w:rPr>
+      </w:r>
+      <w:r>
+        <w:rPr>
+          <w:lang w:val="zh_TW" w:bidi="zh_TW"/>
+        </w:rPr>
+        <w:t>概述</w:t>
+      </w:r>
+    </w:p>
+    <w:p>
+      <w:pPr>
+        <w:pStyle w:val="ListBullet"/>
+        <w:spacing w:line="240" w:lineRule="auto"/>
+        <w:ind w:left="720"/>
+      </w:pPr>
+      <w:r>
+        <w:rPr>
+          <w:lang w:val="zh_TW" w:bidi="zh_TW"/>
+        </w:rPr>
+      </w:r>
+      <w:r>
+        <w:rPr>
+          <w:lang w:val="zh_TW" w:bidi="zh_TW"/>
+        </w:rPr>
+        <w:t>作者</w:t>
+      </w:r>
+    </w:p>
+    <w:p>
+      <w:pPr>
+        <w:pStyle w:val="ListBullet"/>
+        <w:spacing w:line="240" w:lineRule="auto"/>
+        <w:ind w:left="720"/>
+      </w:pPr>
+      <w:r>
+        <w:rPr>
+          <w:lang w:val="zh_TW" w:bidi="zh_TW"/>
+        </w:rPr>
+      </w:r>
+      <w:r>
+        <w:rPr>
+          <w:lang w:val="zh_TW" w:bidi="zh_TW"/>
+        </w:rPr>
+        <w:t>收信人</w:t>
+      </w:r>
+    </w:p>
+    <w:p>
+      <w:pPr>
+        <w:pStyle w:val="ListBullet"/>
+        <w:spacing w:line="240" w:lineRule="auto"/>
+        <w:ind w:left="720"/>
+      </w:pPr>
+      <w:r>
+        <w:rPr>
+          <w:lang w:val="zh_TW" w:bidi="zh_TW"/>
+        </w:rPr>
+      </w:r>
+      <w:r>
+        <w:rPr>
+          <w:lang w:val="zh_TW" w:bidi="zh_TW"/>
+        </w:rPr>
+        <w:t>日期</w:t>
+      </w:r>
+    </w:p>
+    <w:p>
+      <w:pPr>
+        <w:pStyle w:val="ListBullet"/>
+        <w:spacing w:line="240" w:lineRule="auto"/>
+        <w:ind w:left="720"/>
+      </w:pPr>
+      <w:r>
+        <w:rPr>
+          <w:lang w:val="zh_TW" w:bidi="zh_TW"/>
+        </w:rPr>
+      </w:r>
+      <w:r>
+        <w:rPr>
+          <w:lang w:val="zh_TW" w:bidi="zh_TW"/>
+        </w:rPr>
+        <w:t>目的和教導</w:t>
+      </w:r>
+    </w:p>
+    <w:p>
+      <w:pPr>
+        <w:pStyle w:val="ListBullet"/>
+        <w:spacing w:line="240" w:lineRule="auto"/>
+        <w:ind w:left="720"/>
+      </w:pPr>
+      <w:r>
+        <w:rPr>
+          <w:lang w:val="zh_TW" w:bidi="zh_TW"/>
+        </w:rPr>
+      </w:r>
+      <w:r>
+        <w:rPr>
+          <w:lang w:val="zh_TW" w:bidi="zh_TW"/>
+        </w:rPr>
+        <w:t>內容</w:t>
+      </w:r>
+    </w:p>
+    <w:p>
+      <w:pPr>
+        <w:pStyle w:val="Heading3"/>
+      </w:pPr>
+      <w:r>
+        <w:rPr>
+          <w:lang w:val="zh_TW" w:bidi="zh_TW"/>
+        </w:rPr>
+        <w:t>作者</w:t>
+      </w:r>
+    </w:p>
+    <w:p>
+      <w:pPr/>
+      <w:r>
+        <w:rPr>
+          <w:lang w:val="zh_TW" w:bidi="zh_TW"/>
+        </w:rPr>
+      </w:r>
+      <w:r>
+        <w:rPr>
+          <w:lang w:val="zh_TW" w:bidi="zh_TW"/>
+        </w:rPr>
+        <w:t>雖然這封信以保羅的名字和問候開始（</w:t>
+      </w:r>
+      <w:hyperlink r:id="rId28">
+        <w:r>
+          <w:rPr>
+            <w:lang w:val="zh_TW" w:bidi="zh_TW"/>
+          </w:rPr>
+          <w:rPr>
+            <w:color w:val="0000EE"/>
+            <w:u w:val="single"/>
+          </w:rPr>
+          <w:t>多1:1–3</w:t>
+        </w:r>
+      </w:hyperlink>
+      <w:r>
+        <w:rPr>
+          <w:lang w:val="zh_TW" w:bidi="zh_TW"/>
+        </w:rPr>
+        <w:t>），但現代學者基於其措辭和風格、所呈現的教會情況以及其闡述基督教教義的方式，對保羅的作者身份提出質疑。但是，著名學者和細心的研究者堅決捍衛保羅的作者身份，他們認為沒有理由假設這封書信是由其他人在保羅去世後使用保羅的名義寫的。這封書信與保羅其它書信的差異已在先前「提摩太前書」的「作者」部分中做了解釋。</w:t>
+      </w:r>
+    </w:p>
+    <w:p>
+      <w:pPr>
+        <w:pStyle w:val="Heading3"/>
+      </w:pPr>
+      <w:r>
+        <w:rPr>
+          <w:lang w:val="zh_TW" w:bidi="zh_TW"/>
+        </w:rPr>
+        <w:t>收信人</w:t>
+      </w:r>
+    </w:p>
+    <w:p>
+      <w:pPr/>
+      <w:r>
+        <w:rPr>
+          <w:lang w:val="zh_TW" w:bidi="zh_TW"/>
+        </w:rPr>
+      </w:r>
+      <w:r>
+        <w:rPr>
+          <w:lang w:val="zh_TW" w:bidi="zh_TW"/>
+        </w:rPr>
+        <w:t>提多似乎是保羅最信任和最寶貴的同工之一。保羅提到他（</w:t>
+      </w:r>
+      <w:hyperlink r:id="rId16">
+        <w:r>
+          <w:rPr>
+            <w:lang w:val="zh_TW" w:bidi="zh_TW"/>
+          </w:rPr>
+          <w:rPr>
+            <w:color w:val="0000EE"/>
+            <w:u w:val="single"/>
+          </w:rPr>
+          <w:t>林後8:23</w:t>
+        </w:r>
+      </w:hyperlink>
+      <w:r>
+        <w:rPr>
+          <w:lang w:val="zh_TW" w:bidi="zh_TW"/>
+        </w:rPr>
+        <w:t>）是「我的同伴，一同為你們勞碌的」。根據</w:t>
+      </w:r>
+      <w:hyperlink r:id="rId15">
+        <w:r>
+          <w:rPr>
+            <w:lang w:val="zh_TW" w:bidi="zh_TW"/>
+          </w:rPr>
+          <w:rPr>
+            <w:color w:val="0000EE"/>
+            <w:u w:val="single"/>
+          </w:rPr>
+          <w:t>提多書一章4節，</w:t>
+        </w:r>
+      </w:hyperlink>
+      <w:r>
+        <w:rPr>
+          <w:lang w:val="zh_TW" w:bidi="zh_TW"/>
+        </w:rPr>
+        <w:t>提多因保羅的工作而信主。很明顯從</w:t>
+      </w:r>
+      <w:hyperlink r:id="rId29">
+        <w:r>
+          <w:rPr>
+            <w:lang w:val="zh_TW" w:bidi="zh_TW"/>
+          </w:rPr>
+          <w:rPr>
+            <w:color w:val="0000EE"/>
+            <w:u w:val="single"/>
+          </w:rPr>
+          <w:t>加拉太書二章1至4節</w:t>
+        </w:r>
+      </w:hyperlink>
+      <w:r>
+        <w:rPr>
+          <w:lang w:val="zh_TW" w:bidi="zh_TW"/>
+        </w:rPr>
+        <w:t>可以看出提多是外邦人，他成為外邦基督徒是否應受割禮的試金石。那時提多與保羅和巴拿巴在耶路撒冷。後來，在保羅第三次宣教旅程中，提多為保羅在哥林多執行了兩項艱鉅的任務：第一項任務涉及保羅與哥林多教會之間的緊張關係；第二項任務與為耶路撒冷教會收集外邦人的奉獻有關（</w:t>
+      </w:r>
+      <w:hyperlink r:id="rId30">
+        <w:r>
+          <w:rPr>
+            <w:lang w:val="zh_TW" w:bidi="zh_TW"/>
+          </w:rPr>
+          <w:rPr>
+            <w:color w:val="0000EE"/>
+            <w:u w:val="single"/>
+          </w:rPr>
+          <w:t>林後2:12–13，</w:t>
+        </w:r>
+      </w:hyperlink>
+      <w:hyperlink r:id="rId31">
+        <w:r>
+          <w:rPr>
+            <w:lang w:val="zh_TW" w:bidi="zh_TW"/>
+          </w:rPr>
+          <w:rPr>
+            <w:color w:val="0000EE"/>
+            <w:u w:val="single"/>
+          </w:rPr>
+          <w:t>7:5–16，</w:t>
+        </w:r>
+      </w:hyperlink>
+      <w:hyperlink r:id="rId32">
+        <w:r>
+          <w:rPr>
+            <w:lang w:val="zh_TW" w:bidi="zh_TW"/>
+          </w:rPr>
+          <w:rPr>
+            <w:color w:val="0000EE"/>
+            <w:u w:val="single"/>
+          </w:rPr>
+          <w:t>8:1–24</w:t>
+        </w:r>
+      </w:hyperlink>
+      <w:r>
+        <w:rPr>
+          <w:lang w:val="zh_TW" w:bidi="zh_TW"/>
+        </w:rPr>
+        <w:t>）。如果</w:t>
+      </w:r>
+      <w:hyperlink r:id="rId33">
+        <w:r>
+          <w:rPr>
+            <w:lang w:val="zh_TW" w:bidi="zh_TW"/>
+          </w:rPr>
+          <w:rPr>
+            <w:color w:val="0000EE"/>
+            <w:u w:val="single"/>
+          </w:rPr>
+          <w:t>提摩太後書四章9至18節</w:t>
+        </w:r>
+      </w:hyperlink>
+      <w:r>
+        <w:rPr>
+          <w:lang w:val="zh_TW" w:bidi="zh_TW"/>
+        </w:rPr>
+        <w:t>保羅在晚年所寫，那麼提多在此信寫成後前往撻馬太。</w:t>
+      </w:r>
+    </w:p>
+    <w:p>
+      <w:pPr>
+        <w:pStyle w:val="Heading3"/>
+      </w:pPr>
+      <w:r>
+        <w:rPr>
+          <w:lang w:val="zh_TW" w:bidi="zh_TW"/>
+        </w:rPr>
+        <w:t>日期</w:t>
+      </w:r>
+    </w:p>
+    <w:p>
+      <w:pPr/>
+      <w:r>
+        <w:rPr>
+          <w:lang w:val="zh_TW" w:bidi="zh_TW"/>
+        </w:rPr>
+      </w:r>
+      <w:r>
+        <w:rPr>
+          <w:lang w:val="zh_TW" w:bidi="zh_TW"/>
+        </w:rPr>
+        <w:t>要準確地確定這封信的日期並不容易。保羅吩咐提多留在克里特繼續他的工作（</w:t>
+      </w:r>
+      <w:hyperlink r:id="rId24">
+        <w:r>
+          <w:rPr>
+            <w:lang w:val="zh_TW" w:bidi="zh_TW"/>
+          </w:rPr>
+          <w:rPr>
+            <w:color w:val="0000EE"/>
+            <w:u w:val="single"/>
+          </w:rPr>
+          <w:t>多1:5</w:t>
+        </w:r>
+      </w:hyperlink>
+      <w:r>
+        <w:rPr>
+          <w:lang w:val="zh_TW" w:bidi="zh_TW"/>
+        </w:rPr>
+        <w:t>）。保羅曾在前往羅馬的途中短暫停留在克里特（</w:t>
+      </w:r>
+      <w:hyperlink r:id="rId34">
+        <w:r>
+          <w:rPr>
+            <w:lang w:val="zh_TW" w:bidi="zh_TW"/>
+          </w:rPr>
+          <w:rPr>
+            <w:color w:val="0000EE"/>
+            <w:u w:val="single"/>
+          </w:rPr>
+          <w:t>徒27:7–13</w:t>
+        </w:r>
+      </w:hyperlink>
+      <w:r>
+        <w:rPr>
+          <w:lang w:val="zh_TW" w:bidi="zh_TW"/>
+        </w:rPr>
+        <w:t>），但這並不是信中提到的事件。在</w:t>
+      </w:r>
+      <w:hyperlink r:id="rId26">
+        <w:r>
+          <w:rPr>
+            <w:lang w:val="zh_TW" w:bidi="zh_TW"/>
+          </w:rPr>
+          <w:rPr>
+            <w:color w:val="0000EE"/>
+            <w:u w:val="single"/>
+          </w:rPr>
+          <w:t>提多書三章12節</w:t>
+        </w:r>
+      </w:hyperlink>
+      <w:r>
+        <w:rPr>
+          <w:lang w:val="zh_TW" w:bidi="zh_TW"/>
+        </w:rPr>
+        <w:t>，提多被召來到尼哥坡里（可能是希臘伊庇魯斯〔Epirus〕的尼哥坡里），因為保羅決定在那裡過冬。許多學者認為，保羅在羅馬的第一次監禁結束後（</w:t>
+      </w:r>
+      <w:hyperlink r:id="rId35">
+        <w:r>
+          <w:rPr>
+            <w:lang w:val="zh_TW" w:bidi="zh_TW"/>
+          </w:rPr>
+          <w:rPr>
+            <w:color w:val="0000EE"/>
+            <w:u w:val="single"/>
+          </w:rPr>
+          <w:t>徒28:16–31</w:t>
+        </w:r>
+      </w:hyperlink>
+      <w:r>
+        <w:rPr>
+          <w:lang w:val="zh_TW" w:bidi="zh_TW"/>
+        </w:rPr>
+        <w:t>），他被釋放並繼續在各地（包括西班牙、克里特和希臘）進行事工，然後被逮捕，第二次被監禁，最後被處死。那些不接受保羅為提多書作者的人，則認為這封信與提摩太前書及提摩太後書一樣，都是保羅死後的那一代所寫的。</w:t>
+      </w:r>
+    </w:p>
+    <w:p>
+      <w:pPr>
+        <w:pStyle w:val="Heading3"/>
+      </w:pPr>
+      <w:r>
+        <w:rPr>
+          <w:lang w:val="zh_TW" w:bidi="zh_TW"/>
+        </w:rPr>
+        <w:t>目的和教導</w:t>
+      </w:r>
+    </w:p>
+    <w:p>
+      <w:pPr/>
+      <w:r>
+        <w:rPr>
+          <w:lang w:val="zh_TW" w:bidi="zh_TW"/>
+        </w:rPr>
+      </w:r>
+      <w:r>
+        <w:rPr>
+          <w:lang w:val="zh_TW" w:bidi="zh_TW"/>
+        </w:rPr>
+        <w:t>雖然這封信是寫給保羅的一位同工，但其中個人的提及和勸勉極少。保羅的主要關注點是克里特教會的成長和發展，這些教會當時遭受一些虛假教導的困擾，這些教導似乎帶有猶太元素、禁欲主義傾向，以及大量的推測性討論（</w:t>
+      </w:r>
+      <w:hyperlink r:id="rId36">
+        <w:r>
+          <w:rPr>
+            <w:lang w:val="zh_TW" w:bidi="zh_TW"/>
+          </w:rPr>
+          <w:rPr>
+            <w:color w:val="0000EE"/>
+            <w:u w:val="single"/>
+          </w:rPr>
+          <w:t>多1:10、14–15，</w:t>
+        </w:r>
+      </w:hyperlink>
+      <w:hyperlink r:id="rId37">
+        <w:r>
+          <w:rPr>
+            <w:lang w:val="zh_TW" w:bidi="zh_TW"/>
+          </w:rPr>
+          <w:rPr>
+            <w:color w:val="0000EE"/>
+            <w:u w:val="single"/>
+          </w:rPr>
+          <w:t>3:9</w:t>
+        </w:r>
+      </w:hyperlink>
+      <w:r>
+        <w:rPr>
+          <w:lang w:val="zh_TW" w:bidi="zh_TW"/>
+        </w:rPr>
+        <w:t>）。總的來說，這些教會似乎面臨著一種早期猶太形式的諾斯底主義的感脅。這些教導的提倡者是為了「貪不義之財」（</w:t>
+      </w:r>
+      <w:hyperlink r:id="rId38">
+        <w:r>
+          <w:rPr>
+            <w:lang w:val="zh_TW" w:bidi="zh_TW"/>
+          </w:rPr>
+          <w:rPr>
+            <w:color w:val="0000EE"/>
+            <w:u w:val="single"/>
+          </w:rPr>
+          <w:t>1:11</w:t>
+        </w:r>
+      </w:hyperlink>
+      <w:r>
+        <w:rPr>
+          <w:lang w:val="zh_TW" w:bidi="zh_TW"/>
+        </w:rPr>
+        <w:t>）。保羅吩咐提多和他要任命的長老們駁斥錯誤教導，並為信徒提供正確的教義（</w:t>
+      </w:r>
+      <w:hyperlink r:id="rId39">
+        <w:r>
+          <w:rPr>
+            <w:lang w:val="zh_TW" w:bidi="zh_TW"/>
+          </w:rPr>
+          <w:rPr>
+            <w:color w:val="0000EE"/>
+            <w:u w:val="single"/>
+          </w:rPr>
+          <w:t>9</w:t>
+        </w:r>
+      </w:hyperlink>
+      <w:r>
+        <w:rPr>
+          <w:lang w:val="zh_TW" w:bidi="zh_TW"/>
+        </w:rPr>
+        <w:t>節）。雖然這些正確的教義並未明確說明，但它必定涉及神在基督裡的救恩、聖靈更新的工作，以及主耶穌的再來（</w:t>
+      </w:r>
+      <w:hyperlink r:id="rId40">
+        <w:r>
+          <w:rPr>
+            <w:lang w:val="zh_TW" w:bidi="zh_TW"/>
+          </w:rPr>
+          <w:rPr>
+            <w:color w:val="0000EE"/>
+            <w:u w:val="single"/>
+          </w:rPr>
+          <w:t>2:11–13，</w:t>
+        </w:r>
+      </w:hyperlink>
+      <w:hyperlink r:id="rId41">
+        <w:r>
+          <w:rPr>
+            <w:lang w:val="zh_TW" w:bidi="zh_TW"/>
+          </w:rPr>
+          <w:rPr>
+            <w:color w:val="0000EE"/>
+            <w:u w:val="single"/>
+          </w:rPr>
+          <w:t>3:4–7</w:t>
+        </w:r>
+      </w:hyperlink>
+      <w:r>
+        <w:rPr>
+          <w:lang w:val="zh_TW" w:bidi="zh_TW"/>
+        </w:rPr>
+        <w:t>）。 在這封信中，不斷強調一種與福音相稱的生活方式——應用於基督教社區中的不同群體：年長的男女、年輕的男女和奴隸。</w:t>
+      </w:r>
+    </w:p>
+    <w:p>
+      <w:pPr>
+        <w:pStyle w:val="Heading3"/>
+      </w:pPr>
+      <w:r>
+        <w:rPr>
+          <w:lang w:val="zh_TW" w:bidi="zh_TW"/>
+        </w:rPr>
+        <w:t>內容</w:t>
+      </w:r>
+    </w:p>
+    <w:p>
+      <w:pPr>
+        <w:pStyle w:val="Heading4"/>
+      </w:pPr>
+      <w:r>
+        <w:rPr>
+          <w:lang w:val="zh_TW" w:bidi="zh_TW"/>
+        </w:rPr>
+        <w:t>問安（</w:t>
+      </w:r>
+      <w:hyperlink r:id="rId42">
+        <w:r>
+          <w:rPr>
+            <w:lang w:val="zh_TW" w:bidi="zh_TW"/>
+          </w:rPr>
+          <w:rPr>
+            <w:color w:val="0000EE"/>
+            <w:u w:val="single"/>
+          </w:rPr>
+          <w:t>1:1–4</w:t>
+        </w:r>
+      </w:hyperlink>
+      <w:r>
+        <w:rPr>
+          <w:lang w:val="zh_TW" w:bidi="zh_TW"/>
+        </w:rPr>
+        <w:t>）</w:t>
+      </w:r>
+    </w:p>
+    <w:p>
+      <w:pPr/>
+      <w:r>
+        <w:rPr>
+          <w:lang w:val="zh_TW" w:bidi="zh_TW"/>
+        </w:rPr>
+      </w:r>
+      <w:r>
+        <w:rPr>
+          <w:lang w:val="zh_TW" w:bidi="zh_TW"/>
+        </w:rPr>
+        <w:t>問安來自保羅——他的使徒職分被描述為作為福音的管家，這促進了信仰並加強了對真理的認識、永生的盼望和敬虔的生活——給提多，他被稱為「共信之道作我真兒子的」。</w:t>
+      </w:r>
+    </w:p>
+    <w:p>
+      <w:pPr>
+        <w:pStyle w:val="Heading4"/>
+      </w:pPr>
+      <w:r>
+        <w:rPr>
+          <w:lang w:val="zh_TW" w:bidi="zh_TW"/>
+        </w:rPr>
+        <w:t>提多在克里特的工作（</w:t>
+      </w:r>
+      <w:hyperlink r:id="rId43">
+        <w:r>
+          <w:rPr>
+            <w:lang w:val="zh_TW" w:bidi="zh_TW"/>
+          </w:rPr>
+          <w:rPr>
+            <w:color w:val="0000EE"/>
+            <w:u w:val="single"/>
+          </w:rPr>
+          <w:t>1:5–9</w:t>
+        </w:r>
+      </w:hyperlink>
+      <w:r>
+        <w:rPr>
+          <w:lang w:val="zh_TW" w:bidi="zh_TW"/>
+        </w:rPr>
+        <w:t>）</w:t>
+      </w:r>
+    </w:p>
+    <w:p>
+      <w:pPr/>
+      <w:r>
+        <w:rPr>
+          <w:lang w:val="zh_TW" w:bidi="zh_TW"/>
+        </w:rPr>
+      </w:r>
+      <w:r>
+        <w:rPr>
+          <w:lang w:val="zh_TW" w:bidi="zh_TW"/>
+        </w:rPr>
+        <w:t>提多留在克里特以繼續保羅的工作，並在各教會中選立長老（參</w:t>
+      </w:r>
+      <w:hyperlink r:id="rId44">
+        <w:r>
+          <w:rPr>
+            <w:lang w:val="zh_TW" w:bidi="zh_TW"/>
+          </w:rPr>
+          <w:rPr>
+            <w:color w:val="0000EE"/>
+            <w:u w:val="single"/>
+          </w:rPr>
+          <w:t>徒14:23</w:t>
+        </w:r>
+      </w:hyperlink>
+      <w:r>
+        <w:rPr>
+          <w:lang w:val="zh_TW" w:bidi="zh_TW"/>
+        </w:rPr>
+        <w:t>）。這些長老也被稱為監督（參</w:t>
+      </w:r>
+      <w:hyperlink r:id="rId45">
+        <w:r>
+          <w:rPr>
+            <w:lang w:val="zh_TW" w:bidi="zh_TW"/>
+          </w:rPr>
+          <w:rPr>
+            <w:color w:val="0000EE"/>
+            <w:u w:val="single"/>
+          </w:rPr>
+          <w:t>20:17、28</w:t>
+        </w:r>
+      </w:hyperlink>
+      <w:r>
+        <w:rPr>
+          <w:lang w:val="zh_TW" w:bidi="zh_TW"/>
+        </w:rPr>
+        <w:t>）——也就是那些負責照管教會的人。保羅在這裡描述了這些領袖應具備的生活品質（參照</w:t>
+      </w:r>
+      <w:hyperlink r:id="rId46">
+        <w:r>
+          <w:rPr>
+            <w:lang w:val="zh_TW" w:bidi="zh_TW"/>
+          </w:rPr>
+          <w:rPr>
+            <w:color w:val="0000EE"/>
+            <w:u w:val="single"/>
+          </w:rPr>
+          <w:t>提前3:2–7</w:t>
+        </w:r>
+      </w:hyperlink>
+      <w:r>
+        <w:rPr>
+          <w:lang w:val="zh_TW" w:bidi="zh_TW"/>
+        </w:rPr>
+        <w:t>）。</w:t>
+      </w:r>
+    </w:p>
+    <w:p>
+      <w:pPr>
+        <w:pStyle w:val="Heading4"/>
+      </w:pPr>
+      <w:r>
+        <w:rPr>
+          <w:lang w:val="zh_TW" w:bidi="zh_TW"/>
+        </w:rPr>
+        <w:t>處理錯誤教導（</w:t>
+      </w:r>
+      <w:hyperlink r:id="rId25">
+        <w:r>
+          <w:rPr>
+            <w:lang w:val="zh_TW" w:bidi="zh_TW"/>
+          </w:rPr>
+          <w:rPr>
+            <w:color w:val="0000EE"/>
+            <w:u w:val="single"/>
+          </w:rPr>
+          <w:t>1:10–16</w:t>
+        </w:r>
+      </w:hyperlink>
+      <w:r>
+        <w:rPr>
+          <w:lang w:val="zh_TW" w:bidi="zh_TW"/>
+        </w:rPr>
+        <w:t>）</w:t>
+      </w:r>
+    </w:p>
+    <w:p>
+      <w:pPr/>
+      <w:r>
+        <w:rPr>
+          <w:lang w:val="zh_TW" w:bidi="zh_TW"/>
+        </w:rPr>
+      </w:r>
+      <w:r>
+        <w:rPr>
+          <w:lang w:val="zh_TW" w:bidi="zh_TW"/>
+        </w:rPr>
+        <w:t>上一部分結束時提到長老們的責任：「將純正的教訓勸化人，又能把爭辯的人駁倒」。反對者透過錯誤的教導擾亂了「全家人」，保羅以貶損的語氣形容這些假教師，指出他們的生活與他們所宣稱認識的神並不相符。</w:t>
+      </w:r>
+    </w:p>
+    <w:p>
+      <w:pPr>
+        <w:pStyle w:val="Heading4"/>
+      </w:pPr>
+      <w:r>
+        <w:rPr>
+          <w:lang w:val="zh_TW" w:bidi="zh_TW"/>
+        </w:rPr>
+        <w:t>推廣正確的教導（</w:t>
+      </w:r>
+      <w:hyperlink r:id="rId47">
+        <w:r>
+          <w:rPr>
+            <w:lang w:val="zh_TW" w:bidi="zh_TW"/>
+          </w:rPr>
+          <w:rPr>
+            <w:color w:val="0000EE"/>
+            <w:u w:val="single"/>
+          </w:rPr>
+          <w:t>2:1–10</w:t>
+        </w:r>
+      </w:hyperlink>
+      <w:r>
+        <w:rPr>
+          <w:lang w:val="zh_TW" w:bidi="zh_TW"/>
+        </w:rPr>
+        <w:t>）</w:t>
+      </w:r>
+    </w:p>
+    <w:p>
+      <w:pPr/>
+      <w:r>
+        <w:rPr>
+          <w:lang w:val="zh_TW" w:bidi="zh_TW"/>
+        </w:rPr>
+      </w:r>
+      <w:r>
+        <w:rPr>
+          <w:lang w:val="zh_TW" w:bidi="zh_TW"/>
+        </w:rPr>
+        <w:t>提多有責任「講的總要合乎那純正的道理」。保羅託付他要勸誡年長的男人保持節制（</w:t>
+      </w:r>
+      <w:hyperlink r:id="rId48">
+        <w:r>
+          <w:rPr>
+            <w:lang w:val="zh_TW" w:bidi="zh_TW"/>
+          </w:rPr>
+          <w:rPr>
+            <w:color w:val="0000EE"/>
+            <w:u w:val="single"/>
+          </w:rPr>
+          <w:t>2:2</w:t>
+        </w:r>
+      </w:hyperlink>
+      <w:r>
+        <w:rPr>
+          <w:lang w:val="zh_TW" w:bidi="zh_TW"/>
+        </w:rPr>
+        <w:t>），並教導年長的婦女過敬虔的生活（</w:t>
+      </w:r>
+      <w:hyperlink r:id="rId49">
+        <w:r>
+          <w:rPr>
+            <w:lang w:val="zh_TW" w:bidi="zh_TW"/>
+          </w:rPr>
+          <w:rPr>
+            <w:color w:val="0000EE"/>
+            <w:u w:val="single"/>
+          </w:rPr>
+          <w:t>3節</w:t>
+        </w:r>
+      </w:hyperlink>
+      <w:r>
+        <w:rPr>
+          <w:lang w:val="zh_TW" w:bidi="zh_TW"/>
+        </w:rPr>
+        <w:t>）。這些年長的婦女則應教導年輕的婦女在家庭中過純潔且充滿愛的生活，這樣才能避免神的道被毀謗（</w:t>
+      </w:r>
+      <w:hyperlink r:id="rId50">
+        <w:r>
+          <w:rPr>
+            <w:lang w:val="zh_TW" w:bidi="zh_TW"/>
+          </w:rPr>
+          <w:rPr>
+            <w:color w:val="0000EE"/>
+            <w:u w:val="single"/>
+          </w:rPr>
+          <w:t>4–5節</w:t>
+        </w:r>
+      </w:hyperlink>
+      <w:r>
+        <w:rPr>
+          <w:lang w:val="zh_TW" w:bidi="zh_TW"/>
+        </w:rPr>
+        <w:t>）。年輕人則要保持節制（</w:t>
+      </w:r>
+      <w:hyperlink r:id="rId51">
+        <w:r>
+          <w:rPr>
+            <w:lang w:val="zh_TW" w:bidi="zh_TW"/>
+          </w:rPr>
+          <w:rPr>
+            <w:color w:val="0000EE"/>
+            <w:u w:val="single"/>
+          </w:rPr>
+          <w:t>6</w:t>
+        </w:r>
+      </w:hyperlink>
+      <w:r>
+        <w:rPr>
+          <w:lang w:val="zh_TW" w:bidi="zh_TW"/>
+        </w:rPr>
+        <w:t>節），而提多本身也應在言語和行為上做榜樣，以使反對者無可指責（</w:t>
+      </w:r>
+      <w:hyperlink r:id="rId52">
+        <w:r>
+          <w:rPr>
+            <w:lang w:val="zh_TW" w:bidi="zh_TW"/>
+          </w:rPr>
+          <w:rPr>
+            <w:color w:val="0000EE"/>
+            <w:u w:val="single"/>
+          </w:rPr>
+          <w:t>7–8</w:t>
+        </w:r>
+      </w:hyperlink>
+      <w:r>
+        <w:rPr>
+          <w:lang w:val="zh_TW" w:bidi="zh_TW"/>
+        </w:rPr>
+        <w:t>節）。最後，奴僕們應順服主人，誠實工作，目的是「以致凡事尊榮我們救主—神的道」（</w:t>
+      </w:r>
+      <w:hyperlink r:id="rId53">
+        <w:r>
+          <w:rPr>
+            <w:lang w:val="zh_TW" w:bidi="zh_TW"/>
+          </w:rPr>
+          <w:rPr>
+            <w:color w:val="0000EE"/>
+            <w:u w:val="single"/>
+          </w:rPr>
+          <w:t>10</w:t>
+        </w:r>
+      </w:hyperlink>
+      <w:r>
+        <w:rPr>
+          <w:lang w:val="zh_TW" w:bidi="zh_TW"/>
+        </w:rPr>
+        <w:t>節）。</w:t>
+      </w:r>
+    </w:p>
+    <w:p>
+      <w:pPr>
+        <w:pStyle w:val="Heading4"/>
+      </w:pPr>
+      <w:r>
+        <w:rPr>
+          <w:lang w:val="zh_TW" w:bidi="zh_TW"/>
+        </w:rPr>
+        <w:t>神的恩典（</w:t>
+      </w:r>
+      <w:hyperlink r:id="rId54">
+        <w:r>
+          <w:rPr>
+            <w:lang w:val="zh_TW" w:bidi="zh_TW"/>
+          </w:rPr>
+          <w:rPr>
+            <w:color w:val="0000EE"/>
+            <w:u w:val="single"/>
+          </w:rPr>
+          <w:t>2:11–15</w:t>
+        </w:r>
+      </w:hyperlink>
+      <w:r>
+        <w:rPr>
+          <w:lang w:val="zh_TW" w:bidi="zh_TW"/>
+        </w:rPr>
+        <w:t>）</w:t>
+      </w:r>
+    </w:p>
+    <w:p>
+      <w:pPr/>
+      <w:r>
+        <w:rPr>
+          <w:lang w:val="zh_TW" w:bidi="zh_TW"/>
+        </w:rPr>
+      </w:r>
+      <w:r>
+        <w:rPr>
+          <w:lang w:val="zh_TW" w:bidi="zh_TW"/>
+        </w:rPr>
+        <w:t>保羅接著闡述了神在耶穌基督裡恩典的啟示：目的是將救恩帶給所有人，使他們與不敬虔和世俗的情慾徹底決裂，並過正直的生活，同時常常期待「至大的神和我們救主耶穌基督」的再來。他們的生活將表明他們是屬於神的子民，總是渴望熱心行善。</w:t>
+      </w:r>
+    </w:p>
+    <w:p>
+      <w:pPr>
+        <w:pStyle w:val="Heading4"/>
+      </w:pPr>
+      <w:r>
+        <w:rPr>
+          <w:lang w:val="zh_TW" w:bidi="zh_TW"/>
+        </w:rPr>
+        <w:t>行善（</w:t>
+      </w:r>
+      <w:hyperlink r:id="rId55">
+        <w:r>
+          <w:rPr>
+            <w:lang w:val="zh_TW" w:bidi="zh_TW"/>
+          </w:rPr>
+          <w:rPr>
+            <w:color w:val="0000EE"/>
+            <w:u w:val="single"/>
+          </w:rPr>
+          <w:t>3:1–8</w:t>
+        </w:r>
+      </w:hyperlink>
+      <w:r>
+        <w:rPr>
+          <w:lang w:val="zh_TW" w:bidi="zh_TW"/>
+        </w:rPr>
+        <w:t>）</w:t>
+      </w:r>
+    </w:p>
+    <w:p>
+      <w:pPr/>
+      <w:r>
+        <w:rPr>
+          <w:lang w:val="zh_TW" w:bidi="zh_TW"/>
+        </w:rPr>
+      </w:r>
+      <w:r>
+        <w:rPr>
+          <w:lang w:val="zh_TW" w:bidi="zh_TW"/>
+        </w:rPr>
+        <w:t>在這部分，保羅勸告提多要提醒克里特的基督徒順服執政掌權者（參</w:t>
+      </w:r>
+      <w:hyperlink r:id="rId56">
+        <w:r>
+          <w:rPr>
+            <w:lang w:val="zh_TW" w:bidi="zh_TW"/>
+          </w:rPr>
+          <w:rPr>
+            <w:color w:val="0000EE"/>
+            <w:u w:val="single"/>
+          </w:rPr>
+          <w:t>羅13:1–7</w:t>
+        </w:r>
+      </w:hyperlink>
+      <w:r>
+        <w:rPr>
+          <w:lang w:val="zh_TW" w:bidi="zh_TW"/>
+        </w:rPr>
+        <w:t>；</w:t>
+      </w:r>
+      <w:hyperlink r:id="rId57">
+        <w:r>
+          <w:rPr>
+            <w:lang w:val="zh_TW" w:bidi="zh_TW"/>
+          </w:rPr>
+          <w:rPr>
+            <w:color w:val="0000EE"/>
+            <w:u w:val="single"/>
+          </w:rPr>
+          <w:t>彼前2:13–17</w:t>
+        </w:r>
+      </w:hyperlink>
+      <w:r>
+        <w:rPr>
+          <w:lang w:val="zh_TW" w:bidi="zh_TW"/>
+        </w:rPr>
+        <w:t>），積極參與社區中的工作並且要誠實地工作。保羅再次強調了生活的品質，尤其是禮貌和渴望與他人和平相處的態度。這種生活方式來自於靈命的更新，而這樣的更新是基於基督的救贖工作，這不是我們配得的，而是完全出於祂的憐憫。祂帶來了罪的潔淨，「藉著聖靈的重生和更新」。</w:t>
+      </w:r>
+    </w:p>
+    <w:p>
+      <w:pPr>
+        <w:pStyle w:val="Heading4"/>
+      </w:pPr>
+      <w:r>
+        <w:rPr>
+          <w:lang w:val="zh_TW" w:bidi="zh_TW"/>
+        </w:rPr>
+        <w:t>保羅的最後勸誡和問安（</w:t>
+      </w:r>
+      <w:hyperlink r:id="rId58">
+        <w:r>
+          <w:rPr>
+            <w:lang w:val="zh_TW" w:bidi="zh_TW"/>
+          </w:rPr>
+          <w:rPr>
+            <w:color w:val="0000EE"/>
+            <w:u w:val="single"/>
+          </w:rPr>
+          <w:t>3:9–15</w:t>
+        </w:r>
+      </w:hyperlink>
+      <w:r>
+        <w:rPr>
+          <w:lang w:val="zh_TW" w:bidi="zh_TW"/>
+        </w:rPr>
+        <w:t>）</w:t>
+      </w:r>
+    </w:p>
+    <w:p>
+      <w:pPr/>
+      <w:r>
+        <w:rPr>
+          <w:lang w:val="zh_TW" w:bidi="zh_TW"/>
+        </w:rPr>
+      </w:r>
+      <w:r>
+        <w:rPr>
+          <w:lang w:val="zh_TW" w:bidi="zh_TW"/>
+        </w:rPr>
+        <w:t>在最後的部分，保羅勸告提多要避開那些喜歡為了辯論而辯論宗教的人，並指導提多如何處理那些製造紛爭的人。</w:t>
+      </w:r>
+    </w:p>
+    <w:p>
+      <w:pPr/>
+      <w:r>
+        <w:rPr>
+          <w:lang w:val="zh_TW" w:bidi="zh_TW"/>
+        </w:rPr>
+      </w:r>
+      <w:r>
+        <w:rPr>
+          <w:lang w:val="zh_TW" w:bidi="zh_TW"/>
+        </w:rPr>
+        <w:t>接著，保羅告訴提多他將派亞提馬（在新約中未曾提及）或推基古來見他，並勸提多，若阿波羅和西納路過克里特，要好好照顧他們。提多自己則應在冬天之前到尼哥坡里見保羅。</w:t>
+      </w:r>
+    </w:p>
+    <w:p>
+      <w:pPr/>
+      <w:r>
+        <w:rPr>
+          <w:lang w:val="zh_TW" w:bidi="zh_TW"/>
+        </w:rPr>
+      </w:r>
+      <w:r>
+        <w:rPr>
+          <w:lang w:val="zh_TW" w:bidi="zh_TW"/>
+        </w:rPr>
+        <w:t>這封書信以對「行善」和屬靈上豐盛的生活的勸誡作結。</w:t>
+      </w:r>
+    </w:p>
+    <w:p>
+      <w:pPr/>
+      <w:r>
+        <w:rPr>
+          <w:lang w:val="zh_TW" w:bidi="zh_TW"/>
+        </w:rPr>
+      </w:r>
+      <w:r>
+        <w:rPr>
+          <w:i/>
+          <w:lang w:val="zh_TW" w:bidi="zh_TW"/>
+        </w:rPr>
+        <w:t>另見</w:t>
+      </w:r>
+      <w:r>
+        <w:rPr>
+          <w:lang w:val="zh_TW" w:bidi="zh_TW"/>
+        </w:rPr>
+        <w:t xml:space="preserve"> </w:t>
+      </w:r>
+      <w:r>
+        <w:rPr>
+          <w:lang w:val="zh_TW" w:bidi="zh_TW"/>
+        </w:rPr>
+        <w:t>使徒保羅</w:t>
+      </w:r>
+      <w:r>
+        <w:rPr>
+          <w:lang w:val="zh_TW" w:bidi="zh_TW"/>
+        </w:rPr>
+        <w:t>；</w:t>
+      </w:r>
+      <w:r>
+        <w:rPr>
+          <w:lang w:val="zh_TW" w:bidi="zh_TW"/>
+        </w:rPr>
+        <w:t>提摩太前書</w:t>
+      </w:r>
+      <w:r>
+        <w:rPr>
+          <w:lang w:val="zh_TW" w:bidi="zh_TW"/>
+        </w:rPr>
+        <w:t>；</w:t>
+      </w:r>
+      <w:r>
+        <w:rPr>
+          <w:lang w:val="zh_TW" w:bidi="zh_TW"/>
+        </w:rPr>
+        <w:t>提摩太後書</w:t>
+      </w:r>
+      <w:r>
+        <w:rPr>
+          <w:lang w:val="zh_TW" w:bidi="zh_TW"/>
+        </w:rPr>
+        <w:t>；</w:t>
+      </w:r>
+      <w:r>
+        <w:rPr>
+          <w:lang w:val="zh_TW" w:bidi="zh_TW"/>
+        </w:rPr>
+        <w:t>提多（人物）#1</w:t>
+      </w:r>
+      <w:r>
+        <w:rPr>
+          <w:lang w:val="zh_TW" w:bidi="zh_TW"/>
+        </w:rPr>
+        <w:t>。</w:t>
+      </w:r>
+      <w:r>
+        <w:rPr>
+          <w:lang w:val="zh_TW" w:bidi="zh_TW"/>
+        </w:rPr>
+      </w:r>
+      <w:r>
+        <w:rPr>
+          <w:lang w:val="zh_TW" w:bidi="zh_TW"/>
+        </w:rPr>
+      </w:r>
+    </w:p>
+    <w:p>
+      <w:pPr/>
+      <w:r>
+        <w:rPr>
+          <w:lang w:val="zh_TW" w:bidi="zh_TW"/>
+        </w:rPr>
+      </w:r>
+    </w:p>
+    <w:p>
+      <w:pPr>
+        <w:pStyle w:val="Heading2"/>
+      </w:pPr>
+      <w:r>
+        <w:rPr>
+          <w:lang w:val="zh_TW" w:bidi="zh_TW"/>
+        </w:rPr>
+        <w:t>提拉</w:t>
+      </w:r>
+      <w:r>
+        <w:rPr>
+          <w:lang w:val="zh_TW" w:bidi="zh_TW"/>
+        </w:rPr>
+      </w:r>
+    </w:p>
+    <w:p>
+      <w:pPr/>
+      <w:r>
+        <w:rPr>
+          <w:lang w:val="zh_TW" w:bidi="zh_TW"/>
+        </w:rPr>
+      </w:r>
+      <w:r>
+        <w:rPr>
+          <w:lang w:val="zh_TW" w:bidi="zh_TW"/>
+        </w:rPr>
+        <w:t>在「列國表（table of nations）」中，提拉被列為雅弗的第七個兒子（</w:t>
+      </w:r>
+      <w:hyperlink r:id="rId59">
+        <w:r>
+          <w:rPr>
+            <w:lang w:val="zh_TW" w:bidi="zh_TW"/>
+          </w:rPr>
+          <w:rPr>
+            <w:color w:val="0000EE"/>
+            <w:u w:val="single"/>
+          </w:rPr>
+          <w:t>創10:2</w:t>
+        </w:r>
+      </w:hyperlink>
+      <w:r>
+        <w:rPr>
+          <w:lang w:val="zh_TW" w:bidi="zh_TW"/>
+        </w:rPr>
+        <w:t>；</w:t>
+      </w:r>
+      <w:hyperlink r:id="rId60">
+        <w:r>
+          <w:rPr>
+            <w:lang w:val="zh_TW" w:bidi="zh_TW"/>
+          </w:rPr>
+          <w:rPr>
+            <w:color w:val="0000EE"/>
+            <w:u w:val="single"/>
+          </w:rPr>
+          <w:t>代上1:5</w:t>
+        </w:r>
+      </w:hyperlink>
+      <w:r>
+        <w:rPr>
+          <w:lang w:val="zh_TW" w:bidi="zh_TW"/>
+        </w:rPr>
+        <w:t>）。他的後裔曾分別與色雷斯人（Thracians）、阿加瑟西人（Agathyrsi）、托魯斯（Taurus）山區的部落，以及海上的第勒尼安人（Tyrrheni）聯繫起來，但所有這些認定都純屬推測。</w:t>
+      </w:r>
+      <w:r>
+        <w:rPr>
+          <w:lang w:val="zh_TW" w:bidi="zh_TW"/>
+        </w:rPr>
+      </w:r>
+      <w:r>
+        <w:rPr>
+          <w:lang w:val="zh_TW" w:bidi="zh_TW"/>
+        </w:rPr>
+      </w:r>
+    </w:p>
+    <w:p>
+      <w:pPr/>
+      <w:r>
+        <w:rPr>
+          <w:lang w:val="zh_TW" w:bidi="zh_TW"/>
+        </w:rPr>
+      </w:r>
+    </w:p>
+    <w:p>
+      <w:pPr>
+        <w:pStyle w:val="Heading2"/>
+      </w:pPr>
+      <w:r>
+        <w:rPr>
+          <w:lang w:val="zh_TW" w:bidi="zh_TW"/>
+        </w:rPr>
+        <w:t>提瑪（人物）</w:t>
+      </w:r>
+      <w:r>
+        <w:rPr>
+          <w:lang w:val="zh_TW" w:bidi="zh_TW"/>
+        </w:rPr>
+      </w:r>
+    </w:p>
+    <w:p>
+      <w:pPr/>
+      <w:r>
+        <w:rPr>
+          <w:lang w:val="zh_TW" w:bidi="zh_TW"/>
+        </w:rPr>
+      </w:r>
+      <w:r>
+        <w:rPr>
+          <w:lang w:val="zh_TW" w:bidi="zh_TW"/>
+        </w:rPr>
+        <w:t>以實瑪利的第九個兒子，後成為北阿拉伯曠野中一個強大游牧部落的首領（</w:t>
+      </w:r>
+      <w:hyperlink r:id="rId61">
+        <w:r>
+          <w:rPr>
+            <w:lang w:val="zh_TW" w:bidi="zh_TW"/>
+          </w:rPr>
+          <w:rPr>
+            <w:color w:val="0000EE"/>
+            <w:u w:val="single"/>
+          </w:rPr>
+          <w:t>創25:15</w:t>
+        </w:r>
+      </w:hyperlink>
+      <w:r>
+        <w:rPr>
+          <w:lang w:val="zh_TW" w:bidi="zh_TW"/>
+        </w:rPr>
+        <w:t>；</w:t>
+      </w:r>
+      <w:hyperlink r:id="rId62">
+        <w:r>
+          <w:rPr>
+            <w:lang w:val="zh_TW" w:bidi="zh_TW"/>
+          </w:rPr>
+          <w:rPr>
+            <w:color w:val="0000EE"/>
+            <w:u w:val="single"/>
+          </w:rPr>
+          <w:t>代上1:30</w:t>
+        </w:r>
+      </w:hyperlink>
+      <w:r>
+        <w:rPr>
+          <w:lang w:val="zh_TW" w:bidi="zh_TW"/>
+        </w:rPr>
+        <w:t>；</w:t>
+      </w:r>
+      <w:hyperlink r:id="rId63">
+        <w:r>
+          <w:rPr>
+            <w:lang w:val="zh_TW" w:bidi="zh_TW"/>
+          </w:rPr>
+          <w:rPr>
+            <w:color w:val="0000EE"/>
+            <w:u w:val="single"/>
+          </w:rPr>
+          <w:t>耶25:23</w:t>
+        </w:r>
+      </w:hyperlink>
+      <w:r>
+        <w:rPr>
+          <w:lang w:val="zh_TW" w:bidi="zh_TW"/>
+        </w:rPr>
+        <w:t>）。提瑪的後裔主要是控制曠野重要路線的商隊貿易者（</w:t>
+      </w:r>
+      <w:hyperlink r:id="rId64">
+        <w:r>
+          <w:rPr>
+            <w:lang w:val="zh_TW" w:bidi="zh_TW"/>
+          </w:rPr>
+          <w:rPr>
+            <w:color w:val="0000EE"/>
+            <w:u w:val="single"/>
+          </w:rPr>
+          <w:t>伯6:19</w:t>
+        </w:r>
+      </w:hyperlink>
+      <w:r>
+        <w:rPr>
+          <w:lang w:val="zh_TW" w:bidi="zh_TW"/>
+        </w:rPr>
+        <w:t>）。提瑪也與一個地區和一個城市有關聯。</w:t>
+      </w:r>
+    </w:p>
+    <w:p>
+      <w:pPr/>
+      <w:r>
+        <w:rPr>
+          <w:lang w:val="zh_TW" w:bidi="zh_TW"/>
+        </w:rPr>
+      </w:r>
+      <w:r>
+        <w:rPr>
+          <w:i/>
+          <w:lang w:val="zh_TW" w:bidi="zh_TW"/>
+        </w:rPr>
+        <w:t xml:space="preserve">見 </w:t>
+      </w:r>
+      <w:r>
+        <w:rPr>
+          <w:lang w:val="zh_TW" w:bidi="zh_TW"/>
+        </w:rPr>
+        <w:t>提瑪（地點）</w:t>
+      </w:r>
+      <w:r>
+        <w:rPr>
+          <w:lang w:val="zh_TW" w:bidi="zh_TW"/>
+        </w:rPr>
+        <w:t>。</w:t>
+      </w:r>
+      <w:r>
+        <w:rPr>
+          <w:lang w:val="zh_TW" w:bidi="zh_TW"/>
+        </w:rPr>
+      </w:r>
+      <w:r>
+        <w:rPr>
+          <w:lang w:val="zh_TW" w:bidi="zh_TW"/>
+        </w:rPr>
+      </w:r>
+    </w:p>
+    <w:p>
+      <w:pPr/>
+      <w:r>
+        <w:rPr>
+          <w:lang w:val="zh_TW" w:bidi="zh_TW"/>
+        </w:rPr>
+      </w:r>
+    </w:p>
+    <w:p>
+      <w:pPr>
+        <w:pStyle w:val="Heading2"/>
+      </w:pPr>
+      <w:r>
+        <w:rPr>
+          <w:lang w:val="zh_TW" w:bidi="zh_TW"/>
+        </w:rPr>
+        <w:t>提摩太前書</w:t>
+      </w:r>
+      <w:r>
+        <w:rPr>
+          <w:lang w:val="zh_TW" w:bidi="zh_TW"/>
+        </w:rPr>
+      </w:r>
+    </w:p>
+    <w:p>
+      <w:pPr/>
+      <w:r>
+        <w:rPr>
+          <w:lang w:val="zh_TW" w:bidi="zh_TW"/>
+        </w:rPr>
+      </w:r>
+      <w:r>
+        <w:rPr>
+          <w:lang w:val="zh_TW" w:bidi="zh_TW"/>
+        </w:rPr>
+        <w:t>保羅寫給他年輕同工提摩太的第一封書信。</w:t>
+      </w:r>
+    </w:p>
+    <w:p>
+      <w:pPr/>
+      <w:r>
+        <w:rPr>
+          <w:lang w:val="zh_TW" w:bidi="zh_TW"/>
+        </w:rPr>
+      </w:r>
+      <w:r>
+        <w:rPr>
+          <w:lang w:val="zh_TW" w:bidi="zh_TW"/>
+        </w:rPr>
+        <w:t>提摩太前書的作者、日期和背景必須與其他兩封教牧書信提摩太後書和提多書一起考慮，這些書信是寫給保羅的兩位年輕同工，幫助他們處理以弗所和克里特教會的牧養問題。</w:t>
+      </w:r>
+    </w:p>
+    <w:p>
+      <w:pPr/>
+      <w:r>
+        <w:rPr>
+          <w:lang w:val="zh_TW" w:bidi="zh_TW"/>
+        </w:rPr>
+      </w:r>
+      <w:r>
+        <w:rPr>
+          <w:lang w:val="zh_TW" w:bidi="zh_TW"/>
+        </w:rPr>
+        <w:t>概述</w:t>
+      </w:r>
+    </w:p>
+    <w:p>
+      <w:pPr>
+        <w:pStyle w:val="ListBullet"/>
+        <w:spacing w:line="240" w:lineRule="auto"/>
+        <w:ind w:left="720"/>
+      </w:pPr>
+      <w:r>
+        <w:rPr>
+          <w:lang w:val="zh_TW" w:bidi="zh_TW"/>
+        </w:rPr>
+      </w:r>
+      <w:r>
+        <w:rPr>
+          <w:lang w:val="zh_TW" w:bidi="zh_TW"/>
+        </w:rPr>
+        <w:t>作者</w:t>
+      </w:r>
+    </w:p>
+    <w:p>
+      <w:pPr>
+        <w:pStyle w:val="ListBullet"/>
+        <w:spacing w:line="240" w:lineRule="auto"/>
+        <w:ind w:left="720"/>
+      </w:pPr>
+      <w:r>
+        <w:rPr>
+          <w:lang w:val="zh_TW" w:bidi="zh_TW"/>
+        </w:rPr>
+      </w:r>
+      <w:r>
+        <w:rPr>
+          <w:lang w:val="zh_TW" w:bidi="zh_TW"/>
+        </w:rPr>
+        <w:t>日期</w:t>
+      </w:r>
+    </w:p>
+    <w:p>
+      <w:pPr>
+        <w:pStyle w:val="ListBullet"/>
+        <w:spacing w:line="240" w:lineRule="auto"/>
+        <w:ind w:left="720"/>
+      </w:pPr>
+      <w:r>
+        <w:rPr>
+          <w:lang w:val="zh_TW" w:bidi="zh_TW"/>
+        </w:rPr>
+      </w:r>
+      <w:r>
+        <w:rPr>
+          <w:lang w:val="zh_TW" w:bidi="zh_TW"/>
+        </w:rPr>
+        <w:t>背景</w:t>
+      </w:r>
+    </w:p>
+    <w:p>
+      <w:pPr>
+        <w:pStyle w:val="ListBullet"/>
+        <w:spacing w:line="240" w:lineRule="auto"/>
+        <w:ind w:left="720"/>
+      </w:pPr>
+      <w:r>
+        <w:rPr>
+          <w:lang w:val="zh_TW" w:bidi="zh_TW"/>
+        </w:rPr>
+      </w:r>
+      <w:r>
+        <w:rPr>
+          <w:lang w:val="zh_TW" w:bidi="zh_TW"/>
+        </w:rPr>
+        <w:t>神學</w:t>
+      </w:r>
+    </w:p>
+    <w:p>
+      <w:pPr>
+        <w:pStyle w:val="ListBullet"/>
+        <w:spacing w:line="240" w:lineRule="auto"/>
+        <w:ind w:left="720"/>
+      </w:pPr>
+      <w:r>
+        <w:rPr>
+          <w:lang w:val="zh_TW" w:bidi="zh_TW"/>
+        </w:rPr>
+      </w:r>
+      <w:r>
+        <w:rPr>
+          <w:lang w:val="zh_TW" w:bidi="zh_TW"/>
+        </w:rPr>
+        <w:t>內容</w:t>
+      </w:r>
+    </w:p>
+    <w:p>
+      <w:pPr>
+        <w:pStyle w:val="Heading3"/>
+      </w:pPr>
+      <w:r>
+        <w:rPr>
+          <w:lang w:val="zh_TW" w:bidi="zh_TW"/>
+        </w:rPr>
+        <w:t>作者</w:t>
+      </w:r>
+    </w:p>
+    <w:p>
+      <w:pPr/>
+      <w:r>
+        <w:rPr>
+          <w:lang w:val="zh_TW" w:bidi="zh_TW"/>
+        </w:rPr>
+      </w:r>
+      <w:r>
+        <w:rPr>
+          <w:lang w:val="zh_TW" w:bidi="zh_TW"/>
+        </w:rPr>
+        <w:t>在提摩太前書中，如同提摩太後書和提多書一樣，保羅在第一節就被指名為作者。自愛任紐（Irenaeus）時期（大約公元185年）以來，在早期教會的傳統中，保羅始終是這三封信唯一被認定為作者的人。這三封信中包含了許多保羅生平的個人細節，這些都強有力地證明了保羅是真正的作者。</w:t>
+      </w:r>
+    </w:p>
+    <w:p>
+      <w:pPr/>
+      <w:r>
+        <w:rPr>
+          <w:lang w:val="zh_TW" w:bidi="zh_TW"/>
+        </w:rPr>
+      </w:r>
+      <w:r>
+        <w:rPr>
+          <w:lang w:val="zh_TW" w:bidi="zh_TW"/>
+        </w:rPr>
+        <w:t>然而，一些學者基於以下理由質疑保羅的作者身份：</w:t>
+      </w:r>
+    </w:p>
+    <w:p>
+      <w:pPr>
+        <w:pStyle w:val="ListNumber"/>
+        <w:numPr>
+          <w:ilvl w:val="0"/>
+          <w:numId w:val="15"/>
+        </w:numPr>
+        <w:spacing w:line="240" w:lineRule="auto"/>
+        <w:ind w:left="720"/>
+      </w:pPr>
+      <w:r>
+        <w:rPr>
+          <w:lang w:val="zh_TW" w:bidi="zh_TW"/>
+        </w:rPr>
+      </w:r>
+      <w:r>
+        <w:rPr>
+          <w:lang w:val="zh_TW" w:bidi="zh_TW"/>
+        </w:rPr>
+        <w:t>希臘文詞彙包含大量在其它保羅書信中未出現的詞彙。</w:t>
+        <w:br/>
+        <w:br/>
+      </w:r>
+      <w:r>
+        <w:rPr>
+          <w:lang w:val="zh_TW" w:bidi="zh_TW"/>
+        </w:rPr>
+        <w:t>但這些書信中的主題並不相同。在教牧書信中，作者所處理的是教會組織和紀律方面較為技術性的問題——是一位教會領袖寫信給其他領袖。保羅是一位受過高等教育的人，詞彙豐富。教牧書信中特有的詞彙並不會超出保羅所能使用的詞彙範圍。如果這些詞彙不是出自保羅本人，也可能來自經常幫助保羅撰寫書信的文士。</w:t>
+      </w:r>
+    </w:p>
+    <w:p>
+      <w:pPr>
+        <w:pStyle w:val="ListNumber"/>
+        <w:spacing w:line="240" w:lineRule="auto"/>
+        <w:ind w:left="720"/>
+      </w:pPr>
+      <w:r>
+        <w:rPr>
+          <w:lang w:val="zh_TW" w:bidi="zh_TW"/>
+        </w:rPr>
+      </w:r>
+      <w:r>
+        <w:rPr>
+          <w:lang w:val="zh_TW" w:bidi="zh_TW"/>
+        </w:rPr>
+        <w:t>有關保羅行程的記載，與使徒行傳中所描述的旅程不符。</w:t>
+        <w:br/>
+        <w:br/>
+      </w:r>
+      <w:r>
+        <w:rPr>
+          <w:lang w:val="zh_TW" w:bidi="zh_TW"/>
+        </w:rPr>
+        <w:t>如果相信保羅寫了教牧書信，並且完成了書信中所描述的事，那麼他必須是在羅馬被監禁後獲釋，並且前往了克里特、以弗所和馬其頓。使徒行傳中的記述以保羅在羅馬被囚禁為結尾，因此這些後來的行程可能沒有被提及。有法律證據表明，如果保羅在兩年內沒有被定罪，他應該會自動獲釋。</w:t>
+      </w:r>
+    </w:p>
+    <w:p>
+      <w:pPr>
+        <w:pStyle w:val="ListNumber"/>
+        <w:spacing w:line="240" w:lineRule="auto"/>
+        <w:ind w:left="720"/>
+      </w:pPr>
+      <w:r>
+        <w:rPr>
+          <w:lang w:val="zh_TW" w:bidi="zh_TW"/>
+        </w:rPr>
+      </w:r>
+      <w:r>
+        <w:rPr>
+          <w:lang w:val="zh_TW" w:bidi="zh_TW"/>
+        </w:rPr>
+        <w:t>教牧書信中提到的教會進步發展（如長老、監督和執事），證明其日期晚於保羅的生平。</w:t>
+        <w:br/>
+        <w:br/>
+      </w:r>
+      <w:r>
+        <w:rPr>
+          <w:lang w:val="zh_TW" w:bidi="zh_TW"/>
+        </w:rPr>
+        <w:t>然而，長老在舊約時代就已存在，而作為地方教會職員的監督，幾乎可以肯定與長老是同一職分。此外，保羅在他的其它書信中也提到執事，例如</w:t>
+      </w:r>
+      <w:hyperlink r:id="rId65">
+        <w:r>
+          <w:rPr>
+            <w:lang w:val="zh_TW" w:bidi="zh_TW"/>
+          </w:rPr>
+          <w:rPr>
+            <w:color w:val="0000EE"/>
+            <w:u w:val="single"/>
+          </w:rPr>
+          <w:t>腓立比書一章1節</w:t>
+        </w:r>
+      </w:hyperlink>
+      <w:r>
+        <w:rPr>
+          <w:lang w:val="zh_TW" w:bidi="zh_TW"/>
+        </w:rPr>
+        <w:t>。</w:t>
+      </w:r>
+    </w:p>
+    <w:p>
+      <w:pPr/>
+      <w:r>
+        <w:rPr>
+          <w:lang w:val="zh_TW" w:bidi="zh_TW"/>
+        </w:rPr>
+      </w:r>
+      <w:r>
+        <w:rPr>
+          <w:lang w:val="zh_TW" w:bidi="zh_TW"/>
+        </w:rPr>
+        <w:t>大多數保守派學者及許多其他學者強烈認為，保羅確實寫了這三封教牧書信。</w:t>
+      </w:r>
+    </w:p>
+    <w:p>
+      <w:pPr>
+        <w:pStyle w:val="Heading3"/>
+      </w:pPr>
+      <w:r>
+        <w:rPr>
+          <w:lang w:val="zh_TW" w:bidi="zh_TW"/>
+        </w:rPr>
+        <w:t>日期</w:t>
+      </w:r>
+    </w:p>
+    <w:p>
+      <w:pPr/>
+      <w:r>
+        <w:rPr>
+          <w:lang w:val="zh_TW" w:bidi="zh_TW"/>
+        </w:rPr>
+      </w:r>
+      <w:r>
+        <w:rPr>
+          <w:lang w:val="zh_TW" w:bidi="zh_TW"/>
+        </w:rPr>
+        <w:t>假設保羅寫了教牧書信，提摩太前書應該寫於他第一次羅馬監禁釋放後，大約公元61或62年，並在他第二次羅馬監禁之前，大約在64至67年間，即尼祿去世的日期。至於地點，保羅將提摩太留在以弗所，然後前往馬其頓（</w:t>
+      </w:r>
+      <w:hyperlink r:id="rId66">
+        <w:r>
+          <w:rPr>
+            <w:lang w:val="zh_TW" w:bidi="zh_TW"/>
+          </w:rPr>
+          <w:rPr>
+            <w:color w:val="0000EE"/>
+            <w:u w:val="single"/>
+          </w:rPr>
+          <w:t>提前1:3</w:t>
+        </w:r>
+      </w:hyperlink>
+      <w:r>
+        <w:rPr>
+          <w:lang w:val="zh_TW" w:bidi="zh_TW"/>
+        </w:rPr>
+        <w:t>），他可能在那裡寫了提摩太前書。這封信當然是寫給在以弗所的提摩太的。</w:t>
+      </w:r>
+    </w:p>
+    <w:p>
+      <w:pPr>
+        <w:pStyle w:val="Heading3"/>
+      </w:pPr>
+      <w:r>
+        <w:rPr>
+          <w:lang w:val="zh_TW" w:bidi="zh_TW"/>
+        </w:rPr>
+        <w:t>背景</w:t>
+      </w:r>
+    </w:p>
+    <w:p>
+      <w:pPr/>
+      <w:r>
+        <w:rPr>
+          <w:lang w:val="zh_TW" w:bidi="zh_TW"/>
+        </w:rPr>
+      </w:r>
+      <w:r>
+        <w:rPr>
+          <w:lang w:val="zh_TW" w:bidi="zh_TW"/>
+        </w:rPr>
+        <w:t>保羅把以弗所的教會交給提摩太管理（</w:t>
+      </w:r>
+      <w:hyperlink r:id="rId67">
+        <w:r>
+          <w:rPr>
+            <w:lang w:val="zh_TW" w:bidi="zh_TW"/>
+          </w:rPr>
+          <w:rPr>
+            <w:color w:val="0000EE"/>
+            <w:u w:val="single"/>
+          </w:rPr>
+          <w:t>1:2–3</w:t>
+        </w:r>
+      </w:hyperlink>
+      <w:r>
+        <w:rPr>
+          <w:lang w:val="zh_TW" w:bidi="zh_TW"/>
+        </w:rPr>
+        <w:t>）。保羅在第二次宣教旅程中想去羅馬的亞細亞省（以弗是其主要的城），但聖靈不允許他這樣做。他繼續前往馬其頓和希臘（</w:t>
+      </w:r>
+      <w:hyperlink r:id="rId68">
+        <w:r>
+          <w:rPr>
+            <w:lang w:val="zh_TW" w:bidi="zh_TW"/>
+          </w:rPr>
+          <w:rPr>
+            <w:color w:val="0000EE"/>
+            <w:u w:val="single"/>
+          </w:rPr>
+          <w:t>徒16:6</w:t>
+        </w:r>
+      </w:hyperlink>
+      <w:r>
+        <w:rPr>
+          <w:lang w:val="zh_TW" w:bidi="zh_TW"/>
+        </w:rPr>
+        <w:t>）。他在完成第二次旅程時短暫到訪以弗所（</w:t>
+      </w:r>
+      <w:hyperlink r:id="rId69">
+        <w:r>
+          <w:rPr>
+            <w:lang w:val="zh_TW" w:bidi="zh_TW"/>
+          </w:rPr>
+          <w:rPr>
+            <w:color w:val="0000EE"/>
+            <w:u w:val="single"/>
+          </w:rPr>
+          <w:t>18:19–20</w:t>
+        </w:r>
+      </w:hyperlink>
+      <w:r>
+        <w:rPr>
+          <w:lang w:val="zh_TW" w:bidi="zh_TW"/>
+        </w:rPr>
+        <w:t>）。然後在他的第三次旅程中，他以以弗所為活動中心，並在那裡度過了三年（</w:t>
+      </w:r>
+      <w:hyperlink r:id="rId70">
+        <w:r>
+          <w:rPr>
+            <w:lang w:val="zh_TW" w:bidi="zh_TW"/>
+          </w:rPr>
+          <w:rPr>
+            <w:color w:val="0000EE"/>
+            <w:u w:val="single"/>
+          </w:rPr>
+          <w:t>19:1–20:1</w:t>
+        </w:r>
+      </w:hyperlink>
+      <w:r>
+        <w:rPr>
+          <w:lang w:val="zh_TW" w:bidi="zh_TW"/>
+        </w:rPr>
+        <w:t>）。在他第一次被囚禁於羅馬期間，他寫了一封通函給以弗所和附近的教會。僅僅幾年後，他在以弗所寫了提摩太前書給提摩太。</w:t>
+      </w:r>
+    </w:p>
+    <w:p>
+      <w:pPr>
+        <w:pStyle w:val="Heading3"/>
+      </w:pPr>
+      <w:r>
+        <w:rPr>
+          <w:lang w:val="zh_TW" w:bidi="zh_TW"/>
+        </w:rPr>
+        <w:t>神學</w:t>
+      </w:r>
+    </w:p>
+    <w:p>
+      <w:pPr/>
+      <w:r>
+        <w:rPr>
+          <w:lang w:val="zh_TW" w:bidi="zh_TW"/>
+        </w:rPr>
+      </w:r>
+      <w:r>
+        <w:rPr>
+          <w:lang w:val="zh_TW" w:bidi="zh_TW"/>
+        </w:rPr>
+        <w:t>總的來說，提摩太前書的神學與其它保羅書信以及整個新約的神學一致。神的主權和愛在這封信中一再被清楚呈現。耶穌總是被描繪為真正的神以及人。救恩是藉著基督對神的信心而得的。律法不能拯救人，因為所有人都違背了律法。然而，律法是好的，是神給得救之人的指引，引導他們過討神喜悅的生活。</w:t>
+      </w:r>
+    </w:p>
+    <w:p>
+      <w:pPr/>
+      <w:r>
+        <w:rPr>
+          <w:lang w:val="zh_TW" w:bidi="zh_TW"/>
+        </w:rPr>
+      </w:r>
+      <w:r>
+        <w:rPr>
+          <w:lang w:val="zh_TW" w:bidi="zh_TW"/>
+        </w:rPr>
+        <w:t>教會在這封信中佔有重要地位。所有基督徒都應該成為教會的一部分。他們從教會中獲得了大量關於培養基督徒品格的資源，並且他們在教會中服事神可以比獨自一人服事神有效得多。教會需要組織才能有效地完成其工作。教會必須時刻努力避免異端，並教導福音的真理。</w:t>
+      </w:r>
+    </w:p>
+    <w:p>
+      <w:pPr>
+        <w:pStyle w:val="Heading3"/>
+      </w:pPr>
+      <w:r>
+        <w:rPr>
+          <w:lang w:val="zh_TW" w:bidi="zh_TW"/>
+        </w:rPr>
+        <w:t>內容</w:t>
+      </w:r>
+    </w:p>
+    <w:p>
+      <w:pPr>
+        <w:pStyle w:val="Heading4"/>
+      </w:pPr>
+      <w:r>
+        <w:rPr>
+          <w:lang w:val="zh_TW" w:bidi="zh_TW"/>
+        </w:rPr>
+        <w:t>問安（</w:t>
+      </w:r>
+      <w:hyperlink r:id="rId71">
+        <w:r>
+          <w:rPr>
+            <w:lang w:val="zh_TW" w:bidi="zh_TW"/>
+          </w:rPr>
+          <w:rPr>
+            <w:color w:val="0000EE"/>
+            <w:u w:val="single"/>
+          </w:rPr>
+          <w:t>1:1–2</w:t>
+        </w:r>
+      </w:hyperlink>
+      <w:r>
+        <w:rPr>
+          <w:lang w:val="zh_TW" w:bidi="zh_TW"/>
+        </w:rPr>
+        <w:t>）</w:t>
+      </w:r>
+    </w:p>
+    <w:p>
+      <w:pPr/>
+      <w:r>
+        <w:rPr>
+          <w:lang w:val="zh_TW" w:bidi="zh_TW"/>
+        </w:rPr>
+      </w:r>
+      <w:r>
+        <w:rPr>
+          <w:lang w:val="zh_TW" w:bidi="zh_TW"/>
+        </w:rPr>
+        <w:t>作者自稱保羅，並描述自己是由神揀選並由父神和祂的兒子基督耶穌授權的使徒。保羅有權對年輕的牧者和教會說權威的話語。</w:t>
+      </w:r>
+    </w:p>
+    <w:p>
+      <w:pPr/>
+      <w:r>
+        <w:rPr>
+          <w:lang w:val="zh_TW" w:bidi="zh_TW"/>
+        </w:rPr>
+      </w:r>
+      <w:r>
+        <w:rPr>
+          <w:lang w:val="zh_TW" w:bidi="zh_TW"/>
+        </w:rPr>
+        <w:t>這封信是寫給提摩太的，保羅所親愛的屬靈孩子，保羅給他三重祝福——從神而來的恩惠、憐憫、平安。</w:t>
+      </w:r>
+    </w:p>
+    <w:p>
+      <w:pPr>
+        <w:pStyle w:val="Heading4"/>
+      </w:pPr>
+      <w:r>
+        <w:rPr>
+          <w:lang w:val="zh_TW" w:bidi="zh_TW"/>
+        </w:rPr>
+        <w:t>處理異端（</w:t>
+      </w:r>
+      <w:hyperlink r:id="rId72">
+        <w:r>
+          <w:rPr>
+            <w:lang w:val="zh_TW" w:bidi="zh_TW"/>
+          </w:rPr>
+          <w:rPr>
+            <w:color w:val="0000EE"/>
+            <w:u w:val="single"/>
+          </w:rPr>
+          <w:t>1:3–20</w:t>
+        </w:r>
+      </w:hyperlink>
+      <w:r>
+        <w:rPr>
+          <w:lang w:val="zh_TW" w:bidi="zh_TW"/>
+        </w:rPr>
+        <w:t>）</w:t>
+      </w:r>
+    </w:p>
+    <w:p>
+      <w:pPr/>
+      <w:r>
+        <w:rPr>
+          <w:lang w:val="zh_TW" w:bidi="zh_TW"/>
+        </w:rPr>
+      </w:r>
+      <w:r>
+        <w:rPr>
+          <w:lang w:val="zh_TW" w:bidi="zh_TW"/>
+        </w:rPr>
+        <w:t>保羅留下提摩太在以弗所的原因之一是希望他「囑咐那幾個人不可傳異教」（</w:t>
+      </w:r>
+      <w:hyperlink r:id="rId66">
+        <w:r>
+          <w:rPr>
+            <w:lang w:val="zh_TW" w:bidi="zh_TW"/>
+          </w:rPr>
+          <w:rPr>
+            <w:color w:val="0000EE"/>
+            <w:u w:val="single"/>
+          </w:rPr>
+          <w:t>1:3</w:t>
+        </w:r>
+      </w:hyperlink>
+      <w:r>
+        <w:rPr>
+          <w:lang w:val="zh_TW" w:bidi="zh_TW"/>
+        </w:rPr>
+        <w:t>）。保羅相信一個人所信的和他所做的一樣重要。這裡的異端被描述為一種早期諾斯底主義異端，這是一種危險的異端，困擾教會已有數個世紀。</w:t>
+      </w:r>
+    </w:p>
+    <w:p>
+      <w:pPr/>
+      <w:r>
+        <w:rPr>
+          <w:lang w:val="zh_TW" w:bidi="zh_TW"/>
+        </w:rPr>
+      </w:r>
+      <w:r>
+        <w:rPr>
+          <w:lang w:val="zh_TW" w:bidi="zh_TW"/>
+        </w:rPr>
+        <w:t>這些早期的諾斯底主義者聲稱比普通基督徒對真理擁有更深的洞見。他們將神視為靈，將人視為物質，並將神和人區分開來。他們認為兩者之間的橋樑不是耶穌基督這位唯一的中保，而是由無數不同等級的天使、化身、伊安（aeons）等等所構成。他們爭論神話和虛構的事，他們尋求救恩的方法是試圖取悅一連串無窮無盡的天使鎖鏈來獲得拯救，而不是藉著信心接受神所賜的救恩。但保羅深知，唯有神的恩典才能拯救罪人。</w:t>
+      </w:r>
+    </w:p>
+    <w:p>
+      <w:pPr>
+        <w:pStyle w:val="Heading4"/>
+      </w:pPr>
+      <w:r>
+        <w:rPr>
+          <w:lang w:val="zh_TW" w:bidi="zh_TW"/>
+        </w:rPr>
+        <w:t>教會中的正確敬拜（</w:t>
+      </w:r>
+      <w:hyperlink r:id="rId73">
+        <w:r>
+          <w:rPr>
+            <w:lang w:val="zh_TW" w:bidi="zh_TW"/>
+          </w:rPr>
+          <w:rPr>
+            <w:color w:val="0000EE"/>
+            <w:u w:val="single"/>
+          </w:rPr>
+          <w:t>2:1–15</w:t>
+        </w:r>
+      </w:hyperlink>
+      <w:r>
+        <w:rPr>
+          <w:lang w:val="zh_TW" w:bidi="zh_TW"/>
+        </w:rPr>
+        <w:t>）</w:t>
+      </w:r>
+    </w:p>
+    <w:p>
+      <w:pPr/>
+      <w:r>
+        <w:rPr>
+          <w:lang w:val="zh_TW" w:bidi="zh_TW"/>
+        </w:rPr>
+      </w:r>
+      <w:r>
+        <w:rPr>
+          <w:lang w:val="zh_TW" w:bidi="zh_TW"/>
+        </w:rPr>
+        <w:t>「我勸你，第一要為萬人懇求、禱告、代求、祝謝」（</w:t>
+      </w:r>
+      <w:hyperlink r:id="rId74">
+        <w:r>
+          <w:rPr>
+            <w:lang w:val="zh_TW" w:bidi="zh_TW"/>
+          </w:rPr>
+          <w:rPr>
+            <w:color w:val="0000EE"/>
+            <w:u w:val="single"/>
+          </w:rPr>
+          <w:t>2:1</w:t>
+        </w:r>
+      </w:hyperlink>
+      <w:r>
+        <w:rPr>
+          <w:lang w:val="zh_TW" w:bidi="zh_TW"/>
+        </w:rPr>
+        <w:t>）。禱告是基督教會敬拜中極其重要的一部分。保羅強調為國家中高位上的人作特別禱告的重要性（即使國是以尼祿為皇帝的羅馬帝國）。保羅在</w:t>
+      </w:r>
+      <w:hyperlink r:id="rId75">
+        <w:r>
+          <w:rPr>
+            <w:lang w:val="zh_TW" w:bidi="zh_TW"/>
+          </w:rPr>
+          <w:rPr>
+            <w:color w:val="0000EE"/>
+            <w:u w:val="single"/>
+          </w:rPr>
+          <w:t>羅馬書第十三章</w:t>
+        </w:r>
+      </w:hyperlink>
+      <w:r>
+        <w:rPr>
+          <w:lang w:val="zh_TW" w:bidi="zh_TW"/>
+        </w:rPr>
+        <w:t>中清楚地教導這一點，而耶穌也告訴祂的門徒要把屬於凱撒的東西交給凱撒（</w:t>
+      </w:r>
+      <w:hyperlink r:id="rId76">
+        <w:r>
+          <w:rPr>
+            <w:lang w:val="zh_TW" w:bidi="zh_TW"/>
+          </w:rPr>
+          <w:rPr>
+            <w:color w:val="0000EE"/>
+            <w:u w:val="single"/>
+          </w:rPr>
+          <w:t>太22:17</w:t>
+        </w:r>
+      </w:hyperlink>
+      <w:r>
+        <w:rPr>
+          <w:lang w:val="zh_TW" w:bidi="zh_TW"/>
+        </w:rPr>
+        <w:t>）。</w:t>
+      </w:r>
+    </w:p>
+    <w:p>
+      <w:pPr/>
+      <w:r>
+        <w:rPr>
+          <w:lang w:val="zh_TW" w:bidi="zh_TW"/>
+        </w:rPr>
+      </w:r>
+      <w:r>
+        <w:rPr>
+          <w:lang w:val="zh_TW" w:bidi="zh_TW"/>
+        </w:rPr>
+        <w:t>基督徒男女應該向神祈禱，舉起聖潔的手，這些手應當遠離罪、怒氣和怨恨。保羅特別勸誡姊妹們：「又願女人廉恥、自守，以正派衣裳為妝飾，不以編髮、黃金、珍珠，和貴價的衣裳為妝飾，只要有善行，這才與自稱是敬神的女人相宜。」（</w:t>
+      </w:r>
+      <w:hyperlink r:id="rId77">
+        <w:r>
+          <w:rPr>
+            <w:lang w:val="zh_TW" w:bidi="zh_TW"/>
+          </w:rPr>
+          <w:rPr>
+            <w:color w:val="0000EE"/>
+            <w:u w:val="single"/>
+          </w:rPr>
+          <w:t>提前2:9–10</w:t>
+        </w:r>
+      </w:hyperlink>
+      <w:r>
+        <w:rPr>
+          <w:lang w:val="zh_TW" w:bidi="zh_TW"/>
+        </w:rPr>
+        <w:t>）。然後保羅說：「不許女人講道，也不許她轄管男人，只要沉靜」（</w:t>
+      </w:r>
+      <w:hyperlink r:id="rId78">
+        <w:r>
+          <w:rPr>
+            <w:lang w:val="zh_TW" w:bidi="zh_TW"/>
+          </w:rPr>
+          <w:rPr>
+            <w:color w:val="0000EE"/>
+            <w:u w:val="single"/>
+          </w:rPr>
+          <w:t>12</w:t>
+        </w:r>
+      </w:hyperlink>
+      <w:r>
+        <w:rPr>
+          <w:lang w:val="zh_TW" w:bidi="zh_TW"/>
+        </w:rPr>
+        <w:t>節）。這並不意味著他們不能在教會聚會中發言。使徒行傳和哥林多前書清楚表明，婦女可以在教會聚會中禱告、說預言和作見證。但教導的職責是由男性擔任，因為作為長老（男性）的職責就是教導。因此，教導和行使權柄是密不可分的。</w:t>
+      </w:r>
+    </w:p>
+    <w:p>
+      <w:pPr>
+        <w:pStyle w:val="Heading4"/>
+      </w:pPr>
+      <w:r>
+        <w:rPr>
+          <w:lang w:val="zh_TW" w:bidi="zh_TW"/>
+        </w:rPr>
+        <w:t>教會中的適當組織（</w:t>
+      </w:r>
+      <w:hyperlink r:id="rId79">
+        <w:r>
+          <w:rPr>
+            <w:lang w:val="zh_TW" w:bidi="zh_TW"/>
+          </w:rPr>
+          <w:rPr>
+            <w:color w:val="0000EE"/>
+            <w:u w:val="single"/>
+          </w:rPr>
+          <w:t>3:1–5:25</w:t>
+        </w:r>
+      </w:hyperlink>
+      <w:r>
+        <w:rPr>
+          <w:lang w:val="zh_TW" w:bidi="zh_TW"/>
+        </w:rPr>
+        <w:t>）</w:t>
+      </w:r>
+    </w:p>
+    <w:p>
+      <w:pPr/>
+      <w:r>
+        <w:rPr>
+          <w:lang w:val="zh_TW" w:bidi="zh_TW"/>
+        </w:rPr>
+      </w:r>
+      <w:r>
+        <w:rPr>
+          <w:lang w:val="zh_TW" w:bidi="zh_TW"/>
+        </w:rPr>
+        <w:t>關於早期教會的組織，首要問題是誰是監督。這處經文的第一節是：「人若想要得監督的職分，就是羨慕善工」（</w:t>
+      </w:r>
+      <w:hyperlink r:id="rId80">
+        <w:r>
+          <w:rPr>
+            <w:lang w:val="zh_TW" w:bidi="zh_TW"/>
+          </w:rPr>
+          <w:rPr>
+            <w:color w:val="0000EE"/>
+            <w:u w:val="single"/>
+          </w:rPr>
+          <w:t>3:1）</w:t>
+        </w:r>
+      </w:hyperlink>
+      <w:r>
+        <w:rPr>
+          <w:lang w:val="zh_TW" w:bidi="zh_TW"/>
+        </w:rPr>
+        <w:t>。在所有教牧書信中，監督顯然是地方教會內的一個職分，而不是一個管理多個教會的職員，例如在公元二世紀初期發展起來的主教職位。而且根據</w:t>
+      </w:r>
+      <w:hyperlink r:id="rId81">
+        <w:r>
+          <w:rPr>
+            <w:lang w:val="zh_TW" w:bidi="zh_TW"/>
+          </w:rPr>
+          <w:rPr>
+            <w:color w:val="0000EE"/>
+            <w:u w:val="single"/>
+          </w:rPr>
+          <w:t>提多書一章4至6節</w:t>
+        </w:r>
+      </w:hyperlink>
+      <w:r>
+        <w:rPr>
+          <w:lang w:val="zh_TW" w:bidi="zh_TW"/>
+        </w:rPr>
+        <w:t>，保羅將長老和監督這兩個詞交替使用，因此大多數學者相信保羅認為這兩者是可以互換的。提摩太自己是教會中類似現代牧師的角色，並且有長老（監督）和執事幫助他管理教會。</w:t>
+      </w:r>
+    </w:p>
+    <w:p>
+      <w:pPr/>
+      <w:r>
+        <w:rPr>
+          <w:lang w:val="zh_TW" w:bidi="zh_TW"/>
+        </w:rPr>
+      </w:r>
+      <w:r>
+        <w:rPr>
+          <w:lang w:val="zh_TW" w:bidi="zh_TW"/>
+        </w:rPr>
+        <w:t>在教會中成為長老是一個值得追求的目標。但是，一個人必須具備高資格才能當選這樣負責任的職位。他應該受到教會其他成員和教會外部人士的尊重。大多數的資格都很清楚，但其中幾個值得特別注意。</w:t>
+      </w:r>
+    </w:p>
+    <w:p>
+      <w:pPr/>
+      <w:r>
+        <w:rPr>
+          <w:lang w:val="zh_TW" w:bidi="zh_TW"/>
+        </w:rPr>
+      </w:r>
+      <w:r>
+        <w:rPr>
+          <w:lang w:val="zh_TW" w:bidi="zh_TW"/>
+        </w:rPr>
+        <w:t>「作監督的，必須無可指責，只作一個婦人的丈夫」（</w:t>
+      </w:r>
+      <w:hyperlink r:id="rId82">
+        <w:r>
+          <w:rPr>
+            <w:lang w:val="zh_TW" w:bidi="zh_TW"/>
+          </w:rPr>
+          <w:rPr>
+            <w:color w:val="0000EE"/>
+            <w:u w:val="single"/>
+          </w:rPr>
+          <w:t>3:2</w:t>
+        </w:r>
+      </w:hyperlink>
+      <w:r>
+        <w:rPr>
+          <w:lang w:val="zh_TW" w:bidi="zh_TW"/>
+        </w:rPr>
+        <w:t>）。希臘文的字面意思是「一個女人的男人」。這顯然禁止一夫多妻制，並排除對妻子不忠的男人。它可能不會排除一個離婚後再婚的男人，也不會排除一個從未有過妻子的單身男子。教會應該堅持其領袖在性道德上有很高的標準。</w:t>
+      </w:r>
+    </w:p>
+    <w:p>
+      <w:pPr/>
+      <w:r>
+        <w:rPr>
+          <w:lang w:val="zh_TW" w:bidi="zh_TW"/>
+        </w:rPr>
+      </w:r>
+      <w:r>
+        <w:rPr>
+          <w:lang w:val="zh_TW" w:bidi="zh_TW"/>
+        </w:rPr>
+        <w:t>如果一個人無法管理好自己的家庭，他也無法在教會中行使紀律。這個人也不應該酗酒。保羅並未要求完全禁酒，但他明確要求長老不可被烈酒支配。而且擔任長老高職的人不應該是新信徒（字面意義為初信者），以免因驕傲而失去做長老的資格。總的來說，只有品格優良的人才能當選為教會的長老或監督。</w:t>
+      </w:r>
+    </w:p>
+    <w:p>
+      <w:pPr/>
+      <w:r>
+        <w:rPr>
+          <w:lang w:val="zh_TW" w:bidi="zh_TW"/>
+        </w:rPr>
+      </w:r>
+      <w:r>
+        <w:rPr>
+          <w:lang w:val="zh_TW" w:bidi="zh_TW"/>
+        </w:rPr>
+        <w:t>接著，保羅繼續談到執事的職分：「作執事的，也是如此：必須端莊，不一口兩舌，不好喝酒，不貪不義之財」（</w:t>
+      </w:r>
+      <w:hyperlink r:id="rId83">
+        <w:r>
+          <w:rPr>
+            <w:lang w:val="zh_TW" w:bidi="zh_TW"/>
+          </w:rPr>
+          <w:rPr>
+            <w:color w:val="0000EE"/>
+            <w:u w:val="single"/>
+          </w:rPr>
+          <w:t>3:8</w:t>
+        </w:r>
+      </w:hyperlink>
+      <w:r>
+        <w:rPr>
+          <w:lang w:val="zh_TW" w:bidi="zh_TW"/>
+        </w:rPr>
+        <w:t>）。執事的資格幾乎與長老的資格相同。在被選為執事之前，他們應該有教會工作的經驗。</w:t>
+      </w:r>
+      <w:hyperlink r:id="rId84">
+        <w:r>
+          <w:rPr>
+            <w:lang w:val="zh_TW" w:bidi="zh_TW"/>
+          </w:rPr>
+          <w:rPr>
+            <w:color w:val="0000EE"/>
+            <w:u w:val="single"/>
+          </w:rPr>
+          <w:t>提摩太前書三章11節</w:t>
+        </w:r>
+      </w:hyperlink>
+      <w:r>
+        <w:rPr>
+          <w:lang w:val="zh_TW" w:bidi="zh_TW"/>
+        </w:rPr>
+        <w:t>將相同的資格應用於有志成為執事的婦女和/或執事的妻子。第</w:t>
+      </w:r>
+      <w:hyperlink r:id="rId85">
+        <w:r>
+          <w:rPr>
+            <w:lang w:val="zh_TW" w:bidi="zh_TW"/>
+          </w:rPr>
+          <w:rPr>
+            <w:color w:val="0000EE"/>
+            <w:u w:val="single"/>
+          </w:rPr>
+          <w:t>12節</w:t>
+        </w:r>
+      </w:hyperlink>
+      <w:r>
+        <w:rPr>
+          <w:lang w:val="zh_TW" w:bidi="zh_TW"/>
+        </w:rPr>
+        <w:t>繼續說明執事的資格。</w:t>
+      </w:r>
+    </w:p>
+    <w:p>
+      <w:pPr/>
+      <w:r>
+        <w:rPr>
+          <w:lang w:val="zh_TW" w:bidi="zh_TW"/>
+        </w:rPr>
+      </w:r>
+      <w:r>
+        <w:rPr>
+          <w:lang w:val="zh_TW" w:bidi="zh_TW"/>
+        </w:rPr>
+        <w:t>在第</w:t>
+      </w:r>
+      <w:hyperlink r:id="rId86">
+        <w:r>
+          <w:rPr>
+            <w:lang w:val="zh_TW" w:bidi="zh_TW"/>
+          </w:rPr>
+          <w:rPr>
+            <w:color w:val="0000EE"/>
+            <w:u w:val="single"/>
+          </w:rPr>
+          <w:t>四</w:t>
+        </w:r>
+      </w:hyperlink>
+      <w:r>
+        <w:rPr>
+          <w:lang w:val="zh_TW" w:bidi="zh_TW"/>
+        </w:rPr>
+        <w:t>章中，保羅敦促提摩太在教會中發揮他的領導作用，特別是在他與異端的關係上。一些諾斯底異端教導一種虛假的禁欲主義，禁止婚姻和某些食物。但神賜給我們這些東西是為了使用和享受，以榮耀神。提摩太的牧職責任是教導人神的真理，不要讓自己捲入異端無神和荒謬傳說的爭論中（</w:t>
+      </w:r>
+      <w:hyperlink r:id="rId87">
+        <w:r>
+          <w:rPr>
+            <w:lang w:val="zh_TW" w:bidi="zh_TW"/>
+          </w:rPr>
+          <w:rPr>
+            <w:color w:val="0000EE"/>
+            <w:u w:val="single"/>
+          </w:rPr>
+          <w:t>4:7</w:t>
+        </w:r>
+      </w:hyperlink>
+      <w:r>
+        <w:rPr>
+          <w:lang w:val="zh_TW" w:bidi="zh_TW"/>
+        </w:rPr>
+        <w:t>）。保羅敦促提摩太通過不斷的靈性操練來保持靈性健壯，這比鍛鍊身體更重要。</w:t>
+      </w:r>
+    </w:p>
+    <w:p>
+      <w:pPr/>
+      <w:r>
+        <w:rPr>
+          <w:lang w:val="zh_TW" w:bidi="zh_TW"/>
+        </w:rPr>
+      </w:r>
+      <w:r>
+        <w:rPr>
+          <w:lang w:val="zh_TW" w:bidi="zh_TW"/>
+        </w:rPr>
+        <w:t>保羅認識到提摩太是一個年輕人，一些年長的基督徒可能會因為他年輕而看輕他。提摩太應該更加努力以贏得他們的尊重——「在言語、行為、愛心、信心、清潔上，都作信徒的榜樣」（</w:t>
+      </w:r>
+      <w:hyperlink r:id="rId88">
+        <w:r>
+          <w:rPr>
+            <w:lang w:val="zh_TW" w:bidi="zh_TW"/>
+          </w:rPr>
+          <w:rPr>
+            <w:color w:val="0000EE"/>
+            <w:u w:val="single"/>
+          </w:rPr>
+          <w:t>4:12</w:t>
+        </w:r>
+      </w:hyperlink>
+      <w:r>
+        <w:rPr>
+          <w:lang w:val="zh_TW" w:bidi="zh_TW"/>
+        </w:rPr>
+        <w:t>）。因為神已經呼召提摩太，並且教會藉按手禮任命了他，提摩太應該努力履行這些崇高的責任。</w:t>
+      </w:r>
+    </w:p>
+    <w:p>
+      <w:pPr/>
+      <w:r>
+        <w:rPr>
+          <w:lang w:val="zh_TW" w:bidi="zh_TW"/>
+        </w:rPr>
+      </w:r>
+      <w:r>
+        <w:rPr>
+          <w:lang w:val="zh_TW" w:bidi="zh_TW"/>
+        </w:rPr>
+        <w:t>保羅給了提摩太一些實際的建議，告訴他一個年輕的傳道人應該如何處理教會中不同年齡和性別的群體。他應該像對待自己的父親一樣對待年長的男人，像對待自己的母親一樣對待年長的女人，像對待自己的兄弟一樣對待年輕的男人，像對待自己的姐妹一樣對待年輕的女人——並特別強調：「總要清清潔潔的」（</w:t>
+      </w:r>
+      <w:hyperlink r:id="rId89">
+        <w:r>
+          <w:rPr>
+            <w:lang w:val="zh_TW" w:bidi="zh_TW"/>
+          </w:rPr>
+          <w:rPr>
+            <w:color w:val="0000EE"/>
+            <w:u w:val="single"/>
+          </w:rPr>
+          <w:t>5:2</w:t>
+        </w:r>
+      </w:hyperlink>
+      <w:r>
+        <w:rPr>
+          <w:lang w:val="zh_TW" w:bidi="zh_TW"/>
+        </w:rPr>
+        <w:t>）。</w:t>
+      </w:r>
+    </w:p>
+    <w:p>
+      <w:pPr/>
+      <w:r>
+        <w:rPr>
+          <w:lang w:val="zh_TW" w:bidi="zh_TW"/>
+        </w:rPr>
+      </w:r>
+      <w:r>
+        <w:rPr>
+          <w:lang w:val="zh_TW" w:bidi="zh_TW"/>
+        </w:rPr>
+        <w:t>保羅還告訴提摩太如何處理寡婦的問題。在那個時候，極少婦女可以工作，且當時還沒有保險和社會保障，失去丈夫的婦女往往陷入絕望的境地。早期教會制定了一個寡婦名冊，以便能夠照顧她們的需要。年輕的寡婦應該被勸勉再婚，讓新的丈夫來支持她們。有能力的家庭應該認識到他們有責任照顧自己有需要的親人。教會因此有責任照顧那些沒有家人照顧的年長寡婦。教會在履行其慈善義務時，必須明智、公平，妥善分配有限的資源，以達到最大的益處。</w:t>
+      </w:r>
+    </w:p>
+    <w:p>
+      <w:pPr/>
+      <w:r>
+        <w:rPr>
+          <w:lang w:val="zh_TW" w:bidi="zh_TW"/>
+        </w:rPr>
+      </w:r>
+      <w:r>
+        <w:rPr>
+          <w:lang w:val="zh_TW" w:bidi="zh_TW"/>
+        </w:rPr>
+        <w:t>即使在早期教會，教會領袖也因其工作而獲得報酬。保羅說他們應該「當以為配受加倍的敬奉」（</w:t>
+      </w:r>
+      <w:hyperlink r:id="rId90">
+        <w:r>
+          <w:rPr>
+            <w:lang w:val="zh_TW" w:bidi="zh_TW"/>
+          </w:rPr>
+          <w:rPr>
+            <w:color w:val="0000EE"/>
+            <w:u w:val="single"/>
+          </w:rPr>
+          <w:t>5:17</w:t>
+        </w:r>
+      </w:hyperlink>
+      <w:r>
+        <w:rPr>
+          <w:lang w:val="zh_TW" w:bidi="zh_TW"/>
+        </w:rPr>
+        <w:t>）。教會的領袖不應該被選立得太快，他們的罪過也不應被忽視。即便是提摩太本人，也被警告要遠離罪惡。這處經文最後再次討論了教會領袖的罪（</w:t>
+      </w:r>
+      <w:hyperlink r:id="rId91">
+        <w:r>
+          <w:rPr>
+            <w:lang w:val="zh_TW" w:bidi="zh_TW"/>
+          </w:rPr>
+          <w:rPr>
+            <w:color w:val="0000EE"/>
+            <w:u w:val="single"/>
+          </w:rPr>
+          <w:t>24–25節</w:t>
+        </w:r>
+      </w:hyperlink>
+      <w:r>
+        <w:rPr>
+          <w:lang w:val="zh_TW" w:bidi="zh_TW"/>
+        </w:rPr>
+        <w:t>）。當一個人的罪行明顯時，罪人必須由教會懲戒。有時候，一個人的罪可能不被其他人發現，但神知道並會處理。相反，領袖們的許多善行也是如此。</w:t>
+      </w:r>
+    </w:p>
+    <w:p>
+      <w:pPr>
+        <w:pStyle w:val="Heading4"/>
+      </w:pPr>
+      <w:r>
+        <w:rPr>
+          <w:lang w:val="zh_TW" w:bidi="zh_TW"/>
+        </w:rPr>
+        <w:t>一些關於基督徒生活的實際教導（</w:t>
+      </w:r>
+      <w:hyperlink r:id="rId92">
+        <w:r>
+          <w:rPr>
+            <w:lang w:val="zh_TW" w:bidi="zh_TW"/>
+          </w:rPr>
+          <w:rPr>
+            <w:color w:val="0000EE"/>
+            <w:u w:val="single"/>
+          </w:rPr>
+          <w:t>6:1–21</w:t>
+        </w:r>
+      </w:hyperlink>
+      <w:r>
+        <w:rPr>
+          <w:lang w:val="zh_TW" w:bidi="zh_TW"/>
+        </w:rPr>
+        <w:t>）</w:t>
+      </w:r>
+    </w:p>
+    <w:p>
+      <w:pPr/>
+      <w:r>
+        <w:rPr>
+          <w:lang w:val="zh_TW" w:bidi="zh_TW"/>
+        </w:rPr>
+      </w:r>
+      <w:r>
+        <w:rPr>
+          <w:lang w:val="zh_TW" w:bidi="zh_TW"/>
+        </w:rPr>
+        <w:t>奴隸制度在當時是被普遍接受的制度。保羅教導基督徒奴隸要做忠實的奴隸，而基督徒主人也應該做良善的主人。在許多世紀後，基督教的原則最終會導致奴隸制度的終結，但在保羅的時代，無論是保羅還是其他人，都不可能發起一場廢除奴隸制的運動。</w:t>
+      </w:r>
+    </w:p>
+    <w:p>
+      <w:pPr/>
+      <w:r>
+        <w:rPr>
+          <w:lang w:val="zh_TW" w:bidi="zh_TW"/>
+        </w:rPr>
+      </w:r>
+      <w:r>
+        <w:rPr>
+          <w:lang w:val="zh_TW" w:bidi="zh_TW"/>
+        </w:rPr>
+        <w:t>保羅敦促提摩太遠離異端的教導，堅守傳揚福音的真理。</w:t>
+      </w:r>
+    </w:p>
+    <w:p>
+      <w:pPr/>
+      <w:r>
+        <w:rPr>
+          <w:lang w:val="zh_TW" w:bidi="zh_TW"/>
+        </w:rPr>
+      </w:r>
+      <w:r>
+        <w:rPr>
+          <w:lang w:val="zh_TW" w:bidi="zh_TW"/>
+        </w:rPr>
+        <w:t>有兩個部分（</w:t>
+      </w:r>
+      <w:hyperlink r:id="rId93">
+        <w:r>
+          <w:rPr>
+            <w:lang w:val="zh_TW" w:bidi="zh_TW"/>
+          </w:rPr>
+          <w:rPr>
+            <w:color w:val="0000EE"/>
+            <w:u w:val="single"/>
+          </w:rPr>
+          <w:t>6:6–10、17–19</w:t>
+        </w:r>
+      </w:hyperlink>
+      <w:r>
+        <w:rPr>
+          <w:lang w:val="zh_TW" w:bidi="zh_TW"/>
+        </w:rPr>
+        <w:t>）討論基督徒對財富的態度。在這裡，保羅緊密遵循耶穌的教導。金錢可能會成為人們心中的偶像，帶來各種罪惡，但它也可以用來事奉神，成為積存在天上的財寶。</w:t>
+      </w:r>
+    </w:p>
+    <w:p>
+      <w:pPr/>
+      <w:r>
+        <w:rPr>
+          <w:lang w:val="zh_TW" w:bidi="zh_TW"/>
+        </w:rPr>
+      </w:r>
+      <w:r>
+        <w:rPr>
+          <w:lang w:val="zh_TW" w:bidi="zh_TW"/>
+        </w:rPr>
+        <w:t>最後，保羅在另外兩個部分（</w:t>
+      </w:r>
+      <w:hyperlink r:id="rId94">
+        <w:r>
+          <w:rPr>
+            <w:lang w:val="zh_TW" w:bidi="zh_TW"/>
+          </w:rPr>
+          <w:rPr>
+            <w:color w:val="0000EE"/>
+            <w:u w:val="single"/>
+          </w:rPr>
+          <w:t>6:11–16，20–21</w:t>
+        </w:r>
+      </w:hyperlink>
+      <w:r>
+        <w:rPr>
+          <w:lang w:val="zh_TW" w:bidi="zh_TW"/>
+        </w:rPr>
+        <w:t>），鼓勵提摩太要竭盡全力，成為真正屬於神的人。他應該像神的士兵一樣打那美好的仗。這一生往往是艱難的，但提摩太應該將他的眼目定睛在榮耀基督的再來上。</w:t>
+      </w:r>
+    </w:p>
+    <w:p>
+      <w:pPr/>
+      <w:r>
+        <w:rPr>
+          <w:lang w:val="zh_TW" w:bidi="zh_TW"/>
+        </w:rPr>
+      </w:r>
+      <w:r>
+        <w:rPr>
+          <w:i/>
+          <w:lang w:val="zh_TW" w:bidi="zh_TW"/>
+        </w:rPr>
+        <w:t>另見</w:t>
+      </w:r>
+      <w:r>
+        <w:rPr>
+          <w:lang w:val="zh_TW" w:bidi="zh_TW"/>
+        </w:rPr>
+        <w:t xml:space="preserve"> </w:t>
+      </w:r>
+      <w:r>
+        <w:rPr>
+          <w:lang w:val="zh_TW" w:bidi="zh_TW"/>
+        </w:rPr>
+        <w:t>提摩太後書</w:t>
+      </w:r>
+      <w:r>
+        <w:rPr>
+          <w:lang w:val="zh_TW" w:bidi="zh_TW"/>
+        </w:rPr>
+        <w:t>；</w:t>
+      </w:r>
+      <w:r>
+        <w:rPr>
+          <w:lang w:val="zh_TW" w:bidi="zh_TW"/>
+        </w:rPr>
+        <w:t>提多書</w:t>
+      </w:r>
+      <w:r>
+        <w:rPr>
+          <w:lang w:val="zh_TW" w:bidi="zh_TW"/>
+        </w:rPr>
+        <w:t>。</w:t>
       </w:r>
       <w:r>
         <w:rPr>
@@ -2269,6 +5421,18 @@
   </w:num>
   <w:num w:numId="13" w16cid:durableId="592781308">
     <w:abstractNumId w:val="11"/>
+  </w:num>
+  <w:num w:numId="14">
+    <w:abstractNumId w:val="3"/>
+    <w:lvlOverride w:ilvl="0">
+      <w:startOverride w:val="1"/>
+    </w:lvlOverride>
+  </w:num>
+  <w:num w:numId="15">
+    <w:abstractNumId w:val="3"/>
+    <w:lvlOverride w:ilvl="0">
+      <w:startOverride w:val="1"/>
+    </w:lvlOverride>
   </w:num>
   <w:numIdMacAtCleanup w:val="10"/>
 </w:numbering>

--- a/zht/docx/163.content.docx
+++ b/zht/docx/163.content.docx
@@ -149,7 +149,7 @@
         <w:rPr>
           <w:lang w:val="zh_TW" w:bidi="zh_TW"/>
         </w:rPr>
-        <w:t>ti</w:t>
+        <w:t>tan</w:t>
       </w:r>
       <w:r>
         <w:rPr>
@@ -212,7 +212,7 @@
         <w:rPr>
           <w:lang w:val="zh_TW" w:bidi="zh_TW"/>
         </w:rPr>
-        <w:t>提八（人物）</w:t>
+        <w:t>癱瘓、癱子、癱瘓的</w:t>
       </w:r>
       <w:r>
         <w:rPr>
@@ -231,35 +231,7 @@
         <w:rPr>
           <w:lang w:val="zh_TW" w:bidi="zh_TW"/>
         </w:rPr>
-        <w:t>亞伯拉罕的兄弟拿鶴的兒子（</w:t>
-      </w:r>
-      <w:hyperlink r:id="rId13">
-        <w:r>
-          <w:rPr>
-            <w:lang w:val="zh_TW" w:bidi="zh_TW"/>
-          </w:rPr>
-          <w:rPr>
-            <w:color w:val="0000EE"/>
-            <w:u w:val="single"/>
-          </w:rPr>
-          <w:t>創22:24</w:t>
-        </w:r>
-      </w:hyperlink>
-      <w:r>
-        <w:rPr>
-          <w:lang w:val="zh_TW" w:bidi="zh_TW"/>
-        </w:rPr>
-        <w:t>）。他的母親是拿鶴的妾流瑪。</w:t>
-      </w:r>
-      <w:r>
-        <w:rPr>
-          <w:lang w:val="zh_TW" w:bidi="zh_TW"/>
-        </w:rPr>
-      </w:r>
-      <w:r>
-        <w:rPr>
-          <w:lang w:val="zh_TW" w:bidi="zh_TW"/>
-        </w:rPr>
+        <w:t>中樞神經系統器質性疾病引起的症狀，造成暫時或永久的知覺喪失和/或自主肌肉控制。這種退化性疾病通常無法根治。新約中提到了一些癱瘓（或稱麻痺）的病例，所有這些病例都與基督的醫治事工有關。</w:t>
       </w:r>
     </w:p>
     <w:p>
@@ -269,21 +241,155 @@
           <w:lang w:val="zh_TW" w:bidi="zh_TW"/>
         </w:rPr>
       </w:r>
-    </w:p>
-    <w:p>
-      <w:pPr>
-        <w:pStyle w:val="Heading2"/>
-      </w:pPr>
-      <w:r>
-        <w:rPr>
-          <w:lang w:val="zh_TW" w:bidi="zh_TW"/>
-        </w:rPr>
-        <w:t>提達</w:t>
-      </w:r>
-      <w:r>
-        <w:rPr>
-          <w:lang w:val="zh_TW" w:bidi="zh_TW"/>
-        </w:rPr>
+      <w:r>
+        <w:rPr>
+          <w:lang w:val="zh_TW" w:bidi="zh_TW"/>
+        </w:rPr>
+        <w:t>在加利利尋求耶穌醫治的病人中就有癱子，如加利利地區的病人（</w:t>
+      </w:r>
+      <w:hyperlink r:id="rId13">
+        <w:r>
+          <w:rPr>
+            <w:lang w:val="zh_TW" w:bidi="zh_TW"/>
+          </w:rPr>
+          <w:rPr>
+            <w:color w:val="0000EE"/>
+            <w:u w:val="single"/>
+          </w:rPr>
+          <w:t>太4:24</w:t>
+        </w:r>
+      </w:hyperlink>
+      <w:r>
+        <w:rPr>
+          <w:lang w:val="zh_TW" w:bidi="zh_TW"/>
+        </w:rPr>
+        <w:t>）、耶路撒冷畢士大池邊的病人（</w:t>
+      </w:r>
+      <w:hyperlink r:id="rId14">
+        <w:r>
+          <w:rPr>
+            <w:lang w:val="zh_TW" w:bidi="zh_TW"/>
+          </w:rPr>
+          <w:rPr>
+            <w:color w:val="0000EE"/>
+            <w:u w:val="single"/>
+          </w:rPr>
+          <w:t>約5:3</w:t>
+        </w:r>
+      </w:hyperlink>
+      <w:r>
+        <w:rPr>
+          <w:lang w:val="zh_TW" w:bidi="zh_TW"/>
+        </w:rPr>
+        <w:t>），以及在撒馬利亞由腓利所醫治的病人之中也有癱子（</w:t>
+      </w:r>
+      <w:hyperlink r:id="rId15">
+        <w:r>
+          <w:rPr>
+            <w:lang w:val="zh_TW" w:bidi="zh_TW"/>
+          </w:rPr>
+          <w:rPr>
+            <w:color w:val="0000EE"/>
+            <w:u w:val="single"/>
+          </w:rPr>
+          <w:t>徒8:7</w:t>
+        </w:r>
+      </w:hyperlink>
+      <w:r>
+        <w:rPr>
+          <w:lang w:val="zh_TW" w:bidi="zh_TW"/>
+        </w:rPr>
+        <w:t>）。百夫長的癱瘓僕人被路加描述為病得很重，幾乎要死（</w:t>
+      </w:r>
+      <w:hyperlink r:id="rId16">
+        <w:r>
+          <w:rPr>
+            <w:lang w:val="zh_TW" w:bidi="zh_TW"/>
+          </w:rPr>
+          <w:rPr>
+            <w:color w:val="0000EE"/>
+            <w:u w:val="single"/>
+          </w:rPr>
+          <w:t>路7:2</w:t>
+        </w:r>
+      </w:hyperlink>
+      <w:r>
+        <w:rPr>
+          <w:lang w:val="zh_TW" w:bidi="zh_TW"/>
+        </w:rPr>
+        <w:t>）。這人可能罹患了一種通常會致命的癱瘓症，起初從雙腿開始癱瘓，並迅速向上蔓延到全身。迦百農的癱子很可能是患有截癱，即下半身癱瘓的症狀（</w:t>
+      </w:r>
+      <w:hyperlink r:id="rId17">
+        <w:r>
+          <w:rPr>
+            <w:lang w:val="zh_TW" w:bidi="zh_TW"/>
+          </w:rPr>
+          <w:rPr>
+            <w:color w:val="0000EE"/>
+            <w:u w:val="single"/>
+          </w:rPr>
+          <w:t>太9:2、6</w:t>
+        </w:r>
+      </w:hyperlink>
+      <w:r>
+        <w:rPr>
+          <w:lang w:val="zh_TW" w:bidi="zh_TW"/>
+        </w:rPr>
+        <w:t>；</w:t>
+      </w:r>
+      <w:hyperlink r:id="rId18">
+        <w:r>
+          <w:rPr>
+            <w:lang w:val="zh_TW" w:bidi="zh_TW"/>
+          </w:rPr>
+          <w:rPr>
+            <w:color w:val="0000EE"/>
+            <w:u w:val="single"/>
+          </w:rPr>
+          <w:t>可2:3–10</w:t>
+        </w:r>
+      </w:hyperlink>
+      <w:r>
+        <w:rPr>
+          <w:lang w:val="zh_TW" w:bidi="zh_TW"/>
+        </w:rPr>
+        <w:t>；</w:t>
+      </w:r>
+      <w:hyperlink r:id="rId19">
+        <w:r>
+          <w:rPr>
+            <w:lang w:val="zh_TW" w:bidi="zh_TW"/>
+          </w:rPr>
+          <w:rPr>
+            <w:color w:val="0000EE"/>
+            <w:u w:val="single"/>
+          </w:rPr>
+          <w:t>路5:18、24</w:t>
+        </w:r>
+      </w:hyperlink>
+      <w:r>
+        <w:rPr>
+          <w:lang w:val="zh_TW" w:bidi="zh_TW"/>
+        </w:rPr>
+        <w:t>）。這種疾病可能是由於出生時受傷或脊髓損傷引起的。也許彼得在呂大的醫治事件中，癱子以尼雅也患有半身不遂的癱瘓（</w:t>
+      </w:r>
+      <w:hyperlink r:id="rId20">
+        <w:r>
+          <w:rPr>
+            <w:lang w:val="zh_TW" w:bidi="zh_TW"/>
+          </w:rPr>
+          <w:rPr>
+            <w:color w:val="0000EE"/>
+            <w:u w:val="single"/>
+          </w:rPr>
+          <w:t>徒9:33</w:t>
+        </w:r>
+      </w:hyperlink>
+      <w:r>
+        <w:rPr>
+          <w:lang w:val="zh_TW" w:bidi="zh_TW"/>
+        </w:rPr>
+        <w:t>）。</w:t>
       </w:r>
     </w:p>
     <w:p>
@@ -295,39 +401,40 @@
       </w:r>
       <w:r>
         <w:rPr>
-          <w:lang w:val="zh_TW" w:bidi="zh_TW"/>
-        </w:rPr>
-        <w:t>這是戈印王，他曾加入</w:t>
-      </w:r>
-      <w:r>
-        <w:rPr>
-          <w:lang w:val="zh_TW" w:bidi="zh_TW"/>
-        </w:rPr>
-        <w:t>基大老瑪</w:t>
-      </w:r>
-      <w:r>
-        <w:rPr>
-          <w:lang w:val="zh_TW" w:bidi="zh_TW"/>
-        </w:rPr>
-        <w:t>的聯軍，參與對抗所多瑪及其盟友的戰役（</w:t>
-      </w:r>
-      <w:hyperlink r:id="rId14">
-        <w:r>
-          <w:rPr>
-            <w:lang w:val="zh_TW" w:bidi="zh_TW"/>
-          </w:rPr>
-          <w:rPr>
-            <w:color w:val="0000EE"/>
-            <w:u w:val="single"/>
-          </w:rPr>
-          <w:t>創14:1–9</w:t>
-        </w:r>
-      </w:hyperlink>
-      <w:r>
-        <w:rPr>
-          <w:lang w:val="zh_TW" w:bidi="zh_TW"/>
-        </w:rPr>
-        <w:t>）。</w:t>
+          <w:i/>
+          <w:lang w:val="zh_TW" w:bidi="zh_TW"/>
+        </w:rPr>
+        <w:t>另見</w:t>
+      </w:r>
+      <w:r>
+        <w:rPr>
+          <w:lang w:val="zh_TW" w:bidi="zh_TW"/>
+        </w:rPr>
+        <w:t xml:space="preserve"> </w:t>
+      </w:r>
+      <w:r>
+        <w:rPr>
+          <w:lang w:val="zh_TW" w:bidi="zh_TW"/>
+        </w:rPr>
+        <w:t>疾病</w:t>
+      </w:r>
+      <w:r>
+        <w:rPr>
+          <w:lang w:val="zh_TW" w:bidi="zh_TW"/>
+        </w:rPr>
+        <w:t>；</w:t>
+      </w:r>
+      <w:r>
+        <w:rPr>
+          <w:lang w:val="zh_TW" w:bidi="zh_TW"/>
+        </w:rPr>
+        <w:t>藥物和醫療實踐</w:t>
+      </w:r>
+      <w:r>
+        <w:rPr>
+          <w:lang w:val="zh_TW" w:bidi="zh_TW"/>
+        </w:rPr>
+        <w:t>。</w:t>
       </w:r>
       <w:r>
         <w:rPr>
@@ -356,446 +463,7 @@
         <w:rPr>
           <w:lang w:val="zh_TW" w:bidi="zh_TW"/>
         </w:rPr>
-        <w:t>提多（人物）</w:t>
-      </w:r>
-      <w:r>
-        <w:rPr>
-          <w:lang w:val="zh_TW" w:bidi="zh_TW"/>
-        </w:rPr>
-      </w:r>
-    </w:p>
-    <w:p>
-      <w:pPr>
-        <w:pStyle w:val="ListNumber"/>
-        <w:numPr>
-          <w:ilvl w:val="0"/>
-          <w:numId w:val="14"/>
-        </w:numPr>
-        <w:spacing w:line="240" w:lineRule="auto"/>
-        <w:ind w:left="720"/>
-      </w:pPr>
-      <w:r>
-        <w:rPr>
-          <w:lang w:val="zh_TW" w:bidi="zh_TW"/>
-        </w:rPr>
-      </w:r>
-      <w:r>
-        <w:rPr>
-          <w:lang w:val="zh_TW" w:bidi="zh_TW"/>
-        </w:rPr>
-        <w:t>保羅的門徒之一——「照著我們共信之道作我真兒子的」（</w:t>
-      </w:r>
-      <w:hyperlink r:id="rId15">
-        <w:r>
-          <w:rPr>
-            <w:lang w:val="zh_TW" w:bidi="zh_TW"/>
-          </w:rPr>
-          <w:rPr>
-            <w:color w:val="0000EE"/>
-            <w:u w:val="single"/>
-          </w:rPr>
-          <w:t>提後1:4</w:t>
-        </w:r>
-      </w:hyperlink>
-      <w:r>
-        <w:rPr>
-          <w:lang w:val="zh_TW" w:bidi="zh_TW"/>
-        </w:rPr>
-        <w:t>）。提多是保羅的門徒和親密朋友，幫助保羅將基督教傳遍地中海世界（</w:t>
-      </w:r>
-      <w:hyperlink r:id="rId16">
-        <w:r>
-          <w:rPr>
-            <w:lang w:val="zh_TW" w:bidi="zh_TW"/>
-          </w:rPr>
-          <w:rPr>
-            <w:color w:val="0000EE"/>
-            <w:u w:val="single"/>
-          </w:rPr>
-          <w:t>林後8:23</w:t>
-        </w:r>
-      </w:hyperlink>
-      <w:r>
-        <w:rPr>
-          <w:lang w:val="zh_TW" w:bidi="zh_TW"/>
-        </w:rPr>
-        <w:t>；</w:t>
-      </w:r>
-      <w:hyperlink r:id="rId17">
-        <w:r>
-          <w:rPr>
-            <w:lang w:val="zh_TW" w:bidi="zh_TW"/>
-          </w:rPr>
-          <w:rPr>
-            <w:color w:val="0000EE"/>
-            <w:u w:val="single"/>
-          </w:rPr>
-          <w:t>提後4:10</w:t>
-        </w:r>
-      </w:hyperlink>
-      <w:r>
-        <w:rPr>
-          <w:lang w:val="zh_TW" w:bidi="zh_TW"/>
-        </w:rPr>
-        <w:t>；</w:t>
-      </w:r>
-      <w:hyperlink r:id="rId18">
-        <w:r>
-          <w:rPr>
-            <w:lang w:val="zh_TW" w:bidi="zh_TW"/>
-          </w:rPr>
-          <w:rPr>
-            <w:color w:val="0000EE"/>
-            <w:u w:val="single"/>
-          </w:rPr>
-          <w:t>多1:4–5</w:t>
-        </w:r>
-      </w:hyperlink>
-      <w:r>
-        <w:rPr>
-          <w:lang w:val="zh_TW" w:bidi="zh_TW"/>
-        </w:rPr>
-        <w:t>）。保羅在他的信中多次提到提多（在哥林多後書提到八次，在加拉太書提到兩次，在提摩太後書和提多書各提到一次）。使徒行傳沒有提及提多，學者對此原因不詳。有些人推測他是使徒行傳的作者路加的兄弟。</w:t>
-        <w:br/>
-      </w:r>
-      <w:r>
-        <w:rPr>
-          <w:lang w:val="zh_TW" w:bidi="zh_TW"/>
-        </w:rPr>
-        <w:t>提多與提摩太不同，提摩太有一位猶太母親，而提多由非猶太父母所生。我們不知道提多如何成為基督徒或如何遇見保羅。第一次提到提多，是在他與保羅和巴拿巴一起前往耶路撒冷的時候（</w:t>
-      </w:r>
-      <w:hyperlink r:id="rId19">
-        <w:r>
-          <w:rPr>
-            <w:lang w:val="zh_TW" w:bidi="zh_TW"/>
-          </w:rPr>
-          <w:rPr>
-            <w:color w:val="0000EE"/>
-            <w:u w:val="single"/>
-          </w:rPr>
-          <w:t>加2:3</w:t>
-        </w:r>
-      </w:hyperlink>
-      <w:r>
-        <w:rPr>
-          <w:lang w:val="zh_TW" w:bidi="zh_TW"/>
-        </w:rPr>
-        <w:t>）。這大概是在公元50年左右，當時教會領袖在耶路撒冷會議上討論重要問題（</w:t>
-      </w:r>
-      <w:hyperlink r:id="rId20">
-        <w:r>
-          <w:rPr>
-            <w:lang w:val="zh_TW" w:bidi="zh_TW"/>
-          </w:rPr>
-          <w:rPr>
-            <w:color w:val="0000EE"/>
-            <w:u w:val="single"/>
-          </w:rPr>
-          <w:t>徒15章</w:t>
-        </w:r>
-      </w:hyperlink>
-      <w:r>
-        <w:rPr>
-          <w:lang w:val="zh_TW" w:bidi="zh_TW"/>
-        </w:rPr>
-        <w:t>）。在保羅第一次宣教旅行之後不久，安提阿教會就差遣保羅和巴拿巴參加這次會議。</w:t>
-        <w:br/>
-      </w:r>
-      <w:r>
-        <w:rPr>
-          <w:lang w:val="zh_TW" w:bidi="zh_TW"/>
-        </w:rPr>
-        <w:t>當時，一些基督徒認為新的信徒如果不是猶太人（即不是出生於猶太信仰之家），就應該遵循猶太習俗。保羅不同意這個觀點，他帶來了不是猶太人的提多，以證明成為基督徒不需要遵循猶太習俗。教會領袖同意保羅的觀點。他們接受提多為基督徒，而不要求他遵循猶太習俗。這一決定幫助早期教會歡迎更多非猶太人。</w:t>
-        <w:br/>
-      </w:r>
-      <w:r>
-        <w:rPr>
-          <w:lang w:val="zh_TW" w:bidi="zh_TW"/>
-        </w:rPr>
-        <w:t>提多可能在此之後與保羅一起旅行，但直到保羅與哥林多教會發生問題時，我們才再次聽到提多的名字，這發生在保羅第三次宣教旅程中分享耶穌的信息時。</w:t>
-        <w:br/>
-        <w:br/>
-      </w:r>
-      <w:r>
-        <w:rPr>
-          <w:lang w:val="zh_TW" w:bidi="zh_TW"/>
-        </w:rPr>
-        <w:t>根據哥林多後書，保羅在以弗所教導了很長一段時間。在此期間，他聽說哥林多的基督徒對他感到不滿。他們不再接受保羅作為神所揀選的領袖（使徒）。保羅試圖與他們和好，但並未成功。所以保羅派提多去哥林多幫助修復關係。後來，提多在馬其頓（希臘的一個地區）見到保羅，並帶來了好消息。他說哥林多的基督徒已經改變心意，他們現在重新愛戴和尊重保羅（</w:t>
-      </w:r>
-      <w:hyperlink r:id="rId21">
-        <w:r>
-          <w:rPr>
-            <w:lang w:val="zh_TW" w:bidi="zh_TW"/>
-          </w:rPr>
-          <w:rPr>
-            <w:color w:val="0000EE"/>
-            <w:u w:val="single"/>
-          </w:rPr>
-          <w:t>林後7:6–7</w:t>
-        </w:r>
-      </w:hyperlink>
-      <w:r>
-        <w:rPr>
-          <w:lang w:val="zh_TW" w:bidi="zh_TW"/>
-        </w:rPr>
-        <w:t>）。因此，保羅讓提多帶著哥林多後書返回哥林多。這封信包括為猶太地區貧困的基督徒籌集資金的指示（</w:t>
-      </w:r>
-      <w:hyperlink r:id="rId22">
-        <w:r>
-          <w:rPr>
-            <w:lang w:val="zh_TW" w:bidi="zh_TW"/>
-          </w:rPr>
-          <w:rPr>
-            <w:color w:val="0000EE"/>
-            <w:u w:val="single"/>
-          </w:rPr>
-          <w:t>8:6、16</w:t>
-        </w:r>
-      </w:hyperlink>
-      <w:r>
-        <w:rPr>
-          <w:lang w:val="zh_TW" w:bidi="zh_TW"/>
-        </w:rPr>
-        <w:t>）。提多也成功完成了這項任務（</w:t>
-      </w:r>
-      <w:hyperlink r:id="rId23">
-        <w:r>
-          <w:rPr>
-            <w:lang w:val="zh_TW" w:bidi="zh_TW"/>
-          </w:rPr>
-          <w:rPr>
-            <w:color w:val="0000EE"/>
-            <w:u w:val="single"/>
-          </w:rPr>
-          <w:t>羅15:25–6</w:t>
-        </w:r>
-      </w:hyperlink>
-      <w:r>
-        <w:rPr>
-          <w:lang w:val="zh_TW" w:bidi="zh_TW"/>
-        </w:rPr>
-        <w:t>）。</w:t>
-        <w:br/>
-      </w:r>
-      <w:r>
-        <w:rPr>
-          <w:lang w:val="zh_TW" w:bidi="zh_TW"/>
-        </w:rPr>
-        <w:t>有些人認為保羅在羅馬監禁後被釋放。如果這是真的，提多可能與保羅一起前往克里特島。當保羅離開克里特時，他要求提多留下來幫助那裡的新基督徒群體變得更堅固（</w:t>
-      </w:r>
-      <w:hyperlink r:id="rId24">
-        <w:r>
-          <w:rPr>
-            <w:lang w:val="zh_TW" w:bidi="zh_TW"/>
-          </w:rPr>
-          <w:rPr>
-            <w:color w:val="0000EE"/>
-            <w:u w:val="single"/>
-          </w:rPr>
-          <w:t>多1:5</w:t>
-        </w:r>
-      </w:hyperlink>
-      <w:r>
-        <w:rPr>
-          <w:lang w:val="zh_TW" w:bidi="zh_TW"/>
-        </w:rPr>
-        <w:t>）。這項工作並不容易，因為克里特人難以管理，並且有假教師在給新基督徒製造麻煩（</w:t>
-      </w:r>
-      <w:hyperlink r:id="rId25">
-        <w:r>
-          <w:rPr>
-            <w:lang w:val="zh_TW" w:bidi="zh_TW"/>
-          </w:rPr>
-          <w:rPr>
-            <w:color w:val="0000EE"/>
-            <w:u w:val="single"/>
-          </w:rPr>
-          <w:t>10–16節</w:t>
-        </w:r>
-      </w:hyperlink>
-      <w:r>
-        <w:rPr>
-          <w:lang w:val="zh_TW" w:bidi="zh_TW"/>
-        </w:rPr>
-        <w:t>）。但保羅知道提多能夠應付這個困難的任務。</w:t>
-        <w:br/>
-      </w:r>
-      <w:r>
-        <w:rPr>
-          <w:lang w:val="zh_TW" w:bidi="zh_TW"/>
-        </w:rPr>
-        <w:t>後來，保羅寫了一封信給提多。這封信是保羅的三封教牧書信之一（寫給教會領袖的信）。保羅寫這封信是為了鼓勵提多在克里特與基督徒的工作。保羅在信的結尾吩咐提多在尼哥坡里與他會合，這是一個位於希臘西海岸的城，保羅計劃在那裡過冬（</w:t>
-      </w:r>
-      <w:hyperlink r:id="rId26">
-        <w:r>
-          <w:rPr>
-            <w:lang w:val="zh_TW" w:bidi="zh_TW"/>
-          </w:rPr>
-          <w:rPr>
-            <w:color w:val="0000EE"/>
-            <w:u w:val="single"/>
-          </w:rPr>
-          <w:t>多3:12</w:t>
-        </w:r>
-      </w:hyperlink>
-      <w:r>
-        <w:rPr>
-          <w:lang w:val="zh_TW" w:bidi="zh_TW"/>
-        </w:rPr>
-        <w:t>）。保羅可能從尼哥坡里派提多去撻馬太執行任務，或者保羅稍後在羅馬再次被監禁時差遣提多（見</w:t>
-      </w:r>
-      <w:hyperlink r:id="rId17">
-        <w:r>
-          <w:rPr>
-            <w:lang w:val="zh_TW" w:bidi="zh_TW"/>
-          </w:rPr>
-          <w:rPr>
-            <w:color w:val="0000EE"/>
-            <w:u w:val="single"/>
-          </w:rPr>
-          <w:t>提後4:10</w:t>
-        </w:r>
-      </w:hyperlink>
-      <w:r>
-        <w:rPr>
-          <w:lang w:val="zh_TW" w:bidi="zh_TW"/>
-        </w:rPr>
-        <w:t>）。撻馬太是現在克羅地亞的一個地區。如果後來的傳統資料是正確的話，提多後來回到克里特，並在那裡擔任監督（教會領袖）直到老年。</w:t>
-        <w:br/>
-      </w:r>
-      <w:r>
-        <w:rPr>
-          <w:i/>
-          <w:lang w:val="zh_TW" w:bidi="zh_TW"/>
-        </w:rPr>
-        <w:t>另見</w:t>
-      </w:r>
-      <w:r>
-        <w:rPr>
-          <w:lang w:val="zh_TW" w:bidi="zh_TW"/>
-        </w:rPr>
-        <w:t xml:space="preserve"> </w:t>
-      </w:r>
-      <w:r>
-        <w:rPr>
-          <w:lang w:val="zh_TW" w:bidi="zh_TW"/>
-        </w:rPr>
-        <w:t>提多書</w:t>
-      </w:r>
-      <w:r>
-        <w:rPr>
-          <w:lang w:val="zh_TW" w:bidi="zh_TW"/>
-        </w:rPr>
-        <w:t>。</w:t>
-      </w:r>
-    </w:p>
-    <w:p>
-      <w:pPr>
-        <w:pStyle w:val="ListNumber"/>
-        <w:spacing w:line="240" w:lineRule="auto"/>
-        <w:ind w:left="720"/>
-      </w:pPr>
-      <w:r>
-        <w:rPr>
-          <w:lang w:val="zh_TW" w:bidi="zh_TW"/>
-        </w:rPr>
-      </w:r>
-      <w:r>
-        <w:rPr>
-          <w:lang w:val="zh_TW" w:bidi="zh_TW"/>
-        </w:rPr>
-        <w:t>哥林多一位外邦歸信者的名字的另一種拼寫。當猶太群體拒絕保羅的信息時，保羅前往這個人的家（</w:t>
-      </w:r>
-      <w:hyperlink r:id="rId27">
-        <w:r>
-          <w:rPr>
-            <w:lang w:val="zh_TW" w:bidi="zh_TW"/>
-          </w:rPr>
-          <w:rPr>
-            <w:color w:val="0000EE"/>
-            <w:u w:val="single"/>
-          </w:rPr>
-          <w:t>徒18:7</w:t>
-        </w:r>
-      </w:hyperlink>
-      <w:r>
-        <w:rPr>
-          <w:lang w:val="zh_TW" w:bidi="zh_TW"/>
-        </w:rPr>
-        <w:t>）。更好的抄本證據稱他為提多‧猶士都。</w:t>
-      </w:r>
-      <w:r>
-        <w:rPr>
-          <w:i/>
-          <w:lang w:val="zh_TW" w:bidi="zh_TW"/>
-        </w:rPr>
-        <w:t>另見</w:t>
-      </w:r>
-      <w:r>
-        <w:rPr>
-          <w:lang w:val="zh_TW" w:bidi="zh_TW"/>
-        </w:rPr>
-        <w:t xml:space="preserve"> </w:t>
-      </w:r>
-      <w:r>
-        <w:rPr>
-          <w:lang w:val="zh_TW" w:bidi="zh_TW"/>
-        </w:rPr>
-        <w:t>猶士都#2</w:t>
-      </w:r>
-      <w:r>
-        <w:rPr>
-          <w:lang w:val="zh_TW" w:bidi="zh_TW"/>
-        </w:rPr>
-        <w:t>。</w:t>
-      </w:r>
-    </w:p>
-    <w:p>
-      <w:pPr>
-        <w:pStyle w:val="ListNumber"/>
-        <w:spacing w:line="240" w:lineRule="auto"/>
-        <w:ind w:left="720"/>
-      </w:pPr>
-      <w:r>
-        <w:rPr>
-          <w:lang w:val="zh_TW" w:bidi="zh_TW"/>
-        </w:rPr>
-      </w:r>
-      <w:r>
-        <w:rPr>
-          <w:lang w:val="zh_TW" w:bidi="zh_TW"/>
-        </w:rPr>
-        <w:t>維斯帕先（Vespasian）的兒子。他是公元79年至81年的羅馬皇帝。</w:t>
-      </w:r>
-      <w:r>
-        <w:rPr>
-          <w:i/>
-          <w:lang w:val="zh_TW" w:bidi="zh_TW"/>
-        </w:rPr>
-        <w:t>另見</w:t>
-      </w:r>
-      <w:r>
-        <w:rPr>
-          <w:lang w:val="zh_TW" w:bidi="zh_TW"/>
-        </w:rPr>
-        <w:t xml:space="preserve"> </w:t>
-      </w:r>
-      <w:r>
-        <w:rPr>
-          <w:lang w:val="zh_TW" w:bidi="zh_TW"/>
-        </w:rPr>
-        <w:t>凱撒</w:t>
-      </w:r>
-      <w:r>
-        <w:rPr>
-          <w:lang w:val="zh_TW" w:bidi="zh_TW"/>
-        </w:rPr>
-        <w:t>。</w:t>
-      </w:r>
-      <w:r>
-        <w:rPr>
-          <w:lang w:val="zh_TW" w:bidi="zh_TW"/>
-        </w:rPr>
+        <w:t>壇（祭壇）</w:t>
       </w:r>
       <w:r>
         <w:rPr>
@@ -810,21 +478,29 @@
           <w:lang w:val="zh_TW" w:bidi="zh_TW"/>
         </w:rPr>
       </w:r>
-    </w:p>
-    <w:p>
-      <w:pPr>
-        <w:pStyle w:val="Heading2"/>
-      </w:pPr>
-      <w:r>
-        <w:rPr>
-          <w:lang w:val="zh_TW" w:bidi="zh_TW"/>
-        </w:rPr>
-        <w:t>提多書，信件至</w:t>
-      </w:r>
-      <w:r>
-        <w:rPr>
-          <w:lang w:val="zh_TW" w:bidi="zh_TW"/>
-        </w:rPr>
+      <w:r>
+        <w:rPr>
+          <w:lang w:val="zh_TW" w:bidi="zh_TW"/>
+        </w:rPr>
+        <w:t>祭壇是用來向神明獻上動物祭或燔祭的高臺。其它獻祭禮儀也包括燒香（</w:t>
+      </w:r>
+      <w:hyperlink r:id="rId21">
+        <w:r>
+          <w:rPr>
+            <w:lang w:val="zh_TW" w:bidi="zh_TW"/>
+          </w:rPr>
+          <w:rPr>
+            <w:color w:val="0000EE"/>
+            <w:u w:val="single"/>
+          </w:rPr>
+          <w:t>出30:1–10</w:t>
+        </w:r>
+      </w:hyperlink>
+      <w:r>
+        <w:rPr>
+          <w:lang w:val="zh_TW" w:bidi="zh_TW"/>
+        </w:rPr>
+        <w:t>）。在希伯來文中，「祭壇」一詞與動詞「宰殺」出自同一字根，兩者的含義都指向以禮儀方式宰殺牲畜獻給神，作為遮蓋罪的贖罪祭。古代近東許多族群都實行此類獻祭；以色列的鄰邦迦南人也有自己的祭壇與儀式。祭壇通常是一處隆起的高地或高臺。</w:t>
       </w:r>
     </w:p>
     <w:p>
@@ -838,7 +514,259 @@
         <w:rPr>
           <w:lang w:val="zh_TW" w:bidi="zh_TW"/>
         </w:rPr>
-        <w:t>保羅寫給他同工提多的書信。</w:t>
+        <w:t>舊約聖經中提過幾個由人所築起的祭壇：</w:t>
+      </w:r>
+    </w:p>
+    <w:p>
+      <w:pPr>
+        <w:pStyle w:val="ListBullet"/>
+        <w:spacing w:line="240" w:lineRule="auto"/>
+        <w:ind w:left="720"/>
+      </w:pPr>
+      <w:r>
+        <w:rPr>
+          <w:lang w:val="zh_TW" w:bidi="zh_TW"/>
+        </w:rPr>
+      </w:r>
+      <w:r>
+        <w:rPr>
+          <w:lang w:val="zh_TW" w:bidi="zh_TW"/>
+        </w:rPr>
+        <w:t>挪亞獻上燔祭（</w:t>
+      </w:r>
+      <w:hyperlink r:id="rId22">
+        <w:r>
+          <w:rPr>
+            <w:lang w:val="zh_TW" w:bidi="zh_TW"/>
+          </w:rPr>
+          <w:rPr>
+            <w:color w:val="0000EE"/>
+            <w:u w:val="single"/>
+          </w:rPr>
+          <w:t>創8:20</w:t>
+        </w:r>
+      </w:hyperlink>
+      <w:r>
+        <w:rPr>
+          <w:lang w:val="zh_TW" w:bidi="zh_TW"/>
+        </w:rPr>
+        <w:t>）。</w:t>
+      </w:r>
+    </w:p>
+    <w:p>
+      <w:pPr>
+        <w:pStyle w:val="ListBullet"/>
+        <w:spacing w:line="240" w:lineRule="auto"/>
+        <w:ind w:left="720"/>
+      </w:pPr>
+      <w:r>
+        <w:rPr>
+          <w:lang w:val="zh_TW" w:bidi="zh_TW"/>
+        </w:rPr>
+      </w:r>
+      <w:r>
+        <w:rPr>
+          <w:lang w:val="zh_TW" w:bidi="zh_TW"/>
+        </w:rPr>
+        <w:t>亞伯拉罕在示劍築了一座壇，在伯特利築了一座，並在摩利亞山築了一座（</w:t>
+      </w:r>
+      <w:hyperlink r:id="rId23">
+        <w:r>
+          <w:rPr>
+            <w:lang w:val="zh_TW" w:bidi="zh_TW"/>
+          </w:rPr>
+          <w:rPr>
+            <w:color w:val="0000EE"/>
+            <w:u w:val="single"/>
+          </w:rPr>
+          <w:t>創12:7</w:t>
+        </w:r>
+      </w:hyperlink>
+      <w:r>
+        <w:rPr>
+          <w:lang w:val="zh_TW" w:bidi="zh_TW"/>
+        </w:rPr>
+        <w:t>、</w:t>
+      </w:r>
+      <w:hyperlink r:id="rId24">
+        <w:r>
+          <w:rPr>
+            <w:lang w:val="zh_TW" w:bidi="zh_TW"/>
+          </w:rPr>
+          <w:rPr>
+            <w:color w:val="0000EE"/>
+            <w:u w:val="single"/>
+          </w:rPr>
+          <w:t>8</w:t>
+        </w:r>
+      </w:hyperlink>
+      <w:r>
+        <w:rPr>
+          <w:lang w:val="zh_TW" w:bidi="zh_TW"/>
+        </w:rPr>
+        <w:t>，</w:t>
+      </w:r>
+      <w:hyperlink r:id="rId25">
+        <w:r>
+          <w:rPr>
+            <w:lang w:val="zh_TW" w:bidi="zh_TW"/>
+          </w:rPr>
+          <w:rPr>
+            <w:color w:val="0000EE"/>
+            <w:u w:val="single"/>
+          </w:rPr>
+          <w:t>22:9</w:t>
+        </w:r>
+      </w:hyperlink>
+      <w:r>
+        <w:rPr>
+          <w:lang w:val="zh_TW" w:bidi="zh_TW"/>
+        </w:rPr>
+        <w:t>）。</w:t>
+      </w:r>
+    </w:p>
+    <w:p>
+      <w:pPr>
+        <w:pStyle w:val="ListBullet"/>
+        <w:spacing w:line="240" w:lineRule="auto"/>
+        <w:ind w:left="720"/>
+      </w:pPr>
+      <w:r>
+        <w:rPr>
+          <w:lang w:val="zh_TW" w:bidi="zh_TW"/>
+        </w:rPr>
+      </w:r>
+      <w:r>
+        <w:rPr>
+          <w:lang w:val="zh_TW" w:bidi="zh_TW"/>
+        </w:rPr>
+        <w:t>以撒在別是巴築了一座壇（</w:t>
+      </w:r>
+      <w:hyperlink r:id="rId26">
+        <w:r>
+          <w:rPr>
+            <w:lang w:val="zh_TW" w:bidi="zh_TW"/>
+          </w:rPr>
+          <w:rPr>
+            <w:color w:val="0000EE"/>
+            <w:u w:val="single"/>
+          </w:rPr>
+          <w:t>創26:25</w:t>
+        </w:r>
+      </w:hyperlink>
+      <w:r>
+        <w:rPr>
+          <w:lang w:val="zh_TW" w:bidi="zh_TW"/>
+        </w:rPr>
+        <w:t>），</w:t>
+      </w:r>
+    </w:p>
+    <w:p>
+      <w:pPr>
+        <w:pStyle w:val="ListBullet"/>
+        <w:spacing w:line="240" w:lineRule="auto"/>
+        <w:ind w:left="720"/>
+      </w:pPr>
+      <w:r>
+        <w:rPr>
+          <w:lang w:val="zh_TW" w:bidi="zh_TW"/>
+        </w:rPr>
+      </w:r>
+      <w:r>
+        <w:rPr>
+          <w:lang w:val="zh_TW" w:bidi="zh_TW"/>
+        </w:rPr>
+        <w:t>雅各在示劍和伯特利築了一座壇（</w:t>
+      </w:r>
+      <w:hyperlink r:id="rId27">
+        <w:r>
+          <w:rPr>
+            <w:lang w:val="zh_TW" w:bidi="zh_TW"/>
+          </w:rPr>
+          <w:rPr>
+            <w:color w:val="0000EE"/>
+            <w:u w:val="single"/>
+          </w:rPr>
+          <w:t>創33:20</w:t>
+        </w:r>
+      </w:hyperlink>
+      <w:r>
+        <w:rPr>
+          <w:lang w:val="zh_TW" w:bidi="zh_TW"/>
+        </w:rPr>
+        <w:t>，</w:t>
+      </w:r>
+      <w:hyperlink r:id="rId28">
+        <w:r>
+          <w:rPr>
+            <w:lang w:val="zh_TW" w:bidi="zh_TW"/>
+          </w:rPr>
+          <w:rPr>
+            <w:color w:val="0000EE"/>
+            <w:u w:val="single"/>
+          </w:rPr>
+          <w:t>35:7</w:t>
+        </w:r>
+      </w:hyperlink>
+      <w:r>
+        <w:rPr>
+          <w:lang w:val="zh_TW" w:bidi="zh_TW"/>
+        </w:rPr>
+        <w:t>）。</w:t>
+      </w:r>
+    </w:p>
+    <w:p>
+      <w:pPr>
+        <w:pStyle w:val="ListBullet"/>
+        <w:spacing w:line="240" w:lineRule="auto"/>
+        <w:ind w:left="720"/>
+      </w:pPr>
+      <w:r>
+        <w:rPr>
+          <w:lang w:val="zh_TW" w:bidi="zh_TW"/>
+        </w:rPr>
+      </w:r>
+      <w:r>
+        <w:rPr>
+          <w:lang w:val="zh_TW" w:bidi="zh_TW"/>
+        </w:rPr>
+        <w:t>摩西在利非訂築了一個，並在何烈山築了另一個（</w:t>
+      </w:r>
+      <w:hyperlink r:id="rId29">
+        <w:r>
+          <w:rPr>
+            <w:lang w:val="zh_TW" w:bidi="zh_TW"/>
+          </w:rPr>
+          <w:rPr>
+            <w:color w:val="0000EE"/>
+            <w:u w:val="single"/>
+          </w:rPr>
+          <w:t>出17:15</w:t>
+        </w:r>
+      </w:hyperlink>
+      <w:r>
+        <w:rPr>
+          <w:lang w:val="zh_TW" w:bidi="zh_TW"/>
+        </w:rPr>
+        <w:t>，</w:t>
+      </w:r>
+      <w:hyperlink r:id="rId30">
+        <w:r>
+          <w:rPr>
+            <w:lang w:val="zh_TW" w:bidi="zh_TW"/>
+          </w:rPr>
+          <w:rPr>
+            <w:color w:val="0000EE"/>
+            <w:u w:val="single"/>
+          </w:rPr>
+          <w:t>24:4</w:t>
+        </w:r>
+      </w:hyperlink>
+      <w:r>
+        <w:rPr>
+          <w:lang w:val="zh_TW" w:bidi="zh_TW"/>
+        </w:rPr>
+        <w:t>）。</w:t>
       </w:r>
     </w:p>
     <w:p>
@@ -852,7 +780,137 @@
         <w:rPr>
           <w:lang w:val="zh_TW" w:bidi="zh_TW"/>
         </w:rPr>
-        <w:t>概述</w:t>
+        <w:t>上述每一次築壇，都是為了紀念神所賜的幫助與拯救。</w:t>
+      </w:r>
+    </w:p>
+    <w:p>
+      <w:pPr/>
+      <w:r>
+        <w:rPr>
+          <w:lang w:val="zh_TW" w:bidi="zh_TW"/>
+        </w:rPr>
+      </w:r>
+      <w:r>
+        <w:rPr>
+          <w:lang w:val="zh_TW" w:bidi="zh_TW"/>
+        </w:rPr>
+        <w:t>出埃及記第25至27章中，提到其中有兩座祭壇。較大的燔祭壇以皂莢木製成，外包裹着銅，尺寸為長寬各5肘、高3肘（約2.3×2.3×1.4公尺，或7.5×7.5×4.5英尺），用於獻燔祭（</w:t>
+      </w:r>
+      <w:hyperlink r:id="rId31">
+        <w:r>
+          <w:rPr>
+            <w:lang w:val="zh_TW" w:bidi="zh_TW"/>
+          </w:rPr>
+          <w:rPr>
+            <w:color w:val="0000EE"/>
+            <w:u w:val="single"/>
+          </w:rPr>
+          <w:t>出27:1–8</w:t>
+        </w:r>
+      </w:hyperlink>
+      <w:r>
+        <w:rPr>
+          <w:lang w:val="zh_TW" w:bidi="zh_TW"/>
+        </w:rPr>
+        <w:t>，</w:t>
+      </w:r>
+      <w:hyperlink r:id="rId32">
+        <w:r>
+          <w:rPr>
+            <w:lang w:val="zh_TW" w:bidi="zh_TW"/>
+          </w:rPr>
+          <w:rPr>
+            <w:color w:val="0000EE"/>
+            <w:u w:val="single"/>
+          </w:rPr>
+          <w:t>38:1–7</w:t>
+        </w:r>
+      </w:hyperlink>
+      <w:r>
+        <w:rPr>
+          <w:lang w:val="zh_TW" w:bidi="zh_TW"/>
+        </w:rPr>
+        <w:t>）。較小的金香壇用於燒香，約為45 公分（18 英吋）見方、高90公分（3 英尺）（</w:t>
+      </w:r>
+      <w:hyperlink r:id="rId21">
+        <w:r>
+          <w:rPr>
+            <w:lang w:val="zh_TW" w:bidi="zh_TW"/>
+          </w:rPr>
+          <w:rPr>
+            <w:color w:val="0000EE"/>
+            <w:u w:val="single"/>
+          </w:rPr>
+          <w:t>出30:1–10</w:t>
+        </w:r>
+      </w:hyperlink>
+      <w:r>
+        <w:rPr>
+          <w:lang w:val="zh_TW" w:bidi="zh_TW"/>
+        </w:rPr>
+        <w:t>，</w:t>
+      </w:r>
+      <w:hyperlink r:id="rId33">
+        <w:r>
+          <w:rPr>
+            <w:lang w:val="zh_TW" w:bidi="zh_TW"/>
+          </w:rPr>
+          <w:rPr>
+            <w:color w:val="0000EE"/>
+            <w:u w:val="single"/>
+          </w:rPr>
+          <w:t>40:5</w:t>
+        </w:r>
+      </w:hyperlink>
+      <w:r>
+        <w:rPr>
+          <w:lang w:val="zh_TW" w:bidi="zh_TW"/>
+        </w:rPr>
+        <w:t>）。</w:t>
+      </w:r>
+    </w:p>
+    <w:p>
+      <w:pPr/>
+      <w:r>
+        <w:rPr>
+          <w:lang w:val="zh_TW" w:bidi="zh_TW"/>
+        </w:rPr>
+      </w:r>
+      <w:r>
+        <w:rPr>
+          <w:lang w:val="zh_TW" w:bidi="zh_TW"/>
+        </w:rPr>
+        <w:t>在</w:t>
+      </w:r>
+      <w:hyperlink r:id="rId34">
+        <w:r>
+          <w:rPr>
+            <w:lang w:val="zh_TW" w:bidi="zh_TW"/>
+          </w:rPr>
+          <w:rPr>
+            <w:color w:val="0000EE"/>
+            <w:u w:val="single"/>
+          </w:rPr>
+          <w:t>出埃及記二十章24至26節</w:t>
+        </w:r>
+      </w:hyperlink>
+      <w:r>
+        <w:rPr>
+          <w:lang w:val="zh_TW" w:bidi="zh_TW"/>
+        </w:rPr>
+        <w:t>中，神吩咐以色列人用土或未鑿成的石頭築壇，並在「</w:t>
+      </w:r>
+      <w:r>
+        <w:rPr>
+          <w:lang w:val="zh_TW" w:bidi="zh_TW"/>
+        </w:rPr>
+        <w:t>凡記下我名的地方</w:t>
+      </w:r>
+      <w:r>
+        <w:rPr>
+          <w:lang w:val="zh_TW" w:bidi="zh_TW"/>
+        </w:rPr>
+        <w:t>」獻上燔祭與平安祭。這也是舊約聖經中個人與群體屢次築壇的原因，例如：</w:t>
       </w:r>
     </w:p>
     <w:p>
@@ -870,7 +928,25 @@
         <w:rPr>
           <w:lang w:val="zh_TW" w:bidi="zh_TW"/>
         </w:rPr>
-        <w:t>作者</w:t>
+        <w:t>約書亞在以巴路山上築了一座壇（</w:t>
+      </w:r>
+      <w:hyperlink r:id="rId35">
+        <w:r>
+          <w:rPr>
+            <w:lang w:val="zh_TW" w:bidi="zh_TW"/>
+          </w:rPr>
+          <w:rPr>
+            <w:color w:val="0000EE"/>
+            <w:u w:val="single"/>
+          </w:rPr>
+          <w:t>書8:30–31</w:t>
+        </w:r>
+      </w:hyperlink>
+      <w:r>
+        <w:rPr>
+          <w:lang w:val="zh_TW" w:bidi="zh_TW"/>
+        </w:rPr>
+        <w:t>）。</w:t>
       </w:r>
     </w:p>
     <w:p>
@@ -888,7 +964,25 @@
         <w:rPr>
           <w:lang w:val="zh_TW" w:bidi="zh_TW"/>
         </w:rPr>
-        <w:t>收信人</w:t>
+        <w:t>呂便人、迦得人和瑪拿西半支派在約旦河東岸築了一座壇（</w:t>
+      </w:r>
+      <w:hyperlink r:id="rId36">
+        <w:r>
+          <w:rPr>
+            <w:lang w:val="zh_TW" w:bidi="zh_TW"/>
+          </w:rPr>
+          <w:rPr>
+            <w:color w:val="0000EE"/>
+            <w:u w:val="single"/>
+          </w:rPr>
+          <w:t>書22:10–16</w:t>
+        </w:r>
+      </w:hyperlink>
+      <w:r>
+        <w:rPr>
+          <w:lang w:val="zh_TW" w:bidi="zh_TW"/>
+        </w:rPr>
+        <w:t>）。</w:t>
       </w:r>
     </w:p>
     <w:p>
@@ -906,7 +1000,25 @@
         <w:rPr>
           <w:lang w:val="zh_TW" w:bidi="zh_TW"/>
         </w:rPr>
-        <w:t>日期</w:t>
+        <w:t>基甸在俄弗拉了一座壇（</w:t>
+      </w:r>
+      <w:hyperlink r:id="rId37">
+        <w:r>
+          <w:rPr>
+            <w:lang w:val="zh_TW" w:bidi="zh_TW"/>
+          </w:rPr>
+          <w:rPr>
+            <w:color w:val="0000EE"/>
+            <w:u w:val="single"/>
+          </w:rPr>
+          <w:t>士6:24</w:t>
+        </w:r>
+      </w:hyperlink>
+      <w:r>
+        <w:rPr>
+          <w:lang w:val="zh_TW" w:bidi="zh_TW"/>
+        </w:rPr>
+        <w:t>）。</w:t>
       </w:r>
     </w:p>
     <w:p>
@@ -924,7 +1036,43 @@
         <w:rPr>
           <w:lang w:val="zh_TW" w:bidi="zh_TW"/>
         </w:rPr>
-        <w:t>目的和教導</w:t>
+        <w:t>大衛的家族在伯利恆築了一座壇（</w:t>
+      </w:r>
+      <w:hyperlink r:id="rId38">
+        <w:r>
+          <w:rPr>
+            <w:lang w:val="zh_TW" w:bidi="zh_TW"/>
+          </w:rPr>
+          <w:rPr>
+            <w:color w:val="0000EE"/>
+            <w:u w:val="single"/>
+          </w:rPr>
+          <w:t>撒上20:6</w:t>
+        </w:r>
+      </w:hyperlink>
+      <w:r>
+        <w:rPr>
+          <w:lang w:val="zh_TW" w:bidi="zh_TW"/>
+        </w:rPr>
+        <w:t>、</w:t>
+      </w:r>
+      <w:hyperlink r:id="rId38">
+        <w:r>
+          <w:rPr>
+            <w:lang w:val="zh_TW" w:bidi="zh_TW"/>
+          </w:rPr>
+          <w:rPr>
+            <w:color w:val="0000EE"/>
+            <w:u w:val="single"/>
+          </w:rPr>
+          <w:t>29</w:t>
+        </w:r>
+      </w:hyperlink>
+      <w:r>
+        <w:rPr>
+          <w:lang w:val="zh_TW" w:bidi="zh_TW"/>
+        </w:rPr>
+        <w:t>）。</w:t>
       </w:r>
     </w:p>
     <w:p>
@@ -942,18 +1090,61 @@
         <w:rPr>
           <w:lang w:val="zh_TW" w:bidi="zh_TW"/>
         </w:rPr>
-        <w:t>內容</w:t>
+        <w:t>大衛在亞勞拿的禾場上築了一座壇（</w:t>
+      </w:r>
+      <w:hyperlink r:id="rId39">
+        <w:r>
+          <w:rPr>
+            <w:lang w:val="zh_TW" w:bidi="zh_TW"/>
+          </w:rPr>
+          <w:rPr>
+            <w:color w:val="0000EE"/>
+            <w:u w:val="single"/>
+          </w:rPr>
+          <w:t>撒下24:25</w:t>
+        </w:r>
+      </w:hyperlink>
+      <w:r>
+        <w:rPr>
+          <w:lang w:val="zh_TW" w:bidi="zh_TW"/>
+        </w:rPr>
+        <w:t>）。禾場是一個平坦的地方，用來將穀物與莖分開。</w:t>
       </w:r>
     </w:p>
     <w:p>
       <w:pPr>
-        <w:pStyle w:val="Heading3"/>
-      </w:pPr>
-      <w:r>
-        <w:rPr>
-          <w:lang w:val="zh_TW" w:bidi="zh_TW"/>
-        </w:rPr>
-        <w:t>作者</w:t>
+        <w:pStyle w:val="ListBullet"/>
+        <w:spacing w:line="240" w:lineRule="auto"/>
+        <w:ind w:left="720"/>
+      </w:pPr>
+      <w:r>
+        <w:rPr>
+          <w:lang w:val="zh_TW" w:bidi="zh_TW"/>
+        </w:rPr>
+      </w:r>
+      <w:r>
+        <w:rPr>
+          <w:lang w:val="zh_TW" w:bidi="zh_TW"/>
+        </w:rPr>
+        <w:t>以利亞在迦密山上築了一座壇（</w:t>
+      </w:r>
+      <w:hyperlink r:id="rId40">
+        <w:r>
+          <w:rPr>
+            <w:lang w:val="zh_TW" w:bidi="zh_TW"/>
+          </w:rPr>
+          <w:rPr>
+            <w:color w:val="0000EE"/>
+            <w:u w:val="single"/>
+          </w:rPr>
+          <w:t>王上18:30</w:t>
+        </w:r>
+      </w:hyperlink>
+      <w:r>
+        <w:rPr>
+          <w:lang w:val="zh_TW" w:bidi="zh_TW"/>
+        </w:rPr>
+        <w:t>）。</w:t>
       </w:r>
     </w:p>
     <w:p>
@@ -967,36 +1158,7 @@
         <w:rPr>
           <w:lang w:val="zh_TW" w:bidi="zh_TW"/>
         </w:rPr>
-        <w:t>雖然這封信以保羅的名字和問候開始（</w:t>
-      </w:r>
-      <w:hyperlink r:id="rId28">
-        <w:r>
-          <w:rPr>
-            <w:lang w:val="zh_TW" w:bidi="zh_TW"/>
-          </w:rPr>
-          <w:rPr>
-            <w:color w:val="0000EE"/>
-            <w:u w:val="single"/>
-          </w:rPr>
-          <w:t>多1:1–3</w:t>
-        </w:r>
-      </w:hyperlink>
-      <w:r>
-        <w:rPr>
-          <w:lang w:val="zh_TW" w:bidi="zh_TW"/>
-        </w:rPr>
-        <w:t>），但現代學者基於其措辭和風格、所呈現的教會情況以及其闡述基督教教義的方式，對保羅的作者身份提出質疑。但是，著名學者和細心的研究者堅決捍衛保羅的作者身份，他們認為沒有理由假設這封書信是由其他人在保羅去世後使用保羅的名義寫的。這封書信與保羅其它書信的差異已在先前「提摩太前書」的「作者」部分中做了解釋。</w:t>
-      </w:r>
-    </w:p>
-    <w:p>
-      <w:pPr>
-        <w:pStyle w:val="Heading3"/>
-      </w:pPr>
-      <w:r>
-        <w:rPr>
-          <w:lang w:val="zh_TW" w:bidi="zh_TW"/>
-        </w:rPr>
-        <w:t>收信人</w:t>
+        <w:t>除了以利亞在迦密山上的祭壇外，人們在所羅門建成聖殿之前築了這些祭壇。</w:t>
       </w:r>
     </w:p>
     <w:p>
@@ -1010,9 +1172,9 @@
         <w:rPr>
           <w:lang w:val="zh_TW" w:bidi="zh_TW"/>
         </w:rPr>
-        <w:t>提多似乎是保羅最信任和最寶貴的同工之一。保羅提到他（</w:t>
-      </w:r>
-      <w:hyperlink r:id="rId16">
+        <w:t>如同會幕，所羅門的聖殿也有兩座祭壇。其中一座為銅製壇，長寬各20肘（約7.6公尺或25英尺），高10肘（約3.8公尺或12.5英尺），是聖殿敬拜的中心。亞哈斯王奉亞述王提革拉·毗列色之命，將銅壇從原來的位置移除（</w:t>
+      </w:r>
+      <w:hyperlink r:id="rId41">
         <w:r>
           <w:rPr>
             <w:lang w:val="zh_TW" w:bidi="zh_TW"/>
@@ -1021,16 +1183,16 @@
             <w:color w:val="0000EE"/>
             <w:u w:val="single"/>
           </w:rPr>
-          <w:t>林後8:23</w:t>
+          <w:t>王下16:14</w:t>
         </w:r>
       </w:hyperlink>
       <w:r>
         <w:rPr>
           <w:lang w:val="zh_TW" w:bidi="zh_TW"/>
         </w:rPr>
-        <w:t>）是「我的同伴，一同為你們勞碌的」。根據</w:t>
-      </w:r>
-      <w:hyperlink r:id="rId15">
+        <w:t>）。後來希西家又把它復歸原處（</w:t>
+      </w:r>
+      <w:hyperlink r:id="rId42">
         <w:r>
           <w:rPr>
             <w:lang w:val="zh_TW" w:bidi="zh_TW"/>
@@ -1039,16 +1201,16 @@
             <w:color w:val="0000EE"/>
             <w:u w:val="single"/>
           </w:rPr>
-          <w:t>提多書一章4節，</w:t>
+          <w:t>代下29:18</w:t>
         </w:r>
       </w:hyperlink>
       <w:r>
         <w:rPr>
           <w:lang w:val="zh_TW" w:bidi="zh_TW"/>
         </w:rPr>
-        <w:t>提多因保羅的工作而信主。很明顯從</w:t>
-      </w:r>
-      <w:hyperlink r:id="rId29">
+        <w:t>）。另一座為燒香的壇，以香柏木製成、包裹着金，立在幔子前（</w:t>
+      </w:r>
+      <w:hyperlink r:id="rId43">
         <w:r>
           <w:rPr>
             <w:lang w:val="zh_TW" w:bidi="zh_TW"/>
@@ -1057,85 +1219,14 @@
             <w:color w:val="0000EE"/>
             <w:u w:val="single"/>
           </w:rPr>
-          <w:t>加拉太書二章1至4節</w:t>
+          <w:t>王上6:20–22</w:t>
         </w:r>
       </w:hyperlink>
       <w:r>
         <w:rPr>
           <w:lang w:val="zh_TW" w:bidi="zh_TW"/>
         </w:rPr>
-        <w:t>可以看出提多是外邦人，他成為外邦基督徒是否應受割禮的試金石。那時提多與保羅和巴拿巴在耶路撒冷。後來，在保羅第三次宣教旅程中，提多為保羅在哥林多執行了兩項艱鉅的任務：第一項任務涉及保羅與哥林多教會之間的緊張關係；第二項任務與為耶路撒冷教會收集外邦人的奉獻有關（</w:t>
-      </w:r>
-      <w:hyperlink r:id="rId30">
-        <w:r>
-          <w:rPr>
-            <w:lang w:val="zh_TW" w:bidi="zh_TW"/>
-          </w:rPr>
-          <w:rPr>
-            <w:color w:val="0000EE"/>
-            <w:u w:val="single"/>
-          </w:rPr>
-          <w:t>林後2:12–13，</w:t>
-        </w:r>
-      </w:hyperlink>
-      <w:hyperlink r:id="rId31">
-        <w:r>
-          <w:rPr>
-            <w:lang w:val="zh_TW" w:bidi="zh_TW"/>
-          </w:rPr>
-          <w:rPr>
-            <w:color w:val="0000EE"/>
-            <w:u w:val="single"/>
-          </w:rPr>
-          <w:t>7:5–16，</w:t>
-        </w:r>
-      </w:hyperlink>
-      <w:hyperlink r:id="rId32">
-        <w:r>
-          <w:rPr>
-            <w:lang w:val="zh_TW" w:bidi="zh_TW"/>
-          </w:rPr>
-          <w:rPr>
-            <w:color w:val="0000EE"/>
-            <w:u w:val="single"/>
-          </w:rPr>
-          <w:t>8:1–24</w:t>
-        </w:r>
-      </w:hyperlink>
-      <w:r>
-        <w:rPr>
-          <w:lang w:val="zh_TW" w:bidi="zh_TW"/>
-        </w:rPr>
-        <w:t>）。如果</w:t>
-      </w:r>
-      <w:hyperlink r:id="rId33">
-        <w:r>
-          <w:rPr>
-            <w:lang w:val="zh_TW" w:bidi="zh_TW"/>
-          </w:rPr>
-          <w:rPr>
-            <w:color w:val="0000EE"/>
-            <w:u w:val="single"/>
-          </w:rPr>
-          <w:t>提摩太後書四章9至18節</w:t>
-        </w:r>
-      </w:hyperlink>
-      <w:r>
-        <w:rPr>
-          <w:lang w:val="zh_TW" w:bidi="zh_TW"/>
-        </w:rPr>
-        <w:t>保羅在晚年所寫，那麼提多在此信寫成後前往撻馬太。</w:t>
-      </w:r>
-    </w:p>
-    <w:p>
-      <w:pPr>
-        <w:pStyle w:val="Heading3"/>
-      </w:pPr>
-      <w:r>
-        <w:rPr>
-          <w:lang w:val="zh_TW" w:bidi="zh_TW"/>
-        </w:rPr>
-        <w:t>日期</w:t>
+        <w:t>）。</w:t>
       </w:r>
     </w:p>
     <w:p>
@@ -1149,9 +1240,9 @@
         <w:rPr>
           <w:lang w:val="zh_TW" w:bidi="zh_TW"/>
         </w:rPr>
-        <w:t>要準確地確定這封信的日期並不容易。保羅吩咐提多留在克里特繼續他的工作（</w:t>
-      </w:r>
-      <w:hyperlink r:id="rId24">
+        <w:t>所羅門聖殿被毀、猶太人被擄之後，先知以西結曾在異象中看見聖殿復興。異象中的燔祭壇分三層上升，高達10肘（約5.3公尺或17.5英尺），其底座約為20平方肘（約10.6公尺或35英尺）。這座尺寸特別巨大的祭壇，凸顯出以色列對贖罪的迫切需要（</w:t>
+      </w:r>
+      <w:hyperlink r:id="rId44">
         <w:r>
           <w:rPr>
             <w:lang w:val="zh_TW" w:bidi="zh_TW"/>
@@ -1160,79 +1251,14 @@
             <w:color w:val="0000EE"/>
             <w:u w:val="single"/>
           </w:rPr>
-          <w:t>多1:5</w:t>
+          <w:t>結43:13–17</w:t>
         </w:r>
       </w:hyperlink>
       <w:r>
         <w:rPr>
           <w:lang w:val="zh_TW" w:bidi="zh_TW"/>
         </w:rPr>
-        <w:t>）。保羅曾在前往羅馬的途中短暫停留在克里特（</w:t>
-      </w:r>
-      <w:hyperlink r:id="rId34">
-        <w:r>
-          <w:rPr>
-            <w:lang w:val="zh_TW" w:bidi="zh_TW"/>
-          </w:rPr>
-          <w:rPr>
-            <w:color w:val="0000EE"/>
-            <w:u w:val="single"/>
-          </w:rPr>
-          <w:t>徒27:7–13</w:t>
-        </w:r>
-      </w:hyperlink>
-      <w:r>
-        <w:rPr>
-          <w:lang w:val="zh_TW" w:bidi="zh_TW"/>
-        </w:rPr>
-        <w:t>），但這並不是信中提到的事件。在</w:t>
-      </w:r>
-      <w:hyperlink r:id="rId26">
-        <w:r>
-          <w:rPr>
-            <w:lang w:val="zh_TW" w:bidi="zh_TW"/>
-          </w:rPr>
-          <w:rPr>
-            <w:color w:val="0000EE"/>
-            <w:u w:val="single"/>
-          </w:rPr>
-          <w:t>提多書三章12節</w:t>
-        </w:r>
-      </w:hyperlink>
-      <w:r>
-        <w:rPr>
-          <w:lang w:val="zh_TW" w:bidi="zh_TW"/>
-        </w:rPr>
-        <w:t>，提多被召來到尼哥坡里（可能是希臘伊庇魯斯〔Epirus〕的尼哥坡里），因為保羅決定在那裡過冬。許多學者認為，保羅在羅馬的第一次監禁結束後（</w:t>
-      </w:r>
-      <w:hyperlink r:id="rId35">
-        <w:r>
-          <w:rPr>
-            <w:lang w:val="zh_TW" w:bidi="zh_TW"/>
-          </w:rPr>
-          <w:rPr>
-            <w:color w:val="0000EE"/>
-            <w:u w:val="single"/>
-          </w:rPr>
-          <w:t>徒28:16–31</w:t>
-        </w:r>
-      </w:hyperlink>
-      <w:r>
-        <w:rPr>
-          <w:lang w:val="zh_TW" w:bidi="zh_TW"/>
-        </w:rPr>
-        <w:t>），他被釋放並繼續在各地（包括西班牙、克里特和希臘）進行事工，然後被逮捕，第二次被監禁，最後被處死。那些不接受保羅為提多書作者的人，則認為這封信與提摩太前書及提摩太後書一樣，都是保羅死後的那一代所寫的。</w:t>
-      </w:r>
-    </w:p>
-    <w:p>
-      <w:pPr>
-        <w:pStyle w:val="Heading3"/>
-      </w:pPr>
-      <w:r>
-        <w:rPr>
-          <w:lang w:val="zh_TW" w:bidi="zh_TW"/>
-        </w:rPr>
-        <w:t>目的和教導</w:t>
+        <w:t>）。在該異象中並未提到燒香的壇。</w:t>
       </w:r>
     </w:p>
     <w:p>
@@ -1246,9 +1272,9 @@
         <w:rPr>
           <w:lang w:val="zh_TW" w:bidi="zh_TW"/>
         </w:rPr>
-        <w:t>雖然這封信是寫給保羅的一位同工，但其中個人的提及和勸勉極少。保羅的主要關注點是克里特教會的成長和發展，這些教會當時遭受一些虛假教導的困擾，這些教導似乎帶有猶太元素、禁欲主義傾向，以及大量的推測性討論（</w:t>
-      </w:r>
-      <w:hyperlink r:id="rId36">
+        <w:t>所羅巴伯曾築燔祭壇（</w:t>
+      </w:r>
+      <w:hyperlink r:id="rId45">
         <w:r>
           <w:rPr>
             <w:lang w:val="zh_TW" w:bidi="zh_TW"/>
@@ -1257,10 +1283,16 @@
             <w:color w:val="0000EE"/>
             <w:u w:val="single"/>
           </w:rPr>
-          <w:t>多1:10、14–15，</w:t>
+          <w:t>拉3:2</w:t>
         </w:r>
       </w:hyperlink>
-      <w:hyperlink r:id="rId37">
+      <w:r>
+        <w:rPr>
+          <w:lang w:val="zh_TW" w:bidi="zh_TW"/>
+        </w:rPr>
+        <w:t>）。安提阿古·伊皮法尼則褻瀆此壇，使其不潔；他可能是在其上設立宙斯的像（</w:t>
+      </w:r>
+      <w:hyperlink r:id="rId46">
         <w:r>
           <w:rPr>
             <w:lang w:val="zh_TW" w:bidi="zh_TW"/>
@@ -1269,16 +1301,16 @@
             <w:color w:val="0000EE"/>
             <w:u w:val="single"/>
           </w:rPr>
-          <w:t>3:9</w:t>
+          <w:t>馬加比一書1:54</w:t>
         </w:r>
       </w:hyperlink>
       <w:r>
         <w:rPr>
           <w:lang w:val="zh_TW" w:bidi="zh_TW"/>
         </w:rPr>
-        <w:t>）。總的來說，這些教會似乎面臨著一種早期猶太形式的諾斯底主義的感脅。這些教導的提倡者是為了「貪不義之財」（</w:t>
-      </w:r>
-      <w:hyperlink r:id="rId38">
+        <w:t>）。當時亦有香壇；安提阿古·伊皮法尼於公元前169年移走金香壇（</w:t>
+      </w:r>
+      <w:hyperlink r:id="rId46">
         <w:r>
           <w:rPr>
             <w:lang w:val="zh_TW" w:bidi="zh_TW"/>
@@ -1287,16 +1319,10 @@
             <w:color w:val="0000EE"/>
             <w:u w:val="single"/>
           </w:rPr>
-          <w:t>1:11</w:t>
+          <w:t>馬加比一書</w:t>
         </w:r>
       </w:hyperlink>
-      <w:r>
-        <w:rPr>
-          <w:lang w:val="zh_TW" w:bidi="zh_TW"/>
-        </w:rPr>
-        <w:t>）。保羅吩咐提多和他要任命的長老們駁斥錯誤教導，並為信徒提供正確的教義（</w:t>
-      </w:r>
-      <w:hyperlink r:id="rId39">
+      <w:hyperlink r:id="rId47">
         <w:r>
           <w:rPr>
             <w:lang w:val="zh_TW" w:bidi="zh_TW"/>
@@ -1305,16 +1331,16 @@
             <w:color w:val="0000EE"/>
             <w:u w:val="single"/>
           </w:rPr>
-          <w:t>9</w:t>
+          <w:t>1:21</w:t>
         </w:r>
       </w:hyperlink>
       <w:r>
         <w:rPr>
           <w:lang w:val="zh_TW" w:bidi="zh_TW"/>
         </w:rPr>
-        <w:t>節）。雖然這些正確的教義並未明確說明，但它必定涉及神在基督裡的救恩、聖靈更新的工作，以及主耶穌的再來（</w:t>
-      </w:r>
-      <w:hyperlink r:id="rId40">
+        <w:t>）。這兩個壇後來都被猶大·馬加比修復（</w:t>
+      </w:r>
+      <w:hyperlink r:id="rId46">
         <w:r>
           <w:rPr>
             <w:lang w:val="zh_TW" w:bidi="zh_TW"/>
@@ -1323,10 +1349,10 @@
             <w:color w:val="0000EE"/>
             <w:u w:val="single"/>
           </w:rPr>
-          <w:t>2:11–13，</w:t>
+          <w:t>馬加比一書</w:t>
         </w:r>
       </w:hyperlink>
-      <w:hyperlink r:id="rId41">
+      <w:hyperlink r:id="rId48">
         <w:r>
           <w:rPr>
             <w:lang w:val="zh_TW" w:bidi="zh_TW"/>
@@ -1335,54 +1361,14 @@
             <w:color w:val="0000EE"/>
             <w:u w:val="single"/>
           </w:rPr>
-          <w:t>3:4–7</w:t>
+          <w:t>4:44–49</w:t>
         </w:r>
       </w:hyperlink>
       <w:r>
         <w:rPr>
           <w:lang w:val="zh_TW" w:bidi="zh_TW"/>
         </w:rPr>
-        <w:t>）。 在這封信中，不斷強調一種與福音相稱的生活方式——應用於基督教社區中的不同群體：年長的男女、年輕的男女和奴隸。</w:t>
-      </w:r>
-    </w:p>
-    <w:p>
-      <w:pPr>
-        <w:pStyle w:val="Heading3"/>
-      </w:pPr>
-      <w:r>
-        <w:rPr>
-          <w:lang w:val="zh_TW" w:bidi="zh_TW"/>
-        </w:rPr>
-        <w:t>內容</w:t>
-      </w:r>
-    </w:p>
-    <w:p>
-      <w:pPr>
-        <w:pStyle w:val="Heading4"/>
-      </w:pPr>
-      <w:r>
-        <w:rPr>
-          <w:lang w:val="zh_TW" w:bidi="zh_TW"/>
-        </w:rPr>
-        <w:t>問安（</w:t>
-      </w:r>
-      <w:hyperlink r:id="rId42">
-        <w:r>
-          <w:rPr>
-            <w:lang w:val="zh_TW" w:bidi="zh_TW"/>
-          </w:rPr>
-          <w:rPr>
-            <w:color w:val="0000EE"/>
-            <w:u w:val="single"/>
-          </w:rPr>
-          <w:t>1:1–4</w:t>
-        </w:r>
-      </w:hyperlink>
-      <w:r>
-        <w:rPr>
-          <w:lang w:val="zh_TW" w:bidi="zh_TW"/>
-        </w:rPr>
-        <w:t>）</w:t>
+        <w:t>）。</w:t>
       </w:r>
     </w:p>
     <w:p>
@@ -1396,20 +1382,9 @@
         <w:rPr>
           <w:lang w:val="zh_TW" w:bidi="zh_TW"/>
         </w:rPr>
-        <w:t>問安來自保羅——他的使徒職分被描述為作為福音的管家，這促進了信仰並加強了對真理的認識、永生的盼望和敬虔的生活——給提多，他被稱為「共信之道作我真兒子的」。</w:t>
-      </w:r>
-    </w:p>
-    <w:p>
-      <w:pPr>
-        <w:pStyle w:val="Heading4"/>
-      </w:pPr>
-      <w:r>
-        <w:rPr>
-          <w:lang w:val="zh_TW" w:bidi="zh_TW"/>
-        </w:rPr>
-        <w:t>提多在克里特的工作（</w:t>
-      </w:r>
-      <w:hyperlink r:id="rId43">
+        <w:t>基督徒敬拜不再需要獻祭用的祭壇，因耶穌基督的死已成為最終的贖罪祭。聖經中經常提到燔祭壇和香壇（</w:t>
+      </w:r>
+      <w:hyperlink r:id="rId49">
         <w:r>
           <w:rPr>
             <w:lang w:val="zh_TW" w:bidi="zh_TW"/>
@@ -1418,14 +1393,212 @@
             <w:color w:val="0000EE"/>
             <w:u w:val="single"/>
           </w:rPr>
-          <w:t>1:5–9</w:t>
+          <w:t>太5:23–24</w:t>
         </w:r>
       </w:hyperlink>
       <w:r>
         <w:rPr>
           <w:lang w:val="zh_TW" w:bidi="zh_TW"/>
         </w:rPr>
-        <w:t>）</w:t>
+        <w:t>，</w:t>
+      </w:r>
+      <w:hyperlink r:id="rId50">
+        <w:r>
+          <w:rPr>
+            <w:lang w:val="zh_TW" w:bidi="zh_TW"/>
+          </w:rPr>
+          <w:rPr>
+            <w:color w:val="0000EE"/>
+            <w:u w:val="single"/>
+          </w:rPr>
+          <w:t>23:18–20</w:t>
+        </w:r>
+      </w:hyperlink>
+      <w:r>
+        <w:rPr>
+          <w:lang w:val="zh_TW" w:bidi="zh_TW"/>
+        </w:rPr>
+        <w:t>、</w:t>
+      </w:r>
+      <w:hyperlink r:id="rId50">
+        <w:r>
+          <w:rPr>
+            <w:lang w:val="zh_TW" w:bidi="zh_TW"/>
+          </w:rPr>
+          <w:rPr>
+            <w:color w:val="0000EE"/>
+            <w:u w:val="single"/>
+          </w:rPr>
+          <w:t>35</w:t>
+        </w:r>
+      </w:hyperlink>
+      <w:r>
+        <w:rPr>
+          <w:lang w:val="zh_TW" w:bidi="zh_TW"/>
+        </w:rPr>
+        <w:t>；</w:t>
+      </w:r>
+      <w:hyperlink r:id="rId51">
+        <w:r>
+          <w:rPr>
+            <w:lang w:val="zh_TW" w:bidi="zh_TW"/>
+          </w:rPr>
+          <w:rPr>
+            <w:color w:val="0000EE"/>
+            <w:u w:val="single"/>
+          </w:rPr>
+          <w:t>路11:51</w:t>
+        </w:r>
+      </w:hyperlink>
+      <w:r>
+        <w:rPr>
+          <w:lang w:val="zh_TW" w:bidi="zh_TW"/>
+        </w:rPr>
+        <w:t>；</w:t>
+      </w:r>
+      <w:hyperlink r:id="rId52">
+        <w:r>
+          <w:rPr>
+            <w:lang w:val="zh_TW" w:bidi="zh_TW"/>
+          </w:rPr>
+          <w:rPr>
+            <w:color w:val="0000EE"/>
+            <w:u w:val="single"/>
+          </w:rPr>
+          <w:t>林前9:13</w:t>
+        </w:r>
+      </w:hyperlink>
+      <w:r>
+        <w:rPr>
+          <w:lang w:val="zh_TW" w:bidi="zh_TW"/>
+        </w:rPr>
+        <w:t>，</w:t>
+      </w:r>
+      <w:hyperlink r:id="rId53">
+        <w:r>
+          <w:rPr>
+            <w:lang w:val="zh_TW" w:bidi="zh_TW"/>
+          </w:rPr>
+          <w:rPr>
+            <w:color w:val="0000EE"/>
+            <w:u w:val="single"/>
+          </w:rPr>
+          <w:t>10:18</w:t>
+        </w:r>
+      </w:hyperlink>
+      <w:r>
+        <w:rPr>
+          <w:lang w:val="zh_TW" w:bidi="zh_TW"/>
+        </w:rPr>
+        <w:t>；</w:t>
+      </w:r>
+      <w:hyperlink r:id="rId54">
+        <w:r>
+          <w:rPr>
+            <w:lang w:val="zh_TW" w:bidi="zh_TW"/>
+          </w:rPr>
+          <w:rPr>
+            <w:color w:val="0000EE"/>
+            <w:u w:val="single"/>
+          </w:rPr>
+          <w:t>來7:13</w:t>
+        </w:r>
+      </w:hyperlink>
+      <w:r>
+        <w:rPr>
+          <w:lang w:val="zh_TW" w:bidi="zh_TW"/>
+        </w:rPr>
+        <w:t>；</w:t>
+      </w:r>
+      <w:hyperlink r:id="rId55">
+        <w:r>
+          <w:rPr>
+            <w:lang w:val="zh_TW" w:bidi="zh_TW"/>
+          </w:rPr>
+          <w:rPr>
+            <w:color w:val="0000EE"/>
+            <w:u w:val="single"/>
+          </w:rPr>
+          <w:t>啟11:1</w:t>
+        </w:r>
+      </w:hyperlink>
+      <w:r>
+        <w:rPr>
+          <w:lang w:val="zh_TW" w:bidi="zh_TW"/>
+        </w:rPr>
+        <w:t>）。其中有些經文指的是地上的聖殿（</w:t>
+      </w:r>
+      <w:hyperlink r:id="rId56">
+        <w:r>
+          <w:rPr>
+            <w:lang w:val="zh_TW" w:bidi="zh_TW"/>
+          </w:rPr>
+          <w:rPr>
+            <w:color w:val="0000EE"/>
+            <w:u w:val="single"/>
+          </w:rPr>
+          <w:t>路1:11</w:t>
+        </w:r>
+      </w:hyperlink>
+      <w:r>
+        <w:rPr>
+          <w:lang w:val="zh_TW" w:bidi="zh_TW"/>
+        </w:rPr>
+        <w:t>）。其它經文則指的是天上的聖殿（</w:t>
+      </w:r>
+      <w:hyperlink r:id="rId57">
+        <w:r>
+          <w:rPr>
+            <w:lang w:val="zh_TW" w:bidi="zh_TW"/>
+          </w:rPr>
+          <w:rPr>
+            <w:color w:val="0000EE"/>
+            <w:u w:val="single"/>
+          </w:rPr>
+          <w:t>啟6:9</w:t>
+        </w:r>
+      </w:hyperlink>
+      <w:r>
+        <w:rPr>
+          <w:lang w:val="zh_TW" w:bidi="zh_TW"/>
+        </w:rPr>
+        <w:t>，</w:t>
+      </w:r>
+      <w:hyperlink r:id="rId58">
+        <w:r>
+          <w:rPr>
+            <w:lang w:val="zh_TW" w:bidi="zh_TW"/>
+          </w:rPr>
+          <w:rPr>
+            <w:color w:val="0000EE"/>
+            <w:u w:val="single"/>
+          </w:rPr>
+          <w:t>8:5</w:t>
+        </w:r>
+      </w:hyperlink>
+      <w:r>
+        <w:rPr>
+          <w:lang w:val="zh_TW" w:bidi="zh_TW"/>
+        </w:rPr>
+        <w:t>，</w:t>
+      </w:r>
+      <w:hyperlink r:id="rId59">
+        <w:r>
+          <w:rPr>
+            <w:lang w:val="zh_TW" w:bidi="zh_TW"/>
+          </w:rPr>
+          <w:rPr>
+            <w:color w:val="0000EE"/>
+            <w:u w:val="single"/>
+          </w:rPr>
+          <w:t>9:13</w:t>
+        </w:r>
+      </w:hyperlink>
+      <w:r>
+        <w:rPr>
+          <w:lang w:val="zh_TW" w:bidi="zh_TW"/>
+        </w:rPr>
+        <w:t>）。</w:t>
       </w:r>
     </w:p>
     <w:p>
@@ -1437,2083 +1610,28 @@
       </w:r>
       <w:r>
         <w:rPr>
-          <w:lang w:val="zh_TW" w:bidi="zh_TW"/>
-        </w:rPr>
-        <w:t>提多留在克里特以繼續保羅的工作，並在各教會中選立長老（參</w:t>
-      </w:r>
-      <w:hyperlink r:id="rId44">
-        <w:r>
-          <w:rPr>
-            <w:lang w:val="zh_TW" w:bidi="zh_TW"/>
-          </w:rPr>
-          <w:rPr>
-            <w:color w:val="0000EE"/>
-            <w:u w:val="single"/>
-          </w:rPr>
-          <w:t>徒14:23</w:t>
-        </w:r>
-      </w:hyperlink>
-      <w:r>
-        <w:rPr>
-          <w:lang w:val="zh_TW" w:bidi="zh_TW"/>
-        </w:rPr>
-        <w:t>）。這些長老也被稱為監督（參</w:t>
-      </w:r>
-      <w:hyperlink r:id="rId45">
-        <w:r>
-          <w:rPr>
-            <w:lang w:val="zh_TW" w:bidi="zh_TW"/>
-          </w:rPr>
-          <w:rPr>
-            <w:color w:val="0000EE"/>
-            <w:u w:val="single"/>
-          </w:rPr>
-          <w:t>20:17、28</w:t>
-        </w:r>
-      </w:hyperlink>
-      <w:r>
-        <w:rPr>
-          <w:lang w:val="zh_TW" w:bidi="zh_TW"/>
-        </w:rPr>
-        <w:t>）——也就是那些負責照管教會的人。保羅在這裡描述了這些領袖應具備的生活品質（參照</w:t>
-      </w:r>
-      <w:hyperlink r:id="rId46">
-        <w:r>
-          <w:rPr>
-            <w:lang w:val="zh_TW" w:bidi="zh_TW"/>
-          </w:rPr>
-          <w:rPr>
-            <w:color w:val="0000EE"/>
-            <w:u w:val="single"/>
-          </w:rPr>
-          <w:t>提前3:2–7</w:t>
-        </w:r>
-      </w:hyperlink>
-      <w:r>
-        <w:rPr>
-          <w:lang w:val="zh_TW" w:bidi="zh_TW"/>
-        </w:rPr>
-        <w:t>）。</w:t>
-      </w:r>
-    </w:p>
-    <w:p>
-      <w:pPr>
-        <w:pStyle w:val="Heading4"/>
-      </w:pPr>
-      <w:r>
-        <w:rPr>
-          <w:lang w:val="zh_TW" w:bidi="zh_TW"/>
-        </w:rPr>
-        <w:t>處理錯誤教導（</w:t>
-      </w:r>
-      <w:hyperlink r:id="rId25">
-        <w:r>
-          <w:rPr>
-            <w:lang w:val="zh_TW" w:bidi="zh_TW"/>
-          </w:rPr>
-          <w:rPr>
-            <w:color w:val="0000EE"/>
-            <w:u w:val="single"/>
-          </w:rPr>
-          <w:t>1:10–16</w:t>
-        </w:r>
-      </w:hyperlink>
-      <w:r>
-        <w:rPr>
-          <w:lang w:val="zh_TW" w:bidi="zh_TW"/>
-        </w:rPr>
-        <w:t>）</w:t>
-      </w:r>
-    </w:p>
-    <w:p>
-      <w:pPr/>
-      <w:r>
-        <w:rPr>
-          <w:lang w:val="zh_TW" w:bidi="zh_TW"/>
-        </w:rPr>
-      </w:r>
-      <w:r>
-        <w:rPr>
-          <w:lang w:val="zh_TW" w:bidi="zh_TW"/>
-        </w:rPr>
-        <w:t>上一部分結束時提到長老們的責任：「將純正的教訓勸化人，又能把爭辯的人駁倒」。反對者透過錯誤的教導擾亂了「全家人」，保羅以貶損的語氣形容這些假教師，指出他們的生活與他們所宣稱認識的神並不相符。</w:t>
-      </w:r>
-    </w:p>
-    <w:p>
-      <w:pPr>
-        <w:pStyle w:val="Heading4"/>
-      </w:pPr>
-      <w:r>
-        <w:rPr>
-          <w:lang w:val="zh_TW" w:bidi="zh_TW"/>
-        </w:rPr>
-        <w:t>推廣正確的教導（</w:t>
-      </w:r>
-      <w:hyperlink r:id="rId47">
-        <w:r>
-          <w:rPr>
-            <w:lang w:val="zh_TW" w:bidi="zh_TW"/>
-          </w:rPr>
-          <w:rPr>
-            <w:color w:val="0000EE"/>
-            <w:u w:val="single"/>
-          </w:rPr>
-          <w:t>2:1–10</w:t>
-        </w:r>
-      </w:hyperlink>
-      <w:r>
-        <w:rPr>
-          <w:lang w:val="zh_TW" w:bidi="zh_TW"/>
-        </w:rPr>
-        <w:t>）</w:t>
-      </w:r>
-    </w:p>
-    <w:p>
-      <w:pPr/>
-      <w:r>
-        <w:rPr>
-          <w:lang w:val="zh_TW" w:bidi="zh_TW"/>
-        </w:rPr>
-      </w:r>
-      <w:r>
-        <w:rPr>
-          <w:lang w:val="zh_TW" w:bidi="zh_TW"/>
-        </w:rPr>
-        <w:t>提多有責任「講的總要合乎那純正的道理」。保羅託付他要勸誡年長的男人保持節制（</w:t>
-      </w:r>
-      <w:hyperlink r:id="rId48">
-        <w:r>
-          <w:rPr>
-            <w:lang w:val="zh_TW" w:bidi="zh_TW"/>
-          </w:rPr>
-          <w:rPr>
-            <w:color w:val="0000EE"/>
-            <w:u w:val="single"/>
-          </w:rPr>
-          <w:t>2:2</w:t>
-        </w:r>
-      </w:hyperlink>
-      <w:r>
-        <w:rPr>
-          <w:lang w:val="zh_TW" w:bidi="zh_TW"/>
-        </w:rPr>
-        <w:t>），並教導年長的婦女過敬虔的生活（</w:t>
-      </w:r>
-      <w:hyperlink r:id="rId49">
-        <w:r>
-          <w:rPr>
-            <w:lang w:val="zh_TW" w:bidi="zh_TW"/>
-          </w:rPr>
-          <w:rPr>
-            <w:color w:val="0000EE"/>
-            <w:u w:val="single"/>
-          </w:rPr>
-          <w:t>3節</w:t>
-        </w:r>
-      </w:hyperlink>
-      <w:r>
-        <w:rPr>
-          <w:lang w:val="zh_TW" w:bidi="zh_TW"/>
-        </w:rPr>
-        <w:t>）。這些年長的婦女則應教導年輕的婦女在家庭中過純潔且充滿愛的生活，這樣才能避免神的道被毀謗（</w:t>
-      </w:r>
-      <w:hyperlink r:id="rId50">
-        <w:r>
-          <w:rPr>
-            <w:lang w:val="zh_TW" w:bidi="zh_TW"/>
-          </w:rPr>
-          <w:rPr>
-            <w:color w:val="0000EE"/>
-            <w:u w:val="single"/>
-          </w:rPr>
-          <w:t>4–5節</w:t>
-        </w:r>
-      </w:hyperlink>
-      <w:r>
-        <w:rPr>
-          <w:lang w:val="zh_TW" w:bidi="zh_TW"/>
-        </w:rPr>
-        <w:t>）。年輕人則要保持節制（</w:t>
-      </w:r>
-      <w:hyperlink r:id="rId51">
-        <w:r>
-          <w:rPr>
-            <w:lang w:val="zh_TW" w:bidi="zh_TW"/>
-          </w:rPr>
-          <w:rPr>
-            <w:color w:val="0000EE"/>
-            <w:u w:val="single"/>
-          </w:rPr>
-          <w:t>6</w:t>
-        </w:r>
-      </w:hyperlink>
-      <w:r>
-        <w:rPr>
-          <w:lang w:val="zh_TW" w:bidi="zh_TW"/>
-        </w:rPr>
-        <w:t>節），而提多本身也應在言語和行為上做榜樣，以使反對者無可指責（</w:t>
-      </w:r>
-      <w:hyperlink r:id="rId52">
-        <w:r>
-          <w:rPr>
-            <w:lang w:val="zh_TW" w:bidi="zh_TW"/>
-          </w:rPr>
-          <w:rPr>
-            <w:color w:val="0000EE"/>
-            <w:u w:val="single"/>
-          </w:rPr>
-          <w:t>7–8</w:t>
-        </w:r>
-      </w:hyperlink>
-      <w:r>
-        <w:rPr>
-          <w:lang w:val="zh_TW" w:bidi="zh_TW"/>
-        </w:rPr>
-        <w:t>節）。最後，奴僕們應順服主人，誠實工作，目的是「以致凡事尊榮我們救主—神的道」（</w:t>
-      </w:r>
-      <w:hyperlink r:id="rId53">
-        <w:r>
-          <w:rPr>
-            <w:lang w:val="zh_TW" w:bidi="zh_TW"/>
-          </w:rPr>
-          <w:rPr>
-            <w:color w:val="0000EE"/>
-            <w:u w:val="single"/>
-          </w:rPr>
-          <w:t>10</w:t>
-        </w:r>
-      </w:hyperlink>
-      <w:r>
-        <w:rPr>
-          <w:lang w:val="zh_TW" w:bidi="zh_TW"/>
-        </w:rPr>
-        <w:t>節）。</w:t>
-      </w:r>
-    </w:p>
-    <w:p>
-      <w:pPr>
-        <w:pStyle w:val="Heading4"/>
-      </w:pPr>
-      <w:r>
-        <w:rPr>
-          <w:lang w:val="zh_TW" w:bidi="zh_TW"/>
-        </w:rPr>
-        <w:t>神的恩典（</w:t>
-      </w:r>
-      <w:hyperlink r:id="rId54">
-        <w:r>
-          <w:rPr>
-            <w:lang w:val="zh_TW" w:bidi="zh_TW"/>
-          </w:rPr>
-          <w:rPr>
-            <w:color w:val="0000EE"/>
-            <w:u w:val="single"/>
-          </w:rPr>
-          <w:t>2:11–15</w:t>
-        </w:r>
-      </w:hyperlink>
-      <w:r>
-        <w:rPr>
-          <w:lang w:val="zh_TW" w:bidi="zh_TW"/>
-        </w:rPr>
-        <w:t>）</w:t>
-      </w:r>
-    </w:p>
-    <w:p>
-      <w:pPr/>
-      <w:r>
-        <w:rPr>
-          <w:lang w:val="zh_TW" w:bidi="zh_TW"/>
-        </w:rPr>
-      </w:r>
-      <w:r>
-        <w:rPr>
-          <w:lang w:val="zh_TW" w:bidi="zh_TW"/>
-        </w:rPr>
-        <w:t>保羅接著闡述了神在耶穌基督裡恩典的啟示：目的是將救恩帶給所有人，使他們與不敬虔和世俗的情慾徹底決裂，並過正直的生活，同時常常期待「至大的神和我們救主耶穌基督」的再來。他們的生活將表明他們是屬於神的子民，總是渴望熱心行善。</w:t>
-      </w:r>
-    </w:p>
-    <w:p>
-      <w:pPr>
-        <w:pStyle w:val="Heading4"/>
-      </w:pPr>
-      <w:r>
-        <w:rPr>
-          <w:lang w:val="zh_TW" w:bidi="zh_TW"/>
-        </w:rPr>
-        <w:t>行善（</w:t>
-      </w:r>
-      <w:hyperlink r:id="rId55">
-        <w:r>
-          <w:rPr>
-            <w:lang w:val="zh_TW" w:bidi="zh_TW"/>
-          </w:rPr>
-          <w:rPr>
-            <w:color w:val="0000EE"/>
-            <w:u w:val="single"/>
-          </w:rPr>
-          <w:t>3:1–8</w:t>
-        </w:r>
-      </w:hyperlink>
-      <w:r>
-        <w:rPr>
-          <w:lang w:val="zh_TW" w:bidi="zh_TW"/>
-        </w:rPr>
-        <w:t>）</w:t>
-      </w:r>
-    </w:p>
-    <w:p>
-      <w:pPr/>
-      <w:r>
-        <w:rPr>
-          <w:lang w:val="zh_TW" w:bidi="zh_TW"/>
-        </w:rPr>
-      </w:r>
-      <w:r>
-        <w:rPr>
-          <w:lang w:val="zh_TW" w:bidi="zh_TW"/>
-        </w:rPr>
-        <w:t>在這部分，保羅勸告提多要提醒克里特的基督徒順服執政掌權者（參</w:t>
-      </w:r>
-      <w:hyperlink r:id="rId56">
-        <w:r>
-          <w:rPr>
-            <w:lang w:val="zh_TW" w:bidi="zh_TW"/>
-          </w:rPr>
-          <w:rPr>
-            <w:color w:val="0000EE"/>
-            <w:u w:val="single"/>
-          </w:rPr>
-          <w:t>羅13:1–7</w:t>
-        </w:r>
-      </w:hyperlink>
+          <w:i/>
+          <w:lang w:val="zh_TW" w:bidi="zh_TW"/>
+        </w:rPr>
+        <w:t>另見</w:t>
+      </w:r>
+      <w:r>
+        <w:rPr>
+          <w:lang w:val="zh_TW" w:bidi="zh_TW"/>
+        </w:rPr>
+        <w:t>會幕</w:t>
+      </w:r>
       <w:r>
         <w:rPr>
           <w:lang w:val="zh_TW" w:bidi="zh_TW"/>
         </w:rPr>
         <w:t>；</w:t>
       </w:r>
-      <w:hyperlink r:id="rId57">
-        <w:r>
-          <w:rPr>
-            <w:lang w:val="zh_TW" w:bidi="zh_TW"/>
-          </w:rPr>
-          <w:rPr>
-            <w:color w:val="0000EE"/>
-            <w:u w:val="single"/>
-          </w:rPr>
-          <w:t>彼前2:13–17</w:t>
-        </w:r>
-      </w:hyperlink>
-      <w:r>
-        <w:rPr>
-          <w:lang w:val="zh_TW" w:bidi="zh_TW"/>
-        </w:rPr>
-        <w:t>），積極參與社區中的工作並且要誠實地工作。保羅再次強調了生活的品質，尤其是禮貌和渴望與他人和平相處的態度。這種生活方式來自於靈命的更新，而這樣的更新是基於基督的救贖工作，這不是我們配得的，而是完全出於祂的憐憫。祂帶來了罪的潔淨，「藉著聖靈的重生和更新」。</w:t>
-      </w:r>
-    </w:p>
-    <w:p>
-      <w:pPr>
-        <w:pStyle w:val="Heading4"/>
-      </w:pPr>
-      <w:r>
-        <w:rPr>
-          <w:lang w:val="zh_TW" w:bidi="zh_TW"/>
-        </w:rPr>
-        <w:t>保羅的最後勸誡和問安（</w:t>
-      </w:r>
-      <w:hyperlink r:id="rId58">
-        <w:r>
-          <w:rPr>
-            <w:lang w:val="zh_TW" w:bidi="zh_TW"/>
-          </w:rPr>
-          <w:rPr>
-            <w:color w:val="0000EE"/>
-            <w:u w:val="single"/>
-          </w:rPr>
-          <w:t>3:9–15</w:t>
-        </w:r>
-      </w:hyperlink>
-      <w:r>
-        <w:rPr>
-          <w:lang w:val="zh_TW" w:bidi="zh_TW"/>
-        </w:rPr>
-        <w:t>）</w:t>
-      </w:r>
-    </w:p>
-    <w:p>
-      <w:pPr/>
-      <w:r>
-        <w:rPr>
-          <w:lang w:val="zh_TW" w:bidi="zh_TW"/>
-        </w:rPr>
-      </w:r>
-      <w:r>
-        <w:rPr>
-          <w:lang w:val="zh_TW" w:bidi="zh_TW"/>
-        </w:rPr>
-        <w:t>在最後的部分，保羅勸告提多要避開那些喜歡為了辯論而辯論宗教的人，並指導提多如何處理那些製造紛爭的人。</w:t>
-      </w:r>
-    </w:p>
-    <w:p>
-      <w:pPr/>
-      <w:r>
-        <w:rPr>
-          <w:lang w:val="zh_TW" w:bidi="zh_TW"/>
-        </w:rPr>
-      </w:r>
-      <w:r>
-        <w:rPr>
-          <w:lang w:val="zh_TW" w:bidi="zh_TW"/>
-        </w:rPr>
-        <w:t>接著，保羅告訴提多他將派亞提馬（在新約中未曾提及）或推基古來見他，並勸提多，若阿波羅和西納路過克里特，要好好照顧他們。提多自己則應在冬天之前到尼哥坡里見保羅。</w:t>
-      </w:r>
-    </w:p>
-    <w:p>
-      <w:pPr/>
-      <w:r>
-        <w:rPr>
-          <w:lang w:val="zh_TW" w:bidi="zh_TW"/>
-        </w:rPr>
-      </w:r>
-      <w:r>
-        <w:rPr>
-          <w:lang w:val="zh_TW" w:bidi="zh_TW"/>
-        </w:rPr>
-        <w:t>這封書信以對「行善」和屬靈上豐盛的生活的勸誡作結。</w:t>
-      </w:r>
-    </w:p>
-    <w:p>
-      <w:pPr/>
-      <w:r>
-        <w:rPr>
-          <w:lang w:val="zh_TW" w:bidi="zh_TW"/>
-        </w:rPr>
-      </w:r>
-      <w:r>
-        <w:rPr>
-          <w:i/>
-          <w:lang w:val="zh_TW" w:bidi="zh_TW"/>
-        </w:rPr>
-        <w:t>另見</w:t>
-      </w:r>
-      <w:r>
-        <w:rPr>
-          <w:lang w:val="zh_TW" w:bidi="zh_TW"/>
-        </w:rPr>
-        <w:t xml:space="preserve"> </w:t>
-      </w:r>
-      <w:r>
-        <w:rPr>
-          <w:lang w:val="zh_TW" w:bidi="zh_TW"/>
-        </w:rPr>
-        <w:t>使徒保羅</w:t>
-      </w:r>
-      <w:r>
-        <w:rPr>
-          <w:lang w:val="zh_TW" w:bidi="zh_TW"/>
-        </w:rPr>
-        <w:t>；</w:t>
-      </w:r>
-      <w:r>
-        <w:rPr>
-          <w:lang w:val="zh_TW" w:bidi="zh_TW"/>
-        </w:rPr>
-        <w:t>提摩太前書</w:t>
-      </w:r>
-      <w:r>
-        <w:rPr>
-          <w:lang w:val="zh_TW" w:bidi="zh_TW"/>
-        </w:rPr>
-        <w:t>；</w:t>
-      </w:r>
-      <w:r>
-        <w:rPr>
-          <w:lang w:val="zh_TW" w:bidi="zh_TW"/>
-        </w:rPr>
-        <w:t>提摩太後書</w:t>
-      </w:r>
-      <w:r>
-        <w:rPr>
-          <w:lang w:val="zh_TW" w:bidi="zh_TW"/>
-        </w:rPr>
-        <w:t>；</w:t>
-      </w:r>
-      <w:r>
-        <w:rPr>
-          <w:lang w:val="zh_TW" w:bidi="zh_TW"/>
-        </w:rPr>
-        <w:t>提多（人物）#1</w:t>
-      </w:r>
-      <w:r>
-        <w:rPr>
-          <w:lang w:val="zh_TW" w:bidi="zh_TW"/>
-        </w:rPr>
-        <w:t>。</w:t>
-      </w:r>
-      <w:r>
-        <w:rPr>
-          <w:lang w:val="zh_TW" w:bidi="zh_TW"/>
-        </w:rPr>
-      </w:r>
-      <w:r>
-        <w:rPr>
-          <w:lang w:val="zh_TW" w:bidi="zh_TW"/>
-        </w:rPr>
-      </w:r>
-    </w:p>
-    <w:p>
-      <w:pPr/>
-      <w:r>
-        <w:rPr>
-          <w:lang w:val="zh_TW" w:bidi="zh_TW"/>
-        </w:rPr>
-      </w:r>
-    </w:p>
-    <w:p>
-      <w:pPr>
-        <w:pStyle w:val="Heading2"/>
-      </w:pPr>
-      <w:r>
-        <w:rPr>
-          <w:lang w:val="zh_TW" w:bidi="zh_TW"/>
-        </w:rPr>
-        <w:t>提拉</w:t>
-      </w:r>
-      <w:r>
-        <w:rPr>
-          <w:lang w:val="zh_TW" w:bidi="zh_TW"/>
-        </w:rPr>
-      </w:r>
-    </w:p>
-    <w:p>
-      <w:pPr/>
-      <w:r>
-        <w:rPr>
-          <w:lang w:val="zh_TW" w:bidi="zh_TW"/>
-        </w:rPr>
-      </w:r>
-      <w:r>
-        <w:rPr>
-          <w:lang w:val="zh_TW" w:bidi="zh_TW"/>
-        </w:rPr>
-        <w:t>在「列國表（table of nations）」中，提拉被列為雅弗的第七個兒子（</w:t>
-      </w:r>
-      <w:hyperlink r:id="rId59">
-        <w:r>
-          <w:rPr>
-            <w:lang w:val="zh_TW" w:bidi="zh_TW"/>
-          </w:rPr>
-          <w:rPr>
-            <w:color w:val="0000EE"/>
-            <w:u w:val="single"/>
-          </w:rPr>
-          <w:t>創10:2</w:t>
-        </w:r>
-      </w:hyperlink>
-      <w:r>
-        <w:rPr>
-          <w:lang w:val="zh_TW" w:bidi="zh_TW"/>
-        </w:rPr>
-        <w:t>；</w:t>
-      </w:r>
-      <w:hyperlink r:id="rId60">
-        <w:r>
-          <w:rPr>
-            <w:lang w:val="zh_TW" w:bidi="zh_TW"/>
-          </w:rPr>
-          <w:rPr>
-            <w:color w:val="0000EE"/>
-            <w:u w:val="single"/>
-          </w:rPr>
-          <w:t>代上1:5</w:t>
-        </w:r>
-      </w:hyperlink>
-      <w:r>
-        <w:rPr>
-          <w:lang w:val="zh_TW" w:bidi="zh_TW"/>
-        </w:rPr>
-        <w:t>）。他的後裔曾分別與色雷斯人（Thracians）、阿加瑟西人（Agathyrsi）、托魯斯（Taurus）山區的部落，以及海上的第勒尼安人（Tyrrheni）聯繫起來，但所有這些認定都純屬推測。</w:t>
-      </w:r>
-      <w:r>
-        <w:rPr>
-          <w:lang w:val="zh_TW" w:bidi="zh_TW"/>
-        </w:rPr>
-      </w:r>
-      <w:r>
-        <w:rPr>
-          <w:lang w:val="zh_TW" w:bidi="zh_TW"/>
-        </w:rPr>
-      </w:r>
-    </w:p>
-    <w:p>
-      <w:pPr/>
-      <w:r>
-        <w:rPr>
-          <w:lang w:val="zh_TW" w:bidi="zh_TW"/>
-        </w:rPr>
-      </w:r>
-    </w:p>
-    <w:p>
-      <w:pPr>
-        <w:pStyle w:val="Heading2"/>
-      </w:pPr>
-      <w:r>
-        <w:rPr>
-          <w:lang w:val="zh_TW" w:bidi="zh_TW"/>
-        </w:rPr>
-        <w:t>提瑪（人物）</w:t>
-      </w:r>
-      <w:r>
-        <w:rPr>
-          <w:lang w:val="zh_TW" w:bidi="zh_TW"/>
-        </w:rPr>
-      </w:r>
-    </w:p>
-    <w:p>
-      <w:pPr/>
-      <w:r>
-        <w:rPr>
-          <w:lang w:val="zh_TW" w:bidi="zh_TW"/>
-        </w:rPr>
-      </w:r>
-      <w:r>
-        <w:rPr>
-          <w:lang w:val="zh_TW" w:bidi="zh_TW"/>
-        </w:rPr>
-        <w:t>以實瑪利的第九個兒子，後成為北阿拉伯曠野中一個強大游牧部落的首領（</w:t>
-      </w:r>
-      <w:hyperlink r:id="rId61">
-        <w:r>
-          <w:rPr>
-            <w:lang w:val="zh_TW" w:bidi="zh_TW"/>
-          </w:rPr>
-          <w:rPr>
-            <w:color w:val="0000EE"/>
-            <w:u w:val="single"/>
-          </w:rPr>
-          <w:t>創25:15</w:t>
-        </w:r>
-      </w:hyperlink>
-      <w:r>
-        <w:rPr>
-          <w:lang w:val="zh_TW" w:bidi="zh_TW"/>
-        </w:rPr>
-        <w:t>；</w:t>
-      </w:r>
-      <w:hyperlink r:id="rId62">
-        <w:r>
-          <w:rPr>
-            <w:lang w:val="zh_TW" w:bidi="zh_TW"/>
-          </w:rPr>
-          <w:rPr>
-            <w:color w:val="0000EE"/>
-            <w:u w:val="single"/>
-          </w:rPr>
-          <w:t>代上1:30</w:t>
-        </w:r>
-      </w:hyperlink>
-      <w:r>
-        <w:rPr>
-          <w:lang w:val="zh_TW" w:bidi="zh_TW"/>
-        </w:rPr>
-        <w:t>；</w:t>
-      </w:r>
-      <w:hyperlink r:id="rId63">
-        <w:r>
-          <w:rPr>
-            <w:lang w:val="zh_TW" w:bidi="zh_TW"/>
-          </w:rPr>
-          <w:rPr>
-            <w:color w:val="0000EE"/>
-            <w:u w:val="single"/>
-          </w:rPr>
-          <w:t>耶25:23</w:t>
-        </w:r>
-      </w:hyperlink>
-      <w:r>
-        <w:rPr>
-          <w:lang w:val="zh_TW" w:bidi="zh_TW"/>
-        </w:rPr>
-        <w:t>）。提瑪的後裔主要是控制曠野重要路線的商隊貿易者（</w:t>
-      </w:r>
-      <w:hyperlink r:id="rId64">
-        <w:r>
-          <w:rPr>
-            <w:lang w:val="zh_TW" w:bidi="zh_TW"/>
-          </w:rPr>
-          <w:rPr>
-            <w:color w:val="0000EE"/>
-            <w:u w:val="single"/>
-          </w:rPr>
-          <w:t>伯6:19</w:t>
-        </w:r>
-      </w:hyperlink>
-      <w:r>
-        <w:rPr>
-          <w:lang w:val="zh_TW" w:bidi="zh_TW"/>
-        </w:rPr>
-        <w:t>）。提瑪也與一個地區和一個城市有關聯。</w:t>
-      </w:r>
-    </w:p>
-    <w:p>
-      <w:pPr/>
-      <w:r>
-        <w:rPr>
-          <w:lang w:val="zh_TW" w:bidi="zh_TW"/>
-        </w:rPr>
-      </w:r>
-      <w:r>
-        <w:rPr>
-          <w:i/>
-          <w:lang w:val="zh_TW" w:bidi="zh_TW"/>
-        </w:rPr>
-        <w:t xml:space="preserve">見 </w:t>
-      </w:r>
-      <w:r>
-        <w:rPr>
-          <w:lang w:val="zh_TW" w:bidi="zh_TW"/>
-        </w:rPr>
-        <w:t>提瑪（地點）</w:t>
-      </w:r>
-      <w:r>
-        <w:rPr>
-          <w:lang w:val="zh_TW" w:bidi="zh_TW"/>
-        </w:rPr>
-        <w:t>。</w:t>
-      </w:r>
-      <w:r>
-        <w:rPr>
-          <w:lang w:val="zh_TW" w:bidi="zh_TW"/>
-        </w:rPr>
-      </w:r>
-      <w:r>
-        <w:rPr>
-          <w:lang w:val="zh_TW" w:bidi="zh_TW"/>
-        </w:rPr>
-      </w:r>
-    </w:p>
-    <w:p>
-      <w:pPr/>
-      <w:r>
-        <w:rPr>
-          <w:lang w:val="zh_TW" w:bidi="zh_TW"/>
-        </w:rPr>
-      </w:r>
-    </w:p>
-    <w:p>
-      <w:pPr>
-        <w:pStyle w:val="Heading2"/>
-      </w:pPr>
-      <w:r>
-        <w:rPr>
-          <w:lang w:val="zh_TW" w:bidi="zh_TW"/>
-        </w:rPr>
-        <w:t>提摩太前書</w:t>
-      </w:r>
-      <w:r>
-        <w:rPr>
-          <w:lang w:val="zh_TW" w:bidi="zh_TW"/>
-        </w:rPr>
-      </w:r>
-    </w:p>
-    <w:p>
-      <w:pPr/>
-      <w:r>
-        <w:rPr>
-          <w:lang w:val="zh_TW" w:bidi="zh_TW"/>
-        </w:rPr>
-      </w:r>
-      <w:r>
-        <w:rPr>
-          <w:lang w:val="zh_TW" w:bidi="zh_TW"/>
-        </w:rPr>
-        <w:t>保羅寫給他年輕同工提摩太的第一封書信。</w:t>
-      </w:r>
-    </w:p>
-    <w:p>
-      <w:pPr/>
-      <w:r>
-        <w:rPr>
-          <w:lang w:val="zh_TW" w:bidi="zh_TW"/>
-        </w:rPr>
-      </w:r>
-      <w:r>
-        <w:rPr>
-          <w:lang w:val="zh_TW" w:bidi="zh_TW"/>
-        </w:rPr>
-        <w:t>提摩太前書的作者、日期和背景必須與其他兩封教牧書信提摩太後書和提多書一起考慮，這些書信是寫給保羅的兩位年輕同工，幫助他們處理以弗所和克里特教會的牧養問題。</w:t>
-      </w:r>
-    </w:p>
-    <w:p>
-      <w:pPr/>
-      <w:r>
-        <w:rPr>
-          <w:lang w:val="zh_TW" w:bidi="zh_TW"/>
-        </w:rPr>
-      </w:r>
-      <w:r>
-        <w:rPr>
-          <w:lang w:val="zh_TW" w:bidi="zh_TW"/>
-        </w:rPr>
-        <w:t>概述</w:t>
-      </w:r>
-    </w:p>
-    <w:p>
-      <w:pPr>
-        <w:pStyle w:val="ListBullet"/>
-        <w:spacing w:line="240" w:lineRule="auto"/>
-        <w:ind w:left="720"/>
-      </w:pPr>
-      <w:r>
-        <w:rPr>
-          <w:lang w:val="zh_TW" w:bidi="zh_TW"/>
-        </w:rPr>
-      </w:r>
-      <w:r>
-        <w:rPr>
-          <w:lang w:val="zh_TW" w:bidi="zh_TW"/>
-        </w:rPr>
-        <w:t>作者</w:t>
-      </w:r>
-    </w:p>
-    <w:p>
-      <w:pPr>
-        <w:pStyle w:val="ListBullet"/>
-        <w:spacing w:line="240" w:lineRule="auto"/>
-        <w:ind w:left="720"/>
-      </w:pPr>
-      <w:r>
-        <w:rPr>
-          <w:lang w:val="zh_TW" w:bidi="zh_TW"/>
-        </w:rPr>
-      </w:r>
-      <w:r>
-        <w:rPr>
-          <w:lang w:val="zh_TW" w:bidi="zh_TW"/>
-        </w:rPr>
-        <w:t>日期</w:t>
-      </w:r>
-    </w:p>
-    <w:p>
-      <w:pPr>
-        <w:pStyle w:val="ListBullet"/>
-        <w:spacing w:line="240" w:lineRule="auto"/>
-        <w:ind w:left="720"/>
-      </w:pPr>
-      <w:r>
-        <w:rPr>
-          <w:lang w:val="zh_TW" w:bidi="zh_TW"/>
-        </w:rPr>
-      </w:r>
-      <w:r>
-        <w:rPr>
-          <w:lang w:val="zh_TW" w:bidi="zh_TW"/>
-        </w:rPr>
-        <w:t>背景</w:t>
-      </w:r>
-    </w:p>
-    <w:p>
-      <w:pPr>
-        <w:pStyle w:val="ListBullet"/>
-        <w:spacing w:line="240" w:lineRule="auto"/>
-        <w:ind w:left="720"/>
-      </w:pPr>
-      <w:r>
-        <w:rPr>
-          <w:lang w:val="zh_TW" w:bidi="zh_TW"/>
-        </w:rPr>
-      </w:r>
-      <w:r>
-        <w:rPr>
-          <w:lang w:val="zh_TW" w:bidi="zh_TW"/>
-        </w:rPr>
-        <w:t>神學</w:t>
-      </w:r>
-    </w:p>
-    <w:p>
-      <w:pPr>
-        <w:pStyle w:val="ListBullet"/>
-        <w:spacing w:line="240" w:lineRule="auto"/>
-        <w:ind w:left="720"/>
-      </w:pPr>
-      <w:r>
-        <w:rPr>
-          <w:lang w:val="zh_TW" w:bidi="zh_TW"/>
-        </w:rPr>
-      </w:r>
-      <w:r>
-        <w:rPr>
-          <w:lang w:val="zh_TW" w:bidi="zh_TW"/>
-        </w:rPr>
-        <w:t>內容</w:t>
-      </w:r>
-    </w:p>
-    <w:p>
-      <w:pPr>
-        <w:pStyle w:val="Heading3"/>
-      </w:pPr>
-      <w:r>
-        <w:rPr>
-          <w:lang w:val="zh_TW" w:bidi="zh_TW"/>
-        </w:rPr>
-        <w:t>作者</w:t>
-      </w:r>
-    </w:p>
-    <w:p>
-      <w:pPr/>
-      <w:r>
-        <w:rPr>
-          <w:lang w:val="zh_TW" w:bidi="zh_TW"/>
-        </w:rPr>
-      </w:r>
-      <w:r>
-        <w:rPr>
-          <w:lang w:val="zh_TW" w:bidi="zh_TW"/>
-        </w:rPr>
-        <w:t>在提摩太前書中，如同提摩太後書和提多書一樣，保羅在第一節就被指名為作者。自愛任紐（Irenaeus）時期（大約公元185年）以來，在早期教會的傳統中，保羅始終是這三封信唯一被認定為作者的人。這三封信中包含了許多保羅生平的個人細節，這些都強有力地證明了保羅是真正的作者。</w:t>
-      </w:r>
-    </w:p>
-    <w:p>
-      <w:pPr/>
-      <w:r>
-        <w:rPr>
-          <w:lang w:val="zh_TW" w:bidi="zh_TW"/>
-        </w:rPr>
-      </w:r>
-      <w:r>
-        <w:rPr>
-          <w:lang w:val="zh_TW" w:bidi="zh_TW"/>
-        </w:rPr>
-        <w:t>然而，一些學者基於以下理由質疑保羅的作者身份：</w:t>
-      </w:r>
-    </w:p>
-    <w:p>
-      <w:pPr>
-        <w:pStyle w:val="ListNumber"/>
-        <w:numPr>
-          <w:ilvl w:val="0"/>
-          <w:numId w:val="15"/>
-        </w:numPr>
-        <w:spacing w:line="240" w:lineRule="auto"/>
-        <w:ind w:left="720"/>
-      </w:pPr>
-      <w:r>
-        <w:rPr>
-          <w:lang w:val="zh_TW" w:bidi="zh_TW"/>
-        </w:rPr>
-      </w:r>
-      <w:r>
-        <w:rPr>
-          <w:lang w:val="zh_TW" w:bidi="zh_TW"/>
-        </w:rPr>
-        <w:t>希臘文詞彙包含大量在其它保羅書信中未出現的詞彙。</w:t>
-        <w:br/>
-        <w:br/>
-      </w:r>
-      <w:r>
-        <w:rPr>
-          <w:lang w:val="zh_TW" w:bidi="zh_TW"/>
-        </w:rPr>
-        <w:t>但這些書信中的主題並不相同。在教牧書信中，作者所處理的是教會組織和紀律方面較為技術性的問題——是一位教會領袖寫信給其他領袖。保羅是一位受過高等教育的人，詞彙豐富。教牧書信中特有的詞彙並不會超出保羅所能使用的詞彙範圍。如果這些詞彙不是出自保羅本人，也可能來自經常幫助保羅撰寫書信的文士。</w:t>
-      </w:r>
-    </w:p>
-    <w:p>
-      <w:pPr>
-        <w:pStyle w:val="ListNumber"/>
-        <w:spacing w:line="240" w:lineRule="auto"/>
-        <w:ind w:left="720"/>
-      </w:pPr>
-      <w:r>
-        <w:rPr>
-          <w:lang w:val="zh_TW" w:bidi="zh_TW"/>
-        </w:rPr>
-      </w:r>
-      <w:r>
-        <w:rPr>
-          <w:lang w:val="zh_TW" w:bidi="zh_TW"/>
-        </w:rPr>
-        <w:t>有關保羅行程的記載，與使徒行傳中所描述的旅程不符。</w:t>
-        <w:br/>
-        <w:br/>
-      </w:r>
-      <w:r>
-        <w:rPr>
-          <w:lang w:val="zh_TW" w:bidi="zh_TW"/>
-        </w:rPr>
-        <w:t>如果相信保羅寫了教牧書信，並且完成了書信中所描述的事，那麼他必須是在羅馬被監禁後獲釋，並且前往了克里特、以弗所和馬其頓。使徒行傳中的記述以保羅在羅馬被囚禁為結尾，因此這些後來的行程可能沒有被提及。有法律證據表明，如果保羅在兩年內沒有被定罪，他應該會自動獲釋。</w:t>
-      </w:r>
-    </w:p>
-    <w:p>
-      <w:pPr>
-        <w:pStyle w:val="ListNumber"/>
-        <w:spacing w:line="240" w:lineRule="auto"/>
-        <w:ind w:left="720"/>
-      </w:pPr>
-      <w:r>
-        <w:rPr>
-          <w:lang w:val="zh_TW" w:bidi="zh_TW"/>
-        </w:rPr>
-      </w:r>
-      <w:r>
-        <w:rPr>
-          <w:lang w:val="zh_TW" w:bidi="zh_TW"/>
-        </w:rPr>
-        <w:t>教牧書信中提到的教會進步發展（如長老、監督和執事），證明其日期晚於保羅的生平。</w:t>
-        <w:br/>
-        <w:br/>
-      </w:r>
-      <w:r>
-        <w:rPr>
-          <w:lang w:val="zh_TW" w:bidi="zh_TW"/>
-        </w:rPr>
-        <w:t>然而，長老在舊約時代就已存在，而作為地方教會職員的監督，幾乎可以肯定與長老是同一職分。此外，保羅在他的其它書信中也提到執事，例如</w:t>
-      </w:r>
-      <w:hyperlink r:id="rId65">
-        <w:r>
-          <w:rPr>
-            <w:lang w:val="zh_TW" w:bidi="zh_TW"/>
-          </w:rPr>
-          <w:rPr>
-            <w:color w:val="0000EE"/>
-            <w:u w:val="single"/>
-          </w:rPr>
-          <w:t>腓立比書一章1節</w:t>
-        </w:r>
-      </w:hyperlink>
-      <w:r>
-        <w:rPr>
-          <w:lang w:val="zh_TW" w:bidi="zh_TW"/>
-        </w:rPr>
-        <w:t>。</w:t>
-      </w:r>
-    </w:p>
-    <w:p>
-      <w:pPr/>
-      <w:r>
-        <w:rPr>
-          <w:lang w:val="zh_TW" w:bidi="zh_TW"/>
-        </w:rPr>
-      </w:r>
-      <w:r>
-        <w:rPr>
-          <w:lang w:val="zh_TW" w:bidi="zh_TW"/>
-        </w:rPr>
-        <w:t>大多數保守派學者及許多其他學者強烈認為，保羅確實寫了這三封教牧書信。</w:t>
-      </w:r>
-    </w:p>
-    <w:p>
-      <w:pPr>
-        <w:pStyle w:val="Heading3"/>
-      </w:pPr>
-      <w:r>
-        <w:rPr>
-          <w:lang w:val="zh_TW" w:bidi="zh_TW"/>
-        </w:rPr>
-        <w:t>日期</w:t>
-      </w:r>
-    </w:p>
-    <w:p>
-      <w:pPr/>
-      <w:r>
-        <w:rPr>
-          <w:lang w:val="zh_TW" w:bidi="zh_TW"/>
-        </w:rPr>
-      </w:r>
-      <w:r>
-        <w:rPr>
-          <w:lang w:val="zh_TW" w:bidi="zh_TW"/>
-        </w:rPr>
-        <w:t>假設保羅寫了教牧書信，提摩太前書應該寫於他第一次羅馬監禁釋放後，大約公元61或62年，並在他第二次羅馬監禁之前，大約在64至67年間，即尼祿去世的日期。至於地點，保羅將提摩太留在以弗所，然後前往馬其頓（</w:t>
-      </w:r>
-      <w:hyperlink r:id="rId66">
-        <w:r>
-          <w:rPr>
-            <w:lang w:val="zh_TW" w:bidi="zh_TW"/>
-          </w:rPr>
-          <w:rPr>
-            <w:color w:val="0000EE"/>
-            <w:u w:val="single"/>
-          </w:rPr>
-          <w:t>提前1:3</w:t>
-        </w:r>
-      </w:hyperlink>
-      <w:r>
-        <w:rPr>
-          <w:lang w:val="zh_TW" w:bidi="zh_TW"/>
-        </w:rPr>
-        <w:t>），他可能在那裡寫了提摩太前書。這封信當然是寫給在以弗所的提摩太的。</w:t>
-      </w:r>
-    </w:p>
-    <w:p>
-      <w:pPr>
-        <w:pStyle w:val="Heading3"/>
-      </w:pPr>
-      <w:r>
-        <w:rPr>
-          <w:lang w:val="zh_TW" w:bidi="zh_TW"/>
-        </w:rPr>
-        <w:t>背景</w:t>
-      </w:r>
-    </w:p>
-    <w:p>
-      <w:pPr/>
-      <w:r>
-        <w:rPr>
-          <w:lang w:val="zh_TW" w:bidi="zh_TW"/>
-        </w:rPr>
-      </w:r>
-      <w:r>
-        <w:rPr>
-          <w:lang w:val="zh_TW" w:bidi="zh_TW"/>
-        </w:rPr>
-        <w:t>保羅把以弗所的教會交給提摩太管理（</w:t>
-      </w:r>
-      <w:hyperlink r:id="rId67">
-        <w:r>
-          <w:rPr>
-            <w:lang w:val="zh_TW" w:bidi="zh_TW"/>
-          </w:rPr>
-          <w:rPr>
-            <w:color w:val="0000EE"/>
-            <w:u w:val="single"/>
-          </w:rPr>
-          <w:t>1:2–3</w:t>
-        </w:r>
-      </w:hyperlink>
-      <w:r>
-        <w:rPr>
-          <w:lang w:val="zh_TW" w:bidi="zh_TW"/>
-        </w:rPr>
-        <w:t>）。保羅在第二次宣教旅程中想去羅馬的亞細亞省（以弗是其主要的城），但聖靈不允許他這樣做。他繼續前往馬其頓和希臘（</w:t>
-      </w:r>
-      <w:hyperlink r:id="rId68">
-        <w:r>
-          <w:rPr>
-            <w:lang w:val="zh_TW" w:bidi="zh_TW"/>
-          </w:rPr>
-          <w:rPr>
-            <w:color w:val="0000EE"/>
-            <w:u w:val="single"/>
-          </w:rPr>
-          <w:t>徒16:6</w:t>
-        </w:r>
-      </w:hyperlink>
-      <w:r>
-        <w:rPr>
-          <w:lang w:val="zh_TW" w:bidi="zh_TW"/>
-        </w:rPr>
-        <w:t>）。他在完成第二次旅程時短暫到訪以弗所（</w:t>
-      </w:r>
-      <w:hyperlink r:id="rId69">
-        <w:r>
-          <w:rPr>
-            <w:lang w:val="zh_TW" w:bidi="zh_TW"/>
-          </w:rPr>
-          <w:rPr>
-            <w:color w:val="0000EE"/>
-            <w:u w:val="single"/>
-          </w:rPr>
-          <w:t>18:19–20</w:t>
-        </w:r>
-      </w:hyperlink>
-      <w:r>
-        <w:rPr>
-          <w:lang w:val="zh_TW" w:bidi="zh_TW"/>
-        </w:rPr>
-        <w:t>）。然後在他的第三次旅程中，他以以弗所為活動中心，並在那裡度過了三年（</w:t>
-      </w:r>
-      <w:hyperlink r:id="rId70">
-        <w:r>
-          <w:rPr>
-            <w:lang w:val="zh_TW" w:bidi="zh_TW"/>
-          </w:rPr>
-          <w:rPr>
-            <w:color w:val="0000EE"/>
-            <w:u w:val="single"/>
-          </w:rPr>
-          <w:t>19:1–20:1</w:t>
-        </w:r>
-      </w:hyperlink>
-      <w:r>
-        <w:rPr>
-          <w:lang w:val="zh_TW" w:bidi="zh_TW"/>
-        </w:rPr>
-        <w:t>）。在他第一次被囚禁於羅馬期間，他寫了一封通函給以弗所和附近的教會。僅僅幾年後，他在以弗所寫了提摩太前書給提摩太。</w:t>
-      </w:r>
-    </w:p>
-    <w:p>
-      <w:pPr>
-        <w:pStyle w:val="Heading3"/>
-      </w:pPr>
-      <w:r>
-        <w:rPr>
-          <w:lang w:val="zh_TW" w:bidi="zh_TW"/>
-        </w:rPr>
-        <w:t>神學</w:t>
-      </w:r>
-    </w:p>
-    <w:p>
-      <w:pPr/>
-      <w:r>
-        <w:rPr>
-          <w:lang w:val="zh_TW" w:bidi="zh_TW"/>
-        </w:rPr>
-      </w:r>
-      <w:r>
-        <w:rPr>
-          <w:lang w:val="zh_TW" w:bidi="zh_TW"/>
-        </w:rPr>
-        <w:t>總的來說，提摩太前書的神學與其它保羅書信以及整個新約的神學一致。神的主權和愛在這封信中一再被清楚呈現。耶穌總是被描繪為真正的神以及人。救恩是藉著基督對神的信心而得的。律法不能拯救人，因為所有人都違背了律法。然而，律法是好的，是神給得救之人的指引，引導他們過討神喜悅的生活。</w:t>
-      </w:r>
-    </w:p>
-    <w:p>
-      <w:pPr/>
-      <w:r>
-        <w:rPr>
-          <w:lang w:val="zh_TW" w:bidi="zh_TW"/>
-        </w:rPr>
-      </w:r>
-      <w:r>
-        <w:rPr>
-          <w:lang w:val="zh_TW" w:bidi="zh_TW"/>
-        </w:rPr>
-        <w:t>教會在這封信中佔有重要地位。所有基督徒都應該成為教會的一部分。他們從教會中獲得了大量關於培養基督徒品格的資源，並且他們在教會中服事神可以比獨自一人服事神有效得多。教會需要組織才能有效地完成其工作。教會必須時刻努力避免異端，並教導福音的真理。</w:t>
-      </w:r>
-    </w:p>
-    <w:p>
-      <w:pPr>
-        <w:pStyle w:val="Heading3"/>
-      </w:pPr>
-      <w:r>
-        <w:rPr>
-          <w:lang w:val="zh_TW" w:bidi="zh_TW"/>
-        </w:rPr>
-        <w:t>內容</w:t>
-      </w:r>
-    </w:p>
-    <w:p>
-      <w:pPr>
-        <w:pStyle w:val="Heading4"/>
-      </w:pPr>
-      <w:r>
-        <w:rPr>
-          <w:lang w:val="zh_TW" w:bidi="zh_TW"/>
-        </w:rPr>
-        <w:t>問安（</w:t>
-      </w:r>
-      <w:hyperlink r:id="rId71">
-        <w:r>
-          <w:rPr>
-            <w:lang w:val="zh_TW" w:bidi="zh_TW"/>
-          </w:rPr>
-          <w:rPr>
-            <w:color w:val="0000EE"/>
-            <w:u w:val="single"/>
-          </w:rPr>
-          <w:t>1:1–2</w:t>
-        </w:r>
-      </w:hyperlink>
-      <w:r>
-        <w:rPr>
-          <w:lang w:val="zh_TW" w:bidi="zh_TW"/>
-        </w:rPr>
-        <w:t>）</w:t>
-      </w:r>
-    </w:p>
-    <w:p>
-      <w:pPr/>
-      <w:r>
-        <w:rPr>
-          <w:lang w:val="zh_TW" w:bidi="zh_TW"/>
-        </w:rPr>
-      </w:r>
-      <w:r>
-        <w:rPr>
-          <w:lang w:val="zh_TW" w:bidi="zh_TW"/>
-        </w:rPr>
-        <w:t>作者自稱保羅，並描述自己是由神揀選並由父神和祂的兒子基督耶穌授權的使徒。保羅有權對年輕的牧者和教會說權威的話語。</w:t>
-      </w:r>
-    </w:p>
-    <w:p>
-      <w:pPr/>
-      <w:r>
-        <w:rPr>
-          <w:lang w:val="zh_TW" w:bidi="zh_TW"/>
-        </w:rPr>
-      </w:r>
-      <w:r>
-        <w:rPr>
-          <w:lang w:val="zh_TW" w:bidi="zh_TW"/>
-        </w:rPr>
-        <w:t>這封信是寫給提摩太的，保羅所親愛的屬靈孩子，保羅給他三重祝福——從神而來的恩惠、憐憫、平安。</w:t>
-      </w:r>
-    </w:p>
-    <w:p>
-      <w:pPr>
-        <w:pStyle w:val="Heading4"/>
-      </w:pPr>
-      <w:r>
-        <w:rPr>
-          <w:lang w:val="zh_TW" w:bidi="zh_TW"/>
-        </w:rPr>
-        <w:t>處理異端（</w:t>
-      </w:r>
-      <w:hyperlink r:id="rId72">
-        <w:r>
-          <w:rPr>
-            <w:lang w:val="zh_TW" w:bidi="zh_TW"/>
-          </w:rPr>
-          <w:rPr>
-            <w:color w:val="0000EE"/>
-            <w:u w:val="single"/>
-          </w:rPr>
-          <w:t>1:3–20</w:t>
-        </w:r>
-      </w:hyperlink>
-      <w:r>
-        <w:rPr>
-          <w:lang w:val="zh_TW" w:bidi="zh_TW"/>
-        </w:rPr>
-        <w:t>）</w:t>
-      </w:r>
-    </w:p>
-    <w:p>
-      <w:pPr/>
-      <w:r>
-        <w:rPr>
-          <w:lang w:val="zh_TW" w:bidi="zh_TW"/>
-        </w:rPr>
-      </w:r>
-      <w:r>
-        <w:rPr>
-          <w:lang w:val="zh_TW" w:bidi="zh_TW"/>
-        </w:rPr>
-        <w:t>保羅留下提摩太在以弗所的原因之一是希望他「囑咐那幾個人不可傳異教」（</w:t>
-      </w:r>
-      <w:hyperlink r:id="rId66">
-        <w:r>
-          <w:rPr>
-            <w:lang w:val="zh_TW" w:bidi="zh_TW"/>
-          </w:rPr>
-          <w:rPr>
-            <w:color w:val="0000EE"/>
-            <w:u w:val="single"/>
-          </w:rPr>
-          <w:t>1:3</w:t>
-        </w:r>
-      </w:hyperlink>
-      <w:r>
-        <w:rPr>
-          <w:lang w:val="zh_TW" w:bidi="zh_TW"/>
-        </w:rPr>
-        <w:t>）。保羅相信一個人所信的和他所做的一樣重要。這裡的異端被描述為一種早期諾斯底主義異端，這是一種危險的異端，困擾教會已有數個世紀。</w:t>
-      </w:r>
-    </w:p>
-    <w:p>
-      <w:pPr/>
-      <w:r>
-        <w:rPr>
-          <w:lang w:val="zh_TW" w:bidi="zh_TW"/>
-        </w:rPr>
-      </w:r>
-      <w:r>
-        <w:rPr>
-          <w:lang w:val="zh_TW" w:bidi="zh_TW"/>
-        </w:rPr>
-        <w:t>這些早期的諾斯底主義者聲稱比普通基督徒對真理擁有更深的洞見。他們將神視為靈，將人視為物質，並將神和人區分開來。他們認為兩者之間的橋樑不是耶穌基督這位唯一的中保，而是由無數不同等級的天使、化身、伊安（aeons）等等所構成。他們爭論神話和虛構的事，他們尋求救恩的方法是試圖取悅一連串無窮無盡的天使鎖鏈來獲得拯救，而不是藉著信心接受神所賜的救恩。但保羅深知，唯有神的恩典才能拯救罪人。</w:t>
-      </w:r>
-    </w:p>
-    <w:p>
-      <w:pPr>
-        <w:pStyle w:val="Heading4"/>
-      </w:pPr>
-      <w:r>
-        <w:rPr>
-          <w:lang w:val="zh_TW" w:bidi="zh_TW"/>
-        </w:rPr>
-        <w:t>教會中的正確敬拜（</w:t>
-      </w:r>
-      <w:hyperlink r:id="rId73">
-        <w:r>
-          <w:rPr>
-            <w:lang w:val="zh_TW" w:bidi="zh_TW"/>
-          </w:rPr>
-          <w:rPr>
-            <w:color w:val="0000EE"/>
-            <w:u w:val="single"/>
-          </w:rPr>
-          <w:t>2:1–15</w:t>
-        </w:r>
-      </w:hyperlink>
-      <w:r>
-        <w:rPr>
-          <w:lang w:val="zh_TW" w:bidi="zh_TW"/>
-        </w:rPr>
-        <w:t>）</w:t>
-      </w:r>
-    </w:p>
-    <w:p>
-      <w:pPr/>
-      <w:r>
-        <w:rPr>
-          <w:lang w:val="zh_TW" w:bidi="zh_TW"/>
-        </w:rPr>
-      </w:r>
-      <w:r>
-        <w:rPr>
-          <w:lang w:val="zh_TW" w:bidi="zh_TW"/>
-        </w:rPr>
-        <w:t>「我勸你，第一要為萬人懇求、禱告、代求、祝謝」（</w:t>
-      </w:r>
-      <w:hyperlink r:id="rId74">
-        <w:r>
-          <w:rPr>
-            <w:lang w:val="zh_TW" w:bidi="zh_TW"/>
-          </w:rPr>
-          <w:rPr>
-            <w:color w:val="0000EE"/>
-            <w:u w:val="single"/>
-          </w:rPr>
-          <w:t>2:1</w:t>
-        </w:r>
-      </w:hyperlink>
-      <w:r>
-        <w:rPr>
-          <w:lang w:val="zh_TW" w:bidi="zh_TW"/>
-        </w:rPr>
-        <w:t>）。禱告是基督教會敬拜中極其重要的一部分。保羅強調為國家中高位上的人作特別禱告的重要性（即使國是以尼祿為皇帝的羅馬帝國）。保羅在</w:t>
-      </w:r>
-      <w:hyperlink r:id="rId75">
-        <w:r>
-          <w:rPr>
-            <w:lang w:val="zh_TW" w:bidi="zh_TW"/>
-          </w:rPr>
-          <w:rPr>
-            <w:color w:val="0000EE"/>
-            <w:u w:val="single"/>
-          </w:rPr>
-          <w:t>羅馬書第十三章</w:t>
-        </w:r>
-      </w:hyperlink>
-      <w:r>
-        <w:rPr>
-          <w:lang w:val="zh_TW" w:bidi="zh_TW"/>
-        </w:rPr>
-        <w:t>中清楚地教導這一點，而耶穌也告訴祂的門徒要把屬於凱撒的東西交給凱撒（</w:t>
-      </w:r>
-      <w:hyperlink r:id="rId76">
-        <w:r>
-          <w:rPr>
-            <w:lang w:val="zh_TW" w:bidi="zh_TW"/>
-          </w:rPr>
-          <w:rPr>
-            <w:color w:val="0000EE"/>
-            <w:u w:val="single"/>
-          </w:rPr>
-          <w:t>太22:17</w:t>
-        </w:r>
-      </w:hyperlink>
-      <w:r>
-        <w:rPr>
-          <w:lang w:val="zh_TW" w:bidi="zh_TW"/>
-        </w:rPr>
-        <w:t>）。</w:t>
-      </w:r>
-    </w:p>
-    <w:p>
-      <w:pPr/>
-      <w:r>
-        <w:rPr>
-          <w:lang w:val="zh_TW" w:bidi="zh_TW"/>
-        </w:rPr>
-      </w:r>
-      <w:r>
-        <w:rPr>
-          <w:lang w:val="zh_TW" w:bidi="zh_TW"/>
-        </w:rPr>
-        <w:t>基督徒男女應該向神祈禱，舉起聖潔的手，這些手應當遠離罪、怒氣和怨恨。保羅特別勸誡姊妹們：「又願女人廉恥、自守，以正派衣裳為妝飾，不以編髮、黃金、珍珠，和貴價的衣裳為妝飾，只要有善行，這才與自稱是敬神的女人相宜。」（</w:t>
-      </w:r>
-      <w:hyperlink r:id="rId77">
-        <w:r>
-          <w:rPr>
-            <w:lang w:val="zh_TW" w:bidi="zh_TW"/>
-          </w:rPr>
-          <w:rPr>
-            <w:color w:val="0000EE"/>
-            <w:u w:val="single"/>
-          </w:rPr>
-          <w:t>提前2:9–10</w:t>
-        </w:r>
-      </w:hyperlink>
-      <w:r>
-        <w:rPr>
-          <w:lang w:val="zh_TW" w:bidi="zh_TW"/>
-        </w:rPr>
-        <w:t>）。然後保羅說：「不許女人講道，也不許她轄管男人，只要沉靜」（</w:t>
-      </w:r>
-      <w:hyperlink r:id="rId78">
-        <w:r>
-          <w:rPr>
-            <w:lang w:val="zh_TW" w:bidi="zh_TW"/>
-          </w:rPr>
-          <w:rPr>
-            <w:color w:val="0000EE"/>
-            <w:u w:val="single"/>
-          </w:rPr>
-          <w:t>12</w:t>
-        </w:r>
-      </w:hyperlink>
-      <w:r>
-        <w:rPr>
-          <w:lang w:val="zh_TW" w:bidi="zh_TW"/>
-        </w:rPr>
-        <w:t>節）。這並不意味著他們不能在教會聚會中發言。使徒行傳和哥林多前書清楚表明，婦女可以在教會聚會中禱告、說預言和作見證。但教導的職責是由男性擔任，因為作為長老（男性）的職責就是教導。因此，教導和行使權柄是密不可分的。</w:t>
-      </w:r>
-    </w:p>
-    <w:p>
-      <w:pPr>
-        <w:pStyle w:val="Heading4"/>
-      </w:pPr>
-      <w:r>
-        <w:rPr>
-          <w:lang w:val="zh_TW" w:bidi="zh_TW"/>
-        </w:rPr>
-        <w:t>教會中的適當組織（</w:t>
-      </w:r>
-      <w:hyperlink r:id="rId79">
-        <w:r>
-          <w:rPr>
-            <w:lang w:val="zh_TW" w:bidi="zh_TW"/>
-          </w:rPr>
-          <w:rPr>
-            <w:color w:val="0000EE"/>
-            <w:u w:val="single"/>
-          </w:rPr>
-          <w:t>3:1–5:25</w:t>
-        </w:r>
-      </w:hyperlink>
-      <w:r>
-        <w:rPr>
-          <w:lang w:val="zh_TW" w:bidi="zh_TW"/>
-        </w:rPr>
-        <w:t>）</w:t>
-      </w:r>
-    </w:p>
-    <w:p>
-      <w:pPr/>
-      <w:r>
-        <w:rPr>
-          <w:lang w:val="zh_TW" w:bidi="zh_TW"/>
-        </w:rPr>
-      </w:r>
-      <w:r>
-        <w:rPr>
-          <w:lang w:val="zh_TW" w:bidi="zh_TW"/>
-        </w:rPr>
-        <w:t>關於早期教會的組織，首要問題是誰是監督。這處經文的第一節是：「人若想要得監督的職分，就是羨慕善工」（</w:t>
-      </w:r>
-      <w:hyperlink r:id="rId80">
-        <w:r>
-          <w:rPr>
-            <w:lang w:val="zh_TW" w:bidi="zh_TW"/>
-          </w:rPr>
-          <w:rPr>
-            <w:color w:val="0000EE"/>
-            <w:u w:val="single"/>
-          </w:rPr>
-          <w:t>3:1）</w:t>
-        </w:r>
-      </w:hyperlink>
-      <w:r>
-        <w:rPr>
-          <w:lang w:val="zh_TW" w:bidi="zh_TW"/>
-        </w:rPr>
-        <w:t>。在所有教牧書信中，監督顯然是地方教會內的一個職分，而不是一個管理多個教會的職員，例如在公元二世紀初期發展起來的主教職位。而且根據</w:t>
-      </w:r>
-      <w:hyperlink r:id="rId81">
-        <w:r>
-          <w:rPr>
-            <w:lang w:val="zh_TW" w:bidi="zh_TW"/>
-          </w:rPr>
-          <w:rPr>
-            <w:color w:val="0000EE"/>
-            <w:u w:val="single"/>
-          </w:rPr>
-          <w:t>提多書一章4至6節</w:t>
-        </w:r>
-      </w:hyperlink>
-      <w:r>
-        <w:rPr>
-          <w:lang w:val="zh_TW" w:bidi="zh_TW"/>
-        </w:rPr>
-        <w:t>，保羅將長老和監督這兩個詞交替使用，因此大多數學者相信保羅認為這兩者是可以互換的。提摩太自己是教會中類似現代牧師的角色，並且有長老（監督）和執事幫助他管理教會。</w:t>
-      </w:r>
-    </w:p>
-    <w:p>
-      <w:pPr/>
-      <w:r>
-        <w:rPr>
-          <w:lang w:val="zh_TW" w:bidi="zh_TW"/>
-        </w:rPr>
-      </w:r>
-      <w:r>
-        <w:rPr>
-          <w:lang w:val="zh_TW" w:bidi="zh_TW"/>
-        </w:rPr>
-        <w:t>在教會中成為長老是一個值得追求的目標。但是，一個人必須具備高資格才能當選這樣負責任的職位。他應該受到教會其他成員和教會外部人士的尊重。大多數的資格都很清楚，但其中幾個值得特別注意。</w:t>
-      </w:r>
-    </w:p>
-    <w:p>
-      <w:pPr/>
-      <w:r>
-        <w:rPr>
-          <w:lang w:val="zh_TW" w:bidi="zh_TW"/>
-        </w:rPr>
-      </w:r>
-      <w:r>
-        <w:rPr>
-          <w:lang w:val="zh_TW" w:bidi="zh_TW"/>
-        </w:rPr>
-        <w:t>「作監督的，必須無可指責，只作一個婦人的丈夫」（</w:t>
-      </w:r>
-      <w:hyperlink r:id="rId82">
-        <w:r>
-          <w:rPr>
-            <w:lang w:val="zh_TW" w:bidi="zh_TW"/>
-          </w:rPr>
-          <w:rPr>
-            <w:color w:val="0000EE"/>
-            <w:u w:val="single"/>
-          </w:rPr>
-          <w:t>3:2</w:t>
-        </w:r>
-      </w:hyperlink>
-      <w:r>
-        <w:rPr>
-          <w:lang w:val="zh_TW" w:bidi="zh_TW"/>
-        </w:rPr>
-        <w:t>）。希臘文的字面意思是「一個女人的男人」。這顯然禁止一夫多妻制，並排除對妻子不忠的男人。它可能不會排除一個離婚後再婚的男人，也不會排除一個從未有過妻子的單身男子。教會應該堅持其領袖在性道德上有很高的標準。</w:t>
-      </w:r>
-    </w:p>
-    <w:p>
-      <w:pPr/>
-      <w:r>
-        <w:rPr>
-          <w:lang w:val="zh_TW" w:bidi="zh_TW"/>
-        </w:rPr>
-      </w:r>
-      <w:r>
-        <w:rPr>
-          <w:lang w:val="zh_TW" w:bidi="zh_TW"/>
-        </w:rPr>
-        <w:t>如果一個人無法管理好自己的家庭，他也無法在教會中行使紀律。這個人也不應該酗酒。保羅並未要求完全禁酒，但他明確要求長老不可被烈酒支配。而且擔任長老高職的人不應該是新信徒（字面意義為初信者），以免因驕傲而失去做長老的資格。總的來說，只有品格優良的人才能當選為教會的長老或監督。</w:t>
-      </w:r>
-    </w:p>
-    <w:p>
-      <w:pPr/>
-      <w:r>
-        <w:rPr>
-          <w:lang w:val="zh_TW" w:bidi="zh_TW"/>
-        </w:rPr>
-      </w:r>
-      <w:r>
-        <w:rPr>
-          <w:lang w:val="zh_TW" w:bidi="zh_TW"/>
-        </w:rPr>
-        <w:t>接著，保羅繼續談到執事的職分：「作執事的，也是如此：必須端莊，不一口兩舌，不好喝酒，不貪不義之財」（</w:t>
-      </w:r>
-      <w:hyperlink r:id="rId83">
-        <w:r>
-          <w:rPr>
-            <w:lang w:val="zh_TW" w:bidi="zh_TW"/>
-          </w:rPr>
-          <w:rPr>
-            <w:color w:val="0000EE"/>
-            <w:u w:val="single"/>
-          </w:rPr>
-          <w:t>3:8</w:t>
-        </w:r>
-      </w:hyperlink>
-      <w:r>
-        <w:rPr>
-          <w:lang w:val="zh_TW" w:bidi="zh_TW"/>
-        </w:rPr>
-        <w:t>）。執事的資格幾乎與長老的資格相同。在被選為執事之前，他們應該有教會工作的經驗。</w:t>
-      </w:r>
-      <w:hyperlink r:id="rId84">
-        <w:r>
-          <w:rPr>
-            <w:lang w:val="zh_TW" w:bidi="zh_TW"/>
-          </w:rPr>
-          <w:rPr>
-            <w:color w:val="0000EE"/>
-            <w:u w:val="single"/>
-          </w:rPr>
-          <w:t>提摩太前書三章11節</w:t>
-        </w:r>
-      </w:hyperlink>
-      <w:r>
-        <w:rPr>
-          <w:lang w:val="zh_TW" w:bidi="zh_TW"/>
-        </w:rPr>
-        <w:t>將相同的資格應用於有志成為執事的婦女和/或執事的妻子。第</w:t>
-      </w:r>
-      <w:hyperlink r:id="rId85">
-        <w:r>
-          <w:rPr>
-            <w:lang w:val="zh_TW" w:bidi="zh_TW"/>
-          </w:rPr>
-          <w:rPr>
-            <w:color w:val="0000EE"/>
-            <w:u w:val="single"/>
-          </w:rPr>
-          <w:t>12節</w:t>
-        </w:r>
-      </w:hyperlink>
-      <w:r>
-        <w:rPr>
-          <w:lang w:val="zh_TW" w:bidi="zh_TW"/>
-        </w:rPr>
-        <w:t>繼續說明執事的資格。</w:t>
-      </w:r>
-    </w:p>
-    <w:p>
-      <w:pPr/>
-      <w:r>
-        <w:rPr>
-          <w:lang w:val="zh_TW" w:bidi="zh_TW"/>
-        </w:rPr>
-      </w:r>
-      <w:r>
-        <w:rPr>
-          <w:lang w:val="zh_TW" w:bidi="zh_TW"/>
-        </w:rPr>
-        <w:t>在第</w:t>
-      </w:r>
-      <w:hyperlink r:id="rId86">
-        <w:r>
-          <w:rPr>
-            <w:lang w:val="zh_TW" w:bidi="zh_TW"/>
-          </w:rPr>
-          <w:rPr>
-            <w:color w:val="0000EE"/>
-            <w:u w:val="single"/>
-          </w:rPr>
-          <w:t>四</w:t>
-        </w:r>
-      </w:hyperlink>
-      <w:r>
-        <w:rPr>
-          <w:lang w:val="zh_TW" w:bidi="zh_TW"/>
-        </w:rPr>
-        <w:t>章中，保羅敦促提摩太在教會中發揮他的領導作用，特別是在他與異端的關係上。一些諾斯底異端教導一種虛假的禁欲主義，禁止婚姻和某些食物。但神賜給我們這些東西是為了使用和享受，以榮耀神。提摩太的牧職責任是教導人神的真理，不要讓自己捲入異端無神和荒謬傳說的爭論中（</w:t>
-      </w:r>
-      <w:hyperlink r:id="rId87">
-        <w:r>
-          <w:rPr>
-            <w:lang w:val="zh_TW" w:bidi="zh_TW"/>
-          </w:rPr>
-          <w:rPr>
-            <w:color w:val="0000EE"/>
-            <w:u w:val="single"/>
-          </w:rPr>
-          <w:t>4:7</w:t>
-        </w:r>
-      </w:hyperlink>
-      <w:r>
-        <w:rPr>
-          <w:lang w:val="zh_TW" w:bidi="zh_TW"/>
-        </w:rPr>
-        <w:t>）。保羅敦促提摩太通過不斷的靈性操練來保持靈性健壯，這比鍛鍊身體更重要。</w:t>
-      </w:r>
-    </w:p>
-    <w:p>
-      <w:pPr/>
-      <w:r>
-        <w:rPr>
-          <w:lang w:val="zh_TW" w:bidi="zh_TW"/>
-        </w:rPr>
-      </w:r>
-      <w:r>
-        <w:rPr>
-          <w:lang w:val="zh_TW" w:bidi="zh_TW"/>
-        </w:rPr>
-        <w:t>保羅認識到提摩太是一個年輕人，一些年長的基督徒可能會因為他年輕而看輕他。提摩太應該更加努力以贏得他們的尊重——「在言語、行為、愛心、信心、清潔上，都作信徒的榜樣」（</w:t>
-      </w:r>
-      <w:hyperlink r:id="rId88">
-        <w:r>
-          <w:rPr>
-            <w:lang w:val="zh_TW" w:bidi="zh_TW"/>
-          </w:rPr>
-          <w:rPr>
-            <w:color w:val="0000EE"/>
-            <w:u w:val="single"/>
-          </w:rPr>
-          <w:t>4:12</w:t>
-        </w:r>
-      </w:hyperlink>
-      <w:r>
-        <w:rPr>
-          <w:lang w:val="zh_TW" w:bidi="zh_TW"/>
-        </w:rPr>
-        <w:t>）。因為神已經呼召提摩太，並且教會藉按手禮任命了他，提摩太應該努力履行這些崇高的責任。</w:t>
-      </w:r>
-    </w:p>
-    <w:p>
-      <w:pPr/>
-      <w:r>
-        <w:rPr>
-          <w:lang w:val="zh_TW" w:bidi="zh_TW"/>
-        </w:rPr>
-      </w:r>
-      <w:r>
-        <w:rPr>
-          <w:lang w:val="zh_TW" w:bidi="zh_TW"/>
-        </w:rPr>
-        <w:t>保羅給了提摩太一些實際的建議，告訴他一個年輕的傳道人應該如何處理教會中不同年齡和性別的群體。他應該像對待自己的父親一樣對待年長的男人，像對待自己的母親一樣對待年長的女人，像對待自己的兄弟一樣對待年輕的男人，像對待自己的姐妹一樣對待年輕的女人——並特別強調：「總要清清潔潔的」（</w:t>
-      </w:r>
-      <w:hyperlink r:id="rId89">
-        <w:r>
-          <w:rPr>
-            <w:lang w:val="zh_TW" w:bidi="zh_TW"/>
-          </w:rPr>
-          <w:rPr>
-            <w:color w:val="0000EE"/>
-            <w:u w:val="single"/>
-          </w:rPr>
-          <w:t>5:2</w:t>
-        </w:r>
-      </w:hyperlink>
-      <w:r>
-        <w:rPr>
-          <w:lang w:val="zh_TW" w:bidi="zh_TW"/>
-        </w:rPr>
-        <w:t>）。</w:t>
-      </w:r>
-    </w:p>
-    <w:p>
-      <w:pPr/>
-      <w:r>
-        <w:rPr>
-          <w:lang w:val="zh_TW" w:bidi="zh_TW"/>
-        </w:rPr>
-      </w:r>
-      <w:r>
-        <w:rPr>
-          <w:lang w:val="zh_TW" w:bidi="zh_TW"/>
-        </w:rPr>
-        <w:t>保羅還告訴提摩太如何處理寡婦的問題。在那個時候，極少婦女可以工作，且當時還沒有保險和社會保障，失去丈夫的婦女往往陷入絕望的境地。早期教會制定了一個寡婦名冊，以便能夠照顧她們的需要。年輕的寡婦應該被勸勉再婚，讓新的丈夫來支持她們。有能力的家庭應該認識到他們有責任照顧自己有需要的親人。教會因此有責任照顧那些沒有家人照顧的年長寡婦。教會在履行其慈善義務時，必須明智、公平，妥善分配有限的資源，以達到最大的益處。</w:t>
-      </w:r>
-    </w:p>
-    <w:p>
-      <w:pPr/>
-      <w:r>
-        <w:rPr>
-          <w:lang w:val="zh_TW" w:bidi="zh_TW"/>
-        </w:rPr>
-      </w:r>
-      <w:r>
-        <w:rPr>
-          <w:lang w:val="zh_TW" w:bidi="zh_TW"/>
-        </w:rPr>
-        <w:t>即使在早期教會，教會領袖也因其工作而獲得報酬。保羅說他們應該「當以為配受加倍的敬奉」（</w:t>
-      </w:r>
-      <w:hyperlink r:id="rId90">
-        <w:r>
-          <w:rPr>
-            <w:lang w:val="zh_TW" w:bidi="zh_TW"/>
-          </w:rPr>
-          <w:rPr>
-            <w:color w:val="0000EE"/>
-            <w:u w:val="single"/>
-          </w:rPr>
-          <w:t>5:17</w:t>
-        </w:r>
-      </w:hyperlink>
-      <w:r>
-        <w:rPr>
-          <w:lang w:val="zh_TW" w:bidi="zh_TW"/>
-        </w:rPr>
-        <w:t>）。教會的領袖不應該被選立得太快，他們的罪過也不應被忽視。即便是提摩太本人，也被警告要遠離罪惡。這處經文最後再次討論了教會領袖的罪（</w:t>
-      </w:r>
-      <w:hyperlink r:id="rId91">
-        <w:r>
-          <w:rPr>
-            <w:lang w:val="zh_TW" w:bidi="zh_TW"/>
-          </w:rPr>
-          <w:rPr>
-            <w:color w:val="0000EE"/>
-            <w:u w:val="single"/>
-          </w:rPr>
-          <w:t>24–25節</w:t>
-        </w:r>
-      </w:hyperlink>
-      <w:r>
-        <w:rPr>
-          <w:lang w:val="zh_TW" w:bidi="zh_TW"/>
-        </w:rPr>
-        <w:t>）。當一個人的罪行明顯時，罪人必須由教會懲戒。有時候，一個人的罪可能不被其他人發現，但神知道並會處理。相反，領袖們的許多善行也是如此。</w:t>
-      </w:r>
-    </w:p>
-    <w:p>
-      <w:pPr>
-        <w:pStyle w:val="Heading4"/>
-      </w:pPr>
-      <w:r>
-        <w:rPr>
-          <w:lang w:val="zh_TW" w:bidi="zh_TW"/>
-        </w:rPr>
-        <w:t>一些關於基督徒生活的實際教導（</w:t>
-      </w:r>
-      <w:hyperlink r:id="rId92">
-        <w:r>
-          <w:rPr>
-            <w:lang w:val="zh_TW" w:bidi="zh_TW"/>
-          </w:rPr>
-          <w:rPr>
-            <w:color w:val="0000EE"/>
-            <w:u w:val="single"/>
-          </w:rPr>
-          <w:t>6:1–21</w:t>
-        </w:r>
-      </w:hyperlink>
-      <w:r>
-        <w:rPr>
-          <w:lang w:val="zh_TW" w:bidi="zh_TW"/>
-        </w:rPr>
-        <w:t>）</w:t>
-      </w:r>
-    </w:p>
-    <w:p>
-      <w:pPr/>
-      <w:r>
-        <w:rPr>
-          <w:lang w:val="zh_TW" w:bidi="zh_TW"/>
-        </w:rPr>
-      </w:r>
-      <w:r>
-        <w:rPr>
-          <w:lang w:val="zh_TW" w:bidi="zh_TW"/>
-        </w:rPr>
-        <w:t>奴隸制度在當時是被普遍接受的制度。保羅教導基督徒奴隸要做忠實的奴隸，而基督徒主人也應該做良善的主人。在許多世紀後，基督教的原則最終會導致奴隸制度的終結，但在保羅的時代，無論是保羅還是其他人，都不可能發起一場廢除奴隸制的運動。</w:t>
-      </w:r>
-    </w:p>
-    <w:p>
-      <w:pPr/>
-      <w:r>
-        <w:rPr>
-          <w:lang w:val="zh_TW" w:bidi="zh_TW"/>
-        </w:rPr>
-      </w:r>
-      <w:r>
-        <w:rPr>
-          <w:lang w:val="zh_TW" w:bidi="zh_TW"/>
-        </w:rPr>
-        <w:t>保羅敦促提摩太遠離異端的教導，堅守傳揚福音的真理。</w:t>
-      </w:r>
-    </w:p>
-    <w:p>
-      <w:pPr/>
-      <w:r>
-        <w:rPr>
-          <w:lang w:val="zh_TW" w:bidi="zh_TW"/>
-        </w:rPr>
-      </w:r>
-      <w:r>
-        <w:rPr>
-          <w:lang w:val="zh_TW" w:bidi="zh_TW"/>
-        </w:rPr>
-        <w:t>有兩個部分（</w:t>
-      </w:r>
-      <w:hyperlink r:id="rId93">
-        <w:r>
-          <w:rPr>
-            <w:lang w:val="zh_TW" w:bidi="zh_TW"/>
-          </w:rPr>
-          <w:rPr>
-            <w:color w:val="0000EE"/>
-            <w:u w:val="single"/>
-          </w:rPr>
-          <w:t>6:6–10、17–19</w:t>
-        </w:r>
-      </w:hyperlink>
-      <w:r>
-        <w:rPr>
-          <w:lang w:val="zh_TW" w:bidi="zh_TW"/>
-        </w:rPr>
-        <w:t>）討論基督徒對財富的態度。在這裡，保羅緊密遵循耶穌的教導。金錢可能會成為人們心中的偶像，帶來各種罪惡，但它也可以用來事奉神，成為積存在天上的財寶。</w:t>
-      </w:r>
-    </w:p>
-    <w:p>
-      <w:pPr/>
-      <w:r>
-        <w:rPr>
-          <w:lang w:val="zh_TW" w:bidi="zh_TW"/>
-        </w:rPr>
-      </w:r>
-      <w:r>
-        <w:rPr>
-          <w:lang w:val="zh_TW" w:bidi="zh_TW"/>
-        </w:rPr>
-        <w:t>最後，保羅在另外兩個部分（</w:t>
-      </w:r>
-      <w:hyperlink r:id="rId94">
-        <w:r>
-          <w:rPr>
-            <w:lang w:val="zh_TW" w:bidi="zh_TW"/>
-          </w:rPr>
-          <w:rPr>
-            <w:color w:val="0000EE"/>
-            <w:u w:val="single"/>
-          </w:rPr>
-          <w:t>6:11–16，20–21</w:t>
-        </w:r>
-      </w:hyperlink>
-      <w:r>
-        <w:rPr>
-          <w:lang w:val="zh_TW" w:bidi="zh_TW"/>
-        </w:rPr>
-        <w:t>），鼓勵提摩太要竭盡全力，成為真正屬於神的人。他應該像神的士兵一樣打那美好的仗。這一生往往是艱難的，但提摩太應該將他的眼目定睛在榮耀基督的再來上。</w:t>
-      </w:r>
-    </w:p>
-    <w:p>
-      <w:pPr/>
-      <w:r>
-        <w:rPr>
-          <w:lang w:val="zh_TW" w:bidi="zh_TW"/>
-        </w:rPr>
-      </w:r>
-      <w:r>
-        <w:rPr>
-          <w:i/>
-          <w:lang w:val="zh_TW" w:bidi="zh_TW"/>
-        </w:rPr>
-        <w:t>另見</w:t>
-      </w:r>
-      <w:r>
-        <w:rPr>
-          <w:lang w:val="zh_TW" w:bidi="zh_TW"/>
-        </w:rPr>
-        <w:t xml:space="preserve"> </w:t>
-      </w:r>
-      <w:r>
-        <w:rPr>
-          <w:lang w:val="zh_TW" w:bidi="zh_TW"/>
-        </w:rPr>
-        <w:t>提摩太後書</w:t>
-      </w:r>
-      <w:r>
-        <w:rPr>
-          <w:lang w:val="zh_TW" w:bidi="zh_TW"/>
-        </w:rPr>
-        <w:t>；</w:t>
-      </w:r>
-      <w:r>
-        <w:rPr>
-          <w:lang w:val="zh_TW" w:bidi="zh_TW"/>
-        </w:rPr>
-        <w:t>提多書</w:t>
+      <w:r>
+        <w:rPr>
+          <w:lang w:val="zh_TW" w:bidi="zh_TW"/>
+        </w:rPr>
+        <w:t>聖殿</w:t>
       </w:r>
       <w:r>
         <w:rPr>
@@ -5421,18 +3539,6 @@
   </w:num>
   <w:num w:numId="13" w16cid:durableId="592781308">
     <w:abstractNumId w:val="11"/>
-  </w:num>
-  <w:num w:numId="14">
-    <w:abstractNumId w:val="3"/>
-    <w:lvlOverride w:ilvl="0">
-      <w:startOverride w:val="1"/>
-    </w:lvlOverride>
-  </w:num>
-  <w:num w:numId="15">
-    <w:abstractNumId w:val="3"/>
-    <w:lvlOverride w:ilvl="0">
-      <w:startOverride w:val="1"/>
-    </w:lvlOverride>
   </w:num>
   <w:numIdMacAtCleanup w:val="10"/>
 </w:numbering>

--- a/zht/docx/163.content.docx
+++ b/zht/docx/163.content.docx
@@ -149,7 +149,7 @@
         <w:rPr>
           <w:lang w:val="zh_TW" w:bidi="zh_TW"/>
         </w:rPr>
-        <w:t>tan</w:t>
+        <w:t>suo</w:t>
       </w:r>
       <w:r>
         <w:rPr>
@@ -212,7 +212,7 @@
         <w:rPr>
           <w:lang w:val="zh_TW" w:bidi="zh_TW"/>
         </w:rPr>
-        <w:t>癱瘓、癱子、癱瘓的</w:t>
+        <w:t>所多瑪和蛾摩拉</w:t>
       </w:r>
       <w:r>
         <w:rPr>
@@ -231,7 +231,172 @@
         <w:rPr>
           <w:lang w:val="zh_TW" w:bidi="zh_TW"/>
         </w:rPr>
-        <w:t>中樞神經系統器質性疾病引起的症狀，造成暫時或永久的知覺喪失和/或自主肌肉控制。這種退化性疾病通常無法根治。新約中提到了一些癱瘓（或稱麻痺）的病例，所有這些病例都與基督的醫治事工有關。</w:t>
+        <w:t>這是</w:t>
+      </w:r>
+      <w:hyperlink r:id="rId13">
+        <w:r>
+          <w:rPr>
+            <w:lang w:val="zh_TW" w:bidi="zh_TW"/>
+          </w:rPr>
+          <w:rPr>
+            <w:color w:val="0000EE"/>
+            <w:u w:val="single"/>
+          </w:rPr>
+          <w:t>創世記十三章12節</w:t>
+        </w:r>
+      </w:hyperlink>
+      <w:r>
+        <w:rPr>
+          <w:lang w:val="zh_TW" w:bidi="zh_TW"/>
+        </w:rPr>
+        <w:t>中提到的兩座平原〔谷〕上的城（cities of the plain</w:t>
+      </w:r>
+      <w:r>
+        <w:rPr>
+          <w:lang w:val="zh_TW" w:bidi="zh_TW"/>
+        </w:rPr>
+        <w:t>〔</w:t>
+      </w:r>
+      <w:r>
+        <w:rPr>
+          <w:lang w:val="zh_TW" w:bidi="zh_TW"/>
+        </w:rPr>
+        <w:t>valley</w:t>
+      </w:r>
+      <w:r>
+        <w:rPr>
+          <w:lang w:val="zh_TW" w:bidi="zh_TW"/>
+        </w:rPr>
+        <w:t>〕</w:t>
+      </w:r>
+      <w:r>
+        <w:rPr>
+          <w:lang w:val="zh_TW" w:bidi="zh_TW"/>
+        </w:rPr>
+        <w:t>）。在西訂谷共有五座城市：</w:t>
+      </w:r>
+    </w:p>
+    <w:p>
+      <w:pPr>
+        <w:pStyle w:val="ListNumber"/>
+        <w:numPr>
+          <w:ilvl w:val="0"/>
+          <w:numId w:val="14"/>
+        </w:numPr>
+        <w:spacing w:line="240" w:lineRule="auto"/>
+        <w:ind w:left="720"/>
+      </w:pPr>
+      <w:r>
+        <w:rPr>
+          <w:lang w:val="zh_TW" w:bidi="zh_TW"/>
+        </w:rPr>
+      </w:r>
+      <w:r>
+        <w:rPr>
+          <w:lang w:val="zh_TW" w:bidi="zh_TW"/>
+        </w:rPr>
+        <w:t>所多瑪</w:t>
+      </w:r>
+    </w:p>
+    <w:p>
+      <w:pPr>
+        <w:pStyle w:val="ListNumber"/>
+        <w:spacing w:line="240" w:lineRule="auto"/>
+        <w:ind w:left="720"/>
+      </w:pPr>
+      <w:r>
+        <w:rPr>
+          <w:lang w:val="zh_TW" w:bidi="zh_TW"/>
+        </w:rPr>
+      </w:r>
+      <w:r>
+        <w:rPr>
+          <w:lang w:val="zh_TW" w:bidi="zh_TW"/>
+        </w:rPr>
+        <w:t>蛾摩拉</w:t>
+      </w:r>
+    </w:p>
+    <w:p>
+      <w:pPr>
+        <w:pStyle w:val="ListNumber"/>
+        <w:spacing w:line="240" w:lineRule="auto"/>
+        <w:ind w:left="720"/>
+      </w:pPr>
+      <w:r>
+        <w:rPr>
+          <w:lang w:val="zh_TW" w:bidi="zh_TW"/>
+        </w:rPr>
+      </w:r>
+      <w:r>
+        <w:rPr>
+          <w:lang w:val="zh_TW" w:bidi="zh_TW"/>
+        </w:rPr>
+        <w:t>押瑪</w:t>
+      </w:r>
+    </w:p>
+    <w:p>
+      <w:pPr>
+        <w:pStyle w:val="ListNumber"/>
+        <w:spacing w:line="240" w:lineRule="auto"/>
+        <w:ind w:left="720"/>
+      </w:pPr>
+      <w:r>
+        <w:rPr>
+          <w:lang w:val="zh_TW" w:bidi="zh_TW"/>
+        </w:rPr>
+      </w:r>
+      <w:r>
+        <w:rPr>
+          <w:lang w:val="zh_TW" w:bidi="zh_TW"/>
+        </w:rPr>
+        <w:t>洗扁</w:t>
+      </w:r>
+    </w:p>
+    <w:p>
+      <w:pPr>
+        <w:pStyle w:val="ListNumber"/>
+        <w:spacing w:line="240" w:lineRule="auto"/>
+        <w:ind w:left="720"/>
+      </w:pPr>
+      <w:r>
+        <w:rPr>
+          <w:lang w:val="zh_TW" w:bidi="zh_TW"/>
+        </w:rPr>
+      </w:r>
+      <w:r>
+        <w:rPr>
+          <w:lang w:val="zh_TW" w:bidi="zh_TW"/>
+        </w:rPr>
+        <w:t>比拉或瑣珥（</w:t>
+      </w:r>
+      <w:hyperlink r:id="rId14">
+        <w:r>
+          <w:rPr>
+            <w:lang w:val="zh_TW" w:bidi="zh_TW"/>
+          </w:rPr>
+          <w:rPr>
+            <w:color w:val="0000EE"/>
+            <w:u w:val="single"/>
+          </w:rPr>
+          <w:t>創14:2</w:t>
+        </w:r>
+      </w:hyperlink>
+      <w:r>
+        <w:rPr>
+          <w:lang w:val="zh_TW" w:bidi="zh_TW"/>
+        </w:rPr>
+        <w:t>）</w:t>
+      </w:r>
+    </w:p>
+    <w:p>
+      <w:pPr>
+        <w:pStyle w:val="Heading3"/>
+      </w:pPr>
+      <w:r>
+        <w:rPr>
+          <w:lang w:val="zh_TW" w:bidi="zh_TW"/>
+        </w:rPr>
+        <w:t>聖經中的所多瑪和蛾摩拉</w:t>
       </w:r>
     </w:p>
     <w:p>
@@ -245,9 +410,9 @@
         <w:rPr>
           <w:lang w:val="zh_TW" w:bidi="zh_TW"/>
         </w:rPr>
-        <w:t>在加利利尋求耶穌醫治的病人中就有癱子，如加利利地區的病人（</w:t>
-      </w:r>
-      <w:hyperlink r:id="rId13">
+        <w:t>西訂谷靠近死海。在這些城市中，所多瑪在創世記中被提及的次數最多。它共出現了36次，其中16次是單獨提到所多瑪。聖經視所多瑪為邪惡城市的典型。它被毀滅的記載（</w:t>
+      </w:r>
+      <w:hyperlink r:id="rId15">
         <w:r>
           <w:rPr>
             <w:lang w:val="zh_TW" w:bidi="zh_TW"/>
@@ -256,16 +421,28 @@
             <w:color w:val="0000EE"/>
             <w:u w:val="single"/>
           </w:rPr>
-          <w:t>太4:24</w:t>
+          <w:t>創19:24</w:t>
         </w:r>
       </w:hyperlink>
       <w:r>
         <w:rPr>
           <w:lang w:val="zh_TW" w:bidi="zh_TW"/>
         </w:rPr>
-        <w:t>）、耶路撒冷畢士大池邊的病人（</w:t>
-      </w:r>
-      <w:hyperlink r:id="rId14">
+        <w:t>）在其它聖經經卷中被用作神審判的警戒：</w:t>
+      </w:r>
+    </w:p>
+    <w:p>
+      <w:pPr>
+        <w:pStyle w:val="ListBullet"/>
+        <w:spacing w:line="240" w:lineRule="auto"/>
+        <w:ind w:left="720"/>
+      </w:pPr>
+      <w:r>
+        <w:rPr>
+          <w:lang w:val="zh_TW" w:bidi="zh_TW"/>
+        </w:rPr>
+      </w:r>
+      <w:hyperlink r:id="rId16">
         <w:r>
           <w:rPr>
             <w:lang w:val="zh_TW" w:bidi="zh_TW"/>
@@ -274,16 +451,22 @@
             <w:color w:val="0000EE"/>
             <w:u w:val="single"/>
           </w:rPr>
-          <w:t>約5:3</w:t>
+          <w:t>申命記二十九章23節</w:t>
         </w:r>
       </w:hyperlink>
-      <w:r>
-        <w:rPr>
-          <w:lang w:val="zh_TW" w:bidi="zh_TW"/>
-        </w:rPr>
-        <w:t>），以及在撒馬利亞由腓利所醫治的病人之中也有癱子（</w:t>
-      </w:r>
-      <w:hyperlink r:id="rId15">
+    </w:p>
+    <w:p>
+      <w:pPr>
+        <w:pStyle w:val="ListBullet"/>
+        <w:spacing w:line="240" w:lineRule="auto"/>
+        <w:ind w:left="720"/>
+      </w:pPr>
+      <w:r>
+        <w:rPr>
+          <w:lang w:val="zh_TW" w:bidi="zh_TW"/>
+        </w:rPr>
+      </w:r>
+      <w:hyperlink r:id="rId17">
         <w:r>
           <w:rPr>
             <w:lang w:val="zh_TW" w:bidi="zh_TW"/>
@@ -292,16 +475,22 @@
             <w:color w:val="0000EE"/>
             <w:u w:val="single"/>
           </w:rPr>
-          <w:t>徒8:7</w:t>
+          <w:t>以賽亞書一章9至10節</w:t>
         </w:r>
       </w:hyperlink>
-      <w:r>
-        <w:rPr>
-          <w:lang w:val="zh_TW" w:bidi="zh_TW"/>
-        </w:rPr>
-        <w:t>）。百夫長的癱瘓僕人被路加描述為病得很重，幾乎要死（</w:t>
-      </w:r>
-      <w:hyperlink r:id="rId16">
+    </w:p>
+    <w:p>
+      <w:pPr>
+        <w:pStyle w:val="ListBullet"/>
+        <w:spacing w:line="240" w:lineRule="auto"/>
+        <w:ind w:left="720"/>
+      </w:pPr>
+      <w:r>
+        <w:rPr>
+          <w:lang w:val="zh_TW" w:bidi="zh_TW"/>
+        </w:rPr>
+      </w:r>
+      <w:hyperlink r:id="rId18">
         <w:r>
           <w:rPr>
             <w:lang w:val="zh_TW" w:bidi="zh_TW"/>
@@ -310,16 +499,22 @@
             <w:color w:val="0000EE"/>
             <w:u w:val="single"/>
           </w:rPr>
-          <w:t>路7:2</w:t>
+          <w:t>耶利米書二十三章14節</w:t>
         </w:r>
       </w:hyperlink>
-      <w:r>
-        <w:rPr>
-          <w:lang w:val="zh_TW" w:bidi="zh_TW"/>
-        </w:rPr>
-        <w:t>）。這人可能罹患了一種通常會致命的癱瘓症，起初從雙腿開始癱瘓，並迅速向上蔓延到全身。迦百農的癱子很可能是患有截癱，即下半身癱瘓的症狀（</w:t>
-      </w:r>
-      <w:hyperlink r:id="rId17">
+    </w:p>
+    <w:p>
+      <w:pPr>
+        <w:pStyle w:val="ListBullet"/>
+        <w:spacing w:line="240" w:lineRule="auto"/>
+        <w:ind w:left="720"/>
+      </w:pPr>
+      <w:r>
+        <w:rPr>
+          <w:lang w:val="zh_TW" w:bidi="zh_TW"/>
+        </w:rPr>
+      </w:r>
+      <w:hyperlink r:id="rId19">
         <w:r>
           <w:rPr>
             <w:lang w:val="zh_TW" w:bidi="zh_TW"/>
@@ -328,16 +523,22 @@
             <w:color w:val="0000EE"/>
             <w:u w:val="single"/>
           </w:rPr>
-          <w:t>太9:2、6</w:t>
+          <w:t>耶利米書四十九章18節</w:t>
         </w:r>
       </w:hyperlink>
-      <w:r>
-        <w:rPr>
-          <w:lang w:val="zh_TW" w:bidi="zh_TW"/>
-        </w:rPr>
-        <w:t>；</w:t>
-      </w:r>
-      <w:hyperlink r:id="rId18">
+    </w:p>
+    <w:p>
+      <w:pPr>
+        <w:pStyle w:val="ListBullet"/>
+        <w:spacing w:line="240" w:lineRule="auto"/>
+        <w:ind w:left="720"/>
+      </w:pPr>
+      <w:r>
+        <w:rPr>
+          <w:lang w:val="zh_TW" w:bidi="zh_TW"/>
+        </w:rPr>
+      </w:r>
+      <w:hyperlink r:id="rId20">
         <w:r>
           <w:rPr>
             <w:lang w:val="zh_TW" w:bidi="zh_TW"/>
@@ -346,16 +547,22 @@
             <w:color w:val="0000EE"/>
             <w:u w:val="single"/>
           </w:rPr>
-          <w:t>可2:3–10</w:t>
+          <w:t>耶利米哀歌四章6節</w:t>
         </w:r>
       </w:hyperlink>
-      <w:r>
-        <w:rPr>
-          <w:lang w:val="zh_TW" w:bidi="zh_TW"/>
-        </w:rPr>
-        <w:t>；</w:t>
-      </w:r>
-      <w:hyperlink r:id="rId19">
+    </w:p>
+    <w:p>
+      <w:pPr>
+        <w:pStyle w:val="ListBullet"/>
+        <w:spacing w:line="240" w:lineRule="auto"/>
+        <w:ind w:left="720"/>
+      </w:pPr>
+      <w:r>
+        <w:rPr>
+          <w:lang w:val="zh_TW" w:bidi="zh_TW"/>
+        </w:rPr>
+      </w:r>
+      <w:hyperlink r:id="rId21">
         <w:r>
           <w:rPr>
             <w:lang w:val="zh_TW" w:bidi="zh_TW"/>
@@ -364,16 +571,22 @@
             <w:color w:val="0000EE"/>
             <w:u w:val="single"/>
           </w:rPr>
-          <w:t>路5:18、24</w:t>
+          <w:t>阿摩司書四章11節</w:t>
         </w:r>
       </w:hyperlink>
-      <w:r>
-        <w:rPr>
-          <w:lang w:val="zh_TW" w:bidi="zh_TW"/>
-        </w:rPr>
-        <w:t>）。這種疾病可能是由於出生時受傷或脊髓損傷引起的。也許彼得在呂大的醫治事件中，癱子以尼雅也患有半身不遂的癱瘓（</w:t>
-      </w:r>
-      <w:hyperlink r:id="rId20">
+    </w:p>
+    <w:p>
+      <w:pPr>
+        <w:pStyle w:val="ListBullet"/>
+        <w:spacing w:line="240" w:lineRule="auto"/>
+        <w:ind w:left="720"/>
+      </w:pPr>
+      <w:r>
+        <w:rPr>
+          <w:lang w:val="zh_TW" w:bidi="zh_TW"/>
+        </w:rPr>
+      </w:r>
+      <w:hyperlink r:id="rId22">
         <w:r>
           <w:rPr>
             <w:lang w:val="zh_TW" w:bidi="zh_TW"/>
@@ -382,15 +595,9 @@
             <w:color w:val="0000EE"/>
             <w:u w:val="single"/>
           </w:rPr>
-          <w:t>徒9:33</w:t>
+          <w:t>西番雅書二章9節</w:t>
         </w:r>
       </w:hyperlink>
-      <w:r>
-        <w:rPr>
-          <w:lang w:val="zh_TW" w:bidi="zh_TW"/>
-        </w:rPr>
-        <w:t>）。</w:t>
-      </w:r>
     </w:p>
     <w:p>
       <w:pPr/>
@@ -401,50 +608,188 @@
       </w:r>
       <w:r>
         <w:rPr>
-          <w:i/>
-          <w:lang w:val="zh_TW" w:bidi="zh_TW"/>
-        </w:rPr>
-        <w:t>另見</w:t>
-      </w:r>
-      <w:r>
-        <w:rPr>
-          <w:lang w:val="zh_TW" w:bidi="zh_TW"/>
-        </w:rPr>
-        <w:t xml:space="preserve"> </w:t>
-      </w:r>
-      <w:r>
-        <w:rPr>
-          <w:lang w:val="zh_TW" w:bidi="zh_TW"/>
-        </w:rPr>
-        <w:t>疾病</w:t>
-      </w:r>
-      <w:r>
-        <w:rPr>
-          <w:lang w:val="zh_TW" w:bidi="zh_TW"/>
-        </w:rPr>
-        <w:t>；</w:t>
-      </w:r>
-      <w:r>
-        <w:rPr>
-          <w:lang w:val="zh_TW" w:bidi="zh_TW"/>
-        </w:rPr>
-        <w:t>藥物和醫療實踐</w:t>
-      </w:r>
-      <w:r>
-        <w:rPr>
-          <w:lang w:val="zh_TW" w:bidi="zh_TW"/>
-        </w:rPr>
-        <w:t>。</w:t>
-      </w:r>
-      <w:r>
-        <w:rPr>
-          <w:lang w:val="zh_TW" w:bidi="zh_TW"/>
-        </w:rPr>
-      </w:r>
-      <w:r>
-        <w:rPr>
-          <w:lang w:val="zh_TW" w:bidi="zh_TW"/>
-        </w:rPr>
+          <w:lang w:val="zh_TW" w:bidi="zh_TW"/>
+        </w:rPr>
+        <w:t>新約聖經中也有提到所多瑪毀滅的故事：</w:t>
+      </w:r>
+    </w:p>
+    <w:p>
+      <w:pPr>
+        <w:pStyle w:val="ListBullet"/>
+        <w:spacing w:line="240" w:lineRule="auto"/>
+        <w:ind w:left="720"/>
+      </w:pPr>
+      <w:r>
+        <w:rPr>
+          <w:lang w:val="zh_TW" w:bidi="zh_TW"/>
+        </w:rPr>
+      </w:r>
+      <w:hyperlink r:id="rId23">
+        <w:r>
+          <w:rPr>
+            <w:lang w:val="zh_TW" w:bidi="zh_TW"/>
+          </w:rPr>
+          <w:rPr>
+            <w:color w:val="0000EE"/>
+            <w:u w:val="single"/>
+          </w:rPr>
+          <w:t>馬太福音十章15節</w:t>
+        </w:r>
+      </w:hyperlink>
+    </w:p>
+    <w:p>
+      <w:pPr>
+        <w:pStyle w:val="ListBullet"/>
+        <w:spacing w:line="240" w:lineRule="auto"/>
+        <w:ind w:left="720"/>
+      </w:pPr>
+      <w:r>
+        <w:rPr>
+          <w:lang w:val="zh_TW" w:bidi="zh_TW"/>
+        </w:rPr>
+      </w:r>
+      <w:hyperlink r:id="rId24">
+        <w:r>
+          <w:rPr>
+            <w:lang w:val="zh_TW" w:bidi="zh_TW"/>
+          </w:rPr>
+          <w:rPr>
+            <w:color w:val="0000EE"/>
+            <w:u w:val="single"/>
+          </w:rPr>
+          <w:t>路加福音十章12節</w:t>
+        </w:r>
+      </w:hyperlink>
+    </w:p>
+    <w:p>
+      <w:pPr>
+        <w:pStyle w:val="ListBullet"/>
+        <w:spacing w:line="240" w:lineRule="auto"/>
+        <w:ind w:left="720"/>
+      </w:pPr>
+      <w:r>
+        <w:rPr>
+          <w:lang w:val="zh_TW" w:bidi="zh_TW"/>
+        </w:rPr>
+      </w:r>
+      <w:hyperlink r:id="rId25">
+        <w:r>
+          <w:rPr>
+            <w:lang w:val="zh_TW" w:bidi="zh_TW"/>
+          </w:rPr>
+          <w:rPr>
+            <w:color w:val="0000EE"/>
+            <w:u w:val="single"/>
+          </w:rPr>
+          <w:t>路加福音十七章29節</w:t>
+        </w:r>
+      </w:hyperlink>
+    </w:p>
+    <w:p>
+      <w:pPr>
+        <w:pStyle w:val="ListBullet"/>
+        <w:spacing w:line="240" w:lineRule="auto"/>
+        <w:ind w:left="720"/>
+      </w:pPr>
+      <w:r>
+        <w:rPr>
+          <w:lang w:val="zh_TW" w:bidi="zh_TW"/>
+        </w:rPr>
+      </w:r>
+      <w:hyperlink r:id="rId26">
+        <w:r>
+          <w:rPr>
+            <w:lang w:val="zh_TW" w:bidi="zh_TW"/>
+          </w:rPr>
+          <w:rPr>
+            <w:color w:val="0000EE"/>
+            <w:u w:val="single"/>
+          </w:rPr>
+          <w:t>羅馬書九章29節</w:t>
+        </w:r>
+      </w:hyperlink>
+    </w:p>
+    <w:p>
+      <w:pPr>
+        <w:pStyle w:val="ListBullet"/>
+        <w:spacing w:line="240" w:lineRule="auto"/>
+        <w:ind w:left="720"/>
+      </w:pPr>
+      <w:r>
+        <w:rPr>
+          <w:lang w:val="zh_TW" w:bidi="zh_TW"/>
+        </w:rPr>
+      </w:r>
+      <w:hyperlink r:id="rId27">
+        <w:r>
+          <w:rPr>
+            <w:lang w:val="zh_TW" w:bidi="zh_TW"/>
+          </w:rPr>
+          <w:rPr>
+            <w:color w:val="0000EE"/>
+            <w:u w:val="single"/>
+          </w:rPr>
+          <w:t>彼得後書二章6節</w:t>
+        </w:r>
+      </w:hyperlink>
+    </w:p>
+    <w:p>
+      <w:pPr>
+        <w:pStyle w:val="ListBullet"/>
+        <w:spacing w:line="240" w:lineRule="auto"/>
+        <w:ind w:left="720"/>
+      </w:pPr>
+      <w:r>
+        <w:rPr>
+          <w:lang w:val="zh_TW" w:bidi="zh_TW"/>
+        </w:rPr>
+      </w:r>
+      <w:hyperlink r:id="rId28">
+        <w:r>
+          <w:rPr>
+            <w:lang w:val="zh_TW" w:bidi="zh_TW"/>
+          </w:rPr>
+          <w:rPr>
+            <w:color w:val="0000EE"/>
+            <w:u w:val="single"/>
+          </w:rPr>
+          <w:t>猶大書一章7節</w:t>
+        </w:r>
+      </w:hyperlink>
+    </w:p>
+    <w:p>
+      <w:pPr>
+        <w:pStyle w:val="ListBullet"/>
+        <w:spacing w:line="240" w:lineRule="auto"/>
+        <w:ind w:left="720"/>
+      </w:pPr>
+      <w:r>
+        <w:rPr>
+          <w:lang w:val="zh_TW" w:bidi="zh_TW"/>
+        </w:rPr>
+      </w:r>
+      <w:hyperlink r:id="rId29">
+        <w:r>
+          <w:rPr>
+            <w:lang w:val="zh_TW" w:bidi="zh_TW"/>
+          </w:rPr>
+          <w:rPr>
+            <w:color w:val="0000EE"/>
+            <w:u w:val="single"/>
+          </w:rPr>
+          <w:t>啟示錄十一章8節</w:t>
+        </w:r>
+      </w:hyperlink>
+    </w:p>
+    <w:p>
+      <w:pPr>
+        <w:pStyle w:val="Heading3"/>
+      </w:pPr>
+      <w:r>
+        <w:rPr>
+          <w:lang w:val="zh_TW" w:bidi="zh_TW"/>
+        </w:rPr>
+        <w:t>所多瑪和蛾摩拉發生了什麼事？</w:t>
       </w:r>
     </w:p>
     <w:p>
@@ -454,21 +799,65 @@
           <w:lang w:val="zh_TW" w:bidi="zh_TW"/>
         </w:rPr>
       </w:r>
-    </w:p>
-    <w:p>
-      <w:pPr>
-        <w:pStyle w:val="Heading2"/>
-      </w:pPr>
-      <w:r>
-        <w:rPr>
-          <w:lang w:val="zh_TW" w:bidi="zh_TW"/>
-        </w:rPr>
-        <w:t>壇（祭壇）</w:t>
-      </w:r>
-      <w:r>
-        <w:rPr>
-          <w:lang w:val="zh_TW" w:bidi="zh_TW"/>
-        </w:rPr>
+      <w:r>
+        <w:rPr>
+          <w:lang w:val="zh_TW" w:bidi="zh_TW"/>
+        </w:rPr>
+        <w:t>所多瑪和蛾摩拉的主要故事發生在</w:t>
+      </w:r>
+      <w:hyperlink r:id="rId30">
+        <w:r>
+          <w:rPr>
+            <w:lang w:val="zh_TW" w:bidi="zh_TW"/>
+          </w:rPr>
+          <w:rPr>
+            <w:color w:val="0000EE"/>
+            <w:u w:val="single"/>
+          </w:rPr>
+          <w:t>創世記十八</w:t>
+        </w:r>
+      </w:hyperlink>
+      <w:r>
+        <w:rPr>
+          <w:lang w:val="zh_TW" w:bidi="zh_TW"/>
+        </w:rPr>
+        <w:t>和</w:t>
+      </w:r>
+      <w:hyperlink r:id="rId31">
+        <w:r>
+          <w:rPr>
+            <w:lang w:val="zh_TW" w:bidi="zh_TW"/>
+          </w:rPr>
+          <w:rPr>
+            <w:color w:val="0000EE"/>
+            <w:u w:val="single"/>
+          </w:rPr>
+          <w:t>十九章</w:t>
+        </w:r>
+      </w:hyperlink>
+      <w:r>
+        <w:rPr>
+          <w:lang w:val="zh_TW" w:bidi="zh_TW"/>
+        </w:rPr>
+        <w:t>。聖經對這座城市的描述由第</w:t>
+      </w:r>
+      <w:hyperlink r:id="rId32">
+        <w:r>
+          <w:rPr>
+            <w:lang w:val="zh_TW" w:bidi="zh_TW"/>
+          </w:rPr>
+          <w:rPr>
+            <w:color w:val="0000EE"/>
+            <w:u w:val="single"/>
+          </w:rPr>
+          <w:t>十三</w:t>
+        </w:r>
+      </w:hyperlink>
+      <w:r>
+        <w:rPr>
+          <w:lang w:val="zh_TW" w:bidi="zh_TW"/>
+        </w:rPr>
+        <w:t>章開始。亞伯拉罕的姪兒羅得決定定居在約旦河谷，靠近所多瑪，那裡的人以極度邪惡著稱。所多瑪最嚴重的罪惡之一是性變態，特別是同性戀行為。羅得曾提出將自己的處女女兒交給所多瑪的男子，以保護他來自天上的客人，這顯示了該城腐敗的影響力。</w:t>
       </w:r>
     </w:p>
     <w:p>
@@ -482,9 +871,9 @@
         <w:rPr>
           <w:lang w:val="zh_TW" w:bidi="zh_TW"/>
         </w:rPr>
-        <w:t>祭壇是用來向神明獻上動物祭或燔祭的高臺。其它獻祭禮儀也包括燒香（</w:t>
-      </w:r>
-      <w:hyperlink r:id="rId21">
+        <w:t>在羅得定居在所多瑪後，四個東方的王進攻該地區，包括所多瑪和蛾摩拉，並取得了控制權。14年後，他們再次回來平定一場叛亂（</w:t>
+      </w:r>
+      <w:hyperlink r:id="rId33">
         <w:r>
           <w:rPr>
             <w:lang w:val="zh_TW" w:bidi="zh_TW"/>
@@ -493,14 +882,32 @@
             <w:color w:val="0000EE"/>
             <w:u w:val="single"/>
           </w:rPr>
-          <w:t>出30:1–10</w:t>
+          <w:t>創14:1–5</w:t>
         </w:r>
       </w:hyperlink>
       <w:r>
         <w:rPr>
           <w:lang w:val="zh_TW" w:bidi="zh_TW"/>
         </w:rPr>
-        <w:t>）。在希伯來文中，「祭壇」一詞與動詞「宰殺」出自同一字根，兩者的含義都指向以禮儀方式宰殺牲畜獻給神，作為遮蓋罪的贖罪祭。古代近東許多族群都實行此類獻祭；以色列的鄰邦迦南人也有自己的祭壇與儀式。祭壇通常是一處隆起的高地或高臺。</w:t>
+        <w:t>）。羅得在這場衝突中被擄，但後來被亞伯拉罕救出。所多瑪與蛾摩拉的罪惡如此重大，以至於耶和華決定毀滅它們。亞伯拉罕曾為其求情，問神如果城裡能找到十個義人，是否能饒恕這些城（</w:t>
+      </w:r>
+      <w:hyperlink r:id="rId34">
+        <w:r>
+          <w:rPr>
+            <w:lang w:val="zh_TW" w:bidi="zh_TW"/>
+          </w:rPr>
+          <w:rPr>
+            <w:color w:val="0000EE"/>
+            <w:u w:val="single"/>
+          </w:rPr>
+          <w:t>創18:20–33</w:t>
+        </w:r>
+      </w:hyperlink>
+      <w:r>
+        <w:rPr>
+          <w:lang w:val="zh_TW" w:bidi="zh_TW"/>
+        </w:rPr>
+        <w:t>）。</w:t>
       </w:r>
     </w:p>
     <w:p>
@@ -514,27 +921,102 @@
         <w:rPr>
           <w:lang w:val="zh_TW" w:bidi="zh_TW"/>
         </w:rPr>
-        <w:t>舊約聖經中提過幾個由人所築起的祭壇：</w:t>
+        <w:t>那兩位從亞伯拉罕那裡前往所多瑪來自天上的客人，發現羅得正坐在城門口（</w:t>
+      </w:r>
+      <w:hyperlink r:id="rId35">
+        <w:r>
+          <w:rPr>
+            <w:lang w:val="zh_TW" w:bidi="zh_TW"/>
+          </w:rPr>
+          <w:rPr>
+            <w:color w:val="0000EE"/>
+            <w:u w:val="single"/>
+          </w:rPr>
+          <w:t>創19:1</w:t>
+        </w:r>
+      </w:hyperlink>
+      <w:r>
+        <w:rPr>
+          <w:lang w:val="zh_TW" w:bidi="zh_TW"/>
+        </w:rPr>
+        <w:t>）。他們將神的計畫告訴羅得，並催促他、他的妻子和兩個女兒逃離該城。隨後，耶和華將硫磺與火降在所多瑪與蛾摩拉。第二天早晨，亞伯拉罕看見被毀城市的煙氣上騰，如同窯中的煙一樣。</w:t>
       </w:r>
     </w:p>
     <w:p>
-      <w:pPr>
-        <w:pStyle w:val="ListBullet"/>
-        <w:spacing w:line="240" w:lineRule="auto"/>
-        <w:ind w:left="720"/>
-      </w:pPr>
-      <w:r>
-        <w:rPr>
-          <w:lang w:val="zh_TW" w:bidi="zh_TW"/>
-        </w:rPr>
-      </w:r>
-      <w:r>
-        <w:rPr>
-          <w:lang w:val="zh_TW" w:bidi="zh_TW"/>
-        </w:rPr>
-        <w:t>挪亞獻上燔祭（</w:t>
-      </w:r>
-      <w:hyperlink r:id="rId22">
+      <w:pPr/>
+      <w:r>
+        <w:rPr>
+          <w:lang w:val="zh_TW" w:bidi="zh_TW"/>
+        </w:rPr>
+      </w:r>
+      <w:r>
+        <w:rPr>
+          <w:i/>
+          <w:lang w:val="zh_TW" w:bidi="zh_TW"/>
+        </w:rPr>
+        <w:t>另見</w:t>
+      </w:r>
+      <w:r>
+        <w:rPr>
+          <w:lang w:val="zh_TW" w:bidi="zh_TW"/>
+        </w:rPr>
+        <w:t>平原上的城</w:t>
+      </w:r>
+      <w:r>
+        <w:rPr>
+          <w:lang w:val="zh_TW" w:bidi="zh_TW"/>
+        </w:rPr>
+        <w:t>。</w:t>
+      </w:r>
+      <w:r>
+        <w:rPr>
+          <w:lang w:val="zh_TW" w:bidi="zh_TW"/>
+        </w:rPr>
+      </w:r>
+      <w:r>
+        <w:rPr>
+          <w:lang w:val="zh_TW" w:bidi="zh_TW"/>
+        </w:rPr>
+      </w:r>
+    </w:p>
+    <w:p>
+      <w:pPr/>
+      <w:r>
+        <w:rPr>
+          <w:lang w:val="zh_TW" w:bidi="zh_TW"/>
+        </w:rPr>
+      </w:r>
+    </w:p>
+    <w:p>
+      <w:pPr>
+        <w:pStyle w:val="Heading2"/>
+      </w:pPr>
+      <w:r>
+        <w:rPr>
+          <w:lang w:val="zh_TW" w:bidi="zh_TW"/>
+        </w:rPr>
+        <w:t>瑣珥</w:t>
+      </w:r>
+      <w:r>
+        <w:rPr>
+          <w:lang w:val="zh_TW" w:bidi="zh_TW"/>
+        </w:rPr>
+      </w:r>
+    </w:p>
+    <w:p>
+      <w:pPr/>
+      <w:r>
+        <w:rPr>
+          <w:lang w:val="zh_TW" w:bidi="zh_TW"/>
+        </w:rPr>
+      </w:r>
+      <w:r>
+        <w:rPr>
+          <w:lang w:val="zh_TW" w:bidi="zh_TW"/>
+        </w:rPr>
+        <w:t>瑣珥是「平原上的城（cities of the plain）」之一，曾與所多瑪、蛾摩拉、押瑪及洗扁結為同盟（</w:t>
+      </w:r>
+      <w:hyperlink r:id="rId36">
         <w:r>
           <w:rPr>
             <w:lang w:val="zh_TW" w:bidi="zh_TW"/>
@@ -543,52 +1025,16 @@
             <w:color w:val="0000EE"/>
             <w:u w:val="single"/>
           </w:rPr>
-          <w:t>創8:20</w:t>
+          <w:t>創14:2</w:t>
         </w:r>
       </w:hyperlink>
       <w:r>
         <w:rPr>
           <w:lang w:val="zh_TW" w:bidi="zh_TW"/>
         </w:rPr>
-        <w:t>）。</w:t>
-      </w:r>
-    </w:p>
-    <w:p>
-      <w:pPr>
-        <w:pStyle w:val="ListBullet"/>
-        <w:spacing w:line="240" w:lineRule="auto"/>
-        <w:ind w:left="720"/>
-      </w:pPr>
-      <w:r>
-        <w:rPr>
-          <w:lang w:val="zh_TW" w:bidi="zh_TW"/>
-        </w:rPr>
-      </w:r>
-      <w:r>
-        <w:rPr>
-          <w:lang w:val="zh_TW" w:bidi="zh_TW"/>
-        </w:rPr>
-        <w:t>亞伯拉罕在示劍築了一座壇，在伯特利築了一座，並在摩利亞山築了一座（</w:t>
-      </w:r>
-      <w:hyperlink r:id="rId23">
-        <w:r>
-          <w:rPr>
-            <w:lang w:val="zh_TW" w:bidi="zh_TW"/>
-          </w:rPr>
-          <w:rPr>
-            <w:color w:val="0000EE"/>
-            <w:u w:val="single"/>
-          </w:rPr>
-          <w:t>創12:7</w:t>
-        </w:r>
-      </w:hyperlink>
-      <w:r>
-        <w:rPr>
-          <w:lang w:val="zh_TW" w:bidi="zh_TW"/>
-        </w:rPr>
         <w:t>、</w:t>
       </w:r>
-      <w:hyperlink r:id="rId24">
+      <w:hyperlink r:id="rId36">
         <w:r>
           <w:rPr>
             <w:lang w:val="zh_TW" w:bidi="zh_TW"/>
@@ -604,9 +1050,9 @@
         <w:rPr>
           <w:lang w:val="zh_TW" w:bidi="zh_TW"/>
         </w:rPr>
-        <w:t>，</w:t>
-      </w:r>
-      <w:hyperlink r:id="rId25">
+        <w:t>）。瑣珥舊稱比拉（Bela），其最為人熟知的事蹟，是在所多瑪及其它平原上的城覆滅之際，曾作為羅得和他女兒們的臨時避難所（</w:t>
+      </w:r>
+      <w:hyperlink r:id="rId37">
         <w:r>
           <w:rPr>
             <w:lang w:val="zh_TW" w:bidi="zh_TW"/>
@@ -615,34 +1061,16 @@
             <w:color w:val="0000EE"/>
             <w:u w:val="single"/>
           </w:rPr>
-          <w:t>22:9</w:t>
+          <w:t>創19:22–23</w:t>
         </w:r>
       </w:hyperlink>
       <w:r>
         <w:rPr>
           <w:lang w:val="zh_TW" w:bidi="zh_TW"/>
         </w:rPr>
-        <w:t>）。</w:t>
-      </w:r>
-    </w:p>
-    <w:p>
-      <w:pPr>
-        <w:pStyle w:val="ListBullet"/>
-        <w:spacing w:line="240" w:lineRule="auto"/>
-        <w:ind w:left="720"/>
-      </w:pPr>
-      <w:r>
-        <w:rPr>
-          <w:lang w:val="zh_TW" w:bidi="zh_TW"/>
-        </w:rPr>
-      </w:r>
-      <w:r>
-        <w:rPr>
-          <w:lang w:val="zh_TW" w:bidi="zh_TW"/>
-        </w:rPr>
-        <w:t>以撒在別是巴築了一座壇（</w:t>
-      </w:r>
-      <w:hyperlink r:id="rId26">
+        <w:t>、</w:t>
+      </w:r>
+      <w:hyperlink r:id="rId37">
         <w:r>
           <w:rPr>
             <w:lang w:val="zh_TW" w:bidi="zh_TW"/>
@@ -651,34 +1079,16 @@
             <w:color w:val="0000EE"/>
             <w:u w:val="single"/>
           </w:rPr>
-          <w:t>創26:25</w:t>
+          <w:t>30</w:t>
         </w:r>
       </w:hyperlink>
       <w:r>
         <w:rPr>
           <w:lang w:val="zh_TW" w:bidi="zh_TW"/>
         </w:rPr>
-        <w:t>），</w:t>
-      </w:r>
-    </w:p>
-    <w:p>
-      <w:pPr>
-        <w:pStyle w:val="ListBullet"/>
-        <w:spacing w:line="240" w:lineRule="auto"/>
-        <w:ind w:left="720"/>
-      </w:pPr>
-      <w:r>
-        <w:rPr>
-          <w:lang w:val="zh_TW" w:bidi="zh_TW"/>
-        </w:rPr>
-      </w:r>
-      <w:r>
-        <w:rPr>
-          <w:lang w:val="zh_TW" w:bidi="zh_TW"/>
-        </w:rPr>
-        <w:t>雅各在示劍和伯特利築了一座壇（</w:t>
-      </w:r>
-      <w:hyperlink r:id="rId27">
+        <w:t>）。儘管瑣珥顯然是一個小鎮（</w:t>
+      </w:r>
+      <w:hyperlink r:id="rId38">
         <w:r>
           <w:rPr>
             <w:lang w:val="zh_TW" w:bidi="zh_TW"/>
@@ -687,16 +1097,16 @@
             <w:color w:val="0000EE"/>
             <w:u w:val="single"/>
           </w:rPr>
-          <w:t>創33:20</w:t>
+          <w:t>22節</w:t>
         </w:r>
       </w:hyperlink>
       <w:r>
         <w:rPr>
           <w:lang w:val="zh_TW" w:bidi="zh_TW"/>
         </w:rPr>
-        <w:t>，</w:t>
-      </w:r>
-      <w:hyperlink r:id="rId28">
+        <w:t>；瑣珥的意思為「小」），但在古代它顯然被視為一個重要的地理標誌。當亞伯拉罕與羅得分地時，羅得選中的便是靠近瑣珥一帶的土地（</w:t>
+      </w:r>
+      <w:hyperlink r:id="rId39">
         <w:r>
           <w:rPr>
             <w:lang w:val="zh_TW" w:bidi="zh_TW"/>
@@ -705,34 +1115,16 @@
             <w:color w:val="0000EE"/>
             <w:u w:val="single"/>
           </w:rPr>
-          <w:t>35:7</w:t>
+          <w:t>創13:10</w:t>
         </w:r>
       </w:hyperlink>
       <w:r>
         <w:rPr>
           <w:lang w:val="zh_TW" w:bidi="zh_TW"/>
         </w:rPr>
-        <w:t>）。</w:t>
-      </w:r>
-    </w:p>
-    <w:p>
-      <w:pPr>
-        <w:pStyle w:val="ListBullet"/>
-        <w:spacing w:line="240" w:lineRule="auto"/>
-        <w:ind w:left="720"/>
-      </w:pPr>
-      <w:r>
-        <w:rPr>
-          <w:lang w:val="zh_TW" w:bidi="zh_TW"/>
-        </w:rPr>
-      </w:r>
-      <w:r>
-        <w:rPr>
-          <w:lang w:val="zh_TW" w:bidi="zh_TW"/>
-        </w:rPr>
-        <w:t>摩西在利非訂築了一個，並在何烈山築了另一個（</w:t>
-      </w:r>
-      <w:hyperlink r:id="rId29">
+        <w:t>）。後來摩西從毗斯迦山（Mt Pisgah）眺望應許之地時，他將瑣珥看作耶利哥平原谷地的最南端（</w:t>
+      </w:r>
+      <w:hyperlink r:id="rId40">
         <w:r>
           <w:rPr>
             <w:lang w:val="zh_TW" w:bidi="zh_TW"/>
@@ -741,16 +1133,16 @@
             <w:color w:val="0000EE"/>
             <w:u w:val="single"/>
           </w:rPr>
-          <w:t>出17:15</w:t>
+          <w:t>申34:3</w:t>
         </w:r>
       </w:hyperlink>
       <w:r>
         <w:rPr>
           <w:lang w:val="zh_TW" w:bidi="zh_TW"/>
         </w:rPr>
-        <w:t>，</w:t>
-      </w:r>
-      <w:hyperlink r:id="rId30">
+        <w:t>）。到了先知時代，瑣珥則被視為摩押南部的疆界（</w:t>
+      </w:r>
+      <w:hyperlink r:id="rId41">
         <w:r>
           <w:rPr>
             <w:lang w:val="zh_TW" w:bidi="zh_TW"/>
@@ -759,7 +1151,43 @@
             <w:color w:val="0000EE"/>
             <w:u w:val="single"/>
           </w:rPr>
-          <w:t>24:4</w:t>
+          <w:t>賽15:5</w:t>
+        </w:r>
+      </w:hyperlink>
+      <w:r>
+        <w:rPr>
+          <w:lang w:val="zh_TW" w:bidi="zh_TW"/>
+        </w:rPr>
+        <w:t>；</w:t>
+      </w:r>
+      <w:hyperlink r:id="rId42">
+        <w:r>
+          <w:rPr>
+            <w:lang w:val="zh_TW" w:bidi="zh_TW"/>
+          </w:rPr>
+          <w:rPr>
+            <w:color w:val="0000EE"/>
+            <w:u w:val="single"/>
+          </w:rPr>
+          <w:t>耶48:4</w:t>
+        </w:r>
+      </w:hyperlink>
+      <w:r>
+        <w:rPr>
+          <w:lang w:val="zh_TW" w:bidi="zh_TW"/>
+        </w:rPr>
+        <w:t>、</w:t>
+      </w:r>
+      <w:hyperlink r:id="rId42">
+        <w:r>
+          <w:rPr>
+            <w:lang w:val="zh_TW" w:bidi="zh_TW"/>
+          </w:rPr>
+          <w:rPr>
+            <w:color w:val="0000EE"/>
+            <w:u w:val="single"/>
+          </w:rPr>
+          <w:t>34</w:t>
         </w:r>
       </w:hyperlink>
       <w:r>
@@ -778,9 +1206,32 @@
       </w:r>
       <w:r>
         <w:rPr>
-          <w:lang w:val="zh_TW" w:bidi="zh_TW"/>
-        </w:rPr>
-        <w:t>上述每一次築壇，都是為了紀念神所賜的幫助與拯救。</w:t>
+          <w:i/>
+          <w:lang w:val="zh_TW" w:bidi="zh_TW"/>
+        </w:rPr>
+        <w:t>另見</w:t>
+      </w:r>
+      <w:r>
+        <w:rPr>
+          <w:lang w:val="zh_TW" w:bidi="zh_TW"/>
+        </w:rPr>
+        <w:t>平原上的城</w:t>
+      </w:r>
+      <w:r>
+        <w:rPr>
+          <w:lang w:val="zh_TW" w:bidi="zh_TW"/>
+        </w:rPr>
+        <w:t>。</w:t>
+      </w:r>
+      <w:r>
+        <w:rPr>
+          <w:lang w:val="zh_TW" w:bidi="zh_TW"/>
+        </w:rPr>
+      </w:r>
+      <w:r>
+        <w:rPr>
+          <w:lang w:val="zh_TW" w:bidi="zh_TW"/>
+        </w:rPr>
       </w:r>
     </w:p>
     <w:p>
@@ -790,13 +1241,45 @@
           <w:lang w:val="zh_TW" w:bidi="zh_TW"/>
         </w:rPr>
       </w:r>
-      <w:r>
-        <w:rPr>
-          <w:lang w:val="zh_TW" w:bidi="zh_TW"/>
-        </w:rPr>
-        <w:t>出埃及記第25至27章中，提到其中有兩座祭壇。較大的燔祭壇以皂莢木製成，外包裹着銅，尺寸為長寬各5肘、高3肘（約2.3×2.3×1.4公尺，或7.5×7.5×4.5英尺），用於獻燔祭（</w:t>
-      </w:r>
-      <w:hyperlink r:id="rId31">
+    </w:p>
+    <w:p>
+      <w:pPr>
+        <w:pStyle w:val="Heading2"/>
+      </w:pPr>
+      <w:r>
+        <w:rPr>
+          <w:lang w:val="zh_TW" w:bidi="zh_TW"/>
+        </w:rPr>
+        <w:t>瑣轄</w:t>
+      </w:r>
+      <w:r>
+        <w:rPr>
+          <w:lang w:val="zh_TW" w:bidi="zh_TW"/>
+        </w:rPr>
+      </w:r>
+    </w:p>
+    <w:p>
+      <w:pPr>
+        <w:pStyle w:val="ListNumber"/>
+        <w:numPr>
+          <w:ilvl w:val="0"/>
+          <w:numId w:val="15"/>
+        </w:numPr>
+        <w:spacing w:line="240" w:lineRule="auto"/>
+        <w:ind w:left="720"/>
+      </w:pPr>
+      <w:r>
+        <w:rPr>
+          <w:lang w:val="zh_TW" w:bidi="zh_TW"/>
+        </w:rPr>
+      </w:r>
+      <w:r>
+        <w:rPr>
+          <w:lang w:val="zh_TW" w:bidi="zh_TW"/>
+        </w:rPr>
+        <w:t>赫人以弗崙的父親。亞伯拉罕從以弗崙那裡買了麥比拉洞（</w:t>
+      </w:r>
+      <w:hyperlink r:id="rId43">
         <w:r>
           <w:rPr>
             <w:lang w:val="zh_TW" w:bidi="zh_TW"/>
@@ -805,7 +1288,7 @@
             <w:color w:val="0000EE"/>
             <w:u w:val="single"/>
           </w:rPr>
-          <w:t>出27:1–8</w:t>
+          <w:t>創23:7–9</w:t>
         </w:r>
       </w:hyperlink>
       <w:r>
@@ -814,7 +1297,7 @@
         </w:rPr>
         <w:t>，</w:t>
       </w:r>
-      <w:hyperlink r:id="rId32">
+      <w:hyperlink r:id="rId44">
         <w:r>
           <w:rPr>
             <w:lang w:val="zh_TW" w:bidi="zh_TW"/>
@@ -823,16 +1306,34 @@
             <w:color w:val="0000EE"/>
             <w:u w:val="single"/>
           </w:rPr>
-          <w:t>38:1–7</w:t>
+          <w:t>25:9</w:t>
         </w:r>
       </w:hyperlink>
       <w:r>
         <w:rPr>
           <w:lang w:val="zh_TW" w:bidi="zh_TW"/>
         </w:rPr>
-        <w:t>）。較小的金香壇用於燒香，約為45 公分（18 英吋）見方、高90公分（3 英尺）（</w:t>
-      </w:r>
-      <w:hyperlink r:id="rId21">
+        <w:t>）。</w:t>
+      </w:r>
+    </w:p>
+    <w:p>
+      <w:pPr>
+        <w:pStyle w:val="ListNumber"/>
+        <w:spacing w:line="240" w:lineRule="auto"/>
+        <w:ind w:left="720"/>
+      </w:pPr>
+      <w:r>
+        <w:rPr>
+          <w:lang w:val="zh_TW" w:bidi="zh_TW"/>
+        </w:rPr>
+      </w:r>
+      <w:r>
+        <w:rPr>
+          <w:lang w:val="zh_TW" w:bidi="zh_TW"/>
+        </w:rPr>
+        <w:t>在</w:t>
+      </w:r>
+      <w:hyperlink r:id="rId45">
         <w:r>
           <w:rPr>
             <w:lang w:val="zh_TW" w:bidi="zh_TW"/>
@@ -841,16 +1342,16 @@
             <w:color w:val="0000EE"/>
             <w:u w:val="single"/>
           </w:rPr>
-          <w:t>出30:1–10</w:t>
+          <w:t>創世記四十六章10節</w:t>
         </w:r>
       </w:hyperlink>
       <w:r>
         <w:rPr>
           <w:lang w:val="zh_TW" w:bidi="zh_TW"/>
         </w:rPr>
-        <w:t>，</w:t>
-      </w:r>
-      <w:hyperlink r:id="rId33">
+        <w:t>和</w:t>
+      </w:r>
+      <w:hyperlink r:id="rId46">
         <w:r>
           <w:rPr>
             <w:lang w:val="zh_TW" w:bidi="zh_TW"/>
@@ -859,30 +1360,48 @@
             <w:color w:val="0000EE"/>
             <w:u w:val="single"/>
           </w:rPr>
-          <w:t>40:5</w:t>
+          <w:t>出埃及記六章15節</w:t>
         </w:r>
       </w:hyperlink>
       <w:r>
         <w:rPr>
           <w:lang w:val="zh_TW" w:bidi="zh_TW"/>
         </w:rPr>
-        <w:t>）。</w:t>
+        <w:t>中，西緬的兒子謝拉（Zerah）的另一種拼寫方式。（譯註：和合本在這兩處經文中未將其譯為謝拉，僅譯為瑣轄）</w:t>
+        <w:br/>
+      </w:r>
+      <w:r>
+        <w:rPr>
+          <w:i/>
+          <w:lang w:val="zh_TW" w:bidi="zh_TW"/>
+        </w:rPr>
+        <w:t xml:space="preserve">見 </w:t>
+      </w:r>
+      <w:r>
+        <w:rPr>
+          <w:lang w:val="zh_TW" w:bidi="zh_TW"/>
+        </w:rPr>
+        <w:t>謝拉#3</w:t>
+      </w:r>
+      <w:r>
+        <w:rPr>
+          <w:lang w:val="zh_TW" w:bidi="zh_TW"/>
+        </w:rPr>
+        <w:t>。</w:t>
       </w:r>
     </w:p>
     <w:p>
-      <w:pPr/>
-      <w:r>
-        <w:rPr>
-          <w:lang w:val="zh_TW" w:bidi="zh_TW"/>
-        </w:rPr>
-      </w:r>
-      <w:r>
-        <w:rPr>
-          <w:lang w:val="zh_TW" w:bidi="zh_TW"/>
-        </w:rPr>
-        <w:t>在</w:t>
-      </w:r>
-      <w:hyperlink r:id="rId34">
+      <w:pPr>
+        <w:pStyle w:val="ListNumber"/>
+        <w:spacing w:line="240" w:lineRule="auto"/>
+        <w:ind w:left="720"/>
+      </w:pPr>
+      <w:r>
+        <w:rPr>
+          <w:lang w:val="zh_TW" w:bidi="zh_TW"/>
+        </w:rPr>
+      </w:r>
+      <w:hyperlink r:id="rId47">
         <w:r>
           <w:rPr>
             <w:lang w:val="zh_TW" w:bidi="zh_TW"/>
@@ -891,753 +1410,20 @@
             <w:color w:val="0000EE"/>
             <w:u w:val="single"/>
           </w:rPr>
-          <w:t>出埃及記二十章24至26節</w:t>
+          <w:t>歷代志上四章7節</w:t>
         </w:r>
       </w:hyperlink>
       <w:r>
         <w:rPr>
           <w:lang w:val="zh_TW" w:bidi="zh_TW"/>
         </w:rPr>
-        <w:t>中，神吩咐以色列人用土或未鑿成的石頭築壇，並在「</w:t>
-      </w:r>
-      <w:r>
-        <w:rPr>
-          <w:lang w:val="zh_TW" w:bidi="zh_TW"/>
-        </w:rPr>
-        <w:t>凡記下我名的地方</w:t>
-      </w:r>
-      <w:r>
-        <w:rPr>
-          <w:lang w:val="zh_TW" w:bidi="zh_TW"/>
-        </w:rPr>
-        <w:t>」獻上燔祭與平安祭。這也是舊約聖經中個人與群體屢次築壇的原因，例如：</w:t>
-      </w:r>
-    </w:p>
-    <w:p>
-      <w:pPr>
-        <w:pStyle w:val="ListBullet"/>
-        <w:spacing w:line="240" w:lineRule="auto"/>
-        <w:ind w:left="720"/>
-      </w:pPr>
-      <w:r>
-        <w:rPr>
-          <w:lang w:val="zh_TW" w:bidi="zh_TW"/>
-        </w:rPr>
-      </w:r>
-      <w:r>
-        <w:rPr>
-          <w:lang w:val="zh_TW" w:bidi="zh_TW"/>
-        </w:rPr>
-        <w:t>約書亞在以巴路山上築了一座壇（</w:t>
-      </w:r>
-      <w:hyperlink r:id="rId35">
-        <w:r>
-          <w:rPr>
-            <w:lang w:val="zh_TW" w:bidi="zh_TW"/>
-          </w:rPr>
-          <w:rPr>
-            <w:color w:val="0000EE"/>
-            <w:u w:val="single"/>
-          </w:rPr>
-          <w:t>書8:30–31</w:t>
-        </w:r>
-      </w:hyperlink>
-      <w:r>
-        <w:rPr>
-          <w:lang w:val="zh_TW" w:bidi="zh_TW"/>
-        </w:rPr>
-        <w:t>）。</w:t>
-      </w:r>
-    </w:p>
-    <w:p>
-      <w:pPr>
-        <w:pStyle w:val="ListBullet"/>
-        <w:spacing w:line="240" w:lineRule="auto"/>
-        <w:ind w:left="720"/>
-      </w:pPr>
-      <w:r>
-        <w:rPr>
-          <w:lang w:val="zh_TW" w:bidi="zh_TW"/>
-        </w:rPr>
-      </w:r>
-      <w:r>
-        <w:rPr>
-          <w:lang w:val="zh_TW" w:bidi="zh_TW"/>
-        </w:rPr>
-        <w:t>呂便人、迦得人和瑪拿西半支派在約旦河東岸築了一座壇（</w:t>
-      </w:r>
-      <w:hyperlink r:id="rId36">
-        <w:r>
-          <w:rPr>
-            <w:lang w:val="zh_TW" w:bidi="zh_TW"/>
-          </w:rPr>
-          <w:rPr>
-            <w:color w:val="0000EE"/>
-            <w:u w:val="single"/>
-          </w:rPr>
-          <w:t>書22:10–16</w:t>
-        </w:r>
-      </w:hyperlink>
-      <w:r>
-        <w:rPr>
-          <w:lang w:val="zh_TW" w:bidi="zh_TW"/>
-        </w:rPr>
-        <w:t>）。</w:t>
-      </w:r>
-    </w:p>
-    <w:p>
-      <w:pPr>
-        <w:pStyle w:val="ListBullet"/>
-        <w:spacing w:line="240" w:lineRule="auto"/>
-        <w:ind w:left="720"/>
-      </w:pPr>
-      <w:r>
-        <w:rPr>
-          <w:lang w:val="zh_TW" w:bidi="zh_TW"/>
-        </w:rPr>
-      </w:r>
-      <w:r>
-        <w:rPr>
-          <w:lang w:val="zh_TW" w:bidi="zh_TW"/>
-        </w:rPr>
-        <w:t>基甸在俄弗拉了一座壇（</w:t>
-      </w:r>
-      <w:hyperlink r:id="rId37">
-        <w:r>
-          <w:rPr>
-            <w:lang w:val="zh_TW" w:bidi="zh_TW"/>
-          </w:rPr>
-          <w:rPr>
-            <w:color w:val="0000EE"/>
-            <w:u w:val="single"/>
-          </w:rPr>
-          <w:t>士6:24</w:t>
-        </w:r>
-      </w:hyperlink>
-      <w:r>
-        <w:rPr>
-          <w:lang w:val="zh_TW" w:bidi="zh_TW"/>
-        </w:rPr>
-        <w:t>）。</w:t>
-      </w:r>
-    </w:p>
-    <w:p>
-      <w:pPr>
-        <w:pStyle w:val="ListBullet"/>
-        <w:spacing w:line="240" w:lineRule="auto"/>
-        <w:ind w:left="720"/>
-      </w:pPr>
-      <w:r>
-        <w:rPr>
-          <w:lang w:val="zh_TW" w:bidi="zh_TW"/>
-        </w:rPr>
-      </w:r>
-      <w:r>
-        <w:rPr>
-          <w:lang w:val="zh_TW" w:bidi="zh_TW"/>
-        </w:rPr>
-        <w:t>大衛的家族在伯利恆築了一座壇（</w:t>
-      </w:r>
-      <w:hyperlink r:id="rId38">
-        <w:r>
-          <w:rPr>
-            <w:lang w:val="zh_TW" w:bidi="zh_TW"/>
-          </w:rPr>
-          <w:rPr>
-            <w:color w:val="0000EE"/>
-            <w:u w:val="single"/>
-          </w:rPr>
-          <w:t>撒上20:6</w:t>
-        </w:r>
-      </w:hyperlink>
-      <w:r>
-        <w:rPr>
-          <w:lang w:val="zh_TW" w:bidi="zh_TW"/>
-        </w:rPr>
-        <w:t>、</w:t>
-      </w:r>
-      <w:hyperlink r:id="rId38">
-        <w:r>
-          <w:rPr>
-            <w:lang w:val="zh_TW" w:bidi="zh_TW"/>
-          </w:rPr>
-          <w:rPr>
-            <w:color w:val="0000EE"/>
-            <w:u w:val="single"/>
-          </w:rPr>
-          <w:t>29</w:t>
-        </w:r>
-      </w:hyperlink>
-      <w:r>
-        <w:rPr>
-          <w:lang w:val="zh_TW" w:bidi="zh_TW"/>
-        </w:rPr>
-        <w:t>）。</w:t>
-      </w:r>
-    </w:p>
-    <w:p>
-      <w:pPr>
-        <w:pStyle w:val="ListBullet"/>
-        <w:spacing w:line="240" w:lineRule="auto"/>
-        <w:ind w:left="720"/>
-      </w:pPr>
-      <w:r>
-        <w:rPr>
-          <w:lang w:val="zh_TW" w:bidi="zh_TW"/>
-        </w:rPr>
-      </w:r>
-      <w:r>
-        <w:rPr>
-          <w:lang w:val="zh_TW" w:bidi="zh_TW"/>
-        </w:rPr>
-        <w:t>大衛在亞勞拿的禾場上築了一座壇（</w:t>
-      </w:r>
-      <w:hyperlink r:id="rId39">
-        <w:r>
-          <w:rPr>
-            <w:lang w:val="zh_TW" w:bidi="zh_TW"/>
-          </w:rPr>
-          <w:rPr>
-            <w:color w:val="0000EE"/>
-            <w:u w:val="single"/>
-          </w:rPr>
-          <w:t>撒下24:25</w:t>
-        </w:r>
-      </w:hyperlink>
-      <w:r>
-        <w:rPr>
-          <w:lang w:val="zh_TW" w:bidi="zh_TW"/>
-        </w:rPr>
-        <w:t>）。禾場是一個平坦的地方，用來將穀物與莖分開。</w:t>
-      </w:r>
-    </w:p>
-    <w:p>
-      <w:pPr>
-        <w:pStyle w:val="ListBullet"/>
-        <w:spacing w:line="240" w:lineRule="auto"/>
-        <w:ind w:left="720"/>
-      </w:pPr>
-      <w:r>
-        <w:rPr>
-          <w:lang w:val="zh_TW" w:bidi="zh_TW"/>
-        </w:rPr>
-      </w:r>
-      <w:r>
-        <w:rPr>
-          <w:lang w:val="zh_TW" w:bidi="zh_TW"/>
-        </w:rPr>
-        <w:t>以利亞在迦密山上築了一座壇（</w:t>
-      </w:r>
-      <w:hyperlink r:id="rId40">
-        <w:r>
-          <w:rPr>
-            <w:lang w:val="zh_TW" w:bidi="zh_TW"/>
-          </w:rPr>
-          <w:rPr>
-            <w:color w:val="0000EE"/>
-            <w:u w:val="single"/>
-          </w:rPr>
-          <w:t>王上18:30</w:t>
-        </w:r>
-      </w:hyperlink>
-      <w:r>
-        <w:rPr>
-          <w:lang w:val="zh_TW" w:bidi="zh_TW"/>
-        </w:rPr>
-        <w:t>）。</w:t>
-      </w:r>
-    </w:p>
-    <w:p>
-      <w:pPr/>
-      <w:r>
-        <w:rPr>
-          <w:lang w:val="zh_TW" w:bidi="zh_TW"/>
-        </w:rPr>
-      </w:r>
-      <w:r>
-        <w:rPr>
-          <w:lang w:val="zh_TW" w:bidi="zh_TW"/>
-        </w:rPr>
-        <w:t>除了以利亞在迦密山上的祭壇外，人們在所羅門建成聖殿之前築了這些祭壇。</w:t>
-      </w:r>
-    </w:p>
-    <w:p>
-      <w:pPr/>
-      <w:r>
-        <w:rPr>
-          <w:lang w:val="zh_TW" w:bidi="zh_TW"/>
-        </w:rPr>
-      </w:r>
-      <w:r>
-        <w:rPr>
-          <w:lang w:val="zh_TW" w:bidi="zh_TW"/>
-        </w:rPr>
-        <w:t>如同會幕，所羅門的聖殿也有兩座祭壇。其中一座為銅製壇，長寬各20肘（約7.6公尺或25英尺），高10肘（約3.8公尺或12.5英尺），是聖殿敬拜的中心。亞哈斯王奉亞述王提革拉·毗列色之命，將銅壇從原來的位置移除（</w:t>
-      </w:r>
-      <w:hyperlink r:id="rId41">
-        <w:r>
-          <w:rPr>
-            <w:lang w:val="zh_TW" w:bidi="zh_TW"/>
-          </w:rPr>
-          <w:rPr>
-            <w:color w:val="0000EE"/>
-            <w:u w:val="single"/>
-          </w:rPr>
-          <w:t>王下16:14</w:t>
-        </w:r>
-      </w:hyperlink>
-      <w:r>
-        <w:rPr>
-          <w:lang w:val="zh_TW" w:bidi="zh_TW"/>
-        </w:rPr>
-        <w:t>）。後來希西家又把它復歸原處（</w:t>
-      </w:r>
-      <w:hyperlink r:id="rId42">
-        <w:r>
-          <w:rPr>
-            <w:lang w:val="zh_TW" w:bidi="zh_TW"/>
-          </w:rPr>
-          <w:rPr>
-            <w:color w:val="0000EE"/>
-            <w:u w:val="single"/>
-          </w:rPr>
-          <w:t>代下29:18</w:t>
-        </w:r>
-      </w:hyperlink>
-      <w:r>
-        <w:rPr>
-          <w:lang w:val="zh_TW" w:bidi="zh_TW"/>
-        </w:rPr>
-        <w:t>）。另一座為燒香的壇，以香柏木製成、包裹着金，立在幔子前（</w:t>
-      </w:r>
-      <w:hyperlink r:id="rId43">
-        <w:r>
-          <w:rPr>
-            <w:lang w:val="zh_TW" w:bidi="zh_TW"/>
-          </w:rPr>
-          <w:rPr>
-            <w:color w:val="0000EE"/>
-            <w:u w:val="single"/>
-          </w:rPr>
-          <w:t>王上6:20–22</w:t>
-        </w:r>
-      </w:hyperlink>
-      <w:r>
-        <w:rPr>
-          <w:lang w:val="zh_TW" w:bidi="zh_TW"/>
-        </w:rPr>
-        <w:t>）。</w:t>
-      </w:r>
-    </w:p>
-    <w:p>
-      <w:pPr/>
-      <w:r>
-        <w:rPr>
-          <w:lang w:val="zh_TW" w:bidi="zh_TW"/>
-        </w:rPr>
-      </w:r>
-      <w:r>
-        <w:rPr>
-          <w:lang w:val="zh_TW" w:bidi="zh_TW"/>
-        </w:rPr>
-        <w:t>所羅門聖殿被毀、猶太人被擄之後，先知以西結曾在異象中看見聖殿復興。異象中的燔祭壇分三層上升，高達10肘（約5.3公尺或17.5英尺），其底座約為20平方肘（約10.6公尺或35英尺）。這座尺寸特別巨大的祭壇，凸顯出以色列對贖罪的迫切需要（</w:t>
-      </w:r>
-      <w:hyperlink r:id="rId44">
-        <w:r>
-          <w:rPr>
-            <w:lang w:val="zh_TW" w:bidi="zh_TW"/>
-          </w:rPr>
-          <w:rPr>
-            <w:color w:val="0000EE"/>
-            <w:u w:val="single"/>
-          </w:rPr>
-          <w:t>結43:13–17</w:t>
-        </w:r>
-      </w:hyperlink>
-      <w:r>
-        <w:rPr>
-          <w:lang w:val="zh_TW" w:bidi="zh_TW"/>
-        </w:rPr>
-        <w:t>）。在該異象中並未提到燒香的壇。</w:t>
-      </w:r>
-    </w:p>
-    <w:p>
-      <w:pPr/>
-      <w:r>
-        <w:rPr>
-          <w:lang w:val="zh_TW" w:bidi="zh_TW"/>
-        </w:rPr>
-      </w:r>
-      <w:r>
-        <w:rPr>
-          <w:lang w:val="zh_TW" w:bidi="zh_TW"/>
-        </w:rPr>
-        <w:t>所羅巴伯曾築燔祭壇（</w:t>
-      </w:r>
-      <w:hyperlink r:id="rId45">
-        <w:r>
-          <w:rPr>
-            <w:lang w:val="zh_TW" w:bidi="zh_TW"/>
-          </w:rPr>
-          <w:rPr>
-            <w:color w:val="0000EE"/>
-            <w:u w:val="single"/>
-          </w:rPr>
-          <w:t>拉3:2</w:t>
-        </w:r>
-      </w:hyperlink>
-      <w:r>
-        <w:rPr>
-          <w:lang w:val="zh_TW" w:bidi="zh_TW"/>
-        </w:rPr>
-        <w:t>）。安提阿古·伊皮法尼則褻瀆此壇，使其不潔；他可能是在其上設立宙斯的像（</w:t>
-      </w:r>
-      <w:hyperlink r:id="rId46">
-        <w:r>
-          <w:rPr>
-            <w:lang w:val="zh_TW" w:bidi="zh_TW"/>
-          </w:rPr>
-          <w:rPr>
-            <w:color w:val="0000EE"/>
-            <w:u w:val="single"/>
-          </w:rPr>
-          <w:t>馬加比一書1:54</w:t>
-        </w:r>
-      </w:hyperlink>
-      <w:r>
-        <w:rPr>
-          <w:lang w:val="zh_TW" w:bidi="zh_TW"/>
-        </w:rPr>
-        <w:t>）。當時亦有香壇；安提阿古·伊皮法尼於公元前169年移走金香壇（</w:t>
-      </w:r>
-      <w:hyperlink r:id="rId46">
-        <w:r>
-          <w:rPr>
-            <w:lang w:val="zh_TW" w:bidi="zh_TW"/>
-          </w:rPr>
-          <w:rPr>
-            <w:color w:val="0000EE"/>
-            <w:u w:val="single"/>
-          </w:rPr>
-          <w:t>馬加比一書</w:t>
-        </w:r>
-      </w:hyperlink>
-      <w:hyperlink r:id="rId47">
-        <w:r>
-          <w:rPr>
-            <w:lang w:val="zh_TW" w:bidi="zh_TW"/>
-          </w:rPr>
-          <w:rPr>
-            <w:color w:val="0000EE"/>
-            <w:u w:val="single"/>
-          </w:rPr>
-          <w:t>1:21</w:t>
-        </w:r>
-      </w:hyperlink>
-      <w:r>
-        <w:rPr>
-          <w:lang w:val="zh_TW" w:bidi="zh_TW"/>
-        </w:rPr>
-        <w:t>）。這兩個壇後來都被猶大·馬加比修復（</w:t>
-      </w:r>
-      <w:hyperlink r:id="rId46">
-        <w:r>
-          <w:rPr>
-            <w:lang w:val="zh_TW" w:bidi="zh_TW"/>
-          </w:rPr>
-          <w:rPr>
-            <w:color w:val="0000EE"/>
-            <w:u w:val="single"/>
-          </w:rPr>
-          <w:t>馬加比一書</w:t>
-        </w:r>
-      </w:hyperlink>
-      <w:hyperlink r:id="rId48">
-        <w:r>
-          <w:rPr>
-            <w:lang w:val="zh_TW" w:bidi="zh_TW"/>
-          </w:rPr>
-          <w:rPr>
-            <w:color w:val="0000EE"/>
-            <w:u w:val="single"/>
-          </w:rPr>
-          <w:t>4:44–49</w:t>
-        </w:r>
-      </w:hyperlink>
-      <w:r>
-        <w:rPr>
-          <w:lang w:val="zh_TW" w:bidi="zh_TW"/>
-        </w:rPr>
-        <w:t>）。</w:t>
-      </w:r>
-    </w:p>
-    <w:p>
-      <w:pPr/>
-      <w:r>
-        <w:rPr>
-          <w:lang w:val="zh_TW" w:bidi="zh_TW"/>
-        </w:rPr>
-      </w:r>
-      <w:r>
-        <w:rPr>
-          <w:lang w:val="zh_TW" w:bidi="zh_TW"/>
-        </w:rPr>
-        <w:t>基督徒敬拜不再需要獻祭用的祭壇，因耶穌基督的死已成為最終的贖罪祭。聖經中經常提到燔祭壇和香壇（</w:t>
-      </w:r>
-      <w:hyperlink r:id="rId49">
-        <w:r>
-          <w:rPr>
-            <w:lang w:val="zh_TW" w:bidi="zh_TW"/>
-          </w:rPr>
-          <w:rPr>
-            <w:color w:val="0000EE"/>
-            <w:u w:val="single"/>
-          </w:rPr>
-          <w:t>太5:23–24</w:t>
-        </w:r>
-      </w:hyperlink>
-      <w:r>
-        <w:rPr>
-          <w:lang w:val="zh_TW" w:bidi="zh_TW"/>
-        </w:rPr>
-        <w:t>，</w:t>
-      </w:r>
-      <w:hyperlink r:id="rId50">
-        <w:r>
-          <w:rPr>
-            <w:lang w:val="zh_TW" w:bidi="zh_TW"/>
-          </w:rPr>
-          <w:rPr>
-            <w:color w:val="0000EE"/>
-            <w:u w:val="single"/>
-          </w:rPr>
-          <w:t>23:18–20</w:t>
-        </w:r>
-      </w:hyperlink>
-      <w:r>
-        <w:rPr>
-          <w:lang w:val="zh_TW" w:bidi="zh_TW"/>
-        </w:rPr>
-        <w:t>、</w:t>
-      </w:r>
-      <w:hyperlink r:id="rId50">
-        <w:r>
-          <w:rPr>
-            <w:lang w:val="zh_TW" w:bidi="zh_TW"/>
-          </w:rPr>
-          <w:rPr>
-            <w:color w:val="0000EE"/>
-            <w:u w:val="single"/>
-          </w:rPr>
-          <w:t>35</w:t>
-        </w:r>
-      </w:hyperlink>
-      <w:r>
-        <w:rPr>
-          <w:lang w:val="zh_TW" w:bidi="zh_TW"/>
-        </w:rPr>
-        <w:t>；</w:t>
-      </w:r>
-      <w:hyperlink r:id="rId51">
-        <w:r>
-          <w:rPr>
-            <w:lang w:val="zh_TW" w:bidi="zh_TW"/>
-          </w:rPr>
-          <w:rPr>
-            <w:color w:val="0000EE"/>
-            <w:u w:val="single"/>
-          </w:rPr>
-          <w:t>路11:51</w:t>
-        </w:r>
-      </w:hyperlink>
-      <w:r>
-        <w:rPr>
-          <w:lang w:val="zh_TW" w:bidi="zh_TW"/>
-        </w:rPr>
-        <w:t>；</w:t>
-      </w:r>
-      <w:hyperlink r:id="rId52">
-        <w:r>
-          <w:rPr>
-            <w:lang w:val="zh_TW" w:bidi="zh_TW"/>
-          </w:rPr>
-          <w:rPr>
-            <w:color w:val="0000EE"/>
-            <w:u w:val="single"/>
-          </w:rPr>
-          <w:t>林前9:13</w:t>
-        </w:r>
-      </w:hyperlink>
-      <w:r>
-        <w:rPr>
-          <w:lang w:val="zh_TW" w:bidi="zh_TW"/>
-        </w:rPr>
-        <w:t>，</w:t>
-      </w:r>
-      <w:hyperlink r:id="rId53">
-        <w:r>
-          <w:rPr>
-            <w:lang w:val="zh_TW" w:bidi="zh_TW"/>
-          </w:rPr>
-          <w:rPr>
-            <w:color w:val="0000EE"/>
-            <w:u w:val="single"/>
-          </w:rPr>
-          <w:t>10:18</w:t>
-        </w:r>
-      </w:hyperlink>
-      <w:r>
-        <w:rPr>
-          <w:lang w:val="zh_TW" w:bidi="zh_TW"/>
-        </w:rPr>
-        <w:t>；</w:t>
-      </w:r>
-      <w:hyperlink r:id="rId54">
-        <w:r>
-          <w:rPr>
-            <w:lang w:val="zh_TW" w:bidi="zh_TW"/>
-          </w:rPr>
-          <w:rPr>
-            <w:color w:val="0000EE"/>
-            <w:u w:val="single"/>
-          </w:rPr>
-          <w:t>來7:13</w:t>
-        </w:r>
-      </w:hyperlink>
-      <w:r>
-        <w:rPr>
-          <w:lang w:val="zh_TW" w:bidi="zh_TW"/>
-        </w:rPr>
-        <w:t>；</w:t>
-      </w:r>
-      <w:hyperlink r:id="rId55">
-        <w:r>
-          <w:rPr>
-            <w:lang w:val="zh_TW" w:bidi="zh_TW"/>
-          </w:rPr>
-          <w:rPr>
-            <w:color w:val="0000EE"/>
-            <w:u w:val="single"/>
-          </w:rPr>
-          <w:t>啟11:1</w:t>
-        </w:r>
-      </w:hyperlink>
-      <w:r>
-        <w:rPr>
-          <w:lang w:val="zh_TW" w:bidi="zh_TW"/>
-        </w:rPr>
-        <w:t>）。其中有些經文指的是地上的聖殿（</w:t>
-      </w:r>
-      <w:hyperlink r:id="rId56">
-        <w:r>
-          <w:rPr>
-            <w:lang w:val="zh_TW" w:bidi="zh_TW"/>
-          </w:rPr>
-          <w:rPr>
-            <w:color w:val="0000EE"/>
-            <w:u w:val="single"/>
-          </w:rPr>
-          <w:t>路1:11</w:t>
-        </w:r>
-      </w:hyperlink>
-      <w:r>
-        <w:rPr>
-          <w:lang w:val="zh_TW" w:bidi="zh_TW"/>
-        </w:rPr>
-        <w:t>）。其它經文則指的是天上的聖殿（</w:t>
-      </w:r>
-      <w:hyperlink r:id="rId57">
-        <w:r>
-          <w:rPr>
-            <w:lang w:val="zh_TW" w:bidi="zh_TW"/>
-          </w:rPr>
-          <w:rPr>
-            <w:color w:val="0000EE"/>
-            <w:u w:val="single"/>
-          </w:rPr>
-          <w:t>啟6:9</w:t>
-        </w:r>
-      </w:hyperlink>
-      <w:r>
-        <w:rPr>
-          <w:lang w:val="zh_TW" w:bidi="zh_TW"/>
-        </w:rPr>
-        <w:t>，</w:t>
-      </w:r>
-      <w:hyperlink r:id="rId58">
-        <w:r>
-          <w:rPr>
-            <w:lang w:val="zh_TW" w:bidi="zh_TW"/>
-          </w:rPr>
-          <w:rPr>
-            <w:color w:val="0000EE"/>
-            <w:u w:val="single"/>
-          </w:rPr>
-          <w:t>8:5</w:t>
-        </w:r>
-      </w:hyperlink>
-      <w:r>
-        <w:rPr>
-          <w:lang w:val="zh_TW" w:bidi="zh_TW"/>
-        </w:rPr>
-        <w:t>，</w:t>
-      </w:r>
-      <w:hyperlink r:id="rId59">
-        <w:r>
-          <w:rPr>
-            <w:lang w:val="zh_TW" w:bidi="zh_TW"/>
-          </w:rPr>
-          <w:rPr>
-            <w:color w:val="0000EE"/>
-            <w:u w:val="single"/>
-          </w:rPr>
-          <w:t>9:13</w:t>
-        </w:r>
-      </w:hyperlink>
-      <w:r>
-        <w:rPr>
-          <w:lang w:val="zh_TW" w:bidi="zh_TW"/>
-        </w:rPr>
-        <w:t>）。</w:t>
-      </w:r>
-    </w:p>
-    <w:p>
-      <w:pPr/>
-      <w:r>
-        <w:rPr>
-          <w:lang w:val="zh_TW" w:bidi="zh_TW"/>
-        </w:rPr>
-      </w:r>
-      <w:r>
-        <w:rPr>
-          <w:i/>
-          <w:lang w:val="zh_TW" w:bidi="zh_TW"/>
-        </w:rPr>
-        <w:t>另見</w:t>
-      </w:r>
-      <w:r>
-        <w:rPr>
-          <w:lang w:val="zh_TW" w:bidi="zh_TW"/>
-        </w:rPr>
-        <w:t>會幕</w:t>
-      </w:r>
-      <w:r>
-        <w:rPr>
-          <w:lang w:val="zh_TW" w:bidi="zh_TW"/>
-        </w:rPr>
-        <w:t>；</w:t>
-      </w:r>
-      <w:r>
-        <w:rPr>
-          <w:lang w:val="zh_TW" w:bidi="zh_TW"/>
-        </w:rPr>
-        <w:t>聖殿</w:t>
-      </w:r>
-      <w:r>
-        <w:rPr>
-          <w:lang w:val="zh_TW" w:bidi="zh_TW"/>
-        </w:rPr>
-        <w:t>。</w:t>
+        <w:t>中，以斯哈（Izhar ）的另一種拼寫方式。（譯註：和合本在此節經文未將其譯為以斯哈，僅譯為</w:t>
+      </w:r>
+      <w:r>
+        <w:rPr>
+          <w:lang w:val="zh_TW" w:bidi="zh_TW"/>
+        </w:rPr>
+        <w:t>瑣轄）</w:t>
       </w:r>
       <w:r>
         <w:rPr>
@@ -3539,6 +3325,18 @@
   </w:num>
   <w:num w:numId="13" w16cid:durableId="592781308">
     <w:abstractNumId w:val="11"/>
+  </w:num>
+  <w:num w:numId="14">
+    <w:abstractNumId w:val="3"/>
+    <w:lvlOverride w:ilvl="0">
+      <w:startOverride w:val="1"/>
+    </w:lvlOverride>
+  </w:num>
+  <w:num w:numId="15">
+    <w:abstractNumId w:val="3"/>
+    <w:lvlOverride w:ilvl="0">
+      <w:startOverride w:val="1"/>
+    </w:lvlOverride>
   </w:num>
   <w:numIdMacAtCleanup w:val="10"/>
 </w:numbering>

--- a/zht/docx/163.content.docx
+++ b/zht/docx/163.content.docx
@@ -233,18 +233,12 @@
         </w:rPr>
         <w:t>這是</w:t>
       </w:r>
-      <w:hyperlink r:id="rId13">
-        <w:r>
-          <w:rPr>
-            <w:lang w:val="zh_TW" w:bidi="zh_TW"/>
-          </w:rPr>
-          <w:rPr>
-            <w:color w:val="0000EE"/>
-            <w:u w:val="single"/>
-          </w:rPr>
-          <w:t>創世記十三章12節</w:t>
-        </w:r>
-      </w:hyperlink>
+      <w:r>
+        <w:rPr>
+          <w:lang w:val="zh_TW" w:bidi="zh_TW"/>
+        </w:rPr>
+        <w:t>創世記十三章12節</w:t>
+      </w:r>
       <w:r>
         <w:rPr>
           <w:lang w:val="zh_TW" w:bidi="zh_TW"/>
@@ -369,18 +363,12 @@
         </w:rPr>
         <w:t>比拉或瑣珥（</w:t>
       </w:r>
-      <w:hyperlink r:id="rId14">
-        <w:r>
-          <w:rPr>
-            <w:lang w:val="zh_TW" w:bidi="zh_TW"/>
-          </w:rPr>
-          <w:rPr>
-            <w:color w:val="0000EE"/>
-            <w:u w:val="single"/>
-          </w:rPr>
-          <w:t>創14:2</w:t>
-        </w:r>
-      </w:hyperlink>
+      <w:r>
+        <w:rPr>
+          <w:lang w:val="zh_TW" w:bidi="zh_TW"/>
+        </w:rPr>
+        <w:t>創14:2</w:t>
+      </w:r>
       <w:r>
         <w:rPr>
           <w:lang w:val="zh_TW" w:bidi="zh_TW"/>
@@ -412,18 +400,12 @@
         </w:rPr>
         <w:t>西訂谷靠近死海。在這些城市中，所多瑪在創世記中被提及的次數最多。它共出現了36次，其中16次是單獨提到所多瑪。聖經視所多瑪為邪惡城市的典型。它被毀滅的記載（</w:t>
       </w:r>
-      <w:hyperlink r:id="rId15">
-        <w:r>
-          <w:rPr>
-            <w:lang w:val="zh_TW" w:bidi="zh_TW"/>
-          </w:rPr>
-          <w:rPr>
-            <w:color w:val="0000EE"/>
-            <w:u w:val="single"/>
-          </w:rPr>
-          <w:t>創19:24</w:t>
-        </w:r>
-      </w:hyperlink>
+      <w:r>
+        <w:rPr>
+          <w:lang w:val="zh_TW" w:bidi="zh_TW"/>
+        </w:rPr>
+        <w:t>創19:24</w:t>
+      </w:r>
       <w:r>
         <w:rPr>
           <w:lang w:val="zh_TW" w:bidi="zh_TW"/>
@@ -442,18 +424,12 @@
           <w:lang w:val="zh_TW" w:bidi="zh_TW"/>
         </w:rPr>
       </w:r>
-      <w:hyperlink r:id="rId16">
-        <w:r>
-          <w:rPr>
-            <w:lang w:val="zh_TW" w:bidi="zh_TW"/>
-          </w:rPr>
-          <w:rPr>
-            <w:color w:val="0000EE"/>
-            <w:u w:val="single"/>
-          </w:rPr>
-          <w:t>申命記二十九章23節</w:t>
-        </w:r>
-      </w:hyperlink>
+      <w:r>
+        <w:rPr>
+          <w:lang w:val="zh_TW" w:bidi="zh_TW"/>
+        </w:rPr>
+        <w:t>申命記二十九章23節</w:t>
+      </w:r>
     </w:p>
     <w:p>
       <w:pPr>
@@ -466,18 +442,12 @@
           <w:lang w:val="zh_TW" w:bidi="zh_TW"/>
         </w:rPr>
       </w:r>
-      <w:hyperlink r:id="rId17">
-        <w:r>
-          <w:rPr>
-            <w:lang w:val="zh_TW" w:bidi="zh_TW"/>
-          </w:rPr>
-          <w:rPr>
-            <w:color w:val="0000EE"/>
-            <w:u w:val="single"/>
-          </w:rPr>
-          <w:t>以賽亞書一章9至10節</w:t>
-        </w:r>
-      </w:hyperlink>
+      <w:r>
+        <w:rPr>
+          <w:lang w:val="zh_TW" w:bidi="zh_TW"/>
+        </w:rPr>
+        <w:t>以賽亞書一章9至10節</w:t>
+      </w:r>
     </w:p>
     <w:p>
       <w:pPr>
@@ -490,18 +460,12 @@
           <w:lang w:val="zh_TW" w:bidi="zh_TW"/>
         </w:rPr>
       </w:r>
-      <w:hyperlink r:id="rId18">
-        <w:r>
-          <w:rPr>
-            <w:lang w:val="zh_TW" w:bidi="zh_TW"/>
-          </w:rPr>
-          <w:rPr>
-            <w:color w:val="0000EE"/>
-            <w:u w:val="single"/>
-          </w:rPr>
-          <w:t>耶利米書二十三章14節</w:t>
-        </w:r>
-      </w:hyperlink>
+      <w:r>
+        <w:rPr>
+          <w:lang w:val="zh_TW" w:bidi="zh_TW"/>
+        </w:rPr>
+        <w:t>耶利米書二十三章14節</w:t>
+      </w:r>
     </w:p>
     <w:p>
       <w:pPr>
@@ -514,18 +478,12 @@
           <w:lang w:val="zh_TW" w:bidi="zh_TW"/>
         </w:rPr>
       </w:r>
-      <w:hyperlink r:id="rId19">
-        <w:r>
-          <w:rPr>
-            <w:lang w:val="zh_TW" w:bidi="zh_TW"/>
-          </w:rPr>
-          <w:rPr>
-            <w:color w:val="0000EE"/>
-            <w:u w:val="single"/>
-          </w:rPr>
-          <w:t>耶利米書四十九章18節</w:t>
-        </w:r>
-      </w:hyperlink>
+      <w:r>
+        <w:rPr>
+          <w:lang w:val="zh_TW" w:bidi="zh_TW"/>
+        </w:rPr>
+        <w:t>耶利米書四十九章18節</w:t>
+      </w:r>
     </w:p>
     <w:p>
       <w:pPr>
@@ -538,18 +496,12 @@
           <w:lang w:val="zh_TW" w:bidi="zh_TW"/>
         </w:rPr>
       </w:r>
-      <w:hyperlink r:id="rId20">
-        <w:r>
-          <w:rPr>
-            <w:lang w:val="zh_TW" w:bidi="zh_TW"/>
-          </w:rPr>
-          <w:rPr>
-            <w:color w:val="0000EE"/>
-            <w:u w:val="single"/>
-          </w:rPr>
-          <w:t>耶利米哀歌四章6節</w:t>
-        </w:r>
-      </w:hyperlink>
+      <w:r>
+        <w:rPr>
+          <w:lang w:val="zh_TW" w:bidi="zh_TW"/>
+        </w:rPr>
+        <w:t>耶利米哀歌四章6節</w:t>
+      </w:r>
     </w:p>
     <w:p>
       <w:pPr>
@@ -562,18 +514,12 @@
           <w:lang w:val="zh_TW" w:bidi="zh_TW"/>
         </w:rPr>
       </w:r>
-      <w:hyperlink r:id="rId21">
-        <w:r>
-          <w:rPr>
-            <w:lang w:val="zh_TW" w:bidi="zh_TW"/>
-          </w:rPr>
-          <w:rPr>
-            <w:color w:val="0000EE"/>
-            <w:u w:val="single"/>
-          </w:rPr>
-          <w:t>阿摩司書四章11節</w:t>
-        </w:r>
-      </w:hyperlink>
+      <w:r>
+        <w:rPr>
+          <w:lang w:val="zh_TW" w:bidi="zh_TW"/>
+        </w:rPr>
+        <w:t>阿摩司書四章11節</w:t>
+      </w:r>
     </w:p>
     <w:p>
       <w:pPr>
@@ -586,18 +532,12 @@
           <w:lang w:val="zh_TW" w:bidi="zh_TW"/>
         </w:rPr>
       </w:r>
-      <w:hyperlink r:id="rId22">
-        <w:r>
-          <w:rPr>
-            <w:lang w:val="zh_TW" w:bidi="zh_TW"/>
-          </w:rPr>
-          <w:rPr>
-            <w:color w:val="0000EE"/>
-            <w:u w:val="single"/>
-          </w:rPr>
-          <w:t>西番雅書二章9節</w:t>
-        </w:r>
-      </w:hyperlink>
+      <w:r>
+        <w:rPr>
+          <w:lang w:val="zh_TW" w:bidi="zh_TW"/>
+        </w:rPr>
+        <w:t>西番雅書二章9節</w:t>
+      </w:r>
     </w:p>
     <w:p>
       <w:pPr/>
@@ -624,18 +564,12 @@
           <w:lang w:val="zh_TW" w:bidi="zh_TW"/>
         </w:rPr>
       </w:r>
-      <w:hyperlink r:id="rId23">
-        <w:r>
-          <w:rPr>
-            <w:lang w:val="zh_TW" w:bidi="zh_TW"/>
-          </w:rPr>
-          <w:rPr>
-            <w:color w:val="0000EE"/>
-            <w:u w:val="single"/>
-          </w:rPr>
-          <w:t>馬太福音十章15節</w:t>
-        </w:r>
-      </w:hyperlink>
+      <w:r>
+        <w:rPr>
+          <w:lang w:val="zh_TW" w:bidi="zh_TW"/>
+        </w:rPr>
+        <w:t>馬太福音十章15節</w:t>
+      </w:r>
     </w:p>
     <w:p>
       <w:pPr>
@@ -648,18 +582,12 @@
           <w:lang w:val="zh_TW" w:bidi="zh_TW"/>
         </w:rPr>
       </w:r>
-      <w:hyperlink r:id="rId24">
-        <w:r>
-          <w:rPr>
-            <w:lang w:val="zh_TW" w:bidi="zh_TW"/>
-          </w:rPr>
-          <w:rPr>
-            <w:color w:val="0000EE"/>
-            <w:u w:val="single"/>
-          </w:rPr>
-          <w:t>路加福音十章12節</w:t>
-        </w:r>
-      </w:hyperlink>
+      <w:r>
+        <w:rPr>
+          <w:lang w:val="zh_TW" w:bidi="zh_TW"/>
+        </w:rPr>
+        <w:t>路加福音十章12節</w:t>
+      </w:r>
     </w:p>
     <w:p>
       <w:pPr>
@@ -672,18 +600,12 @@
           <w:lang w:val="zh_TW" w:bidi="zh_TW"/>
         </w:rPr>
       </w:r>
-      <w:hyperlink r:id="rId25">
-        <w:r>
-          <w:rPr>
-            <w:lang w:val="zh_TW" w:bidi="zh_TW"/>
-          </w:rPr>
-          <w:rPr>
-            <w:color w:val="0000EE"/>
-            <w:u w:val="single"/>
-          </w:rPr>
-          <w:t>路加福音十七章29節</w:t>
-        </w:r>
-      </w:hyperlink>
+      <w:r>
+        <w:rPr>
+          <w:lang w:val="zh_TW" w:bidi="zh_TW"/>
+        </w:rPr>
+        <w:t>路加福音十七章29節</w:t>
+      </w:r>
     </w:p>
     <w:p>
       <w:pPr>
@@ -696,18 +618,12 @@
           <w:lang w:val="zh_TW" w:bidi="zh_TW"/>
         </w:rPr>
       </w:r>
-      <w:hyperlink r:id="rId26">
-        <w:r>
-          <w:rPr>
-            <w:lang w:val="zh_TW" w:bidi="zh_TW"/>
-          </w:rPr>
-          <w:rPr>
-            <w:color w:val="0000EE"/>
-            <w:u w:val="single"/>
-          </w:rPr>
-          <w:t>羅馬書九章29節</w:t>
-        </w:r>
-      </w:hyperlink>
+      <w:r>
+        <w:rPr>
+          <w:lang w:val="zh_TW" w:bidi="zh_TW"/>
+        </w:rPr>
+        <w:t>羅馬書九章29節</w:t>
+      </w:r>
     </w:p>
     <w:p>
       <w:pPr>
@@ -720,18 +636,12 @@
           <w:lang w:val="zh_TW" w:bidi="zh_TW"/>
         </w:rPr>
       </w:r>
-      <w:hyperlink r:id="rId27">
-        <w:r>
-          <w:rPr>
-            <w:lang w:val="zh_TW" w:bidi="zh_TW"/>
-          </w:rPr>
-          <w:rPr>
-            <w:color w:val="0000EE"/>
-            <w:u w:val="single"/>
-          </w:rPr>
-          <w:t>彼得後書二章6節</w:t>
-        </w:r>
-      </w:hyperlink>
+      <w:r>
+        <w:rPr>
+          <w:lang w:val="zh_TW" w:bidi="zh_TW"/>
+        </w:rPr>
+        <w:t>彼得後書二章6節</w:t>
+      </w:r>
     </w:p>
     <w:p>
       <w:pPr>
@@ -744,18 +654,12 @@
           <w:lang w:val="zh_TW" w:bidi="zh_TW"/>
         </w:rPr>
       </w:r>
-      <w:hyperlink r:id="rId28">
-        <w:r>
-          <w:rPr>
-            <w:lang w:val="zh_TW" w:bidi="zh_TW"/>
-          </w:rPr>
-          <w:rPr>
-            <w:color w:val="0000EE"/>
-            <w:u w:val="single"/>
-          </w:rPr>
-          <w:t>猶大書一章7節</w:t>
-        </w:r>
-      </w:hyperlink>
+      <w:r>
+        <w:rPr>
+          <w:lang w:val="zh_TW" w:bidi="zh_TW"/>
+        </w:rPr>
+        <w:t>猶大書一章7節</w:t>
+      </w:r>
     </w:p>
     <w:p>
       <w:pPr>
@@ -768,18 +672,12 @@
           <w:lang w:val="zh_TW" w:bidi="zh_TW"/>
         </w:rPr>
       </w:r>
-      <w:hyperlink r:id="rId29">
-        <w:r>
-          <w:rPr>
-            <w:lang w:val="zh_TW" w:bidi="zh_TW"/>
-          </w:rPr>
-          <w:rPr>
-            <w:color w:val="0000EE"/>
-            <w:u w:val="single"/>
-          </w:rPr>
-          <w:t>啟示錄十一章8節</w:t>
-        </w:r>
-      </w:hyperlink>
+      <w:r>
+        <w:rPr>
+          <w:lang w:val="zh_TW" w:bidi="zh_TW"/>
+        </w:rPr>
+        <w:t>啟示錄十一章8節</w:t>
+      </w:r>
     </w:p>
     <w:p>
       <w:pPr>
@@ -805,54 +703,36 @@
         </w:rPr>
         <w:t>所多瑪和蛾摩拉的主要故事發生在</w:t>
       </w:r>
-      <w:hyperlink r:id="rId30">
-        <w:r>
-          <w:rPr>
-            <w:lang w:val="zh_TW" w:bidi="zh_TW"/>
-          </w:rPr>
-          <w:rPr>
-            <w:color w:val="0000EE"/>
-            <w:u w:val="single"/>
-          </w:rPr>
-          <w:t>創世記十八</w:t>
-        </w:r>
-      </w:hyperlink>
+      <w:r>
+        <w:rPr>
+          <w:lang w:val="zh_TW" w:bidi="zh_TW"/>
+        </w:rPr>
+        <w:t>創世記十八</w:t>
+      </w:r>
       <w:r>
         <w:rPr>
           <w:lang w:val="zh_TW" w:bidi="zh_TW"/>
         </w:rPr>
         <w:t>和</w:t>
       </w:r>
-      <w:hyperlink r:id="rId31">
-        <w:r>
-          <w:rPr>
-            <w:lang w:val="zh_TW" w:bidi="zh_TW"/>
-          </w:rPr>
-          <w:rPr>
-            <w:color w:val="0000EE"/>
-            <w:u w:val="single"/>
-          </w:rPr>
-          <w:t>十九章</w:t>
-        </w:r>
-      </w:hyperlink>
+      <w:r>
+        <w:rPr>
+          <w:lang w:val="zh_TW" w:bidi="zh_TW"/>
+        </w:rPr>
+        <w:t>十九章</w:t>
+      </w:r>
       <w:r>
         <w:rPr>
           <w:lang w:val="zh_TW" w:bidi="zh_TW"/>
         </w:rPr>
         <w:t>。聖經對這座城市的描述由第</w:t>
       </w:r>
-      <w:hyperlink r:id="rId32">
-        <w:r>
-          <w:rPr>
-            <w:lang w:val="zh_TW" w:bidi="zh_TW"/>
-          </w:rPr>
-          <w:rPr>
-            <w:color w:val="0000EE"/>
-            <w:u w:val="single"/>
-          </w:rPr>
-          <w:t>十三</w:t>
-        </w:r>
-      </w:hyperlink>
+      <w:r>
+        <w:rPr>
+          <w:lang w:val="zh_TW" w:bidi="zh_TW"/>
+        </w:rPr>
+        <w:t>十三</w:t>
+      </w:r>
       <w:r>
         <w:rPr>
           <w:lang w:val="zh_TW" w:bidi="zh_TW"/>
@@ -873,36 +753,24 @@
         </w:rPr>
         <w:t>在羅得定居在所多瑪後，四個東方的王進攻該地區，包括所多瑪和蛾摩拉，並取得了控制權。14年後，他們再次回來平定一場叛亂（</w:t>
       </w:r>
-      <w:hyperlink r:id="rId33">
-        <w:r>
-          <w:rPr>
-            <w:lang w:val="zh_TW" w:bidi="zh_TW"/>
-          </w:rPr>
-          <w:rPr>
-            <w:color w:val="0000EE"/>
-            <w:u w:val="single"/>
-          </w:rPr>
-          <w:t>創14:1–5</w:t>
-        </w:r>
-      </w:hyperlink>
+      <w:r>
+        <w:rPr>
+          <w:lang w:val="zh_TW" w:bidi="zh_TW"/>
+        </w:rPr>
+        <w:t>創14:1–5</w:t>
+      </w:r>
       <w:r>
         <w:rPr>
           <w:lang w:val="zh_TW" w:bidi="zh_TW"/>
         </w:rPr>
         <w:t>）。羅得在這場衝突中被擄，但後來被亞伯拉罕救出。所多瑪與蛾摩拉的罪惡如此重大，以至於耶和華決定毀滅它們。亞伯拉罕曾為其求情，問神如果城裡能找到十個義人，是否能饒恕這些城（</w:t>
       </w:r>
-      <w:hyperlink r:id="rId34">
-        <w:r>
-          <w:rPr>
-            <w:lang w:val="zh_TW" w:bidi="zh_TW"/>
-          </w:rPr>
-          <w:rPr>
-            <w:color w:val="0000EE"/>
-            <w:u w:val="single"/>
-          </w:rPr>
-          <w:t>創18:20–33</w:t>
-        </w:r>
-      </w:hyperlink>
+      <w:r>
+        <w:rPr>
+          <w:lang w:val="zh_TW" w:bidi="zh_TW"/>
+        </w:rPr>
+        <w:t>創18:20–33</w:t>
+      </w:r>
       <w:r>
         <w:rPr>
           <w:lang w:val="zh_TW" w:bidi="zh_TW"/>
@@ -923,18 +791,12 @@
         </w:rPr>
         <w:t>那兩位從亞伯拉罕那裡前往所多瑪來自天上的客人，發現羅得正坐在城門口（</w:t>
       </w:r>
-      <w:hyperlink r:id="rId35">
-        <w:r>
-          <w:rPr>
-            <w:lang w:val="zh_TW" w:bidi="zh_TW"/>
-          </w:rPr>
-          <w:rPr>
-            <w:color w:val="0000EE"/>
-            <w:u w:val="single"/>
-          </w:rPr>
-          <w:t>創19:1</w:t>
-        </w:r>
-      </w:hyperlink>
+      <w:r>
+        <w:rPr>
+          <w:lang w:val="zh_TW" w:bidi="zh_TW"/>
+        </w:rPr>
+        <w:t>創19:1</w:t>
+      </w:r>
       <w:r>
         <w:rPr>
           <w:lang w:val="zh_TW" w:bidi="zh_TW"/>
@@ -1016,180 +878,120 @@
         </w:rPr>
         <w:t>瑣珥是「平原上的城（cities of the plain）」之一，曾與所多瑪、蛾摩拉、押瑪及洗扁結為同盟（</w:t>
       </w:r>
-      <w:hyperlink r:id="rId36">
-        <w:r>
-          <w:rPr>
-            <w:lang w:val="zh_TW" w:bidi="zh_TW"/>
-          </w:rPr>
-          <w:rPr>
-            <w:color w:val="0000EE"/>
-            <w:u w:val="single"/>
-          </w:rPr>
-          <w:t>創14:2</w:t>
-        </w:r>
-      </w:hyperlink>
+      <w:r>
+        <w:rPr>
+          <w:lang w:val="zh_TW" w:bidi="zh_TW"/>
+        </w:rPr>
+        <w:t>創14:2</w:t>
+      </w:r>
       <w:r>
         <w:rPr>
           <w:lang w:val="zh_TW" w:bidi="zh_TW"/>
         </w:rPr>
         <w:t>、</w:t>
       </w:r>
-      <w:hyperlink r:id="rId36">
-        <w:r>
-          <w:rPr>
-            <w:lang w:val="zh_TW" w:bidi="zh_TW"/>
-          </w:rPr>
-          <w:rPr>
-            <w:color w:val="0000EE"/>
-            <w:u w:val="single"/>
-          </w:rPr>
-          <w:t>8</w:t>
-        </w:r>
-      </w:hyperlink>
+      <w:r>
+        <w:rPr>
+          <w:lang w:val="zh_TW" w:bidi="zh_TW"/>
+        </w:rPr>
+        <w:t>8</w:t>
+      </w:r>
       <w:r>
         <w:rPr>
           <w:lang w:val="zh_TW" w:bidi="zh_TW"/>
         </w:rPr>
         <w:t>）。瑣珥舊稱比拉（Bela），其最為人熟知的事蹟，是在所多瑪及其它平原上的城覆滅之際，曾作為羅得和他女兒們的臨時避難所（</w:t>
       </w:r>
-      <w:hyperlink r:id="rId37">
-        <w:r>
-          <w:rPr>
-            <w:lang w:val="zh_TW" w:bidi="zh_TW"/>
-          </w:rPr>
-          <w:rPr>
-            <w:color w:val="0000EE"/>
-            <w:u w:val="single"/>
-          </w:rPr>
-          <w:t>創19:22–23</w:t>
-        </w:r>
-      </w:hyperlink>
+      <w:r>
+        <w:rPr>
+          <w:lang w:val="zh_TW" w:bidi="zh_TW"/>
+        </w:rPr>
+        <w:t>創19:22–23</w:t>
+      </w:r>
       <w:r>
         <w:rPr>
           <w:lang w:val="zh_TW" w:bidi="zh_TW"/>
         </w:rPr>
         <w:t>、</w:t>
       </w:r>
-      <w:hyperlink r:id="rId37">
-        <w:r>
-          <w:rPr>
-            <w:lang w:val="zh_TW" w:bidi="zh_TW"/>
-          </w:rPr>
-          <w:rPr>
-            <w:color w:val="0000EE"/>
-            <w:u w:val="single"/>
-          </w:rPr>
-          <w:t>30</w:t>
-        </w:r>
-      </w:hyperlink>
+      <w:r>
+        <w:rPr>
+          <w:lang w:val="zh_TW" w:bidi="zh_TW"/>
+        </w:rPr>
+        <w:t>30</w:t>
+      </w:r>
       <w:r>
         <w:rPr>
           <w:lang w:val="zh_TW" w:bidi="zh_TW"/>
         </w:rPr>
         <w:t>）。儘管瑣珥顯然是一個小鎮（</w:t>
       </w:r>
-      <w:hyperlink r:id="rId38">
-        <w:r>
-          <w:rPr>
-            <w:lang w:val="zh_TW" w:bidi="zh_TW"/>
-          </w:rPr>
-          <w:rPr>
-            <w:color w:val="0000EE"/>
-            <w:u w:val="single"/>
-          </w:rPr>
-          <w:t>22節</w:t>
-        </w:r>
-      </w:hyperlink>
+      <w:r>
+        <w:rPr>
+          <w:lang w:val="zh_TW" w:bidi="zh_TW"/>
+        </w:rPr>
+        <w:t>22節</w:t>
+      </w:r>
       <w:r>
         <w:rPr>
           <w:lang w:val="zh_TW" w:bidi="zh_TW"/>
         </w:rPr>
         <w:t>；瑣珥的意思為「小」），但在古代它顯然被視為一個重要的地理標誌。當亞伯拉罕與羅得分地時，羅得選中的便是靠近瑣珥一帶的土地（</w:t>
       </w:r>
-      <w:hyperlink r:id="rId39">
-        <w:r>
-          <w:rPr>
-            <w:lang w:val="zh_TW" w:bidi="zh_TW"/>
-          </w:rPr>
-          <w:rPr>
-            <w:color w:val="0000EE"/>
-            <w:u w:val="single"/>
-          </w:rPr>
-          <w:t>創13:10</w:t>
-        </w:r>
-      </w:hyperlink>
+      <w:r>
+        <w:rPr>
+          <w:lang w:val="zh_TW" w:bidi="zh_TW"/>
+        </w:rPr>
+        <w:t>創13:10</w:t>
+      </w:r>
       <w:r>
         <w:rPr>
           <w:lang w:val="zh_TW" w:bidi="zh_TW"/>
         </w:rPr>
         <w:t>）。後來摩西從毗斯迦山（Mt Pisgah）眺望應許之地時，他將瑣珥看作耶利哥平原谷地的最南端（</w:t>
       </w:r>
-      <w:hyperlink r:id="rId40">
-        <w:r>
-          <w:rPr>
-            <w:lang w:val="zh_TW" w:bidi="zh_TW"/>
-          </w:rPr>
-          <w:rPr>
-            <w:color w:val="0000EE"/>
-            <w:u w:val="single"/>
-          </w:rPr>
-          <w:t>申34:3</w:t>
-        </w:r>
-      </w:hyperlink>
+      <w:r>
+        <w:rPr>
+          <w:lang w:val="zh_TW" w:bidi="zh_TW"/>
+        </w:rPr>
+        <w:t>申34:3</w:t>
+      </w:r>
       <w:r>
         <w:rPr>
           <w:lang w:val="zh_TW" w:bidi="zh_TW"/>
         </w:rPr>
         <w:t>）。到了先知時代，瑣珥則被視為摩押南部的疆界（</w:t>
       </w:r>
-      <w:hyperlink r:id="rId41">
-        <w:r>
-          <w:rPr>
-            <w:lang w:val="zh_TW" w:bidi="zh_TW"/>
-          </w:rPr>
-          <w:rPr>
-            <w:color w:val="0000EE"/>
-            <w:u w:val="single"/>
-          </w:rPr>
-          <w:t>賽15:5</w:t>
-        </w:r>
-      </w:hyperlink>
+      <w:r>
+        <w:rPr>
+          <w:lang w:val="zh_TW" w:bidi="zh_TW"/>
+        </w:rPr>
+        <w:t>賽15:5</w:t>
+      </w:r>
       <w:r>
         <w:rPr>
           <w:lang w:val="zh_TW" w:bidi="zh_TW"/>
         </w:rPr>
         <w:t>；</w:t>
       </w:r>
-      <w:hyperlink r:id="rId42">
-        <w:r>
-          <w:rPr>
-            <w:lang w:val="zh_TW" w:bidi="zh_TW"/>
-          </w:rPr>
-          <w:rPr>
-            <w:color w:val="0000EE"/>
-            <w:u w:val="single"/>
-          </w:rPr>
-          <w:t>耶48:4</w:t>
-        </w:r>
-      </w:hyperlink>
+      <w:r>
+        <w:rPr>
+          <w:lang w:val="zh_TW" w:bidi="zh_TW"/>
+        </w:rPr>
+        <w:t>耶48:4</w:t>
+      </w:r>
       <w:r>
         <w:rPr>
           <w:lang w:val="zh_TW" w:bidi="zh_TW"/>
         </w:rPr>
         <w:t>、</w:t>
       </w:r>
-      <w:hyperlink r:id="rId42">
-        <w:r>
-          <w:rPr>
-            <w:lang w:val="zh_TW" w:bidi="zh_TW"/>
-          </w:rPr>
-          <w:rPr>
-            <w:color w:val="0000EE"/>
-            <w:u w:val="single"/>
-          </w:rPr>
-          <w:t>34</w:t>
-        </w:r>
-      </w:hyperlink>
+      <w:r>
+        <w:rPr>
+          <w:lang w:val="zh_TW" w:bidi="zh_TW"/>
+        </w:rPr>
+        <w:t>34</w:t>
+      </w:r>
       <w:r>
         <w:rPr>
           <w:lang w:val="zh_TW" w:bidi="zh_TW"/>
@@ -1279,36 +1081,24 @@
         </w:rPr>
         <w:t>赫人以弗崙的父親。亞伯拉罕從以弗崙那裡買了麥比拉洞（</w:t>
       </w:r>
-      <w:hyperlink r:id="rId43">
-        <w:r>
-          <w:rPr>
-            <w:lang w:val="zh_TW" w:bidi="zh_TW"/>
-          </w:rPr>
-          <w:rPr>
-            <w:color w:val="0000EE"/>
-            <w:u w:val="single"/>
-          </w:rPr>
-          <w:t>創23:7–9</w:t>
-        </w:r>
-      </w:hyperlink>
+      <w:r>
+        <w:rPr>
+          <w:lang w:val="zh_TW" w:bidi="zh_TW"/>
+        </w:rPr>
+        <w:t>創23:7–9</w:t>
+      </w:r>
       <w:r>
         <w:rPr>
           <w:lang w:val="zh_TW" w:bidi="zh_TW"/>
         </w:rPr>
         <w:t>，</w:t>
       </w:r>
-      <w:hyperlink r:id="rId44">
-        <w:r>
-          <w:rPr>
-            <w:lang w:val="zh_TW" w:bidi="zh_TW"/>
-          </w:rPr>
-          <w:rPr>
-            <w:color w:val="0000EE"/>
-            <w:u w:val="single"/>
-          </w:rPr>
-          <w:t>25:9</w:t>
-        </w:r>
-      </w:hyperlink>
+      <w:r>
+        <w:rPr>
+          <w:lang w:val="zh_TW" w:bidi="zh_TW"/>
+        </w:rPr>
+        <w:t>25:9</w:t>
+      </w:r>
       <w:r>
         <w:rPr>
           <w:lang w:val="zh_TW" w:bidi="zh_TW"/>
@@ -1333,36 +1123,24 @@
         </w:rPr>
         <w:t>在</w:t>
       </w:r>
-      <w:hyperlink r:id="rId45">
-        <w:r>
-          <w:rPr>
-            <w:lang w:val="zh_TW" w:bidi="zh_TW"/>
-          </w:rPr>
-          <w:rPr>
-            <w:color w:val="0000EE"/>
-            <w:u w:val="single"/>
-          </w:rPr>
-          <w:t>創世記四十六章10節</w:t>
-        </w:r>
-      </w:hyperlink>
+      <w:r>
+        <w:rPr>
+          <w:lang w:val="zh_TW" w:bidi="zh_TW"/>
+        </w:rPr>
+        <w:t>創世記四十六章10節</w:t>
+      </w:r>
       <w:r>
         <w:rPr>
           <w:lang w:val="zh_TW" w:bidi="zh_TW"/>
         </w:rPr>
         <w:t>和</w:t>
       </w:r>
-      <w:hyperlink r:id="rId46">
-        <w:r>
-          <w:rPr>
-            <w:lang w:val="zh_TW" w:bidi="zh_TW"/>
-          </w:rPr>
-          <w:rPr>
-            <w:color w:val="0000EE"/>
-            <w:u w:val="single"/>
-          </w:rPr>
-          <w:t>出埃及記六章15節</w:t>
-        </w:r>
-      </w:hyperlink>
+      <w:r>
+        <w:rPr>
+          <w:lang w:val="zh_TW" w:bidi="zh_TW"/>
+        </w:rPr>
+        <w:t>出埃及記六章15節</w:t>
+      </w:r>
       <w:r>
         <w:rPr>
           <w:lang w:val="zh_TW" w:bidi="zh_TW"/>
@@ -1401,18 +1179,12 @@
           <w:lang w:val="zh_TW" w:bidi="zh_TW"/>
         </w:rPr>
       </w:r>
-      <w:hyperlink r:id="rId47">
-        <w:r>
-          <w:rPr>
-            <w:lang w:val="zh_TW" w:bidi="zh_TW"/>
-          </w:rPr>
-          <w:rPr>
-            <w:color w:val="0000EE"/>
-            <w:u w:val="single"/>
-          </w:rPr>
-          <w:t>歷代志上四章7節</w:t>
-        </w:r>
-      </w:hyperlink>
+      <w:r>
+        <w:rPr>
+          <w:lang w:val="zh_TW" w:bidi="zh_TW"/>
+        </w:rPr>
+        <w:t>歷代志上四章7節</w:t>
+      </w:r>
       <w:r>
         <w:rPr>
           <w:lang w:val="zh_TW" w:bidi="zh_TW"/>
